--- a/swh/docx/017.content.docx
+++ b/swh/docx/017.content.docx
@@ -453,66 +453,48 @@
           <w:lang w:val="sw_KE" w:bidi="sw_KE"/>
         </w:rPr>
       </w:r>
-      <w:hyperlink r:id="rId13">
-        <w:r>
-          <w:rPr>
-            <w:lang w:val="sw_KE" w:bidi="sw_KE"/>
-          </w:rPr>
-          <w:rPr>
-            <w:color w:val="0000EE"/>
-            <w:u w:val="single"/>
-          </w:rPr>
-          <w:t>Mwanzo 28:2</w:t>
-        </w:r>
-      </w:hyperlink>
-    </w:p>
-    <w:p>
-      <w:pPr>
-        <w:pStyle w:val="ListBullet"/>
-        <w:spacing w:line="240" w:lineRule="auto"/>
-        <w:ind w:left="720"/>
-      </w:pPr>
-      <w:r>
-        <w:rPr>
-          <w:lang w:val="sw_KE" w:bidi="sw_KE"/>
-        </w:rPr>
-      </w:r>
-      <w:hyperlink r:id="rId14">
-        <w:r>
-          <w:rPr>
-            <w:lang w:val="sw_KE" w:bidi="sw_KE"/>
-          </w:rPr>
-          <w:rPr>
-            <w:color w:val="0000EE"/>
-            <w:u w:val="single"/>
-          </w:rPr>
-          <w:t>Mwanzo 35:9</w:t>
-        </w:r>
-      </w:hyperlink>
-    </w:p>
-    <w:p>
-      <w:pPr>
-        <w:pStyle w:val="ListBullet"/>
-        <w:spacing w:line="240" w:lineRule="auto"/>
-        <w:ind w:left="720"/>
-      </w:pPr>
-      <w:r>
-        <w:rPr>
-          <w:lang w:val="sw_KE" w:bidi="sw_KE"/>
-        </w:rPr>
-      </w:r>
-      <w:hyperlink r:id="rId15">
-        <w:r>
-          <w:rPr>
-            <w:lang w:val="sw_KE" w:bidi="sw_KE"/>
-          </w:rPr>
-          <w:rPr>
-            <w:color w:val="0000EE"/>
-            <w:u w:val="single"/>
-          </w:rPr>
-          <w:t>Mwanzo 46:12–15</w:t>
-        </w:r>
-      </w:hyperlink>
+      <w:r>
+        <w:rPr>
+          <w:lang w:val="sw_KE" w:bidi="sw_KE"/>
+        </w:rPr>
+        <w:t>Mwanzo 28:2</w:t>
+      </w:r>
+    </w:p>
+    <w:p>
+      <w:pPr>
+        <w:pStyle w:val="ListBullet"/>
+        <w:spacing w:line="240" w:lineRule="auto"/>
+        <w:ind w:left="720"/>
+      </w:pPr>
+      <w:r>
+        <w:rPr>
+          <w:lang w:val="sw_KE" w:bidi="sw_KE"/>
+        </w:rPr>
+      </w:r>
+      <w:r>
+        <w:rPr>
+          <w:lang w:val="sw_KE" w:bidi="sw_KE"/>
+        </w:rPr>
+        <w:t>Mwanzo 35:9</w:t>
+      </w:r>
+    </w:p>
+    <w:p>
+      <w:pPr>
+        <w:pStyle w:val="ListBullet"/>
+        <w:spacing w:line="240" w:lineRule="auto"/>
+        <w:ind w:left="720"/>
+      </w:pPr>
+      <w:r>
+        <w:rPr>
+          <w:lang w:val="sw_KE" w:bidi="sw_KE"/>
+        </w:rPr>
+      </w:r>
+      <w:r>
+        <w:rPr>
+          <w:lang w:val="sw_KE" w:bidi="sw_KE"/>
+        </w:rPr>
+        <w:t>Mwanzo 46:12–15</w:t>
+      </w:r>
     </w:p>
     <w:p>
       <w:pPr>
@@ -926,18 +908,12 @@
           <w:lang w:val="sw_KE" w:bidi="sw_KE"/>
         </w:rPr>
       </w:r>
-      <w:hyperlink r:id="rId16">
-        <w:r>
-          <w:rPr>
-            <w:lang w:val="sw_KE" w:bidi="sw_KE"/>
-          </w:rPr>
-          <w:rPr>
-            <w:color w:val="0000EE"/>
-            <w:u w:val="single"/>
-          </w:rPr>
-          <w:t>1 Yohana 2:20</w:t>
-        </w:r>
-      </w:hyperlink>
+      <w:r>
+        <w:rPr>
+          <w:lang w:val="sw_KE" w:bidi="sw_KE"/>
+        </w:rPr>
+        <w:t>1 Yohana 2:20</w:t>
+      </w:r>
     </w:p>
     <w:p>
       <w:pPr>
@@ -950,18 +926,12 @@
           <w:lang w:val="sw_KE" w:bidi="sw_KE"/>
         </w:rPr>
       </w:r>
-      <w:hyperlink r:id="rId17">
-        <w:r>
-          <w:rPr>
-            <w:lang w:val="sw_KE" w:bidi="sw_KE"/>
-          </w:rPr>
-          <w:rPr>
-            <w:color w:val="0000EE"/>
-            <w:u w:val="single"/>
-          </w:rPr>
-          <w:t>1 Yohana 2:27</w:t>
-        </w:r>
-      </w:hyperlink>
+      <w:r>
+        <w:rPr>
+          <w:lang w:val="sw_KE" w:bidi="sw_KE"/>
+        </w:rPr>
+        <w:t>1 Yohana 2:27</w:t>
+      </w:r>
     </w:p>
     <w:p>
       <w:pPr>
@@ -974,18 +944,12 @@
           <w:lang w:val="sw_KE" w:bidi="sw_KE"/>
         </w:rPr>
       </w:r>
-      <w:hyperlink r:id="rId18">
-        <w:r>
-          <w:rPr>
-            <w:lang w:val="sw_KE" w:bidi="sw_KE"/>
-          </w:rPr>
-          <w:rPr>
-            <w:color w:val="0000EE"/>
-            <w:u w:val="single"/>
-          </w:rPr>
-          <w:t>2 Wakorintho 1:21</w:t>
-        </w:r>
-      </w:hyperlink>
+      <w:r>
+        <w:rPr>
+          <w:lang w:val="sw_KE" w:bidi="sw_KE"/>
+        </w:rPr>
+        <w:t>2 Wakorintho 1:21</w:t>
+      </w:r>
     </w:p>
     <w:p>
       <w:pPr>
@@ -998,18 +962,12 @@
           <w:lang w:val="sw_KE" w:bidi="sw_KE"/>
         </w:rPr>
       </w:r>
-      <w:hyperlink r:id="rId19">
-        <w:r>
-          <w:rPr>
-            <w:lang w:val="sw_KE" w:bidi="sw_KE"/>
-          </w:rPr>
-          <w:rPr>
-            <w:color w:val="0000EE"/>
-            <w:u w:val="single"/>
-          </w:rPr>
-          <w:t>1 Samweli 16:2–3</w:t>
-        </w:r>
-      </w:hyperlink>
+      <w:r>
+        <w:rPr>
+          <w:lang w:val="sw_KE" w:bidi="sw_KE"/>
+        </w:rPr>
+        <w:t>1 Samweli 16:2–3</w:t>
+      </w:r>
     </w:p>
     <w:p>
       <w:pPr>
@@ -1022,18 +980,12 @@
           <w:lang w:val="sw_KE" w:bidi="sw_KE"/>
         </w:rPr>
       </w:r>
-      <w:hyperlink r:id="rId20">
-        <w:r>
-          <w:rPr>
-            <w:lang w:val="sw_KE" w:bidi="sw_KE"/>
-          </w:rPr>
-          <w:rPr>
-            <w:color w:val="0000EE"/>
-            <w:u w:val="single"/>
-          </w:rPr>
-          <w:t>Matendo 4:27–28</w:t>
-        </w:r>
-      </w:hyperlink>
+      <w:r>
+        <w:rPr>
+          <w:lang w:val="sw_KE" w:bidi="sw_KE"/>
+        </w:rPr>
+        <w:t>Matendo 4:27–28</w:t>
+      </w:r>
     </w:p>
     <w:p>
       <w:pPr>
@@ -1046,18 +998,12 @@
           <w:lang w:val="sw_KE" w:bidi="sw_KE"/>
         </w:rPr>
       </w:r>
-      <w:hyperlink r:id="rId21">
-        <w:r>
-          <w:rPr>
-            <w:lang w:val="sw_KE" w:bidi="sw_KE"/>
-          </w:rPr>
-          <w:rPr>
-            <w:color w:val="0000EE"/>
-            <w:u w:val="single"/>
-          </w:rPr>
-          <w:t>Amosi 6:5–6</w:t>
-        </w:r>
-      </w:hyperlink>
+      <w:r>
+        <w:rPr>
+          <w:lang w:val="sw_KE" w:bidi="sw_KE"/>
+        </w:rPr>
+        <w:t>Amosi 6:5–6</w:t>
+      </w:r>
     </w:p>
     <w:p>
       <w:pPr>
@@ -1070,18 +1016,12 @@
           <w:lang w:val="sw_KE" w:bidi="sw_KE"/>
         </w:rPr>
       </w:r>
-      <w:hyperlink r:id="rId22">
-        <w:r>
-          <w:rPr>
-            <w:lang w:val="sw_KE" w:bidi="sw_KE"/>
-          </w:rPr>
-          <w:rPr>
-            <w:color w:val="0000EE"/>
-            <w:u w:val="single"/>
-          </w:rPr>
-          <w:t>Kutoka 29:5–7</w:t>
-        </w:r>
-      </w:hyperlink>
+      <w:r>
+        <w:rPr>
+          <w:lang w:val="sw_KE" w:bidi="sw_KE"/>
+        </w:rPr>
+        <w:t>Kutoka 29:5–7</w:t>
+      </w:r>
     </w:p>
     <w:p>
       <w:pPr>
@@ -1094,18 +1034,12 @@
           <w:lang w:val="sw_KE" w:bidi="sw_KE"/>
         </w:rPr>
       </w:r>
-      <w:hyperlink r:id="rId23">
-        <w:r>
-          <w:rPr>
-            <w:lang w:val="sw_KE" w:bidi="sw_KE"/>
-          </w:rPr>
-          <w:rPr>
-            <w:color w:val="0000EE"/>
-            <w:u w:val="single"/>
-          </w:rPr>
-          <w:t>Yakobo 5:13–15</w:t>
-        </w:r>
-      </w:hyperlink>
+      <w:r>
+        <w:rPr>
+          <w:lang w:val="sw_KE" w:bidi="sw_KE"/>
+        </w:rPr>
+        <w:t>Yakobo 5:13–15</w:t>
+      </w:r>
     </w:p>
     <w:p>
       <w:pPr>
@@ -1362,114 +1296,84 @@
           <w:lang w:val="sw_KE" w:bidi="sw_KE"/>
         </w:rPr>
       </w:r>
-      <w:hyperlink r:id="rId24">
-        <w:r>
-          <w:rPr>
-            <w:lang w:val="sw_KE" w:bidi="sw_KE"/>
-          </w:rPr>
-          <w:rPr>
-            <w:color w:val="0000EE"/>
-            <w:u w:val="single"/>
-          </w:rPr>
-          <w:t>Luka 8:5</w:t>
-        </w:r>
-      </w:hyperlink>
-    </w:p>
-    <w:p>
-      <w:pPr>
-        <w:pStyle w:val="ListBullet"/>
-        <w:spacing w:line="240" w:lineRule="auto"/>
-        <w:ind w:left="720"/>
-      </w:pPr>
-      <w:r>
-        <w:rPr>
-          <w:lang w:val="sw_KE" w:bidi="sw_KE"/>
-        </w:rPr>
-      </w:r>
-      <w:hyperlink r:id="rId25">
-        <w:r>
-          <w:rPr>
-            <w:lang w:val="sw_KE" w:bidi="sw_KE"/>
-          </w:rPr>
-          <w:rPr>
-            <w:color w:val="0000EE"/>
-            <w:u w:val="single"/>
-          </w:rPr>
-          <w:t>Mathayo 6:25–26</w:t>
-        </w:r>
-      </w:hyperlink>
-    </w:p>
-    <w:p>
-      <w:pPr>
-        <w:pStyle w:val="ListBullet"/>
-        <w:spacing w:line="240" w:lineRule="auto"/>
-        <w:ind w:left="720"/>
-      </w:pPr>
-      <w:r>
-        <w:rPr>
-          <w:lang w:val="sw_KE" w:bidi="sw_KE"/>
-        </w:rPr>
-      </w:r>
-      <w:hyperlink r:id="rId26">
-        <w:r>
-          <w:rPr>
-            <w:lang w:val="sw_KE" w:bidi="sw_KE"/>
-          </w:rPr>
-          <w:rPr>
-            <w:color w:val="0000EE"/>
-            <w:u w:val="single"/>
-          </w:rPr>
-          <w:t>Mathayo 13:4</w:t>
-        </w:r>
-      </w:hyperlink>
-    </w:p>
-    <w:p>
-      <w:pPr>
-        <w:pStyle w:val="ListBullet"/>
-        <w:spacing w:line="240" w:lineRule="auto"/>
-        <w:ind w:left="720"/>
-      </w:pPr>
-      <w:r>
-        <w:rPr>
-          <w:lang w:val="sw_KE" w:bidi="sw_KE"/>
-        </w:rPr>
-      </w:r>
-      <w:hyperlink r:id="rId27">
-        <w:r>
-          <w:rPr>
-            <w:lang w:val="sw_KE" w:bidi="sw_KE"/>
-          </w:rPr>
-          <w:rPr>
-            <w:color w:val="0000EE"/>
-            <w:u w:val="single"/>
-          </w:rPr>
-          <w:t>Mathayo 13:19</w:t>
-        </w:r>
-      </w:hyperlink>
-    </w:p>
-    <w:p>
-      <w:pPr>
-        <w:pStyle w:val="ListBullet"/>
-        <w:spacing w:line="240" w:lineRule="auto"/>
-        <w:ind w:left="720"/>
-      </w:pPr>
-      <w:r>
-        <w:rPr>
-          <w:lang w:val="sw_KE" w:bidi="sw_KE"/>
-        </w:rPr>
-      </w:r>
-      <w:hyperlink r:id="rId28">
-        <w:r>
-          <w:rPr>
-            <w:lang w:val="sw_KE" w:bidi="sw_KE"/>
-          </w:rPr>
-          <w:rPr>
-            <w:color w:val="0000EE"/>
-            <w:u w:val="single"/>
-          </w:rPr>
-          <w:t>Mathayo 25:24</w:t>
-        </w:r>
-      </w:hyperlink>
+      <w:r>
+        <w:rPr>
+          <w:lang w:val="sw_KE" w:bidi="sw_KE"/>
+        </w:rPr>
+        <w:t>Luka 8:5</w:t>
+      </w:r>
+    </w:p>
+    <w:p>
+      <w:pPr>
+        <w:pStyle w:val="ListBullet"/>
+        <w:spacing w:line="240" w:lineRule="auto"/>
+        <w:ind w:left="720"/>
+      </w:pPr>
+      <w:r>
+        <w:rPr>
+          <w:lang w:val="sw_KE" w:bidi="sw_KE"/>
+        </w:rPr>
+      </w:r>
+      <w:r>
+        <w:rPr>
+          <w:lang w:val="sw_KE" w:bidi="sw_KE"/>
+        </w:rPr>
+        <w:t>Mathayo 6:25–26</w:t>
+      </w:r>
+    </w:p>
+    <w:p>
+      <w:pPr>
+        <w:pStyle w:val="ListBullet"/>
+        <w:spacing w:line="240" w:lineRule="auto"/>
+        <w:ind w:left="720"/>
+      </w:pPr>
+      <w:r>
+        <w:rPr>
+          <w:lang w:val="sw_KE" w:bidi="sw_KE"/>
+        </w:rPr>
+      </w:r>
+      <w:r>
+        <w:rPr>
+          <w:lang w:val="sw_KE" w:bidi="sw_KE"/>
+        </w:rPr>
+        <w:t>Mathayo 13:4</w:t>
+      </w:r>
+    </w:p>
+    <w:p>
+      <w:pPr>
+        <w:pStyle w:val="ListBullet"/>
+        <w:spacing w:line="240" w:lineRule="auto"/>
+        <w:ind w:left="720"/>
+      </w:pPr>
+      <w:r>
+        <w:rPr>
+          <w:lang w:val="sw_KE" w:bidi="sw_KE"/>
+        </w:rPr>
+      </w:r>
+      <w:r>
+        <w:rPr>
+          <w:lang w:val="sw_KE" w:bidi="sw_KE"/>
+        </w:rPr>
+        <w:t>Mathayo 13:19</w:t>
+      </w:r>
+    </w:p>
+    <w:p>
+      <w:pPr>
+        <w:pStyle w:val="ListBullet"/>
+        <w:spacing w:line="240" w:lineRule="auto"/>
+        <w:ind w:left="720"/>
+      </w:pPr>
+      <w:r>
+        <w:rPr>
+          <w:lang w:val="sw_KE" w:bidi="sw_KE"/>
+        </w:rPr>
+      </w:r>
+      <w:r>
+        <w:rPr>
+          <w:lang w:val="sw_KE" w:bidi="sw_KE"/>
+        </w:rPr>
+        <w:t>Mathayo 25:24</w:t>
+      </w:r>
     </w:p>
     <w:p>
       <w:pPr>
@@ -1741,114 +1645,84 @@
           <w:lang w:val="sw_KE" w:bidi="sw_KE"/>
         </w:rPr>
       </w:r>
-      <w:hyperlink r:id="rId29">
-        <w:r>
-          <w:rPr>
-            <w:lang w:val="sw_KE" w:bidi="sw_KE"/>
-          </w:rPr>
-          <w:rPr>
-            <w:color w:val="0000EE"/>
-            <w:u w:val="single"/>
-          </w:rPr>
-          <w:t>1 Wafalme 11:18</w:t>
-        </w:r>
-      </w:hyperlink>
-    </w:p>
-    <w:p>
-      <w:pPr>
-        <w:pStyle w:val="ListBullet"/>
-        <w:spacing w:line="240" w:lineRule="auto"/>
-        <w:ind w:left="720"/>
-      </w:pPr>
-      <w:r>
-        <w:rPr>
-          <w:lang w:val="sw_KE" w:bidi="sw_KE"/>
-        </w:rPr>
-      </w:r>
-      <w:hyperlink r:id="rId30">
-        <w:r>
-          <w:rPr>
-            <w:lang w:val="sw_KE" w:bidi="sw_KE"/>
-          </w:rPr>
-          <w:rPr>
-            <w:color w:val="0000EE"/>
-            <w:u w:val="single"/>
-          </w:rPr>
-          <w:t>1 Samweli 25:1</w:t>
-        </w:r>
-      </w:hyperlink>
-    </w:p>
-    <w:p>
-      <w:pPr>
-        <w:pStyle w:val="ListBullet"/>
-        <w:spacing w:line="240" w:lineRule="auto"/>
-        <w:ind w:left="720"/>
-      </w:pPr>
-      <w:r>
-        <w:rPr>
-          <w:lang w:val="sw_KE" w:bidi="sw_KE"/>
-        </w:rPr>
-      </w:r>
-      <w:hyperlink r:id="rId31">
-        <w:r>
-          <w:rPr>
-            <w:lang w:val="sw_KE" w:bidi="sw_KE"/>
-          </w:rPr>
-          <w:rPr>
-            <w:color w:val="0000EE"/>
-            <w:u w:val="single"/>
-          </w:rPr>
-          <w:t>Mwanzo 21:19–21</w:t>
-        </w:r>
-      </w:hyperlink>
-    </w:p>
-    <w:p>
-      <w:pPr>
-        <w:pStyle w:val="ListBullet"/>
-        <w:spacing w:line="240" w:lineRule="auto"/>
-        <w:ind w:left="720"/>
-      </w:pPr>
-      <w:r>
-        <w:rPr>
-          <w:lang w:val="sw_KE" w:bidi="sw_KE"/>
-        </w:rPr>
-      </w:r>
-      <w:hyperlink r:id="rId32">
-        <w:r>
-          <w:rPr>
-            <w:lang w:val="sw_KE" w:bidi="sw_KE"/>
-          </w:rPr>
-          <w:rPr>
-            <w:color w:val="0000EE"/>
-            <w:u w:val="single"/>
-          </w:rPr>
-          <w:t>Hesabu 10:11–13</w:t>
-        </w:r>
-      </w:hyperlink>
-    </w:p>
-    <w:p>
-      <w:pPr>
-        <w:pStyle w:val="ListBullet"/>
-        <w:spacing w:line="240" w:lineRule="auto"/>
-        <w:ind w:left="720"/>
-      </w:pPr>
-      <w:r>
-        <w:rPr>
-          <w:lang w:val="sw_KE" w:bidi="sw_KE"/>
-        </w:rPr>
-      </w:r>
-      <w:hyperlink r:id="rId33">
-        <w:r>
-          <w:rPr>
-            <w:lang w:val="sw_KE" w:bidi="sw_KE"/>
-          </w:rPr>
-          <w:rPr>
-            <w:color w:val="0000EE"/>
-            <w:u w:val="single"/>
-          </w:rPr>
-          <w:t>Hesabu 13:3–4</w:t>
-        </w:r>
-      </w:hyperlink>
+      <w:r>
+        <w:rPr>
+          <w:lang w:val="sw_KE" w:bidi="sw_KE"/>
+        </w:rPr>
+        <w:t>1 Wafalme 11:18</w:t>
+      </w:r>
+    </w:p>
+    <w:p>
+      <w:pPr>
+        <w:pStyle w:val="ListBullet"/>
+        <w:spacing w:line="240" w:lineRule="auto"/>
+        <w:ind w:left="720"/>
+      </w:pPr>
+      <w:r>
+        <w:rPr>
+          <w:lang w:val="sw_KE" w:bidi="sw_KE"/>
+        </w:rPr>
+      </w:r>
+      <w:r>
+        <w:rPr>
+          <w:lang w:val="sw_KE" w:bidi="sw_KE"/>
+        </w:rPr>
+        <w:t>1 Samweli 25:1</w:t>
+      </w:r>
+    </w:p>
+    <w:p>
+      <w:pPr>
+        <w:pStyle w:val="ListBullet"/>
+        <w:spacing w:line="240" w:lineRule="auto"/>
+        <w:ind w:left="720"/>
+      </w:pPr>
+      <w:r>
+        <w:rPr>
+          <w:lang w:val="sw_KE" w:bidi="sw_KE"/>
+        </w:rPr>
+      </w:r>
+      <w:r>
+        <w:rPr>
+          <w:lang w:val="sw_KE" w:bidi="sw_KE"/>
+        </w:rPr>
+        <w:t>Mwanzo 21:19–21</w:t>
+      </w:r>
+    </w:p>
+    <w:p>
+      <w:pPr>
+        <w:pStyle w:val="ListBullet"/>
+        <w:spacing w:line="240" w:lineRule="auto"/>
+        <w:ind w:left="720"/>
+      </w:pPr>
+      <w:r>
+        <w:rPr>
+          <w:lang w:val="sw_KE" w:bidi="sw_KE"/>
+        </w:rPr>
+      </w:r>
+      <w:r>
+        <w:rPr>
+          <w:lang w:val="sw_KE" w:bidi="sw_KE"/>
+        </w:rPr>
+        <w:t>Hesabu 10:11–13</w:t>
+      </w:r>
+    </w:p>
+    <w:p>
+      <w:pPr>
+        <w:pStyle w:val="ListBullet"/>
+        <w:spacing w:line="240" w:lineRule="auto"/>
+        <w:ind w:left="720"/>
+      </w:pPr>
+      <w:r>
+        <w:rPr>
+          <w:lang w:val="sw_KE" w:bidi="sw_KE"/>
+        </w:rPr>
+      </w:r>
+      <w:r>
+        <w:rPr>
+          <w:lang w:val="sw_KE" w:bidi="sw_KE"/>
+        </w:rPr>
+        <w:t>Hesabu 13:3–4</w:t>
+      </w:r>
     </w:p>
     <w:p>
       <w:pPr>
@@ -2061,234 +1935,174 @@
           <w:lang w:val="sw_KE" w:bidi="sw_KE"/>
         </w:rPr>
       </w:r>
-      <w:hyperlink r:id="rId34">
-        <w:r>
-          <w:rPr>
-            <w:lang w:val="sw_KE" w:bidi="sw_KE"/>
-          </w:rPr>
-          <w:rPr>
-            <w:color w:val="0000EE"/>
-            <w:u w:val="single"/>
-          </w:rPr>
-          <w:t>1 Wakorintho 5:7</w:t>
-        </w:r>
-      </w:hyperlink>
-    </w:p>
-    <w:p>
-      <w:pPr>
-        <w:pStyle w:val="ListBullet"/>
-        <w:spacing w:line="240" w:lineRule="auto"/>
-        <w:ind w:left="720"/>
-      </w:pPr>
-      <w:r>
-        <w:rPr>
-          <w:lang w:val="sw_KE" w:bidi="sw_KE"/>
-        </w:rPr>
-      </w:r>
-      <w:hyperlink r:id="rId35">
-        <w:r>
-          <w:rPr>
-            <w:lang w:val="sw_KE" w:bidi="sw_KE"/>
-          </w:rPr>
-          <w:rPr>
-            <w:color w:val="0000EE"/>
-            <w:u w:val="single"/>
-          </w:rPr>
-          <w:t>2 Mambo ya Nyakati 30:13–15</w:t>
-        </w:r>
-      </w:hyperlink>
-    </w:p>
-    <w:p>
-      <w:pPr>
-        <w:pStyle w:val="ListBullet"/>
-        <w:spacing w:line="240" w:lineRule="auto"/>
-        <w:ind w:left="720"/>
-      </w:pPr>
-      <w:r>
-        <w:rPr>
-          <w:lang w:val="sw_KE" w:bidi="sw_KE"/>
-        </w:rPr>
-      </w:r>
-      <w:hyperlink r:id="rId36">
-        <w:r>
-          <w:rPr>
-            <w:lang w:val="sw_KE" w:bidi="sw_KE"/>
-          </w:rPr>
-          <w:rPr>
-            <w:color w:val="0000EE"/>
-            <w:u w:val="single"/>
-          </w:rPr>
-          <w:t>2 Wafalme 23:23</w:t>
-        </w:r>
-      </w:hyperlink>
-    </w:p>
-    <w:p>
-      <w:pPr>
-        <w:pStyle w:val="ListBullet"/>
-        <w:spacing w:line="240" w:lineRule="auto"/>
-        <w:ind w:left="720"/>
-      </w:pPr>
-      <w:r>
-        <w:rPr>
-          <w:lang w:val="sw_KE" w:bidi="sw_KE"/>
-        </w:rPr>
-      </w:r>
-      <w:hyperlink r:id="rId37">
-        <w:r>
-          <w:rPr>
-            <w:lang w:val="sw_KE" w:bidi="sw_KE"/>
-          </w:rPr>
-          <w:rPr>
-            <w:color w:val="0000EE"/>
-            <w:u w:val="single"/>
-          </w:rPr>
-          <w:t>Kumbukumbu la Torati 16:2</w:t>
-        </w:r>
-      </w:hyperlink>
-    </w:p>
-    <w:p>
-      <w:pPr>
-        <w:pStyle w:val="ListBullet"/>
-        <w:spacing w:line="240" w:lineRule="auto"/>
-        <w:ind w:left="720"/>
-      </w:pPr>
-      <w:r>
-        <w:rPr>
-          <w:lang w:val="sw_KE" w:bidi="sw_KE"/>
-        </w:rPr>
-      </w:r>
-      <w:hyperlink r:id="rId38">
-        <w:r>
-          <w:rPr>
-            <w:lang w:val="sw_KE" w:bidi="sw_KE"/>
-          </w:rPr>
-          <w:rPr>
-            <w:color w:val="0000EE"/>
-            <w:u w:val="single"/>
-          </w:rPr>
-          <w:t>Kutoka 12:26–28</w:t>
-        </w:r>
-      </w:hyperlink>
-    </w:p>
-    <w:p>
-      <w:pPr>
-        <w:pStyle w:val="ListBullet"/>
-        <w:spacing w:line="240" w:lineRule="auto"/>
-        <w:ind w:left="720"/>
-      </w:pPr>
-      <w:r>
-        <w:rPr>
-          <w:lang w:val="sw_KE" w:bidi="sw_KE"/>
-        </w:rPr>
-      </w:r>
-      <w:hyperlink r:id="rId39">
-        <w:r>
-          <w:rPr>
-            <w:lang w:val="sw_KE" w:bidi="sw_KE"/>
-          </w:rPr>
-          <w:rPr>
-            <w:color w:val="0000EE"/>
-            <w:u w:val="single"/>
-          </w:rPr>
-          <w:t>Ezra 6:21–22</w:t>
-        </w:r>
-      </w:hyperlink>
-    </w:p>
-    <w:p>
-      <w:pPr>
-        <w:pStyle w:val="ListBullet"/>
-        <w:spacing w:line="240" w:lineRule="auto"/>
-        <w:ind w:left="720"/>
-      </w:pPr>
-      <w:r>
-        <w:rPr>
-          <w:lang w:val="sw_KE" w:bidi="sw_KE"/>
-        </w:rPr>
-      </w:r>
-      <w:hyperlink r:id="rId40">
-        <w:r>
-          <w:rPr>
-            <w:lang w:val="sw_KE" w:bidi="sw_KE"/>
-          </w:rPr>
-          <w:rPr>
-            <w:color w:val="0000EE"/>
-            <w:u w:val="single"/>
-          </w:rPr>
-          <w:t>Yohana 13:1</w:t>
-        </w:r>
-      </w:hyperlink>
-    </w:p>
-    <w:p>
-      <w:pPr>
-        <w:pStyle w:val="ListBullet"/>
-        <w:spacing w:line="240" w:lineRule="auto"/>
-        <w:ind w:left="720"/>
-      </w:pPr>
-      <w:r>
-        <w:rPr>
-          <w:lang w:val="sw_KE" w:bidi="sw_KE"/>
-        </w:rPr>
-      </w:r>
-      <w:hyperlink r:id="rId41">
-        <w:r>
-          <w:rPr>
-            <w:lang w:val="sw_KE" w:bidi="sw_KE"/>
-          </w:rPr>
-          <w:rPr>
-            <w:color w:val="0000EE"/>
-            <w:u w:val="single"/>
-          </w:rPr>
-          <w:t>Yoshua 5:10–11</w:t>
-        </w:r>
-      </w:hyperlink>
-    </w:p>
-    <w:p>
-      <w:pPr>
-        <w:pStyle w:val="ListBullet"/>
-        <w:spacing w:line="240" w:lineRule="auto"/>
-        <w:ind w:left="720"/>
-      </w:pPr>
-      <w:r>
-        <w:rPr>
-          <w:lang w:val="sw_KE" w:bidi="sw_KE"/>
-        </w:rPr>
-      </w:r>
-      <w:hyperlink r:id="rId42">
-        <w:r>
-          <w:rPr>
-            <w:lang w:val="sw_KE" w:bidi="sw_KE"/>
-          </w:rPr>
-          <w:rPr>
-            <w:color w:val="0000EE"/>
-            <w:u w:val="single"/>
-          </w:rPr>
-          <w:t>Walawi 23:4–6</w:t>
-        </w:r>
-      </w:hyperlink>
-    </w:p>
-    <w:p>
-      <w:pPr>
-        <w:pStyle w:val="ListBullet"/>
-        <w:spacing w:line="240" w:lineRule="auto"/>
-        <w:ind w:left="720"/>
-      </w:pPr>
-      <w:r>
-        <w:rPr>
-          <w:lang w:val="sw_KE" w:bidi="sw_KE"/>
-        </w:rPr>
-      </w:r>
-      <w:hyperlink r:id="rId43">
-        <w:r>
-          <w:rPr>
-            <w:lang w:val="sw_KE" w:bidi="sw_KE"/>
-          </w:rPr>
-          <w:rPr>
-            <w:color w:val="0000EE"/>
-            <w:u w:val="single"/>
-          </w:rPr>
-          <w:t>Hesabu 9:3</w:t>
-        </w:r>
-      </w:hyperlink>
+      <w:r>
+        <w:rPr>
+          <w:lang w:val="sw_KE" w:bidi="sw_KE"/>
+        </w:rPr>
+        <w:t>1 Wakorintho 5:7</w:t>
+      </w:r>
+    </w:p>
+    <w:p>
+      <w:pPr>
+        <w:pStyle w:val="ListBullet"/>
+        <w:spacing w:line="240" w:lineRule="auto"/>
+        <w:ind w:left="720"/>
+      </w:pPr>
+      <w:r>
+        <w:rPr>
+          <w:lang w:val="sw_KE" w:bidi="sw_KE"/>
+        </w:rPr>
+      </w:r>
+      <w:r>
+        <w:rPr>
+          <w:lang w:val="sw_KE" w:bidi="sw_KE"/>
+        </w:rPr>
+        <w:t>2 Mambo ya Nyakati 30:13–15</w:t>
+      </w:r>
+    </w:p>
+    <w:p>
+      <w:pPr>
+        <w:pStyle w:val="ListBullet"/>
+        <w:spacing w:line="240" w:lineRule="auto"/>
+        <w:ind w:left="720"/>
+      </w:pPr>
+      <w:r>
+        <w:rPr>
+          <w:lang w:val="sw_KE" w:bidi="sw_KE"/>
+        </w:rPr>
+      </w:r>
+      <w:r>
+        <w:rPr>
+          <w:lang w:val="sw_KE" w:bidi="sw_KE"/>
+        </w:rPr>
+        <w:t>2 Wafalme 23:23</w:t>
+      </w:r>
+    </w:p>
+    <w:p>
+      <w:pPr>
+        <w:pStyle w:val="ListBullet"/>
+        <w:spacing w:line="240" w:lineRule="auto"/>
+        <w:ind w:left="720"/>
+      </w:pPr>
+      <w:r>
+        <w:rPr>
+          <w:lang w:val="sw_KE" w:bidi="sw_KE"/>
+        </w:rPr>
+      </w:r>
+      <w:r>
+        <w:rPr>
+          <w:lang w:val="sw_KE" w:bidi="sw_KE"/>
+        </w:rPr>
+        <w:t>Kumbukumbu la Torati 16:2</w:t>
+      </w:r>
+    </w:p>
+    <w:p>
+      <w:pPr>
+        <w:pStyle w:val="ListBullet"/>
+        <w:spacing w:line="240" w:lineRule="auto"/>
+        <w:ind w:left="720"/>
+      </w:pPr>
+      <w:r>
+        <w:rPr>
+          <w:lang w:val="sw_KE" w:bidi="sw_KE"/>
+        </w:rPr>
+      </w:r>
+      <w:r>
+        <w:rPr>
+          <w:lang w:val="sw_KE" w:bidi="sw_KE"/>
+        </w:rPr>
+        <w:t>Kutoka 12:26–28</w:t>
+      </w:r>
+    </w:p>
+    <w:p>
+      <w:pPr>
+        <w:pStyle w:val="ListBullet"/>
+        <w:spacing w:line="240" w:lineRule="auto"/>
+        <w:ind w:left="720"/>
+      </w:pPr>
+      <w:r>
+        <w:rPr>
+          <w:lang w:val="sw_KE" w:bidi="sw_KE"/>
+        </w:rPr>
+      </w:r>
+      <w:r>
+        <w:rPr>
+          <w:lang w:val="sw_KE" w:bidi="sw_KE"/>
+        </w:rPr>
+        <w:t>Ezra 6:21–22</w:t>
+      </w:r>
+    </w:p>
+    <w:p>
+      <w:pPr>
+        <w:pStyle w:val="ListBullet"/>
+        <w:spacing w:line="240" w:lineRule="auto"/>
+        <w:ind w:left="720"/>
+      </w:pPr>
+      <w:r>
+        <w:rPr>
+          <w:lang w:val="sw_KE" w:bidi="sw_KE"/>
+        </w:rPr>
+      </w:r>
+      <w:r>
+        <w:rPr>
+          <w:lang w:val="sw_KE" w:bidi="sw_KE"/>
+        </w:rPr>
+        <w:t>Yohana 13:1</w:t>
+      </w:r>
+    </w:p>
+    <w:p>
+      <w:pPr>
+        <w:pStyle w:val="ListBullet"/>
+        <w:spacing w:line="240" w:lineRule="auto"/>
+        <w:ind w:left="720"/>
+      </w:pPr>
+      <w:r>
+        <w:rPr>
+          <w:lang w:val="sw_KE" w:bidi="sw_KE"/>
+        </w:rPr>
+      </w:r>
+      <w:r>
+        <w:rPr>
+          <w:lang w:val="sw_KE" w:bidi="sw_KE"/>
+        </w:rPr>
+        <w:t>Yoshua 5:10–11</w:t>
+      </w:r>
+    </w:p>
+    <w:p>
+      <w:pPr>
+        <w:pStyle w:val="ListBullet"/>
+        <w:spacing w:line="240" w:lineRule="auto"/>
+        <w:ind w:left="720"/>
+      </w:pPr>
+      <w:r>
+        <w:rPr>
+          <w:lang w:val="sw_KE" w:bidi="sw_KE"/>
+        </w:rPr>
+      </w:r>
+      <w:r>
+        <w:rPr>
+          <w:lang w:val="sw_KE" w:bidi="sw_KE"/>
+        </w:rPr>
+        <w:t>Walawi 23:4–6</w:t>
+      </w:r>
+    </w:p>
+    <w:p>
+      <w:pPr>
+        <w:pStyle w:val="ListBullet"/>
+        <w:spacing w:line="240" w:lineRule="auto"/>
+        <w:ind w:left="720"/>
+      </w:pPr>
+      <w:r>
+        <w:rPr>
+          <w:lang w:val="sw_KE" w:bidi="sw_KE"/>
+        </w:rPr>
+      </w:r>
+      <w:r>
+        <w:rPr>
+          <w:lang w:val="sw_KE" w:bidi="sw_KE"/>
+        </w:rPr>
+        <w:t>Hesabu 9:3</w:t>
+      </w:r>
     </w:p>
     <w:p>
       <w:pPr>
@@ -2849,162 +2663,120 @@
           <w:lang w:val="sw_KE" w:bidi="sw_KE"/>
         </w:rPr>
       </w:r>
-      <w:hyperlink r:id="rId44">
-        <w:r>
-          <w:rPr>
-            <w:lang w:val="sw_KE" w:bidi="sw_KE"/>
-          </w:rPr>
-          <w:rPr>
-            <w:color w:val="0000EE"/>
-            <w:u w:val="single"/>
-          </w:rPr>
-          <w:t>Amosi 7:13</w:t>
-        </w:r>
-      </w:hyperlink>
-    </w:p>
-    <w:p>
-      <w:pPr>
-        <w:pStyle w:val="ListBullet"/>
-        <w:spacing w:line="240" w:lineRule="auto"/>
-        <w:ind w:left="720"/>
-      </w:pPr>
-      <w:r>
-        <w:rPr>
-          <w:lang w:val="sw_KE" w:bidi="sw_KE"/>
-        </w:rPr>
-      </w:r>
-      <w:hyperlink r:id="rId45">
-        <w:r>
-          <w:rPr>
-            <w:lang w:val="sw_KE" w:bidi="sw_KE"/>
-          </w:rPr>
-          <w:rPr>
-            <w:color w:val="0000EE"/>
-            <w:u w:val="single"/>
-          </w:rPr>
-          <w:t>Kutoka 25:3–7</w:t>
-        </w:r>
-      </w:hyperlink>
-    </w:p>
-    <w:p>
-      <w:pPr>
-        <w:pStyle w:val="ListBullet"/>
-        <w:spacing w:line="240" w:lineRule="auto"/>
-        <w:ind w:left="720"/>
-      </w:pPr>
-      <w:r>
-        <w:rPr>
-          <w:lang w:val="sw_KE" w:bidi="sw_KE"/>
-        </w:rPr>
-      </w:r>
-      <w:hyperlink r:id="rId46">
-        <w:r>
-          <w:rPr>
-            <w:lang w:val="sw_KE" w:bidi="sw_KE"/>
-          </w:rPr>
-          <w:rPr>
-            <w:color w:val="0000EE"/>
-            <w:u w:val="single"/>
-          </w:rPr>
-          <w:t>Ezekieli 25:3</w:t>
-        </w:r>
-      </w:hyperlink>
-    </w:p>
-    <w:p>
-      <w:pPr>
-        <w:pStyle w:val="ListBullet"/>
-        <w:spacing w:line="240" w:lineRule="auto"/>
-        <w:ind w:left="720"/>
-      </w:pPr>
-      <w:r>
-        <w:rPr>
-          <w:lang w:val="sw_KE" w:bidi="sw_KE"/>
-        </w:rPr>
-      </w:r>
-      <w:hyperlink r:id="rId47">
-        <w:r>
-          <w:rPr>
-            <w:lang w:val="sw_KE" w:bidi="sw_KE"/>
-          </w:rPr>
-          <w:rPr>
-            <w:color w:val="0000EE"/>
-            <w:u w:val="single"/>
-          </w:rPr>
-          <w:t>Waebrania 8:1–2</w:t>
-        </w:r>
-      </w:hyperlink>
-    </w:p>
-    <w:p>
-      <w:pPr>
-        <w:pStyle w:val="ListBullet"/>
-        <w:spacing w:line="240" w:lineRule="auto"/>
-        <w:ind w:left="720"/>
-      </w:pPr>
-      <w:r>
-        <w:rPr>
-          <w:lang w:val="sw_KE" w:bidi="sw_KE"/>
-        </w:rPr>
-      </w:r>
-      <w:hyperlink r:id="rId48">
-        <w:r>
-          <w:rPr>
-            <w:lang w:val="sw_KE" w:bidi="sw_KE"/>
-          </w:rPr>
-          <w:rPr>
-            <w:color w:val="0000EE"/>
-            <w:u w:val="single"/>
-          </w:rPr>
-          <w:t>Luka 11:49–51</w:t>
-        </w:r>
-      </w:hyperlink>
-    </w:p>
-    <w:p>
-      <w:pPr>
-        <w:pStyle w:val="ListBullet"/>
-        <w:spacing w:line="240" w:lineRule="auto"/>
-        <w:ind w:left="720"/>
-      </w:pPr>
-      <w:r>
-        <w:rPr>
-          <w:lang w:val="sw_KE" w:bidi="sw_KE"/>
-        </w:rPr>
-      </w:r>
-      <w:hyperlink r:id="rId49">
-        <w:r>
-          <w:rPr>
-            <w:lang w:val="sw_KE" w:bidi="sw_KE"/>
-          </w:rPr>
-          <w:rPr>
-            <w:color w:val="0000EE"/>
-            <w:u w:val="single"/>
-          </w:rPr>
-          <w:t>Hesabu 18:1</w:t>
-        </w:r>
-      </w:hyperlink>
-    </w:p>
-    <w:p>
-      <w:pPr>
-        <w:pStyle w:val="ListBullet"/>
-        <w:spacing w:line="240" w:lineRule="auto"/>
-        <w:ind w:left="720"/>
-      </w:pPr>
-      <w:r>
-        <w:rPr>
-          <w:lang w:val="sw_KE" w:bidi="sw_KE"/>
-        </w:rPr>
-      </w:r>
-      <w:hyperlink r:id="rId50">
-        <w:r>
-          <w:rPr>
-            <w:lang w:val="sw_KE" w:bidi="sw_KE"/>
-          </w:rPr>
-          <w:rPr>
-            <w:color w:val="0000EE"/>
-            <w:u w:val="single"/>
-          </w:rPr>
-          <w:t>Zaburi 78:69</w:t>
-        </w:r>
-      </w:hyperlink>
+      <w:r>
+        <w:rPr>
+          <w:lang w:val="sw_KE" w:bidi="sw_KE"/>
+        </w:rPr>
+        <w:t>Amosi 7:13</w:t>
+      </w:r>
+    </w:p>
+    <w:p>
+      <w:pPr>
+        <w:pStyle w:val="ListBullet"/>
+        <w:spacing w:line="240" w:lineRule="auto"/>
+        <w:ind w:left="720"/>
+      </w:pPr>
+      <w:r>
+        <w:rPr>
+          <w:lang w:val="sw_KE" w:bidi="sw_KE"/>
+        </w:rPr>
+      </w:r>
+      <w:r>
+        <w:rPr>
+          <w:lang w:val="sw_KE" w:bidi="sw_KE"/>
+        </w:rPr>
+        <w:t>Kutoka 25:3–7</w:t>
+      </w:r>
+    </w:p>
+    <w:p>
+      <w:pPr>
+        <w:pStyle w:val="ListBullet"/>
+        <w:spacing w:line="240" w:lineRule="auto"/>
+        <w:ind w:left="720"/>
+      </w:pPr>
+      <w:r>
+        <w:rPr>
+          <w:lang w:val="sw_KE" w:bidi="sw_KE"/>
+        </w:rPr>
+      </w:r>
+      <w:r>
+        <w:rPr>
+          <w:lang w:val="sw_KE" w:bidi="sw_KE"/>
+        </w:rPr>
+        <w:t>Ezekieli 25:3</w:t>
+      </w:r>
+    </w:p>
+    <w:p>
+      <w:pPr>
+        <w:pStyle w:val="ListBullet"/>
+        <w:spacing w:line="240" w:lineRule="auto"/>
+        <w:ind w:left="720"/>
+      </w:pPr>
+      <w:r>
+        <w:rPr>
+          <w:lang w:val="sw_KE" w:bidi="sw_KE"/>
+        </w:rPr>
+      </w:r>
+      <w:r>
+        <w:rPr>
+          <w:lang w:val="sw_KE" w:bidi="sw_KE"/>
+        </w:rPr>
+        <w:t>Waebrania 8:1–2</w:t>
+      </w:r>
+    </w:p>
+    <w:p>
+      <w:pPr>
+        <w:pStyle w:val="ListBullet"/>
+        <w:spacing w:line="240" w:lineRule="auto"/>
+        <w:ind w:left="720"/>
+      </w:pPr>
+      <w:r>
+        <w:rPr>
+          <w:lang w:val="sw_KE" w:bidi="sw_KE"/>
+        </w:rPr>
+      </w:r>
+      <w:r>
+        <w:rPr>
+          <w:lang w:val="sw_KE" w:bidi="sw_KE"/>
+        </w:rPr>
+        <w:t>Luka 11:49–51</w:t>
+      </w:r>
+    </w:p>
+    <w:p>
+      <w:pPr>
+        <w:pStyle w:val="ListBullet"/>
+        <w:spacing w:line="240" w:lineRule="auto"/>
+        <w:ind w:left="720"/>
+      </w:pPr>
+      <w:r>
+        <w:rPr>
+          <w:lang w:val="sw_KE" w:bidi="sw_KE"/>
+        </w:rPr>
+      </w:r>
+      <w:r>
+        <w:rPr>
+          <w:lang w:val="sw_KE" w:bidi="sw_KE"/>
+        </w:rPr>
+        <w:t>Hesabu 18:1</w:t>
+      </w:r>
+    </w:p>
+    <w:p>
+      <w:pPr>
+        <w:pStyle w:val="ListBullet"/>
+        <w:spacing w:line="240" w:lineRule="auto"/>
+        <w:ind w:left="720"/>
+      </w:pPr>
+      <w:r>
+        <w:rPr>
+          <w:lang w:val="sw_KE" w:bidi="sw_KE"/>
+        </w:rPr>
+      </w:r>
+      <w:r>
+        <w:rPr>
+          <w:lang w:val="sw_KE" w:bidi="sw_KE"/>
+        </w:rPr>
+        <w:t>Zaburi 78:69</w:t>
+      </w:r>
     </w:p>
     <w:p>
       <w:pPr>
@@ -3255,114 +3027,84 @@
           <w:lang w:val="sw_KE" w:bidi="sw_KE"/>
         </w:rPr>
       </w:r>
-      <w:hyperlink r:id="rId51">
-        <w:r>
-          <w:rPr>
-            <w:lang w:val="sw_KE" w:bidi="sw_KE"/>
-          </w:rPr>
-          <w:rPr>
-            <w:color w:val="0000EE"/>
-            <w:u w:val="single"/>
-          </w:rPr>
-          <w:t>2 Wakorintho 5:19</w:t>
-        </w:r>
-      </w:hyperlink>
-    </w:p>
-    <w:p>
-      <w:pPr>
-        <w:pStyle w:val="ListBullet"/>
-        <w:spacing w:line="240" w:lineRule="auto"/>
-        <w:ind w:left="720"/>
-      </w:pPr>
-      <w:r>
-        <w:rPr>
-          <w:lang w:val="sw_KE" w:bidi="sw_KE"/>
-        </w:rPr>
-      </w:r>
-      <w:hyperlink r:id="rId52">
-        <w:r>
-          <w:rPr>
-            <w:lang w:val="sw_KE" w:bidi="sw_KE"/>
-          </w:rPr>
-          <w:rPr>
-            <w:color w:val="0000EE"/>
-            <w:u w:val="single"/>
-          </w:rPr>
-          <w:t>Wakolosai 1:18–20</w:t>
-        </w:r>
-      </w:hyperlink>
-    </w:p>
-    <w:p>
-      <w:pPr>
-        <w:pStyle w:val="ListBullet"/>
-        <w:spacing w:line="240" w:lineRule="auto"/>
-        <w:ind w:left="720"/>
-      </w:pPr>
-      <w:r>
-        <w:rPr>
-          <w:lang w:val="sw_KE" w:bidi="sw_KE"/>
-        </w:rPr>
-      </w:r>
-      <w:hyperlink r:id="rId53">
-        <w:r>
-          <w:rPr>
-            <w:lang w:val="sw_KE" w:bidi="sw_KE"/>
-          </w:rPr>
-          <w:rPr>
-            <w:color w:val="0000EE"/>
-            <w:u w:val="single"/>
-          </w:rPr>
-          <w:t>Mathayo 5:24</w:t>
-        </w:r>
-      </w:hyperlink>
-    </w:p>
-    <w:p>
-      <w:pPr>
-        <w:pStyle w:val="ListBullet"/>
-        <w:spacing w:line="240" w:lineRule="auto"/>
-        <w:ind w:left="720"/>
-      </w:pPr>
-      <w:r>
-        <w:rPr>
-          <w:lang w:val="sw_KE" w:bidi="sw_KE"/>
-        </w:rPr>
-      </w:r>
-      <w:hyperlink r:id="rId54">
-        <w:r>
-          <w:rPr>
-            <w:lang w:val="sw_KE" w:bidi="sw_KE"/>
-          </w:rPr>
-          <w:rPr>
-            <w:color w:val="0000EE"/>
-            <w:u w:val="single"/>
-          </w:rPr>
-          <w:t>Mithali 13:17–18</w:t>
-        </w:r>
-      </w:hyperlink>
-    </w:p>
-    <w:p>
-      <w:pPr>
-        <w:pStyle w:val="ListBullet"/>
-        <w:spacing w:line="240" w:lineRule="auto"/>
-        <w:ind w:left="720"/>
-      </w:pPr>
-      <w:r>
-        <w:rPr>
-          <w:lang w:val="sw_KE" w:bidi="sw_KE"/>
-        </w:rPr>
-      </w:r>
-      <w:hyperlink r:id="rId55">
-        <w:r>
-          <w:rPr>
-            <w:lang w:val="sw_KE" w:bidi="sw_KE"/>
-          </w:rPr>
-          <w:rPr>
-            <w:color w:val="0000EE"/>
-            <w:u w:val="single"/>
-          </w:rPr>
-          <w:t>Warumi 5:10</w:t>
-        </w:r>
-      </w:hyperlink>
+      <w:r>
+        <w:rPr>
+          <w:lang w:val="sw_KE" w:bidi="sw_KE"/>
+        </w:rPr>
+        <w:t>2 Wakorintho 5:19</w:t>
+      </w:r>
+    </w:p>
+    <w:p>
+      <w:pPr>
+        <w:pStyle w:val="ListBullet"/>
+        <w:spacing w:line="240" w:lineRule="auto"/>
+        <w:ind w:left="720"/>
+      </w:pPr>
+      <w:r>
+        <w:rPr>
+          <w:lang w:val="sw_KE" w:bidi="sw_KE"/>
+        </w:rPr>
+      </w:r>
+      <w:r>
+        <w:rPr>
+          <w:lang w:val="sw_KE" w:bidi="sw_KE"/>
+        </w:rPr>
+        <w:t>Wakolosai 1:18–20</w:t>
+      </w:r>
+    </w:p>
+    <w:p>
+      <w:pPr>
+        <w:pStyle w:val="ListBullet"/>
+        <w:spacing w:line="240" w:lineRule="auto"/>
+        <w:ind w:left="720"/>
+      </w:pPr>
+      <w:r>
+        <w:rPr>
+          <w:lang w:val="sw_KE" w:bidi="sw_KE"/>
+        </w:rPr>
+      </w:r>
+      <w:r>
+        <w:rPr>
+          <w:lang w:val="sw_KE" w:bidi="sw_KE"/>
+        </w:rPr>
+        <w:t>Mathayo 5:24</w:t>
+      </w:r>
+    </w:p>
+    <w:p>
+      <w:pPr>
+        <w:pStyle w:val="ListBullet"/>
+        <w:spacing w:line="240" w:lineRule="auto"/>
+        <w:ind w:left="720"/>
+      </w:pPr>
+      <w:r>
+        <w:rPr>
+          <w:lang w:val="sw_KE" w:bidi="sw_KE"/>
+        </w:rPr>
+      </w:r>
+      <w:r>
+        <w:rPr>
+          <w:lang w:val="sw_KE" w:bidi="sw_KE"/>
+        </w:rPr>
+        <w:t>Mithali 13:17–18</w:t>
+      </w:r>
+    </w:p>
+    <w:p>
+      <w:pPr>
+        <w:pStyle w:val="ListBullet"/>
+        <w:spacing w:line="240" w:lineRule="auto"/>
+        <w:ind w:left="720"/>
+      </w:pPr>
+      <w:r>
+        <w:rPr>
+          <w:lang w:val="sw_KE" w:bidi="sw_KE"/>
+        </w:rPr>
+      </w:r>
+      <w:r>
+        <w:rPr>
+          <w:lang w:val="sw_KE" w:bidi="sw_KE"/>
+        </w:rPr>
+        <w:t>Warumi 5:10</w:t>
+      </w:r>
     </w:p>
     <w:p>
       <w:pPr>
@@ -3664,138 +3406,102 @@
           <w:lang w:val="sw_KE" w:bidi="sw_KE"/>
         </w:rPr>
       </w:r>
-      <w:hyperlink r:id="rId56">
-        <w:r>
-          <w:rPr>
-            <w:lang w:val="sw_KE" w:bidi="sw_KE"/>
-          </w:rPr>
-          <w:rPr>
-            <w:color w:val="0000EE"/>
-            <w:u w:val="single"/>
-          </w:rPr>
-          <w:t>1 Wakorintho 1:3</w:t>
-        </w:r>
-      </w:hyperlink>
-    </w:p>
-    <w:p>
-      <w:pPr>
-        <w:pStyle w:val="ListBullet"/>
-        <w:spacing w:line="240" w:lineRule="auto"/>
-        <w:ind w:left="720"/>
-      </w:pPr>
-      <w:r>
-        <w:rPr>
-          <w:lang w:val="sw_KE" w:bidi="sw_KE"/>
-        </w:rPr>
-      </w:r>
-      <w:hyperlink r:id="rId57">
-        <w:r>
-          <w:rPr>
-            <w:lang w:val="sw_KE" w:bidi="sw_KE"/>
-          </w:rPr>
-          <w:rPr>
-            <w:color w:val="0000EE"/>
-            <w:u w:val="single"/>
-          </w:rPr>
-          <w:t>Matendo 8:3</w:t>
-        </w:r>
-      </w:hyperlink>
-    </w:p>
-    <w:p>
-      <w:pPr>
-        <w:pStyle w:val="ListBullet"/>
-        <w:spacing w:line="240" w:lineRule="auto"/>
-        <w:ind w:left="720"/>
-      </w:pPr>
-      <w:r>
-        <w:rPr>
-          <w:lang w:val="sw_KE" w:bidi="sw_KE"/>
-        </w:rPr>
-      </w:r>
-      <w:hyperlink r:id="rId58">
-        <w:r>
-          <w:rPr>
-            <w:lang w:val="sw_KE" w:bidi="sw_KE"/>
-          </w:rPr>
-          <w:rPr>
-            <w:color w:val="0000EE"/>
-            <w:u w:val="single"/>
-          </w:rPr>
-          <w:t>Matendo 9:26</w:t>
-        </w:r>
-      </w:hyperlink>
-    </w:p>
-    <w:p>
-      <w:pPr>
-        <w:pStyle w:val="ListBullet"/>
-        <w:spacing w:line="240" w:lineRule="auto"/>
-        <w:ind w:left="720"/>
-      </w:pPr>
-      <w:r>
-        <w:rPr>
-          <w:lang w:val="sw_KE" w:bidi="sw_KE"/>
-        </w:rPr>
-      </w:r>
-      <w:hyperlink r:id="rId59">
-        <w:r>
-          <w:rPr>
-            <w:lang w:val="sw_KE" w:bidi="sw_KE"/>
-          </w:rPr>
-          <w:rPr>
-            <w:color w:val="0000EE"/>
-            <w:u w:val="single"/>
-          </w:rPr>
-          <w:t>Matendo 13:10</w:t>
-        </w:r>
-      </w:hyperlink>
-    </w:p>
-    <w:p>
-      <w:pPr>
-        <w:pStyle w:val="ListBullet"/>
-        <w:spacing w:line="240" w:lineRule="auto"/>
-        <w:ind w:left="720"/>
-      </w:pPr>
-      <w:r>
-        <w:rPr>
-          <w:lang w:val="sw_KE" w:bidi="sw_KE"/>
-        </w:rPr>
-      </w:r>
-      <w:hyperlink r:id="rId60">
-        <w:r>
-          <w:rPr>
-            <w:lang w:val="sw_KE" w:bidi="sw_KE"/>
-          </w:rPr>
-          <w:rPr>
-            <w:color w:val="0000EE"/>
-            <w:u w:val="single"/>
-          </w:rPr>
-          <w:t>Wagalatia 1:1</w:t>
-        </w:r>
-      </w:hyperlink>
-    </w:p>
-    <w:p>
-      <w:pPr>
-        <w:pStyle w:val="ListBullet"/>
-        <w:spacing w:line="240" w:lineRule="auto"/>
-        <w:ind w:left="720"/>
-      </w:pPr>
-      <w:r>
-        <w:rPr>
-          <w:lang w:val="sw_KE" w:bidi="sw_KE"/>
-        </w:rPr>
-      </w:r>
-      <w:hyperlink r:id="rId61">
-        <w:r>
-          <w:rPr>
-            <w:lang w:val="sw_KE" w:bidi="sw_KE"/>
-          </w:rPr>
-          <w:rPr>
-            <w:color w:val="0000EE"/>
-            <w:u w:val="single"/>
-          </w:rPr>
-          <w:t>Filemoni 1:8</w:t>
-        </w:r>
-      </w:hyperlink>
+      <w:r>
+        <w:rPr>
+          <w:lang w:val="sw_KE" w:bidi="sw_KE"/>
+        </w:rPr>
+        <w:t>1 Wakorintho 1:3</w:t>
+      </w:r>
+    </w:p>
+    <w:p>
+      <w:pPr>
+        <w:pStyle w:val="ListBullet"/>
+        <w:spacing w:line="240" w:lineRule="auto"/>
+        <w:ind w:left="720"/>
+      </w:pPr>
+      <w:r>
+        <w:rPr>
+          <w:lang w:val="sw_KE" w:bidi="sw_KE"/>
+        </w:rPr>
+      </w:r>
+      <w:r>
+        <w:rPr>
+          <w:lang w:val="sw_KE" w:bidi="sw_KE"/>
+        </w:rPr>
+        <w:t>Matendo 8:3</w:t>
+      </w:r>
+    </w:p>
+    <w:p>
+      <w:pPr>
+        <w:pStyle w:val="ListBullet"/>
+        <w:spacing w:line="240" w:lineRule="auto"/>
+        <w:ind w:left="720"/>
+      </w:pPr>
+      <w:r>
+        <w:rPr>
+          <w:lang w:val="sw_KE" w:bidi="sw_KE"/>
+        </w:rPr>
+      </w:r>
+      <w:r>
+        <w:rPr>
+          <w:lang w:val="sw_KE" w:bidi="sw_KE"/>
+        </w:rPr>
+        <w:t>Matendo 9:26</w:t>
+      </w:r>
+    </w:p>
+    <w:p>
+      <w:pPr>
+        <w:pStyle w:val="ListBullet"/>
+        <w:spacing w:line="240" w:lineRule="auto"/>
+        <w:ind w:left="720"/>
+      </w:pPr>
+      <w:r>
+        <w:rPr>
+          <w:lang w:val="sw_KE" w:bidi="sw_KE"/>
+        </w:rPr>
+      </w:r>
+      <w:r>
+        <w:rPr>
+          <w:lang w:val="sw_KE" w:bidi="sw_KE"/>
+        </w:rPr>
+        <w:t>Matendo 13:10</w:t>
+      </w:r>
+    </w:p>
+    <w:p>
+      <w:pPr>
+        <w:pStyle w:val="ListBullet"/>
+        <w:spacing w:line="240" w:lineRule="auto"/>
+        <w:ind w:left="720"/>
+      </w:pPr>
+      <w:r>
+        <w:rPr>
+          <w:lang w:val="sw_KE" w:bidi="sw_KE"/>
+        </w:rPr>
+      </w:r>
+      <w:r>
+        <w:rPr>
+          <w:lang w:val="sw_KE" w:bidi="sw_KE"/>
+        </w:rPr>
+        <w:t>Wagalatia 1:1</w:t>
+      </w:r>
+    </w:p>
+    <w:p>
+      <w:pPr>
+        <w:pStyle w:val="ListBullet"/>
+        <w:spacing w:line="240" w:lineRule="auto"/>
+        <w:ind w:left="720"/>
+      </w:pPr>
+      <w:r>
+        <w:rPr>
+          <w:lang w:val="sw_KE" w:bidi="sw_KE"/>
+        </w:rPr>
+      </w:r>
+      <w:r>
+        <w:rPr>
+          <w:lang w:val="sw_KE" w:bidi="sw_KE"/>
+        </w:rPr>
+        <w:t>Filemoni 1:8</w:t>
+      </w:r>
     </w:p>
     <w:p>
       <w:pPr>
@@ -4438,114 +4144,84 @@
           <w:lang w:val="sw_KE" w:bidi="sw_KE"/>
         </w:rPr>
       </w:r>
-      <w:hyperlink r:id="rId62">
-        <w:r>
-          <w:rPr>
-            <w:lang w:val="sw_KE" w:bidi="sw_KE"/>
-          </w:rPr>
-          <w:rPr>
-            <w:color w:val="0000EE"/>
-            <w:u w:val="single"/>
-          </w:rPr>
-          <w:t>Waebrania 10:20</w:t>
-        </w:r>
-      </w:hyperlink>
-    </w:p>
-    <w:p>
-      <w:pPr>
-        <w:pStyle w:val="ListBullet"/>
-        <w:spacing w:line="240" w:lineRule="auto"/>
-        <w:ind w:left="720"/>
-      </w:pPr>
-      <w:r>
-        <w:rPr>
-          <w:lang w:val="sw_KE" w:bidi="sw_KE"/>
-        </w:rPr>
-      </w:r>
-      <w:hyperlink r:id="rId63">
-        <w:r>
-          <w:rPr>
-            <w:lang w:val="sw_KE" w:bidi="sw_KE"/>
-          </w:rPr>
-          <w:rPr>
-            <w:color w:val="0000EE"/>
-            <w:u w:val="single"/>
-          </w:rPr>
-          <w:t>Walawi 4:17</w:t>
-        </w:r>
-      </w:hyperlink>
-    </w:p>
-    <w:p>
-      <w:pPr>
-        <w:pStyle w:val="ListBullet"/>
-        <w:spacing w:line="240" w:lineRule="auto"/>
-        <w:ind w:left="720"/>
-      </w:pPr>
-      <w:r>
-        <w:rPr>
-          <w:lang w:val="sw_KE" w:bidi="sw_KE"/>
-        </w:rPr>
-      </w:r>
-      <w:hyperlink r:id="rId64">
-        <w:r>
-          <w:rPr>
-            <w:lang w:val="sw_KE" w:bidi="sw_KE"/>
-          </w:rPr>
-          <w:rPr>
-            <w:color w:val="0000EE"/>
-            <w:u w:val="single"/>
-          </w:rPr>
-          <w:t>Luka 23:45</w:t>
-        </w:r>
-      </w:hyperlink>
-    </w:p>
-    <w:p>
-      <w:pPr>
-        <w:pStyle w:val="ListBullet"/>
-        <w:spacing w:line="240" w:lineRule="auto"/>
-        <w:ind w:left="720"/>
-      </w:pPr>
-      <w:r>
-        <w:rPr>
-          <w:lang w:val="sw_KE" w:bidi="sw_KE"/>
-        </w:rPr>
-      </w:r>
-      <w:hyperlink r:id="rId65">
-        <w:r>
-          <w:rPr>
-            <w:lang w:val="sw_KE" w:bidi="sw_KE"/>
-          </w:rPr>
-          <w:rPr>
-            <w:color w:val="0000EE"/>
-            <w:u w:val="single"/>
-          </w:rPr>
-          <w:t>Matayo 27:51</w:t>
-        </w:r>
-      </w:hyperlink>
-    </w:p>
-    <w:p>
-      <w:pPr>
-        <w:pStyle w:val="ListBullet"/>
-        <w:spacing w:line="240" w:lineRule="auto"/>
-        <w:ind w:left="720"/>
-      </w:pPr>
-      <w:r>
-        <w:rPr>
-          <w:lang w:val="sw_KE" w:bidi="sw_KE"/>
-        </w:rPr>
-      </w:r>
-      <w:hyperlink r:id="rId66">
-        <w:r>
-          <w:rPr>
-            <w:lang w:val="sw_KE" w:bidi="sw_KE"/>
-          </w:rPr>
-          <w:rPr>
-            <w:color w:val="0000EE"/>
-            <w:u w:val="single"/>
-          </w:rPr>
-          <w:t>Hesabu 4:5</w:t>
-        </w:r>
-      </w:hyperlink>
+      <w:r>
+        <w:rPr>
+          <w:lang w:val="sw_KE" w:bidi="sw_KE"/>
+        </w:rPr>
+        <w:t>Waebrania 10:20</w:t>
+      </w:r>
+    </w:p>
+    <w:p>
+      <w:pPr>
+        <w:pStyle w:val="ListBullet"/>
+        <w:spacing w:line="240" w:lineRule="auto"/>
+        <w:ind w:left="720"/>
+      </w:pPr>
+      <w:r>
+        <w:rPr>
+          <w:lang w:val="sw_KE" w:bidi="sw_KE"/>
+        </w:rPr>
+      </w:r>
+      <w:r>
+        <w:rPr>
+          <w:lang w:val="sw_KE" w:bidi="sw_KE"/>
+        </w:rPr>
+        <w:t>Walawi 4:17</w:t>
+      </w:r>
+    </w:p>
+    <w:p>
+      <w:pPr>
+        <w:pStyle w:val="ListBullet"/>
+        <w:spacing w:line="240" w:lineRule="auto"/>
+        <w:ind w:left="720"/>
+      </w:pPr>
+      <w:r>
+        <w:rPr>
+          <w:lang w:val="sw_KE" w:bidi="sw_KE"/>
+        </w:rPr>
+      </w:r>
+      <w:r>
+        <w:rPr>
+          <w:lang w:val="sw_KE" w:bidi="sw_KE"/>
+        </w:rPr>
+        <w:t>Luka 23:45</w:t>
+      </w:r>
+    </w:p>
+    <w:p>
+      <w:pPr>
+        <w:pStyle w:val="ListBullet"/>
+        <w:spacing w:line="240" w:lineRule="auto"/>
+        <w:ind w:left="720"/>
+      </w:pPr>
+      <w:r>
+        <w:rPr>
+          <w:lang w:val="sw_KE" w:bidi="sw_KE"/>
+        </w:rPr>
+      </w:r>
+      <w:r>
+        <w:rPr>
+          <w:lang w:val="sw_KE" w:bidi="sw_KE"/>
+        </w:rPr>
+        <w:t>Matayo 27:51</w:t>
+      </w:r>
+    </w:p>
+    <w:p>
+      <w:pPr>
+        <w:pStyle w:val="ListBullet"/>
+        <w:spacing w:line="240" w:lineRule="auto"/>
+        <w:ind w:left="720"/>
+      </w:pPr>
+      <w:r>
+        <w:rPr>
+          <w:lang w:val="sw_KE" w:bidi="sw_KE"/>
+        </w:rPr>
+      </w:r>
+      <w:r>
+        <w:rPr>
+          <w:lang w:val="sw_KE" w:bidi="sw_KE"/>
+        </w:rPr>
+        <w:t>Hesabu 4:5</w:t>
+      </w:r>
     </w:p>
     <w:p>
       <w:pPr>
@@ -4815,103 +4491,73 @@
           <w:lang w:val="sw_KE" w:bidi="sw_KE"/>
         </w:rPr>
       </w:r>
-      <w:hyperlink r:id="rId67">
-        <w:r>
-          <w:rPr>
-            <w:lang w:val="sw_KE" w:bidi="sw_KE"/>
-          </w:rPr>
-          <w:rPr>
-            <w:color w:val="0000EE"/>
-            <w:u w:val="single"/>
-          </w:rPr>
-          <w:t>1 Mambo ya Nyakati 15:27–28</w:t>
-        </w:r>
-      </w:hyperlink>
-    </w:p>
-    <w:p>
-      <w:pPr>
-        <w:pStyle w:val="ListBullet"/>
-        <w:spacing w:line="240" w:lineRule="auto"/>
-        <w:ind w:left="720"/>
-      </w:pPr>
-      <w:r>
-        <w:rPr>
-          <w:lang w:val="sw_KE" w:bidi="sw_KE"/>
-        </w:rPr>
-      </w:r>
-      <w:hyperlink r:id="rId68">
-        <w:r>
-          <w:rPr>
-            <w:lang w:val="sw_KE" w:bidi="sw_KE"/>
-          </w:rPr>
-          <w:rPr>
-            <w:color w:val="0000EE"/>
-            <w:u w:val="single"/>
-          </w:rPr>
-          <w:t>1 Wafalme 1:39</w:t>
-        </w:r>
-      </w:hyperlink>
-    </w:p>
-    <w:p>
-      <w:pPr>
-        <w:pStyle w:val="ListBullet"/>
-        <w:spacing w:line="240" w:lineRule="auto"/>
-        <w:ind w:left="720"/>
-      </w:pPr>
-      <w:r>
-        <w:rPr>
-          <w:lang w:val="sw_KE" w:bidi="sw_KE"/>
-        </w:rPr>
-      </w:r>
-      <w:hyperlink r:id="rId69">
-        <w:r>
-          <w:rPr>
-            <w:lang w:val="sw_KE" w:bidi="sw_KE"/>
-          </w:rPr>
-          <w:rPr>
-            <w:color w:val="0000EE"/>
-            <w:u w:val="single"/>
-          </w:rPr>
-          <w:t>2 Samweli 22:3</w:t>
-        </w:r>
-      </w:hyperlink>
-    </w:p>
-    <w:p>
-      <w:pPr>
-        <w:pStyle w:val="ListBullet"/>
-        <w:spacing w:line="240" w:lineRule="auto"/>
-        <w:ind w:left="720"/>
-      </w:pPr>
-      <w:r>
-        <w:rPr>
-          <w:lang w:val="sw_KE" w:bidi="sw_KE"/>
-        </w:rPr>
+      <w:r>
+        <w:rPr>
+          <w:lang w:val="sw_KE" w:bidi="sw_KE"/>
+        </w:rPr>
+        <w:t>1 Mambo ya Nyakati 15:27–28</w:t>
+      </w:r>
+    </w:p>
+    <w:p>
+      <w:pPr>
+        <w:pStyle w:val="ListBullet"/>
+        <w:spacing w:line="240" w:lineRule="auto"/>
+        <w:ind w:left="720"/>
+      </w:pPr>
+      <w:r>
+        <w:rPr>
+          <w:lang w:val="sw_KE" w:bidi="sw_KE"/>
+        </w:rPr>
+      </w:r>
+      <w:r>
+        <w:rPr>
+          <w:lang w:val="sw_KE" w:bidi="sw_KE"/>
+        </w:rPr>
+        <w:t>1 Wafalme 1:39</w:t>
+      </w:r>
+    </w:p>
+    <w:p>
+      <w:pPr>
+        <w:pStyle w:val="ListBullet"/>
+        <w:spacing w:line="240" w:lineRule="auto"/>
+        <w:ind w:left="720"/>
+      </w:pPr>
+      <w:r>
+        <w:rPr>
+          <w:lang w:val="sw_KE" w:bidi="sw_KE"/>
+        </w:rPr>
+      </w:r>
+      <w:r>
+        <w:rPr>
+          <w:lang w:val="sw_KE" w:bidi="sw_KE"/>
+        </w:rPr>
+        <w:t>2 Samweli 22:3</w:t>
+      </w:r>
+    </w:p>
+    <w:p>
+      <w:pPr>
+        <w:pStyle w:val="ListBullet"/>
+        <w:spacing w:line="240" w:lineRule="auto"/>
+        <w:ind w:left="720"/>
+      </w:pPr>
+      <w:r>
+        <w:rPr>
+          <w:lang w:val="sw_KE" w:bidi="sw_KE"/>
+        </w:rPr>
+      </w:r>
+      <w:r>
+        <w:rPr>
+          <w:lang w:val="sw_KE" w:bidi="sw_KE"/>
+        </w:rPr>
+        <w:t>Yeremia 17:1</w:t>
         <w:br/>
       </w:r>
-      <w:hyperlink r:id="rId70">
-        <w:r>
-          <w:rPr>
-            <w:lang w:val="sw_KE" w:bidi="sw_KE"/>
-          </w:rPr>
-          <w:rPr>
-            <w:color w:val="0000EE"/>
-            <w:u w:val="single"/>
-          </w:rPr>
-          <w:t>Yeremia 17:1</w:t>
-        </w:r>
-      </w:hyperlink>
-      <w:hyperlink r:id="rId71">
-        <w:r>
-          <w:rPr>
-            <w:lang w:val="sw_KE" w:bidi="sw_KE"/>
-          </w:rPr>
-          <w:rPr>
-            <w:color w:val="0000EE"/>
-            <w:u w:val="single"/>
-          </w:rPr>
-          <w:t>Zaburi 22:21</w:t>
-        </w:r>
-      </w:hyperlink>
+      <w:r>
+        <w:rPr>
+          <w:lang w:val="sw_KE" w:bidi="sw_KE"/>
+        </w:rPr>
+        <w:t>Zaburi 22:21</w:t>
+      </w:r>
     </w:p>
     <w:p>
       <w:pPr>
@@ -5165,114 +4811,84 @@
           <w:lang w:val="sw_KE" w:bidi="sw_KE"/>
         </w:rPr>
       </w:r>
-      <w:hyperlink r:id="rId72">
-        <w:r>
-          <w:rPr>
-            <w:lang w:val="sw_KE" w:bidi="sw_KE"/>
-          </w:rPr>
-          <w:rPr>
-            <w:color w:val="0000EE"/>
-            <w:u w:val="single"/>
-          </w:rPr>
-          <w:t>2 Mambo ya Nyakati 8:12–13</w:t>
-        </w:r>
-      </w:hyperlink>
-    </w:p>
-    <w:p>
-      <w:pPr>
-        <w:pStyle w:val="ListBullet"/>
-        <w:spacing w:line="240" w:lineRule="auto"/>
-        <w:ind w:left="720"/>
-      </w:pPr>
-      <w:r>
-        <w:rPr>
-          <w:lang w:val="sw_KE" w:bidi="sw_KE"/>
-        </w:rPr>
-      </w:r>
-      <w:hyperlink r:id="rId73">
-        <w:r>
-          <w:rPr>
-            <w:lang w:val="sw_KE" w:bidi="sw_KE"/>
-          </w:rPr>
-          <w:rPr>
-            <w:color w:val="0000EE"/>
-            <w:u w:val="single"/>
-          </w:rPr>
-          <w:t>Matendo 2:1</w:t>
-        </w:r>
-      </w:hyperlink>
-    </w:p>
-    <w:p>
-      <w:pPr>
-        <w:pStyle w:val="ListBullet"/>
-        <w:spacing w:line="240" w:lineRule="auto"/>
-        <w:ind w:left="720"/>
-      </w:pPr>
-      <w:r>
-        <w:rPr>
-          <w:lang w:val="sw_KE" w:bidi="sw_KE"/>
-        </w:rPr>
-      </w:r>
-      <w:hyperlink r:id="rId74">
-        <w:r>
-          <w:rPr>
-            <w:lang w:val="sw_KE" w:bidi="sw_KE"/>
-          </w:rPr>
-          <w:rPr>
-            <w:color w:val="0000EE"/>
-            <w:u w:val="single"/>
-          </w:rPr>
-          <w:t>Matendo 20:15–16</w:t>
-        </w:r>
-      </w:hyperlink>
-    </w:p>
-    <w:p>
-      <w:pPr>
-        <w:pStyle w:val="ListBullet"/>
-        <w:spacing w:line="240" w:lineRule="auto"/>
-        <w:ind w:left="720"/>
-      </w:pPr>
-      <w:r>
-        <w:rPr>
-          <w:lang w:val="sw_KE" w:bidi="sw_KE"/>
-        </w:rPr>
-      </w:r>
-      <w:hyperlink r:id="rId75">
-        <w:r>
-          <w:rPr>
-            <w:lang w:val="sw_KE" w:bidi="sw_KE"/>
-          </w:rPr>
-          <w:rPr>
-            <w:color w:val="0000EE"/>
-            <w:u w:val="single"/>
-          </w:rPr>
-          <w:t>Kumbukumbu la Torati 16:16–17</w:t>
-        </w:r>
-      </w:hyperlink>
-    </w:p>
-    <w:p>
-      <w:pPr>
-        <w:pStyle w:val="ListBullet"/>
-        <w:spacing w:line="240" w:lineRule="auto"/>
-        <w:ind w:left="720"/>
-      </w:pPr>
-      <w:r>
-        <w:rPr>
-          <w:lang w:val="sw_KE" w:bidi="sw_KE"/>
-        </w:rPr>
-      </w:r>
-      <w:hyperlink r:id="rId76">
-        <w:r>
-          <w:rPr>
-            <w:lang w:val="sw_KE" w:bidi="sw_KE"/>
-          </w:rPr>
-          <w:rPr>
-            <w:color w:val="0000EE"/>
-            <w:u w:val="single"/>
-          </w:rPr>
-          <w:t>Hesabu 28:26</w:t>
-        </w:r>
-      </w:hyperlink>
+      <w:r>
+        <w:rPr>
+          <w:lang w:val="sw_KE" w:bidi="sw_KE"/>
+        </w:rPr>
+        <w:t>2 Mambo ya Nyakati 8:12–13</w:t>
+      </w:r>
+    </w:p>
+    <w:p>
+      <w:pPr>
+        <w:pStyle w:val="ListBullet"/>
+        <w:spacing w:line="240" w:lineRule="auto"/>
+        <w:ind w:left="720"/>
+      </w:pPr>
+      <w:r>
+        <w:rPr>
+          <w:lang w:val="sw_KE" w:bidi="sw_KE"/>
+        </w:rPr>
+      </w:r>
+      <w:r>
+        <w:rPr>
+          <w:lang w:val="sw_KE" w:bidi="sw_KE"/>
+        </w:rPr>
+        <w:t>Matendo 2:1</w:t>
+      </w:r>
+    </w:p>
+    <w:p>
+      <w:pPr>
+        <w:pStyle w:val="ListBullet"/>
+        <w:spacing w:line="240" w:lineRule="auto"/>
+        <w:ind w:left="720"/>
+      </w:pPr>
+      <w:r>
+        <w:rPr>
+          <w:lang w:val="sw_KE" w:bidi="sw_KE"/>
+        </w:rPr>
+      </w:r>
+      <w:r>
+        <w:rPr>
+          <w:lang w:val="sw_KE" w:bidi="sw_KE"/>
+        </w:rPr>
+        <w:t>Matendo 20:15–16</w:t>
+      </w:r>
+    </w:p>
+    <w:p>
+      <w:pPr>
+        <w:pStyle w:val="ListBullet"/>
+        <w:spacing w:line="240" w:lineRule="auto"/>
+        <w:ind w:left="720"/>
+      </w:pPr>
+      <w:r>
+        <w:rPr>
+          <w:lang w:val="sw_KE" w:bidi="sw_KE"/>
+        </w:rPr>
+      </w:r>
+      <w:r>
+        <w:rPr>
+          <w:lang w:val="sw_KE" w:bidi="sw_KE"/>
+        </w:rPr>
+        <w:t>Kumbukumbu la Torati 16:16–17</w:t>
+      </w:r>
+    </w:p>
+    <w:p>
+      <w:pPr>
+        <w:pStyle w:val="ListBullet"/>
+        <w:spacing w:line="240" w:lineRule="auto"/>
+        <w:ind w:left="720"/>
+      </w:pPr>
+      <w:r>
+        <w:rPr>
+          <w:lang w:val="sw_KE" w:bidi="sw_KE"/>
+        </w:rPr>
+      </w:r>
+      <w:r>
+        <w:rPr>
+          <w:lang w:val="sw_KE" w:bidi="sw_KE"/>
+        </w:rPr>
+        <w:t>Hesabu 28:26</w:t>
+      </w:r>
     </w:p>
     <w:p>
       <w:pPr>
@@ -5526,114 +5142,84 @@
           <w:lang w:val="sw_KE" w:bidi="sw_KE"/>
         </w:rPr>
       </w:r>
-      <w:hyperlink r:id="rId77">
-        <w:r>
-          <w:rPr>
-            <w:lang w:val="sw_KE" w:bidi="sw_KE"/>
-          </w:rPr>
-          <w:rPr>
-            <w:color w:val="0000EE"/>
-            <w:u w:val="single"/>
-          </w:rPr>
-          <w:t>Isaya 21:10</w:t>
-        </w:r>
-      </w:hyperlink>
-    </w:p>
-    <w:p>
-      <w:pPr>
-        <w:pStyle w:val="ListBullet"/>
-        <w:spacing w:line="240" w:lineRule="auto"/>
-        <w:ind w:left="720"/>
-      </w:pPr>
-      <w:r>
-        <w:rPr>
-          <w:lang w:val="sw_KE" w:bidi="sw_KE"/>
-        </w:rPr>
-      </w:r>
-      <w:hyperlink r:id="rId78">
-        <w:r>
-          <w:rPr>
-            <w:lang w:val="sw_KE" w:bidi="sw_KE"/>
-          </w:rPr>
-          <w:rPr>
-            <w:color w:val="0000EE"/>
-            <w:u w:val="single"/>
-          </w:rPr>
-          <w:t>Luka 22:31</w:t>
-        </w:r>
-      </w:hyperlink>
-    </w:p>
-    <w:p>
-      <w:pPr>
-        <w:pStyle w:val="ListBullet"/>
-        <w:spacing w:line="240" w:lineRule="auto"/>
-        <w:ind w:left="720"/>
-      </w:pPr>
-      <w:r>
-        <w:rPr>
-          <w:lang w:val="sw_KE" w:bidi="sw_KE"/>
-        </w:rPr>
-      </w:r>
-      <w:hyperlink r:id="rId79">
-        <w:r>
-          <w:rPr>
-            <w:lang w:val="sw_KE" w:bidi="sw_KE"/>
-          </w:rPr>
-          <w:rPr>
-            <w:color w:val="0000EE"/>
-            <w:u w:val="single"/>
-          </w:rPr>
-          <w:t>Mathayo 3:12</w:t>
-        </w:r>
-      </w:hyperlink>
-    </w:p>
-    <w:p>
-      <w:pPr>
-        <w:pStyle w:val="ListBullet"/>
-        <w:spacing w:line="240" w:lineRule="auto"/>
-        <w:ind w:left="720"/>
-      </w:pPr>
-      <w:r>
-        <w:rPr>
-          <w:lang w:val="sw_KE" w:bidi="sw_KE"/>
-        </w:rPr>
-      </w:r>
-      <w:hyperlink r:id="rId80">
-        <w:r>
-          <w:rPr>
-            <w:lang w:val="sw_KE" w:bidi="sw_KE"/>
-          </w:rPr>
-          <w:rPr>
-            <w:color w:val="0000EE"/>
-            <w:u w:val="single"/>
-          </w:rPr>
-          <w:t>Mithali 20:8</w:t>
-        </w:r>
-      </w:hyperlink>
-    </w:p>
-    <w:p>
-      <w:pPr>
-        <w:pStyle w:val="ListBullet"/>
-        <w:spacing w:line="240" w:lineRule="auto"/>
-        <w:ind w:left="720"/>
-      </w:pPr>
-      <w:r>
-        <w:rPr>
-          <w:lang w:val="sw_KE" w:bidi="sw_KE"/>
-        </w:rPr>
-      </w:r>
-      <w:hyperlink r:id="rId81">
-        <w:r>
-          <w:rPr>
-            <w:lang w:val="sw_KE" w:bidi="sw_KE"/>
-          </w:rPr>
-          <w:rPr>
-            <w:color w:val="0000EE"/>
-            <w:u w:val="single"/>
-          </w:rPr>
-          <w:t>Ruthu 3:2</w:t>
-        </w:r>
-      </w:hyperlink>
+      <w:r>
+        <w:rPr>
+          <w:lang w:val="sw_KE" w:bidi="sw_KE"/>
+        </w:rPr>
+        <w:t>Isaya 21:10</w:t>
+      </w:r>
+    </w:p>
+    <w:p>
+      <w:pPr>
+        <w:pStyle w:val="ListBullet"/>
+        <w:spacing w:line="240" w:lineRule="auto"/>
+        <w:ind w:left="720"/>
+      </w:pPr>
+      <w:r>
+        <w:rPr>
+          <w:lang w:val="sw_KE" w:bidi="sw_KE"/>
+        </w:rPr>
+      </w:r>
+      <w:r>
+        <w:rPr>
+          <w:lang w:val="sw_KE" w:bidi="sw_KE"/>
+        </w:rPr>
+        <w:t>Luka 22:31</w:t>
+      </w:r>
+    </w:p>
+    <w:p>
+      <w:pPr>
+        <w:pStyle w:val="ListBullet"/>
+        <w:spacing w:line="240" w:lineRule="auto"/>
+        <w:ind w:left="720"/>
+      </w:pPr>
+      <w:r>
+        <w:rPr>
+          <w:lang w:val="sw_KE" w:bidi="sw_KE"/>
+        </w:rPr>
+      </w:r>
+      <w:r>
+        <w:rPr>
+          <w:lang w:val="sw_KE" w:bidi="sw_KE"/>
+        </w:rPr>
+        <w:t>Mathayo 3:12</w:t>
+      </w:r>
+    </w:p>
+    <w:p>
+      <w:pPr>
+        <w:pStyle w:val="ListBullet"/>
+        <w:spacing w:line="240" w:lineRule="auto"/>
+        <w:ind w:left="720"/>
+      </w:pPr>
+      <w:r>
+        <w:rPr>
+          <w:lang w:val="sw_KE" w:bidi="sw_KE"/>
+        </w:rPr>
+      </w:r>
+      <w:r>
+        <w:rPr>
+          <w:lang w:val="sw_KE" w:bidi="sw_KE"/>
+        </w:rPr>
+        <w:t>Mithali 20:8</w:t>
+      </w:r>
+    </w:p>
+    <w:p>
+      <w:pPr>
+        <w:pStyle w:val="ListBullet"/>
+        <w:spacing w:line="240" w:lineRule="auto"/>
+        <w:ind w:left="720"/>
+      </w:pPr>
+      <w:r>
+        <w:rPr>
+          <w:lang w:val="sw_KE" w:bidi="sw_KE"/>
+        </w:rPr>
+      </w:r>
+      <w:r>
+        <w:rPr>
+          <w:lang w:val="sw_KE" w:bidi="sw_KE"/>
+        </w:rPr>
+        <w:t>Ruthu 3:2</w:t>
+      </w:r>
     </w:p>
     <w:p>
       <w:pPr>
@@ -5998,18 +5584,12 @@
           <w:lang w:val="sw_KE" w:bidi="sw_KE"/>
         </w:rPr>
       </w:r>
-      <w:hyperlink r:id="rId82">
-        <w:r>
-          <w:rPr>
-            <w:lang w:val="sw_KE" w:bidi="sw_KE"/>
-          </w:rPr>
-          <w:rPr>
-            <w:color w:val="0000EE"/>
-            <w:u w:val="single"/>
-          </w:rPr>
-          <w:t>Yakobo 2:19</w:t>
-        </w:r>
-      </w:hyperlink>
+      <w:r>
+        <w:rPr>
+          <w:lang w:val="sw_KE" w:bidi="sw_KE"/>
+        </w:rPr>
+        <w:t>Yakobo 2:19</w:t>
+      </w:r>
     </w:p>
     <w:p>
       <w:pPr>
@@ -6022,18 +5602,12 @@
           <w:lang w:val="sw_KE" w:bidi="sw_KE"/>
         </w:rPr>
       </w:r>
-      <w:hyperlink r:id="rId83">
-        <w:r>
-          <w:rPr>
-            <w:lang w:val="sw_KE" w:bidi="sw_KE"/>
-          </w:rPr>
-          <w:rPr>
-            <w:color w:val="0000EE"/>
-            <w:u w:val="single"/>
-          </w:rPr>
-          <w:t>Yakobo 3:15</w:t>
-        </w:r>
-      </w:hyperlink>
+      <w:r>
+        <w:rPr>
+          <w:lang w:val="sw_KE" w:bidi="sw_KE"/>
+        </w:rPr>
+        <w:t>Yakobo 3:15</w:t>
+      </w:r>
     </w:p>
     <w:p>
       <w:pPr>
@@ -6046,18 +5620,12 @@
           <w:lang w:val="sw_KE" w:bidi="sw_KE"/>
         </w:rPr>
       </w:r>
-      <w:hyperlink r:id="rId84">
-        <w:r>
-          <w:rPr>
-            <w:lang w:val="sw_KE" w:bidi="sw_KE"/>
-          </w:rPr>
-          <w:rPr>
-            <w:color w:val="0000EE"/>
-            <w:u w:val="single"/>
-          </w:rPr>
-          <w:t>Luka 4:36</w:t>
-        </w:r>
-      </w:hyperlink>
+      <w:r>
+        <w:rPr>
+          <w:lang w:val="sw_KE" w:bidi="sw_KE"/>
+        </w:rPr>
+        <w:t>Luka 4:36</w:t>
+      </w:r>
     </w:p>
     <w:p>
       <w:pPr>
@@ -6070,18 +5638,12 @@
           <w:lang w:val="sw_KE" w:bidi="sw_KE"/>
         </w:rPr>
       </w:r>
-      <w:hyperlink r:id="rId85">
-        <w:r>
-          <w:rPr>
-            <w:lang w:val="sw_KE" w:bidi="sw_KE"/>
-          </w:rPr>
-          <w:rPr>
-            <w:color w:val="0000EE"/>
-            <w:u w:val="single"/>
-          </w:rPr>
-          <w:t>Marko 3:22</w:t>
-        </w:r>
-      </w:hyperlink>
+      <w:r>
+        <w:rPr>
+          <w:lang w:val="sw_KE" w:bidi="sw_KE"/>
+        </w:rPr>
+        <w:t>Marko 3:22</w:t>
+      </w:r>
     </w:p>
     <w:p>
       <w:pPr>
@@ -6094,18 +5656,12 @@
           <w:lang w:val="sw_KE" w:bidi="sw_KE"/>
         </w:rPr>
       </w:r>
-      <w:hyperlink r:id="rId86">
-        <w:r>
-          <w:rPr>
-            <w:lang w:val="sw_KE" w:bidi="sw_KE"/>
-          </w:rPr>
-          <w:rPr>
-            <w:color w:val="0000EE"/>
-            <w:u w:val="single"/>
-          </w:rPr>
-          <w:t>Matayo 4:24</w:t>
-        </w:r>
-      </w:hyperlink>
+      <w:r>
+        <w:rPr>
+          <w:lang w:val="sw_KE" w:bidi="sw_KE"/>
+        </w:rPr>
+        <w:t>Matayo 4:24</w:t>
+      </w:r>
     </w:p>
     <w:p>
       <w:pPr>
@@ -6494,114 +6050,84 @@
           <w:lang w:val="sw_KE" w:bidi="sw_KE"/>
         </w:rPr>
       </w:r>
-      <w:hyperlink r:id="rId87">
-        <w:r>
-          <w:rPr>
-            <w:lang w:val="sw_KE" w:bidi="sw_KE"/>
-          </w:rPr>
-          <w:rPr>
-            <w:color w:val="0000EE"/>
-            <w:u w:val="single"/>
-          </w:rPr>
-          <w:t>1 Wafalme 9:20–21</w:t>
-        </w:r>
-      </w:hyperlink>
-    </w:p>
-    <w:p>
-      <w:pPr>
-        <w:pStyle w:val="ListBullet"/>
-        <w:spacing w:line="240" w:lineRule="auto"/>
-        <w:ind w:left="720"/>
-      </w:pPr>
-      <w:r>
-        <w:rPr>
-          <w:lang w:val="sw_KE" w:bidi="sw_KE"/>
-        </w:rPr>
-      </w:r>
-      <w:hyperlink r:id="rId88">
-        <w:r>
-          <w:rPr>
-            <w:lang w:val="sw_KE" w:bidi="sw_KE"/>
-          </w:rPr>
-          <w:rPr>
-            <w:color w:val="0000EE"/>
-            <w:u w:val="single"/>
-          </w:rPr>
-          <w:t>2 Mambo ya Nyakati 8:7–8</w:t>
-        </w:r>
-      </w:hyperlink>
-    </w:p>
-    <w:p>
-      <w:pPr>
-        <w:pStyle w:val="ListBullet"/>
-        <w:spacing w:line="240" w:lineRule="auto"/>
-        <w:ind w:left="720"/>
-      </w:pPr>
-      <w:r>
-        <w:rPr>
-          <w:lang w:val="sw_KE" w:bidi="sw_KE"/>
-        </w:rPr>
-      </w:r>
-      <w:hyperlink r:id="rId89">
-        <w:r>
-          <w:rPr>
-            <w:lang w:val="sw_KE" w:bidi="sw_KE"/>
-          </w:rPr>
-          <w:rPr>
-            <w:color w:val="0000EE"/>
-            <w:u w:val="single"/>
-          </w:rPr>
-          <w:t>Kutoka 3:16–18</w:t>
-        </w:r>
-      </w:hyperlink>
-    </w:p>
-    <w:p>
-      <w:pPr>
-        <w:pStyle w:val="ListBullet"/>
-        <w:spacing w:line="240" w:lineRule="auto"/>
-        <w:ind w:left="720"/>
-      </w:pPr>
-      <w:r>
-        <w:rPr>
-          <w:lang w:val="sw_KE" w:bidi="sw_KE"/>
-        </w:rPr>
-      </w:r>
-      <w:hyperlink r:id="rId90">
-        <w:r>
-          <w:rPr>
-            <w:lang w:val="sw_KE" w:bidi="sw_KE"/>
-          </w:rPr>
-          <w:rPr>
-            <w:color w:val="0000EE"/>
-            <w:u w:val="single"/>
-          </w:rPr>
-          <w:t>Mwanzo 13:7</w:t>
-        </w:r>
-      </w:hyperlink>
-    </w:p>
-    <w:p>
-      <w:pPr>
-        <w:pStyle w:val="ListBullet"/>
-        <w:spacing w:line="240" w:lineRule="auto"/>
-        <w:ind w:left="720"/>
-      </w:pPr>
-      <w:r>
-        <w:rPr>
-          <w:lang w:val="sw_KE" w:bidi="sw_KE"/>
-        </w:rPr>
-      </w:r>
-      <w:hyperlink r:id="rId91">
-        <w:r>
-          <w:rPr>
-            <w:lang w:val="sw_KE" w:bidi="sw_KE"/>
-          </w:rPr>
-          <w:rPr>
-            <w:color w:val="0000EE"/>
-            <w:u w:val="single"/>
-          </w:rPr>
-          <w:t>Yoshua 3:9–11</w:t>
-        </w:r>
-      </w:hyperlink>
+      <w:r>
+        <w:rPr>
+          <w:lang w:val="sw_KE" w:bidi="sw_KE"/>
+        </w:rPr>
+        <w:t>1 Wafalme 9:20–21</w:t>
+      </w:r>
+    </w:p>
+    <w:p>
+      <w:pPr>
+        <w:pStyle w:val="ListBullet"/>
+        <w:spacing w:line="240" w:lineRule="auto"/>
+        <w:ind w:left="720"/>
+      </w:pPr>
+      <w:r>
+        <w:rPr>
+          <w:lang w:val="sw_KE" w:bidi="sw_KE"/>
+        </w:rPr>
+      </w:r>
+      <w:r>
+        <w:rPr>
+          <w:lang w:val="sw_KE" w:bidi="sw_KE"/>
+        </w:rPr>
+        <w:t>2 Mambo ya Nyakati 8:7–8</w:t>
+      </w:r>
+    </w:p>
+    <w:p>
+      <w:pPr>
+        <w:pStyle w:val="ListBullet"/>
+        <w:spacing w:line="240" w:lineRule="auto"/>
+        <w:ind w:left="720"/>
+      </w:pPr>
+      <w:r>
+        <w:rPr>
+          <w:lang w:val="sw_KE" w:bidi="sw_KE"/>
+        </w:rPr>
+      </w:r>
+      <w:r>
+        <w:rPr>
+          <w:lang w:val="sw_KE" w:bidi="sw_KE"/>
+        </w:rPr>
+        <w:t>Kutoka 3:16–18</w:t>
+      </w:r>
+    </w:p>
+    <w:p>
+      <w:pPr>
+        <w:pStyle w:val="ListBullet"/>
+        <w:spacing w:line="240" w:lineRule="auto"/>
+        <w:ind w:left="720"/>
+      </w:pPr>
+      <w:r>
+        <w:rPr>
+          <w:lang w:val="sw_KE" w:bidi="sw_KE"/>
+        </w:rPr>
+      </w:r>
+      <w:r>
+        <w:rPr>
+          <w:lang w:val="sw_KE" w:bidi="sw_KE"/>
+        </w:rPr>
+        <w:t>Mwanzo 13:7</w:t>
+      </w:r>
+    </w:p>
+    <w:p>
+      <w:pPr>
+        <w:pStyle w:val="ListBullet"/>
+        <w:spacing w:line="240" w:lineRule="auto"/>
+        <w:ind w:left="720"/>
+      </w:pPr>
+      <w:r>
+        <w:rPr>
+          <w:lang w:val="sw_KE" w:bidi="sw_KE"/>
+        </w:rPr>
+      </w:r>
+      <w:r>
+        <w:rPr>
+          <w:lang w:val="sw_KE" w:bidi="sw_KE"/>
+        </w:rPr>
+        <w:t>Yoshua 3:9–11</w:t>
+      </w:r>
     </w:p>
     <w:p>
       <w:pPr>
@@ -6837,210 +6363,156 @@
           <w:lang w:val="sw_KE" w:bidi="sw_KE"/>
         </w:rPr>
       </w:r>
-      <w:hyperlink r:id="rId92">
-        <w:r>
-          <w:rPr>
-            <w:lang w:val="sw_KE" w:bidi="sw_KE"/>
-          </w:rPr>
-          <w:rPr>
-            <w:color w:val="0000EE"/>
-            <w:u w:val="single"/>
-          </w:rPr>
-          <w:t>Matendo 8:25</w:t>
-        </w:r>
-      </w:hyperlink>
-    </w:p>
-    <w:p>
-      <w:pPr>
-        <w:pStyle w:val="ListBullet"/>
-        <w:spacing w:line="240" w:lineRule="auto"/>
-        <w:ind w:left="720"/>
-      </w:pPr>
-      <w:r>
-        <w:rPr>
-          <w:lang w:val="sw_KE" w:bidi="sw_KE"/>
-        </w:rPr>
-      </w:r>
-      <w:hyperlink r:id="rId93">
-        <w:r>
-          <w:rPr>
-            <w:lang w:val="sw_KE" w:bidi="sw_KE"/>
-          </w:rPr>
-          <w:rPr>
-            <w:color w:val="0000EE"/>
-            <w:u w:val="single"/>
-          </w:rPr>
-          <w:t>Wagalatia 2:6–8</w:t>
-        </w:r>
-      </w:hyperlink>
-    </w:p>
-    <w:p>
-      <w:pPr>
-        <w:pStyle w:val="ListBullet"/>
-        <w:spacing w:line="240" w:lineRule="auto"/>
-        <w:ind w:left="720"/>
-      </w:pPr>
-      <w:r>
-        <w:rPr>
-          <w:lang w:val="sw_KE" w:bidi="sw_KE"/>
-        </w:rPr>
-      </w:r>
-      <w:hyperlink r:id="rId94">
-        <w:r>
-          <w:rPr>
-            <w:lang w:val="sw_KE" w:bidi="sw_KE"/>
-          </w:rPr>
-          <w:rPr>
-            <w:color w:val="0000EE"/>
-            <w:u w:val="single"/>
-          </w:rPr>
-          <w:t>Wagalatia 2:12</w:t>
-        </w:r>
-      </w:hyperlink>
-    </w:p>
-    <w:p>
-      <w:pPr>
-        <w:pStyle w:val="ListBullet"/>
-        <w:spacing w:line="240" w:lineRule="auto"/>
-        <w:ind w:left="720"/>
-      </w:pPr>
-      <w:r>
-        <w:rPr>
-          <w:lang w:val="sw_KE" w:bidi="sw_KE"/>
-        </w:rPr>
-      </w:r>
-      <w:hyperlink r:id="rId95">
-        <w:r>
-          <w:rPr>
-            <w:lang w:val="sw_KE" w:bidi="sw_KE"/>
-          </w:rPr>
-          <w:rPr>
-            <w:color w:val="0000EE"/>
-            <w:u w:val="single"/>
-          </w:rPr>
-          <w:t>Luka 22:58</w:t>
-        </w:r>
-      </w:hyperlink>
-    </w:p>
-    <w:p>
-      <w:pPr>
-        <w:pStyle w:val="ListBullet"/>
-        <w:spacing w:line="240" w:lineRule="auto"/>
-        <w:ind w:left="720"/>
-      </w:pPr>
-      <w:r>
-        <w:rPr>
-          <w:lang w:val="sw_KE" w:bidi="sw_KE"/>
-        </w:rPr>
-      </w:r>
-      <w:hyperlink r:id="rId96">
-        <w:r>
-          <w:rPr>
-            <w:lang w:val="sw_KE" w:bidi="sw_KE"/>
-          </w:rPr>
-          <w:rPr>
-            <w:color w:val="0000EE"/>
-            <w:u w:val="single"/>
-          </w:rPr>
-          <w:t>Marko 3:16</w:t>
-        </w:r>
-      </w:hyperlink>
-    </w:p>
-    <w:p>
-      <w:pPr>
-        <w:pStyle w:val="ListBullet"/>
-        <w:spacing w:line="240" w:lineRule="auto"/>
-        <w:ind w:left="720"/>
-      </w:pPr>
-      <w:r>
-        <w:rPr>
-          <w:lang w:val="sw_KE" w:bidi="sw_KE"/>
-        </w:rPr>
-      </w:r>
-      <w:hyperlink r:id="rId97">
-        <w:r>
-          <w:rPr>
-            <w:lang w:val="sw_KE" w:bidi="sw_KE"/>
-          </w:rPr>
-          <w:rPr>
-            <w:color w:val="0000EE"/>
-            <w:u w:val="single"/>
-          </w:rPr>
-          <w:t>Mathayo 4:18–20</w:t>
-        </w:r>
-      </w:hyperlink>
-    </w:p>
-    <w:p>
-      <w:pPr>
-        <w:pStyle w:val="ListBullet"/>
-        <w:spacing w:line="240" w:lineRule="auto"/>
-        <w:ind w:left="720"/>
-      </w:pPr>
-      <w:r>
-        <w:rPr>
-          <w:lang w:val="sw_KE" w:bidi="sw_KE"/>
-        </w:rPr>
-      </w:r>
-      <w:hyperlink r:id="rId98">
-        <w:r>
-          <w:rPr>
-            <w:lang w:val="sw_KE" w:bidi="sw_KE"/>
-          </w:rPr>
-          <w:rPr>
-            <w:color w:val="0000EE"/>
-            <w:u w:val="single"/>
-          </w:rPr>
-          <w:t>Mathayo 8:14</w:t>
-        </w:r>
-      </w:hyperlink>
-    </w:p>
-    <w:p>
-      <w:pPr>
-        <w:pStyle w:val="ListBullet"/>
-        <w:spacing w:line="240" w:lineRule="auto"/>
-        <w:ind w:left="720"/>
-      </w:pPr>
-      <w:r>
-        <w:rPr>
-          <w:lang w:val="sw_KE" w:bidi="sw_KE"/>
-        </w:rPr>
-      </w:r>
-      <w:hyperlink r:id="rId99">
-        <w:r>
-          <w:rPr>
-            <w:lang w:val="sw_KE" w:bidi="sw_KE"/>
-          </w:rPr>
-          <w:rPr>
-            <w:color w:val="0000EE"/>
-            <w:u w:val="single"/>
-          </w:rPr>
-          <w:t>Mathayo 14:30</w:t>
-        </w:r>
-      </w:hyperlink>
-    </w:p>
-    <w:p>
-      <w:pPr>
-        <w:pStyle w:val="ListBullet"/>
-        <w:spacing w:line="240" w:lineRule="auto"/>
-        <w:ind w:left="720"/>
-      </w:pPr>
-      <w:r>
-        <w:rPr>
-          <w:lang w:val="sw_KE" w:bidi="sw_KE"/>
-        </w:rPr>
-      </w:r>
-      <w:hyperlink r:id="rId100">
-        <w:r>
-          <w:rPr>
-            <w:lang w:val="sw_KE" w:bidi="sw_KE"/>
-          </w:rPr>
-          <w:rPr>
-            <w:color w:val="0000EE"/>
-            <w:u w:val="single"/>
-          </w:rPr>
-          <w:t>Mathayo 26:33–35</w:t>
-        </w:r>
-      </w:hyperlink>
+      <w:r>
+        <w:rPr>
+          <w:lang w:val="sw_KE" w:bidi="sw_KE"/>
+        </w:rPr>
+        <w:t>Matendo 8:25</w:t>
+      </w:r>
+    </w:p>
+    <w:p>
+      <w:pPr>
+        <w:pStyle w:val="ListBullet"/>
+        <w:spacing w:line="240" w:lineRule="auto"/>
+        <w:ind w:left="720"/>
+      </w:pPr>
+      <w:r>
+        <w:rPr>
+          <w:lang w:val="sw_KE" w:bidi="sw_KE"/>
+        </w:rPr>
+      </w:r>
+      <w:r>
+        <w:rPr>
+          <w:lang w:val="sw_KE" w:bidi="sw_KE"/>
+        </w:rPr>
+        <w:t>Wagalatia 2:6–8</w:t>
+      </w:r>
+    </w:p>
+    <w:p>
+      <w:pPr>
+        <w:pStyle w:val="ListBullet"/>
+        <w:spacing w:line="240" w:lineRule="auto"/>
+        <w:ind w:left="720"/>
+      </w:pPr>
+      <w:r>
+        <w:rPr>
+          <w:lang w:val="sw_KE" w:bidi="sw_KE"/>
+        </w:rPr>
+      </w:r>
+      <w:r>
+        <w:rPr>
+          <w:lang w:val="sw_KE" w:bidi="sw_KE"/>
+        </w:rPr>
+        <w:t>Wagalatia 2:12</w:t>
+      </w:r>
+    </w:p>
+    <w:p>
+      <w:pPr>
+        <w:pStyle w:val="ListBullet"/>
+        <w:spacing w:line="240" w:lineRule="auto"/>
+        <w:ind w:left="720"/>
+      </w:pPr>
+      <w:r>
+        <w:rPr>
+          <w:lang w:val="sw_KE" w:bidi="sw_KE"/>
+        </w:rPr>
+      </w:r>
+      <w:r>
+        <w:rPr>
+          <w:lang w:val="sw_KE" w:bidi="sw_KE"/>
+        </w:rPr>
+        <w:t>Luka 22:58</w:t>
+      </w:r>
+    </w:p>
+    <w:p>
+      <w:pPr>
+        <w:pStyle w:val="ListBullet"/>
+        <w:spacing w:line="240" w:lineRule="auto"/>
+        <w:ind w:left="720"/>
+      </w:pPr>
+      <w:r>
+        <w:rPr>
+          <w:lang w:val="sw_KE" w:bidi="sw_KE"/>
+        </w:rPr>
+      </w:r>
+      <w:r>
+        <w:rPr>
+          <w:lang w:val="sw_KE" w:bidi="sw_KE"/>
+        </w:rPr>
+        <w:t>Marko 3:16</w:t>
+      </w:r>
+    </w:p>
+    <w:p>
+      <w:pPr>
+        <w:pStyle w:val="ListBullet"/>
+        <w:spacing w:line="240" w:lineRule="auto"/>
+        <w:ind w:left="720"/>
+      </w:pPr>
+      <w:r>
+        <w:rPr>
+          <w:lang w:val="sw_KE" w:bidi="sw_KE"/>
+        </w:rPr>
+      </w:r>
+      <w:r>
+        <w:rPr>
+          <w:lang w:val="sw_KE" w:bidi="sw_KE"/>
+        </w:rPr>
+        <w:t>Mathayo 4:18–20</w:t>
+      </w:r>
+    </w:p>
+    <w:p>
+      <w:pPr>
+        <w:pStyle w:val="ListBullet"/>
+        <w:spacing w:line="240" w:lineRule="auto"/>
+        <w:ind w:left="720"/>
+      </w:pPr>
+      <w:r>
+        <w:rPr>
+          <w:lang w:val="sw_KE" w:bidi="sw_KE"/>
+        </w:rPr>
+      </w:r>
+      <w:r>
+        <w:rPr>
+          <w:lang w:val="sw_KE" w:bidi="sw_KE"/>
+        </w:rPr>
+        <w:t>Mathayo 8:14</w:t>
+      </w:r>
+    </w:p>
+    <w:p>
+      <w:pPr>
+        <w:pStyle w:val="ListBullet"/>
+        <w:spacing w:line="240" w:lineRule="auto"/>
+        <w:ind w:left="720"/>
+      </w:pPr>
+      <w:r>
+        <w:rPr>
+          <w:lang w:val="sw_KE" w:bidi="sw_KE"/>
+        </w:rPr>
+      </w:r>
+      <w:r>
+        <w:rPr>
+          <w:lang w:val="sw_KE" w:bidi="sw_KE"/>
+        </w:rPr>
+        <w:t>Mathayo 14:30</w:t>
+      </w:r>
+    </w:p>
+    <w:p>
+      <w:pPr>
+        <w:pStyle w:val="ListBullet"/>
+        <w:spacing w:line="240" w:lineRule="auto"/>
+        <w:ind w:left="720"/>
+      </w:pPr>
+      <w:r>
+        <w:rPr>
+          <w:lang w:val="sw_KE" w:bidi="sw_KE"/>
+        </w:rPr>
+      </w:r>
+      <w:r>
+        <w:rPr>
+          <w:lang w:val="sw_KE" w:bidi="sw_KE"/>
+        </w:rPr>
+        <w:t>Mathayo 26:33–35</w:t>
+      </w:r>
     </w:p>
     <w:p>
       <w:pPr>
@@ -7618,114 +7090,84 @@
           <w:lang w:val="sw_KE" w:bidi="sw_KE"/>
         </w:rPr>
       </w:r>
-      <w:hyperlink r:id="rId101">
-        <w:r>
-          <w:rPr>
-            <w:lang w:val="sw_KE" w:bidi="sw_KE"/>
-          </w:rPr>
-          <w:rPr>
-            <w:color w:val="0000EE"/>
-            <w:u w:val="single"/>
-          </w:rPr>
-          <w:t>Matendo 1:14</w:t>
-        </w:r>
-      </w:hyperlink>
-    </w:p>
-    <w:p>
-      <w:pPr>
-        <w:pStyle w:val="ListBullet"/>
-        <w:spacing w:line="240" w:lineRule="auto"/>
-        <w:ind w:left="720"/>
-      </w:pPr>
-      <w:r>
-        <w:rPr>
-          <w:lang w:val="sw_KE" w:bidi="sw_KE"/>
-        </w:rPr>
-      </w:r>
-      <w:hyperlink r:id="rId102">
-        <w:r>
-          <w:rPr>
-            <w:lang w:val="sw_KE" w:bidi="sw_KE"/>
-          </w:rPr>
-          <w:rPr>
-            <w:color w:val="0000EE"/>
-            <w:u w:val="single"/>
-          </w:rPr>
-          <w:t>Yohana 1:44</w:t>
-        </w:r>
-      </w:hyperlink>
-    </w:p>
-    <w:p>
-      <w:pPr>
-        <w:pStyle w:val="ListBullet"/>
-        <w:spacing w:line="240" w:lineRule="auto"/>
-        <w:ind w:left="720"/>
-      </w:pPr>
-      <w:r>
-        <w:rPr>
-          <w:lang w:val="sw_KE" w:bidi="sw_KE"/>
-        </w:rPr>
-      </w:r>
-      <w:hyperlink r:id="rId103">
-        <w:r>
-          <w:rPr>
-            <w:lang w:val="sw_KE" w:bidi="sw_KE"/>
-          </w:rPr>
-          <w:rPr>
-            <w:color w:val="0000EE"/>
-            <w:u w:val="single"/>
-          </w:rPr>
-          <w:t>Yohana 6:6</w:t>
-        </w:r>
-      </w:hyperlink>
-    </w:p>
-    <w:p>
-      <w:pPr>
-        <w:pStyle w:val="ListBullet"/>
-        <w:spacing w:line="240" w:lineRule="auto"/>
-        <w:ind w:left="720"/>
-      </w:pPr>
-      <w:r>
-        <w:rPr>
-          <w:lang w:val="sw_KE" w:bidi="sw_KE"/>
-        </w:rPr>
-      </w:r>
-      <w:hyperlink r:id="rId104">
-        <w:r>
-          <w:rPr>
-            <w:lang w:val="sw_KE" w:bidi="sw_KE"/>
-          </w:rPr>
-          <w:rPr>
-            <w:color w:val="0000EE"/>
-            <w:u w:val="single"/>
-          </w:rPr>
-          <w:t>Luka 6:14</w:t>
-        </w:r>
-      </w:hyperlink>
-    </w:p>
-    <w:p>
-      <w:pPr>
-        <w:pStyle w:val="ListBullet"/>
-        <w:spacing w:line="240" w:lineRule="auto"/>
-        <w:ind w:left="720"/>
-      </w:pPr>
-      <w:r>
-        <w:rPr>
-          <w:lang w:val="sw_KE" w:bidi="sw_KE"/>
-        </w:rPr>
-      </w:r>
-      <w:hyperlink r:id="rId105">
-        <w:r>
-          <w:rPr>
-            <w:lang w:val="sw_KE" w:bidi="sw_KE"/>
-          </w:rPr>
-          <w:rPr>
-            <w:color w:val="0000EE"/>
-            <w:u w:val="single"/>
-          </w:rPr>
-          <w:t>Marko 3:17–19</w:t>
-        </w:r>
-      </w:hyperlink>
+      <w:r>
+        <w:rPr>
+          <w:lang w:val="sw_KE" w:bidi="sw_KE"/>
+        </w:rPr>
+        <w:t>Matendo 1:14</w:t>
+      </w:r>
+    </w:p>
+    <w:p>
+      <w:pPr>
+        <w:pStyle w:val="ListBullet"/>
+        <w:spacing w:line="240" w:lineRule="auto"/>
+        <w:ind w:left="720"/>
+      </w:pPr>
+      <w:r>
+        <w:rPr>
+          <w:lang w:val="sw_KE" w:bidi="sw_KE"/>
+        </w:rPr>
+      </w:r>
+      <w:r>
+        <w:rPr>
+          <w:lang w:val="sw_KE" w:bidi="sw_KE"/>
+        </w:rPr>
+        <w:t>Yohana 1:44</w:t>
+      </w:r>
+    </w:p>
+    <w:p>
+      <w:pPr>
+        <w:pStyle w:val="ListBullet"/>
+        <w:spacing w:line="240" w:lineRule="auto"/>
+        <w:ind w:left="720"/>
+      </w:pPr>
+      <w:r>
+        <w:rPr>
+          <w:lang w:val="sw_KE" w:bidi="sw_KE"/>
+        </w:rPr>
+      </w:r>
+      <w:r>
+        <w:rPr>
+          <w:lang w:val="sw_KE" w:bidi="sw_KE"/>
+        </w:rPr>
+        <w:t>Yohana 6:6</w:t>
+      </w:r>
+    </w:p>
+    <w:p>
+      <w:pPr>
+        <w:pStyle w:val="ListBullet"/>
+        <w:spacing w:line="240" w:lineRule="auto"/>
+        <w:ind w:left="720"/>
+      </w:pPr>
+      <w:r>
+        <w:rPr>
+          <w:lang w:val="sw_KE" w:bidi="sw_KE"/>
+        </w:rPr>
+      </w:r>
+      <w:r>
+        <w:rPr>
+          <w:lang w:val="sw_KE" w:bidi="sw_KE"/>
+        </w:rPr>
+        <w:t>Luka 6:14</w:t>
+      </w:r>
+    </w:p>
+    <w:p>
+      <w:pPr>
+        <w:pStyle w:val="ListBullet"/>
+        <w:spacing w:line="240" w:lineRule="auto"/>
+        <w:ind w:left="720"/>
+      </w:pPr>
+      <w:r>
+        <w:rPr>
+          <w:lang w:val="sw_KE" w:bidi="sw_KE"/>
+        </w:rPr>
+      </w:r>
+      <w:r>
+        <w:rPr>
+          <w:lang w:val="sw_KE" w:bidi="sw_KE"/>
+        </w:rPr>
+        <w:t>Marko 3:17–19</w:t>
+      </w:r>
     </w:p>
     <w:p>
       <w:pPr>
@@ -8036,114 +7478,84 @@
           <w:lang w:val="sw_KE" w:bidi="sw_KE"/>
         </w:rPr>
       </w:r>
-      <w:hyperlink r:id="rId106">
-        <w:r>
-          <w:rPr>
-            <w:lang w:val="sw_KE" w:bidi="sw_KE"/>
-          </w:rPr>
-          <w:rPr>
-            <w:color w:val="0000EE"/>
-            <w:u w:val="single"/>
-          </w:rPr>
-          <w:t>1 Wafalme 14:9–10</w:t>
-        </w:r>
-      </w:hyperlink>
-    </w:p>
-    <w:p>
-      <w:pPr>
-        <w:pStyle w:val="ListBullet"/>
-        <w:spacing w:line="240" w:lineRule="auto"/>
-        <w:ind w:left="720"/>
-      </w:pPr>
-      <w:r>
-        <w:rPr>
-          <w:lang w:val="sw_KE" w:bidi="sw_KE"/>
-        </w:rPr>
-      </w:r>
-      <w:hyperlink r:id="rId107">
-        <w:r>
-          <w:rPr>
-            <w:lang w:val="sw_KE" w:bidi="sw_KE"/>
-          </w:rPr>
-          <w:rPr>
-            <w:color w:val="0000EE"/>
-            <w:u w:val="single"/>
-          </w:rPr>
-          <w:t>Matendo 7:43</w:t>
-        </w:r>
-      </w:hyperlink>
-    </w:p>
-    <w:p>
-      <w:pPr>
-        <w:pStyle w:val="ListBullet"/>
-        <w:spacing w:line="240" w:lineRule="auto"/>
-        <w:ind w:left="720"/>
-      </w:pPr>
-      <w:r>
-        <w:rPr>
-          <w:lang w:val="sw_KE" w:bidi="sw_KE"/>
-        </w:rPr>
-      </w:r>
-      <w:hyperlink r:id="rId108">
-        <w:r>
-          <w:rPr>
-            <w:lang w:val="sw_KE" w:bidi="sw_KE"/>
-          </w:rPr>
-          <w:rPr>
-            <w:color w:val="0000EE"/>
-            <w:u w:val="single"/>
-          </w:rPr>
-          <w:t>Isaya 21:8–9</w:t>
-        </w:r>
-      </w:hyperlink>
-    </w:p>
-    <w:p>
-      <w:pPr>
-        <w:pStyle w:val="ListBullet"/>
-        <w:spacing w:line="240" w:lineRule="auto"/>
-        <w:ind w:left="720"/>
-      </w:pPr>
-      <w:r>
-        <w:rPr>
-          <w:lang w:val="sw_KE" w:bidi="sw_KE"/>
-        </w:rPr>
-      </w:r>
-      <w:hyperlink r:id="rId109">
-        <w:r>
-          <w:rPr>
-            <w:lang w:val="sw_KE" w:bidi="sw_KE"/>
-          </w:rPr>
-          <w:rPr>
-            <w:color w:val="0000EE"/>
-            <w:u w:val="single"/>
-          </w:rPr>
-          <w:t>Mathayo 22:21</w:t>
-        </w:r>
-      </w:hyperlink>
-    </w:p>
-    <w:p>
-      <w:pPr>
-        <w:pStyle w:val="ListBullet"/>
-        <w:spacing w:line="240" w:lineRule="auto"/>
-        <w:ind w:left="720"/>
-      </w:pPr>
-      <w:r>
-        <w:rPr>
-          <w:lang w:val="sw_KE" w:bidi="sw_KE"/>
-        </w:rPr>
-      </w:r>
-      <w:hyperlink r:id="rId110">
-        <w:r>
-          <w:rPr>
-            <w:lang w:val="sw_KE" w:bidi="sw_KE"/>
-          </w:rPr>
-          <w:rPr>
-            <w:color w:val="0000EE"/>
-            <w:u w:val="single"/>
-          </w:rPr>
-          <w:t>Warumi 1:23</w:t>
-        </w:r>
-      </w:hyperlink>
+      <w:r>
+        <w:rPr>
+          <w:lang w:val="sw_KE" w:bidi="sw_KE"/>
+        </w:rPr>
+        <w:t>1 Wafalme 14:9–10</w:t>
+      </w:r>
+    </w:p>
+    <w:p>
+      <w:pPr>
+        <w:pStyle w:val="ListBullet"/>
+        <w:spacing w:line="240" w:lineRule="auto"/>
+        <w:ind w:left="720"/>
+      </w:pPr>
+      <w:r>
+        <w:rPr>
+          <w:lang w:val="sw_KE" w:bidi="sw_KE"/>
+        </w:rPr>
+      </w:r>
+      <w:r>
+        <w:rPr>
+          <w:lang w:val="sw_KE" w:bidi="sw_KE"/>
+        </w:rPr>
+        <w:t>Matendo 7:43</w:t>
+      </w:r>
+    </w:p>
+    <w:p>
+      <w:pPr>
+        <w:pStyle w:val="ListBullet"/>
+        <w:spacing w:line="240" w:lineRule="auto"/>
+        <w:ind w:left="720"/>
+      </w:pPr>
+      <w:r>
+        <w:rPr>
+          <w:lang w:val="sw_KE" w:bidi="sw_KE"/>
+        </w:rPr>
+      </w:r>
+      <w:r>
+        <w:rPr>
+          <w:lang w:val="sw_KE" w:bidi="sw_KE"/>
+        </w:rPr>
+        <w:t>Isaya 21:8–9</w:t>
+      </w:r>
+    </w:p>
+    <w:p>
+      <w:pPr>
+        <w:pStyle w:val="ListBullet"/>
+        <w:spacing w:line="240" w:lineRule="auto"/>
+        <w:ind w:left="720"/>
+      </w:pPr>
+      <w:r>
+        <w:rPr>
+          <w:lang w:val="sw_KE" w:bidi="sw_KE"/>
+        </w:rPr>
+      </w:r>
+      <w:r>
+        <w:rPr>
+          <w:lang w:val="sw_KE" w:bidi="sw_KE"/>
+        </w:rPr>
+        <w:t>Mathayo 22:21</w:t>
+      </w:r>
+    </w:p>
+    <w:p>
+      <w:pPr>
+        <w:pStyle w:val="ListBullet"/>
+        <w:spacing w:line="240" w:lineRule="auto"/>
+        <w:ind w:left="720"/>
+      </w:pPr>
+      <w:r>
+        <w:rPr>
+          <w:lang w:val="sw_KE" w:bidi="sw_KE"/>
+        </w:rPr>
+      </w:r>
+      <w:r>
+        <w:rPr>
+          <w:lang w:val="sw_KE" w:bidi="sw_KE"/>
+        </w:rPr>
+        <w:t>Warumi 1:23</w:t>
+      </w:r>
     </w:p>
     <w:p>
       <w:pPr>
@@ -8371,114 +7783,84 @@
           <w:lang w:val="sw_KE" w:bidi="sw_KE"/>
         </w:rPr>
       </w:r>
-      <w:hyperlink r:id="rId111">
-        <w:r>
-          <w:rPr>
-            <w:lang w:val="sw_KE" w:bidi="sw_KE"/>
-          </w:rPr>
-          <w:rPr>
-            <w:color w:val="0000EE"/>
-            <w:u w:val="single"/>
-          </w:rPr>
-          <w:t>2 Samweli 24:13–14</w:t>
-        </w:r>
-      </w:hyperlink>
-    </w:p>
-    <w:p>
-      <w:pPr>
-        <w:pStyle w:val="ListBullet"/>
-        <w:spacing w:line="240" w:lineRule="auto"/>
-        <w:ind w:left="720"/>
-      </w:pPr>
-      <w:r>
-        <w:rPr>
-          <w:lang w:val="sw_KE" w:bidi="sw_KE"/>
-        </w:rPr>
-      </w:r>
-      <w:hyperlink r:id="rId112">
-        <w:r>
-          <w:rPr>
-            <w:lang w:val="sw_KE" w:bidi="sw_KE"/>
-          </w:rPr>
-          <w:rPr>
-            <w:color w:val="0000EE"/>
-            <w:u w:val="single"/>
-          </w:rPr>
-          <w:t>Kutoka 9:14</w:t>
-        </w:r>
-      </w:hyperlink>
-    </w:p>
-    <w:p>
-      <w:pPr>
-        <w:pStyle w:val="ListBullet"/>
-        <w:spacing w:line="240" w:lineRule="auto"/>
-        <w:ind w:left="720"/>
-      </w:pPr>
-      <w:r>
-        <w:rPr>
-          <w:lang w:val="sw_KE" w:bidi="sw_KE"/>
-        </w:rPr>
-      </w:r>
-      <w:hyperlink r:id="rId113">
-        <w:r>
-          <w:rPr>
-            <w:lang w:val="sw_KE" w:bidi="sw_KE"/>
-          </w:rPr>
-          <w:rPr>
-            <w:color w:val="0000EE"/>
-            <w:u w:val="single"/>
-          </w:rPr>
-          <w:t>Mwanzo 12:17–20</w:t>
-        </w:r>
-      </w:hyperlink>
-    </w:p>
-    <w:p>
-      <w:pPr>
-        <w:pStyle w:val="ListBullet"/>
-        <w:spacing w:line="240" w:lineRule="auto"/>
-        <w:ind w:left="720"/>
-      </w:pPr>
-      <w:r>
-        <w:rPr>
-          <w:lang w:val="sw_KE" w:bidi="sw_KE"/>
-        </w:rPr>
-      </w:r>
-      <w:hyperlink r:id="rId114">
-        <w:r>
-          <w:rPr>
-            <w:lang w:val="sw_KE" w:bidi="sw_KE"/>
-          </w:rPr>
-          <w:rPr>
-            <w:color w:val="0000EE"/>
-            <w:u w:val="single"/>
-          </w:rPr>
-          <w:t>Luka 21:11</w:t>
-        </w:r>
-      </w:hyperlink>
-    </w:p>
-    <w:p>
-      <w:pPr>
-        <w:pStyle w:val="ListBullet"/>
-        <w:spacing w:line="240" w:lineRule="auto"/>
-        <w:ind w:left="720"/>
-      </w:pPr>
-      <w:r>
-        <w:rPr>
-          <w:lang w:val="sw_KE" w:bidi="sw_KE"/>
-        </w:rPr>
-      </w:r>
-      <w:hyperlink r:id="rId115">
-        <w:r>
-          <w:rPr>
-            <w:lang w:val="sw_KE" w:bidi="sw_KE"/>
-          </w:rPr>
-          <w:rPr>
-            <w:color w:val="0000EE"/>
-            <w:u w:val="single"/>
-          </w:rPr>
-          <w:t>Ufunuo 9:18</w:t>
-        </w:r>
-      </w:hyperlink>
+      <w:r>
+        <w:rPr>
+          <w:lang w:val="sw_KE" w:bidi="sw_KE"/>
+        </w:rPr>
+        <w:t>2 Samweli 24:13–14</w:t>
+      </w:r>
+    </w:p>
+    <w:p>
+      <w:pPr>
+        <w:pStyle w:val="ListBullet"/>
+        <w:spacing w:line="240" w:lineRule="auto"/>
+        <w:ind w:left="720"/>
+      </w:pPr>
+      <w:r>
+        <w:rPr>
+          <w:lang w:val="sw_KE" w:bidi="sw_KE"/>
+        </w:rPr>
+      </w:r>
+      <w:r>
+        <w:rPr>
+          <w:lang w:val="sw_KE" w:bidi="sw_KE"/>
+        </w:rPr>
+        <w:t>Kutoka 9:14</w:t>
+      </w:r>
+    </w:p>
+    <w:p>
+      <w:pPr>
+        <w:pStyle w:val="ListBullet"/>
+        <w:spacing w:line="240" w:lineRule="auto"/>
+        <w:ind w:left="720"/>
+      </w:pPr>
+      <w:r>
+        <w:rPr>
+          <w:lang w:val="sw_KE" w:bidi="sw_KE"/>
+        </w:rPr>
+      </w:r>
+      <w:r>
+        <w:rPr>
+          <w:lang w:val="sw_KE" w:bidi="sw_KE"/>
+        </w:rPr>
+        <w:t>Mwanzo 12:17–20</w:t>
+      </w:r>
+    </w:p>
+    <w:p>
+      <w:pPr>
+        <w:pStyle w:val="ListBullet"/>
+        <w:spacing w:line="240" w:lineRule="auto"/>
+        <w:ind w:left="720"/>
+      </w:pPr>
+      <w:r>
+        <w:rPr>
+          <w:lang w:val="sw_KE" w:bidi="sw_KE"/>
+        </w:rPr>
+      </w:r>
+      <w:r>
+        <w:rPr>
+          <w:lang w:val="sw_KE" w:bidi="sw_KE"/>
+        </w:rPr>
+        <w:t>Luka 21:11</w:t>
+      </w:r>
+    </w:p>
+    <w:p>
+      <w:pPr>
+        <w:pStyle w:val="ListBullet"/>
+        <w:spacing w:line="240" w:lineRule="auto"/>
+        <w:ind w:left="720"/>
+      </w:pPr>
+      <w:r>
+        <w:rPr>
+          <w:lang w:val="sw_KE" w:bidi="sw_KE"/>
+        </w:rPr>
+      </w:r>
+      <w:r>
+        <w:rPr>
+          <w:lang w:val="sw_KE" w:bidi="sw_KE"/>
+        </w:rPr>
+        <w:t>Ufunuo 9:18</w:t>
+      </w:r>
     </w:p>
     <w:p>
       <w:pPr>
@@ -8732,138 +8114,102 @@
           <w:lang w:val="sw_KE" w:bidi="sw_KE"/>
         </w:rPr>
       </w:r>
-      <w:hyperlink r:id="rId20">
-        <w:r>
-          <w:rPr>
-            <w:lang w:val="sw_KE" w:bidi="sw_KE"/>
-          </w:rPr>
-          <w:rPr>
-            <w:color w:val="0000EE"/>
-            <w:u w:val="single"/>
-          </w:rPr>
-          <w:t>Matendo 4:27–28</w:t>
-        </w:r>
-      </w:hyperlink>
-    </w:p>
-    <w:p>
-      <w:pPr>
-        <w:pStyle w:val="ListBullet"/>
-        <w:spacing w:line="240" w:lineRule="auto"/>
-        <w:ind w:left="720"/>
-      </w:pPr>
-      <w:r>
-        <w:rPr>
-          <w:lang w:val="sw_KE" w:bidi="sw_KE"/>
-        </w:rPr>
-      </w:r>
-      <w:hyperlink r:id="rId116">
-        <w:r>
-          <w:rPr>
-            <w:lang w:val="sw_KE" w:bidi="sw_KE"/>
-          </w:rPr>
-          <w:rPr>
-            <w:color w:val="0000EE"/>
-            <w:u w:val="single"/>
-          </w:rPr>
-          <w:t>Matendo 13:28</w:t>
-        </w:r>
-      </w:hyperlink>
-    </w:p>
-    <w:p>
-      <w:pPr>
-        <w:pStyle w:val="ListBullet"/>
-        <w:spacing w:line="240" w:lineRule="auto"/>
-        <w:ind w:left="720"/>
-      </w:pPr>
-      <w:r>
-        <w:rPr>
-          <w:lang w:val="sw_KE" w:bidi="sw_KE"/>
-        </w:rPr>
-      </w:r>
-      <w:hyperlink r:id="rId117">
-        <w:r>
-          <w:rPr>
-            <w:lang w:val="sw_KE" w:bidi="sw_KE"/>
-          </w:rPr>
-          <w:rPr>
-            <w:color w:val="0000EE"/>
-            <w:u w:val="single"/>
-          </w:rPr>
-          <w:t>Luka 23:2</w:t>
-        </w:r>
-      </w:hyperlink>
-    </w:p>
-    <w:p>
-      <w:pPr>
-        <w:pStyle w:val="ListBullet"/>
-        <w:spacing w:line="240" w:lineRule="auto"/>
-        <w:ind w:left="720"/>
-      </w:pPr>
-      <w:r>
-        <w:rPr>
-          <w:lang w:val="sw_KE" w:bidi="sw_KE"/>
-        </w:rPr>
-      </w:r>
-      <w:hyperlink r:id="rId118">
-        <w:r>
-          <w:rPr>
-            <w:lang w:val="sw_KE" w:bidi="sw_KE"/>
-          </w:rPr>
-          <w:rPr>
-            <w:color w:val="0000EE"/>
-            <w:u w:val="single"/>
-          </w:rPr>
-          <w:t>Marko 15:2</w:t>
-        </w:r>
-      </w:hyperlink>
-    </w:p>
-    <w:p>
-      <w:pPr>
-        <w:pStyle w:val="ListBullet"/>
-        <w:spacing w:line="240" w:lineRule="auto"/>
-        <w:ind w:left="720"/>
-      </w:pPr>
-      <w:r>
-        <w:rPr>
-          <w:lang w:val="sw_KE" w:bidi="sw_KE"/>
-        </w:rPr>
-      </w:r>
-      <w:hyperlink r:id="rId119">
-        <w:r>
-          <w:rPr>
-            <w:lang w:val="sw_KE" w:bidi="sw_KE"/>
-          </w:rPr>
-          <w:rPr>
-            <w:color w:val="0000EE"/>
-            <w:u w:val="single"/>
-          </w:rPr>
-          <w:t>Mathayo 27:13</w:t>
-        </w:r>
-      </w:hyperlink>
-    </w:p>
-    <w:p>
-      <w:pPr>
-        <w:pStyle w:val="ListBullet"/>
-        <w:spacing w:line="240" w:lineRule="auto"/>
-        <w:ind w:left="720"/>
-      </w:pPr>
-      <w:r>
-        <w:rPr>
-          <w:lang w:val="sw_KE" w:bidi="sw_KE"/>
-        </w:rPr>
-      </w:r>
-      <w:hyperlink r:id="rId120">
-        <w:r>
-          <w:rPr>
-            <w:lang w:val="sw_KE" w:bidi="sw_KE"/>
-          </w:rPr>
-          <w:rPr>
-            <w:color w:val="0000EE"/>
-            <w:u w:val="single"/>
-          </w:rPr>
-          <w:t>Matayo 27:58</w:t>
-        </w:r>
-      </w:hyperlink>
+      <w:r>
+        <w:rPr>
+          <w:lang w:val="sw_KE" w:bidi="sw_KE"/>
+        </w:rPr>
+        <w:t>Matendo 4:27–28</w:t>
+      </w:r>
+    </w:p>
+    <w:p>
+      <w:pPr>
+        <w:pStyle w:val="ListBullet"/>
+        <w:spacing w:line="240" w:lineRule="auto"/>
+        <w:ind w:left="720"/>
+      </w:pPr>
+      <w:r>
+        <w:rPr>
+          <w:lang w:val="sw_KE" w:bidi="sw_KE"/>
+        </w:rPr>
+      </w:r>
+      <w:r>
+        <w:rPr>
+          <w:lang w:val="sw_KE" w:bidi="sw_KE"/>
+        </w:rPr>
+        <w:t>Matendo 13:28</w:t>
+      </w:r>
+    </w:p>
+    <w:p>
+      <w:pPr>
+        <w:pStyle w:val="ListBullet"/>
+        <w:spacing w:line="240" w:lineRule="auto"/>
+        <w:ind w:left="720"/>
+      </w:pPr>
+      <w:r>
+        <w:rPr>
+          <w:lang w:val="sw_KE" w:bidi="sw_KE"/>
+        </w:rPr>
+      </w:r>
+      <w:r>
+        <w:rPr>
+          <w:lang w:val="sw_KE" w:bidi="sw_KE"/>
+        </w:rPr>
+        <w:t>Luka 23:2</w:t>
+      </w:r>
+    </w:p>
+    <w:p>
+      <w:pPr>
+        <w:pStyle w:val="ListBullet"/>
+        <w:spacing w:line="240" w:lineRule="auto"/>
+        <w:ind w:left="720"/>
+      </w:pPr>
+      <w:r>
+        <w:rPr>
+          <w:lang w:val="sw_KE" w:bidi="sw_KE"/>
+        </w:rPr>
+      </w:r>
+      <w:r>
+        <w:rPr>
+          <w:lang w:val="sw_KE" w:bidi="sw_KE"/>
+        </w:rPr>
+        <w:t>Marko 15:2</w:t>
+      </w:r>
+    </w:p>
+    <w:p>
+      <w:pPr>
+        <w:pStyle w:val="ListBullet"/>
+        <w:spacing w:line="240" w:lineRule="auto"/>
+        <w:ind w:left="720"/>
+      </w:pPr>
+      <w:r>
+        <w:rPr>
+          <w:lang w:val="sw_KE" w:bidi="sw_KE"/>
+        </w:rPr>
+      </w:r>
+      <w:r>
+        <w:rPr>
+          <w:lang w:val="sw_KE" w:bidi="sw_KE"/>
+        </w:rPr>
+        <w:t>Mathayo 27:13</w:t>
+      </w:r>
+    </w:p>
+    <w:p>
+      <w:pPr>
+        <w:pStyle w:val="ListBullet"/>
+        <w:spacing w:line="240" w:lineRule="auto"/>
+        <w:ind w:left="720"/>
+      </w:pPr>
+      <w:r>
+        <w:rPr>
+          <w:lang w:val="sw_KE" w:bidi="sw_KE"/>
+        </w:rPr>
+      </w:r>
+      <w:r>
+        <w:rPr>
+          <w:lang w:val="sw_KE" w:bidi="sw_KE"/>
+        </w:rPr>
+        <w:t>Matayo 27:58</w:t>
+      </w:r>
     </w:p>
     <w:p>
       <w:pPr>
@@ -9484,114 +8830,84 @@
           <w:lang w:val="sw_KE" w:bidi="sw_KE"/>
         </w:rPr>
       </w:r>
-      <w:hyperlink r:id="rId121">
-        <w:r>
-          <w:rPr>
-            <w:lang w:val="sw_KE" w:bidi="sw_KE"/>
-          </w:rPr>
-          <w:rPr>
-            <w:color w:val="0000EE"/>
-            <w:u w:val="single"/>
-          </w:rPr>
-          <w:t>1 Wafalme 8:47</w:t>
-        </w:r>
-      </w:hyperlink>
-    </w:p>
-    <w:p>
-      <w:pPr>
-        <w:pStyle w:val="ListBullet"/>
-        <w:spacing w:line="240" w:lineRule="auto"/>
-        <w:ind w:left="720"/>
-      </w:pPr>
-      <w:r>
-        <w:rPr>
-          <w:lang w:val="sw_KE" w:bidi="sw_KE"/>
-        </w:rPr>
-      </w:r>
-      <w:hyperlink r:id="rId122">
-        <w:r>
-          <w:rPr>
-            <w:lang w:val="sw_KE" w:bidi="sw_KE"/>
-          </w:rPr>
-          <w:rPr>
-            <w:color w:val="0000EE"/>
-            <w:u w:val="single"/>
-          </w:rPr>
-          <w:t>1 Samweli 20:30</w:t>
-        </w:r>
-      </w:hyperlink>
-    </w:p>
-    <w:p>
-      <w:pPr>
-        <w:pStyle w:val="ListBullet"/>
-        <w:spacing w:line="240" w:lineRule="auto"/>
-        <w:ind w:left="720"/>
-      </w:pPr>
-      <w:r>
-        <w:rPr>
-          <w:lang w:val="sw_KE" w:bidi="sw_KE"/>
-        </w:rPr>
-      </w:r>
-      <w:hyperlink r:id="rId123">
-        <w:r>
-          <w:rPr>
-            <w:lang w:val="sw_KE" w:bidi="sw_KE"/>
-          </w:rPr>
-          <w:rPr>
-            <w:color w:val="0000EE"/>
-            <w:u w:val="single"/>
-          </w:rPr>
-          <w:t>Ayubu 33:27–28</w:t>
-        </w:r>
-      </w:hyperlink>
-    </w:p>
-    <w:p>
-      <w:pPr>
-        <w:pStyle w:val="ListBullet"/>
-        <w:spacing w:line="240" w:lineRule="auto"/>
-        <w:ind w:left="720"/>
-      </w:pPr>
-      <w:r>
-        <w:rPr>
-          <w:lang w:val="sw_KE" w:bidi="sw_KE"/>
-        </w:rPr>
-      </w:r>
-      <w:hyperlink r:id="rId117">
-        <w:r>
-          <w:rPr>
-            <w:lang w:val="sw_KE" w:bidi="sw_KE"/>
-          </w:rPr>
-          <w:rPr>
-            <w:color w:val="0000EE"/>
-            <w:u w:val="single"/>
-          </w:rPr>
-          <w:t>Luka 23:2</w:t>
-        </w:r>
-      </w:hyperlink>
-    </w:p>
-    <w:p>
-      <w:pPr>
-        <w:pStyle w:val="ListBullet"/>
-        <w:spacing w:line="240" w:lineRule="auto"/>
-        <w:ind w:left="720"/>
-      </w:pPr>
-      <w:r>
-        <w:rPr>
-          <w:lang w:val="sw_KE" w:bidi="sw_KE"/>
-        </w:rPr>
-      </w:r>
-      <w:hyperlink r:id="rId124">
-        <w:r>
-          <w:rPr>
-            <w:lang w:val="sw_KE" w:bidi="sw_KE"/>
-          </w:rPr>
-          <w:rPr>
-            <w:color w:val="0000EE"/>
-            <w:u w:val="single"/>
-          </w:rPr>
-          <w:t>Zaburi 101:4–6</w:t>
-        </w:r>
-      </w:hyperlink>
+      <w:r>
+        <w:rPr>
+          <w:lang w:val="sw_KE" w:bidi="sw_KE"/>
+        </w:rPr>
+        <w:t>1 Wafalme 8:47</w:t>
+      </w:r>
+    </w:p>
+    <w:p>
+      <w:pPr>
+        <w:pStyle w:val="ListBullet"/>
+        <w:spacing w:line="240" w:lineRule="auto"/>
+        <w:ind w:left="720"/>
+      </w:pPr>
+      <w:r>
+        <w:rPr>
+          <w:lang w:val="sw_KE" w:bidi="sw_KE"/>
+        </w:rPr>
+      </w:r>
+      <w:r>
+        <w:rPr>
+          <w:lang w:val="sw_KE" w:bidi="sw_KE"/>
+        </w:rPr>
+        <w:t>1 Samweli 20:30</w:t>
+      </w:r>
+    </w:p>
+    <w:p>
+      <w:pPr>
+        <w:pStyle w:val="ListBullet"/>
+        <w:spacing w:line="240" w:lineRule="auto"/>
+        <w:ind w:left="720"/>
+      </w:pPr>
+      <w:r>
+        <w:rPr>
+          <w:lang w:val="sw_KE" w:bidi="sw_KE"/>
+        </w:rPr>
+      </w:r>
+      <w:r>
+        <w:rPr>
+          <w:lang w:val="sw_KE" w:bidi="sw_KE"/>
+        </w:rPr>
+        <w:t>Ayubu 33:27–28</w:t>
+      </w:r>
+    </w:p>
+    <w:p>
+      <w:pPr>
+        <w:pStyle w:val="ListBullet"/>
+        <w:spacing w:line="240" w:lineRule="auto"/>
+        <w:ind w:left="720"/>
+      </w:pPr>
+      <w:r>
+        <w:rPr>
+          <w:lang w:val="sw_KE" w:bidi="sw_KE"/>
+        </w:rPr>
+      </w:r>
+      <w:r>
+        <w:rPr>
+          <w:lang w:val="sw_KE" w:bidi="sw_KE"/>
+        </w:rPr>
+        <w:t>Luka 23:2</w:t>
+      </w:r>
+    </w:p>
+    <w:p>
+      <w:pPr>
+        <w:pStyle w:val="ListBullet"/>
+        <w:spacing w:line="240" w:lineRule="auto"/>
+        <w:ind w:left="720"/>
+      </w:pPr>
+      <w:r>
+        <w:rPr>
+          <w:lang w:val="sw_KE" w:bidi="sw_KE"/>
+        </w:rPr>
+      </w:r>
+      <w:r>
+        <w:rPr>
+          <w:lang w:val="sw_KE" w:bidi="sw_KE"/>
+        </w:rPr>
+        <w:t>Zaburi 101:4–6</w:t>
+      </w:r>
     </w:p>
     <w:p>
       <w:pPr>
@@ -9920,186 +9236,138 @@
           <w:lang w:val="sw_KE" w:bidi="sw_KE"/>
         </w:rPr>
       </w:r>
-      <w:hyperlink r:id="rId125">
-        <w:r>
-          <w:rPr>
-            <w:lang w:val="sw_KE" w:bidi="sw_KE"/>
-          </w:rPr>
-          <w:rPr>
-            <w:color w:val="0000EE"/>
-            <w:u w:val="single"/>
-          </w:rPr>
-          <w:t>1 Yohana 5:9</w:t>
-        </w:r>
-      </w:hyperlink>
-    </w:p>
-    <w:p>
-      <w:pPr>
-        <w:pStyle w:val="ListBullet"/>
-        <w:spacing w:line="240" w:lineRule="auto"/>
-        <w:ind w:left="720"/>
-      </w:pPr>
-      <w:r>
-        <w:rPr>
-          <w:lang w:val="sw_KE" w:bidi="sw_KE"/>
-        </w:rPr>
-      </w:r>
-      <w:hyperlink r:id="rId126">
-        <w:r>
-          <w:rPr>
-            <w:lang w:val="sw_KE" w:bidi="sw_KE"/>
-          </w:rPr>
-          <w:rPr>
-            <w:color w:val="0000EE"/>
-            <w:u w:val="single"/>
-          </w:rPr>
-          <w:t>1 Wathesalonike 1:6</w:t>
-        </w:r>
-      </w:hyperlink>
-    </w:p>
-    <w:p>
-      <w:pPr>
-        <w:pStyle w:val="ListBullet"/>
-        <w:spacing w:line="240" w:lineRule="auto"/>
-        <w:ind w:left="720"/>
-      </w:pPr>
-      <w:r>
-        <w:rPr>
-          <w:lang w:val="sw_KE" w:bidi="sw_KE"/>
-        </w:rPr>
-      </w:r>
-      <w:hyperlink r:id="rId127">
-        <w:r>
-          <w:rPr>
-            <w:lang w:val="sw_KE" w:bidi="sw_KE"/>
-          </w:rPr>
-          <w:rPr>
-            <w:color w:val="0000EE"/>
-            <w:u w:val="single"/>
-          </w:rPr>
-          <w:t>1 Wathesalonike 4:1</w:t>
-        </w:r>
-      </w:hyperlink>
-    </w:p>
-    <w:p>
-      <w:pPr>
-        <w:pStyle w:val="ListBullet"/>
-        <w:spacing w:line="240" w:lineRule="auto"/>
-        <w:ind w:left="720"/>
-      </w:pPr>
-      <w:r>
-        <w:rPr>
-          <w:lang w:val="sw_KE" w:bidi="sw_KE"/>
-        </w:rPr>
-      </w:r>
-      <w:hyperlink r:id="rId128">
-        <w:r>
-          <w:rPr>
-            <w:lang w:val="sw_KE" w:bidi="sw_KE"/>
-          </w:rPr>
-          <w:rPr>
-            <w:color w:val="0000EE"/>
-            <w:u w:val="single"/>
-          </w:rPr>
-          <w:t>Matendo 8:15</w:t>
-        </w:r>
-      </w:hyperlink>
-    </w:p>
-    <w:p>
-      <w:pPr>
-        <w:pStyle w:val="ListBullet"/>
-        <w:spacing w:line="240" w:lineRule="auto"/>
-        <w:ind w:left="720"/>
-      </w:pPr>
-      <w:r>
-        <w:rPr>
-          <w:lang w:val="sw_KE" w:bidi="sw_KE"/>
-        </w:rPr>
-      </w:r>
-      <w:hyperlink r:id="rId129">
-        <w:r>
-          <w:rPr>
-            <w:lang w:val="sw_KE" w:bidi="sw_KE"/>
-          </w:rPr>
-          <w:rPr>
-            <w:color w:val="0000EE"/>
-            <w:u w:val="single"/>
-          </w:rPr>
-          <w:t>Yeremia 32:33</w:t>
-        </w:r>
-      </w:hyperlink>
-    </w:p>
-    <w:p>
-      <w:pPr>
-        <w:pStyle w:val="ListBullet"/>
-        <w:spacing w:line="240" w:lineRule="auto"/>
-        <w:ind w:left="720"/>
-      </w:pPr>
-      <w:r>
-        <w:rPr>
-          <w:lang w:val="sw_KE" w:bidi="sw_KE"/>
-        </w:rPr>
-      </w:r>
-      <w:hyperlink r:id="rId130">
-        <w:r>
-          <w:rPr>
-            <w:lang w:val="sw_KE" w:bidi="sw_KE"/>
-          </w:rPr>
-          <w:rPr>
-            <w:color w:val="0000EE"/>
-            <w:u w:val="single"/>
-          </w:rPr>
-          <w:t>Luka 9:5</w:t>
-        </w:r>
-      </w:hyperlink>
-    </w:p>
-    <w:p>
-      <w:pPr>
-        <w:pStyle w:val="ListBullet"/>
-        <w:spacing w:line="240" w:lineRule="auto"/>
-        <w:ind w:left="720"/>
-      </w:pPr>
-      <w:r>
-        <w:rPr>
-          <w:lang w:val="sw_KE" w:bidi="sw_KE"/>
-        </w:rPr>
-      </w:r>
-      <w:hyperlink r:id="rId131">
-        <w:r>
-          <w:rPr>
-            <w:lang w:val="sw_KE" w:bidi="sw_KE"/>
-          </w:rPr>
-          <w:rPr>
-            <w:color w:val="0000EE"/>
-            <w:u w:val="single"/>
-          </w:rPr>
-          <w:t>Malaki 3:10–12</w:t>
-        </w:r>
-      </w:hyperlink>
-    </w:p>
-    <w:p>
-      <w:pPr>
-        <w:pStyle w:val="ListBullet"/>
-        <w:spacing w:line="240" w:lineRule="auto"/>
-        <w:ind w:left="720"/>
-      </w:pPr>
-      <w:r>
-        <w:rPr>
-          <w:lang w:val="sw_KE" w:bidi="sw_KE"/>
-        </w:rPr>
-      </w:r>
-      <w:hyperlink r:id="rId132">
-        <w:r>
-          <w:rPr>
-            <w:lang w:val="sw_KE" w:bidi="sw_KE"/>
-          </w:rPr>
-          <w:rPr>
-            <w:color w:val="0000EE"/>
-            <w:u w:val="single"/>
-          </w:rPr>
-          <w:t>Zaburi 49:14–15</w:t>
-        </w:r>
-      </w:hyperlink>
+      <w:r>
+        <w:rPr>
+          <w:lang w:val="sw_KE" w:bidi="sw_KE"/>
+        </w:rPr>
+        <w:t>1 Yohana 5:9</w:t>
+      </w:r>
+    </w:p>
+    <w:p>
+      <w:pPr>
+        <w:pStyle w:val="ListBullet"/>
+        <w:spacing w:line="240" w:lineRule="auto"/>
+        <w:ind w:left="720"/>
+      </w:pPr>
+      <w:r>
+        <w:rPr>
+          <w:lang w:val="sw_KE" w:bidi="sw_KE"/>
+        </w:rPr>
+      </w:r>
+      <w:r>
+        <w:rPr>
+          <w:lang w:val="sw_KE" w:bidi="sw_KE"/>
+        </w:rPr>
+        <w:t>1 Wathesalonike 1:6</w:t>
+      </w:r>
+    </w:p>
+    <w:p>
+      <w:pPr>
+        <w:pStyle w:val="ListBullet"/>
+        <w:spacing w:line="240" w:lineRule="auto"/>
+        <w:ind w:left="720"/>
+      </w:pPr>
+      <w:r>
+        <w:rPr>
+          <w:lang w:val="sw_KE" w:bidi="sw_KE"/>
+        </w:rPr>
+      </w:r>
+      <w:r>
+        <w:rPr>
+          <w:lang w:val="sw_KE" w:bidi="sw_KE"/>
+        </w:rPr>
+        <w:t>1 Wathesalonike 4:1</w:t>
+      </w:r>
+    </w:p>
+    <w:p>
+      <w:pPr>
+        <w:pStyle w:val="ListBullet"/>
+        <w:spacing w:line="240" w:lineRule="auto"/>
+        <w:ind w:left="720"/>
+      </w:pPr>
+      <w:r>
+        <w:rPr>
+          <w:lang w:val="sw_KE" w:bidi="sw_KE"/>
+        </w:rPr>
+      </w:r>
+      <w:r>
+        <w:rPr>
+          <w:lang w:val="sw_KE" w:bidi="sw_KE"/>
+        </w:rPr>
+        <w:t>Matendo 8:15</w:t>
+      </w:r>
+    </w:p>
+    <w:p>
+      <w:pPr>
+        <w:pStyle w:val="ListBullet"/>
+        <w:spacing w:line="240" w:lineRule="auto"/>
+        <w:ind w:left="720"/>
+      </w:pPr>
+      <w:r>
+        <w:rPr>
+          <w:lang w:val="sw_KE" w:bidi="sw_KE"/>
+        </w:rPr>
+      </w:r>
+      <w:r>
+        <w:rPr>
+          <w:lang w:val="sw_KE" w:bidi="sw_KE"/>
+        </w:rPr>
+        <w:t>Yeremia 32:33</w:t>
+      </w:r>
+    </w:p>
+    <w:p>
+      <w:pPr>
+        <w:pStyle w:val="ListBullet"/>
+        <w:spacing w:line="240" w:lineRule="auto"/>
+        <w:ind w:left="720"/>
+      </w:pPr>
+      <w:r>
+        <w:rPr>
+          <w:lang w:val="sw_KE" w:bidi="sw_KE"/>
+        </w:rPr>
+      </w:r>
+      <w:r>
+        <w:rPr>
+          <w:lang w:val="sw_KE" w:bidi="sw_KE"/>
+        </w:rPr>
+        <w:t>Luka 9:5</w:t>
+      </w:r>
+    </w:p>
+    <w:p>
+      <w:pPr>
+        <w:pStyle w:val="ListBullet"/>
+        <w:spacing w:line="240" w:lineRule="auto"/>
+        <w:ind w:left="720"/>
+      </w:pPr>
+      <w:r>
+        <w:rPr>
+          <w:lang w:val="sw_KE" w:bidi="sw_KE"/>
+        </w:rPr>
+      </w:r>
+      <w:r>
+        <w:rPr>
+          <w:lang w:val="sw_KE" w:bidi="sw_KE"/>
+        </w:rPr>
+        <w:t>Malaki 3:10–12</w:t>
+      </w:r>
+    </w:p>
+    <w:p>
+      <w:pPr>
+        <w:pStyle w:val="ListBullet"/>
+        <w:spacing w:line="240" w:lineRule="auto"/>
+        <w:ind w:left="720"/>
+      </w:pPr>
+      <w:r>
+        <w:rPr>
+          <w:lang w:val="sw_KE" w:bidi="sw_KE"/>
+        </w:rPr>
+      </w:r>
+      <w:r>
+        <w:rPr>
+          <w:lang w:val="sw_KE" w:bidi="sw_KE"/>
+        </w:rPr>
+        <w:t>Zaburi 49:14–15</w:t>
+      </w:r>
     </w:p>
     <w:p>
       <w:pPr>
@@ -10492,42 +9760,30 @@
           <w:lang w:val="sw_KE" w:bidi="sw_KE"/>
         </w:rPr>
       </w:r>
-      <w:hyperlink r:id="rId133">
-        <w:r>
-          <w:rPr>
-            <w:lang w:val="sw_KE" w:bidi="sw_KE"/>
-          </w:rPr>
-          <w:rPr>
-            <w:color w:val="0000EE"/>
-            <w:u w:val="single"/>
-          </w:rPr>
-          <w:t>1 Petro 1:1–2</w:t>
-        </w:r>
-      </w:hyperlink>
-    </w:p>
-    <w:p>
-      <w:pPr>
-        <w:pStyle w:val="ListBullet"/>
-        <w:spacing w:line="240" w:lineRule="auto"/>
-        <w:ind w:left="720"/>
-      </w:pPr>
-      <w:r>
-        <w:rPr>
-          <w:lang w:val="sw_KE" w:bidi="sw_KE"/>
-        </w:rPr>
-      </w:r>
-      <w:hyperlink r:id="rId134">
-        <w:r>
-          <w:rPr>
-            <w:lang w:val="sw_KE" w:bidi="sw_KE"/>
-          </w:rPr>
-          <w:rPr>
-            <w:color w:val="0000EE"/>
-            <w:u w:val="single"/>
-          </w:rPr>
-          <w:t>Matendo 2:9</w:t>
-        </w:r>
-      </w:hyperlink>
+      <w:r>
+        <w:rPr>
+          <w:lang w:val="sw_KE" w:bidi="sw_KE"/>
+        </w:rPr>
+        <w:t>1 Petro 1:1–2</w:t>
+      </w:r>
+    </w:p>
+    <w:p>
+      <w:pPr>
+        <w:pStyle w:val="ListBullet"/>
+        <w:spacing w:line="240" w:lineRule="auto"/>
+        <w:ind w:left="720"/>
+      </w:pPr>
+      <w:r>
+        <w:rPr>
+          <w:lang w:val="sw_KE" w:bidi="sw_KE"/>
+        </w:rPr>
+      </w:r>
+      <w:r>
+        <w:rPr>
+          <w:lang w:val="sw_KE" w:bidi="sw_KE"/>
+        </w:rPr>
+        <w:t>Matendo 2:9</w:t>
+      </w:r>
     </w:p>
     <w:p>
       <w:pPr>
@@ -10693,114 +9949,84 @@
           <w:lang w:val="sw_KE" w:bidi="sw_KE"/>
         </w:rPr>
       </w:r>
-      <w:hyperlink r:id="rId135">
-        <w:r>
-          <w:rPr>
-            <w:lang w:val="sw_KE" w:bidi="sw_KE"/>
-          </w:rPr>
-          <w:rPr>
-            <w:color w:val="0000EE"/>
-            <w:u w:val="single"/>
-          </w:rPr>
-          <w:t>Ezekieli 6:6</w:t>
-        </w:r>
-      </w:hyperlink>
-    </w:p>
-    <w:p>
-      <w:pPr>
-        <w:pStyle w:val="ListBullet"/>
-        <w:spacing w:line="240" w:lineRule="auto"/>
-        <w:ind w:left="720"/>
-      </w:pPr>
-      <w:r>
-        <w:rPr>
-          <w:lang w:val="sw_KE" w:bidi="sw_KE"/>
-        </w:rPr>
-      </w:r>
-      <w:hyperlink r:id="rId136">
-        <w:r>
-          <w:rPr>
-            <w:lang w:val="sw_KE" w:bidi="sw_KE"/>
-          </w:rPr>
-          <w:rPr>
-            <w:color w:val="0000EE"/>
-            <w:u w:val="single"/>
-          </w:rPr>
-          <w:t>Walawi 26:39</w:t>
-        </w:r>
-      </w:hyperlink>
-    </w:p>
-    <w:p>
-      <w:pPr>
-        <w:pStyle w:val="ListBullet"/>
-        <w:spacing w:line="240" w:lineRule="auto"/>
-        <w:ind w:left="720"/>
-      </w:pPr>
-      <w:r>
-        <w:rPr>
-          <w:lang w:val="sw_KE" w:bidi="sw_KE"/>
-        </w:rPr>
-      </w:r>
-      <w:hyperlink r:id="rId137">
-        <w:r>
-          <w:rPr>
-            <w:lang w:val="sw_KE" w:bidi="sw_KE"/>
-          </w:rPr>
-          <w:rPr>
-            <w:color w:val="0000EE"/>
-            <w:u w:val="single"/>
-          </w:rPr>
-          <w:t>Matayo 26:8</w:t>
-        </w:r>
-      </w:hyperlink>
-    </w:p>
-    <w:p>
-      <w:pPr>
-        <w:pStyle w:val="ListBullet"/>
-        <w:spacing w:line="240" w:lineRule="auto"/>
-        <w:ind w:left="720"/>
-      </w:pPr>
-      <w:r>
-        <w:rPr>
-          <w:lang w:val="sw_KE" w:bidi="sw_KE"/>
-        </w:rPr>
-      </w:r>
-      <w:hyperlink r:id="rId138">
-        <w:r>
-          <w:rPr>
-            <w:lang w:val="sw_KE" w:bidi="sw_KE"/>
-          </w:rPr>
-          <w:rPr>
-            <w:color w:val="0000EE"/>
-            <w:u w:val="single"/>
-          </w:rPr>
-          <w:t>Ufunuo 18:15–17</w:t>
-        </w:r>
-      </w:hyperlink>
-    </w:p>
-    <w:p>
-      <w:pPr>
-        <w:pStyle w:val="ListBullet"/>
-        <w:spacing w:line="240" w:lineRule="auto"/>
-        <w:ind w:left="720"/>
-      </w:pPr>
-      <w:r>
-        <w:rPr>
-          <w:lang w:val="sw_KE" w:bidi="sw_KE"/>
-        </w:rPr>
-      </w:r>
-      <w:hyperlink r:id="rId139">
-        <w:r>
-          <w:rPr>
-            <w:lang w:val="sw_KE" w:bidi="sw_KE"/>
-          </w:rPr>
-          <w:rPr>
-            <w:color w:val="0000EE"/>
-            <w:u w:val="single"/>
-          </w:rPr>
-          <w:t>Zekaria 7:13–14</w:t>
-        </w:r>
-      </w:hyperlink>
+      <w:r>
+        <w:rPr>
+          <w:lang w:val="sw_KE" w:bidi="sw_KE"/>
+        </w:rPr>
+        <w:t>Ezekieli 6:6</w:t>
+      </w:r>
+    </w:p>
+    <w:p>
+      <w:pPr>
+        <w:pStyle w:val="ListBullet"/>
+        <w:spacing w:line="240" w:lineRule="auto"/>
+        <w:ind w:left="720"/>
+      </w:pPr>
+      <w:r>
+        <w:rPr>
+          <w:lang w:val="sw_KE" w:bidi="sw_KE"/>
+        </w:rPr>
+      </w:r>
+      <w:r>
+        <w:rPr>
+          <w:lang w:val="sw_KE" w:bidi="sw_KE"/>
+        </w:rPr>
+        <w:t>Walawi 26:39</w:t>
+      </w:r>
+    </w:p>
+    <w:p>
+      <w:pPr>
+        <w:pStyle w:val="ListBullet"/>
+        <w:spacing w:line="240" w:lineRule="auto"/>
+        <w:ind w:left="720"/>
+      </w:pPr>
+      <w:r>
+        <w:rPr>
+          <w:lang w:val="sw_KE" w:bidi="sw_KE"/>
+        </w:rPr>
+      </w:r>
+      <w:r>
+        <w:rPr>
+          <w:lang w:val="sw_KE" w:bidi="sw_KE"/>
+        </w:rPr>
+        <w:t>Matayo 26:8</w:t>
+      </w:r>
+    </w:p>
+    <w:p>
+      <w:pPr>
+        <w:pStyle w:val="ListBullet"/>
+        <w:spacing w:line="240" w:lineRule="auto"/>
+        <w:ind w:left="720"/>
+      </w:pPr>
+      <w:r>
+        <w:rPr>
+          <w:lang w:val="sw_KE" w:bidi="sw_KE"/>
+        </w:rPr>
+      </w:r>
+      <w:r>
+        <w:rPr>
+          <w:lang w:val="sw_KE" w:bidi="sw_KE"/>
+        </w:rPr>
+        <w:t>Ufunuo 18:15–17</w:t>
+      </w:r>
+    </w:p>
+    <w:p>
+      <w:pPr>
+        <w:pStyle w:val="ListBullet"/>
+        <w:spacing w:line="240" w:lineRule="auto"/>
+        <w:ind w:left="720"/>
+      </w:pPr>
+      <w:r>
+        <w:rPr>
+          <w:lang w:val="sw_KE" w:bidi="sw_KE"/>
+        </w:rPr>
+      </w:r>
+      <w:r>
+        <w:rPr>
+          <w:lang w:val="sw_KE" w:bidi="sw_KE"/>
+        </w:rPr>
+        <w:t>Zekaria 7:13–14</w:t>
+      </w:r>
     </w:p>
     <w:p>
       <w:pPr>
@@ -11012,66 +10238,48 @@
           <w:lang w:val="sw_KE" w:bidi="sw_KE"/>
         </w:rPr>
       </w:r>
-      <w:hyperlink r:id="rId140">
-        <w:r>
-          <w:rPr>
-            <w:lang w:val="sw_KE" w:bidi="sw_KE"/>
-          </w:rPr>
-          <w:rPr>
-            <w:color w:val="0000EE"/>
-            <w:u w:val="single"/>
-          </w:rPr>
-          <w:t>Mwanzo 37:34–36</w:t>
-        </w:r>
-      </w:hyperlink>
-    </w:p>
-    <w:p>
-      <w:pPr>
-        <w:pStyle w:val="ListBullet"/>
-        <w:spacing w:line="240" w:lineRule="auto"/>
-        <w:ind w:left="720"/>
-      </w:pPr>
-      <w:r>
-        <w:rPr>
-          <w:lang w:val="sw_KE" w:bidi="sw_KE"/>
-        </w:rPr>
-      </w:r>
-      <w:hyperlink r:id="rId141">
-        <w:r>
-          <w:rPr>
-            <w:lang w:val="sw_KE" w:bidi="sw_KE"/>
-          </w:rPr>
-          <w:rPr>
-            <w:color w:val="0000EE"/>
-            <w:u w:val="single"/>
-          </w:rPr>
-          <w:t>Mwanzo 39:2</w:t>
-        </w:r>
-      </w:hyperlink>
-    </w:p>
-    <w:p>
-      <w:pPr>
-        <w:pStyle w:val="ListBullet"/>
-        <w:spacing w:line="240" w:lineRule="auto"/>
-        <w:ind w:left="720"/>
-      </w:pPr>
-      <w:r>
-        <w:rPr>
-          <w:lang w:val="sw_KE" w:bidi="sw_KE"/>
-        </w:rPr>
-      </w:r>
-      <w:hyperlink r:id="rId142">
-        <w:r>
-          <w:rPr>
-            <w:lang w:val="sw_KE" w:bidi="sw_KE"/>
-          </w:rPr>
-          <w:rPr>
-            <w:color w:val="0000EE"/>
-            <w:u w:val="single"/>
-          </w:rPr>
-          <w:t>Mwanzo 39:14</w:t>
-        </w:r>
-      </w:hyperlink>
+      <w:r>
+        <w:rPr>
+          <w:lang w:val="sw_KE" w:bidi="sw_KE"/>
+        </w:rPr>
+        <w:t>Mwanzo 37:34–36</w:t>
+      </w:r>
+    </w:p>
+    <w:p>
+      <w:pPr>
+        <w:pStyle w:val="ListBullet"/>
+        <w:spacing w:line="240" w:lineRule="auto"/>
+        <w:ind w:left="720"/>
+      </w:pPr>
+      <w:r>
+        <w:rPr>
+          <w:lang w:val="sw_KE" w:bidi="sw_KE"/>
+        </w:rPr>
+      </w:r>
+      <w:r>
+        <w:rPr>
+          <w:lang w:val="sw_KE" w:bidi="sw_KE"/>
+        </w:rPr>
+        <w:t>Mwanzo 39:2</w:t>
+      </w:r>
+    </w:p>
+    <w:p>
+      <w:pPr>
+        <w:pStyle w:val="ListBullet"/>
+        <w:spacing w:line="240" w:lineRule="auto"/>
+        <w:ind w:left="720"/>
+      </w:pPr>
+      <w:r>
+        <w:rPr>
+          <w:lang w:val="sw_KE" w:bidi="sw_KE"/>
+        </w:rPr>
+      </w:r>
+      <w:r>
+        <w:rPr>
+          <w:lang w:val="sw_KE" w:bidi="sw_KE"/>
+        </w:rPr>
+        <w:t>Mwanzo 39:14</w:t>
+      </w:r>
     </w:p>
     <w:p>
       <w:pPr>
@@ -11403,90 +10611,66 @@
           <w:lang w:val="sw_KE" w:bidi="sw_KE"/>
         </w:rPr>
       </w:r>
-      <w:hyperlink r:id="rId143">
-        <w:r>
-          <w:rPr>
-            <w:lang w:val="sw_KE" w:bidi="sw_KE"/>
-          </w:rPr>
-          <w:rPr>
-            <w:color w:val="0000EE"/>
-            <w:u w:val="single"/>
-          </w:rPr>
-          <w:t>1 Wakorintho 16:19–20</w:t>
-        </w:r>
-      </w:hyperlink>
-    </w:p>
-    <w:p>
-      <w:pPr>
-        <w:pStyle w:val="ListBullet"/>
-        <w:spacing w:line="240" w:lineRule="auto"/>
-        <w:ind w:left="720"/>
-      </w:pPr>
-      <w:r>
-        <w:rPr>
-          <w:lang w:val="sw_KE" w:bidi="sw_KE"/>
-        </w:rPr>
-      </w:r>
-      <w:hyperlink r:id="rId144">
-        <w:r>
-          <w:rPr>
-            <w:lang w:val="sw_KE" w:bidi="sw_KE"/>
-          </w:rPr>
-          <w:rPr>
-            <w:color w:val="0000EE"/>
-            <w:u w:val="single"/>
-          </w:rPr>
-          <w:t>2 Timotheo 4:19–22</w:t>
-        </w:r>
-      </w:hyperlink>
-    </w:p>
-    <w:p>
-      <w:pPr>
-        <w:pStyle w:val="ListBullet"/>
-        <w:spacing w:line="240" w:lineRule="auto"/>
-        <w:ind w:left="720"/>
-      </w:pPr>
-      <w:r>
-        <w:rPr>
-          <w:lang w:val="sw_KE" w:bidi="sw_KE"/>
-        </w:rPr>
-      </w:r>
-      <w:hyperlink r:id="rId145">
-        <w:r>
-          <w:rPr>
-            <w:lang w:val="sw_KE" w:bidi="sw_KE"/>
-          </w:rPr>
-          <w:rPr>
-            <w:color w:val="0000EE"/>
-            <w:u w:val="single"/>
-          </w:rPr>
-          <w:t>Matendo 18:1</w:t>
-        </w:r>
-      </w:hyperlink>
-    </w:p>
-    <w:p>
-      <w:pPr>
-        <w:pStyle w:val="ListBullet"/>
-        <w:spacing w:line="240" w:lineRule="auto"/>
-        <w:ind w:left="720"/>
-      </w:pPr>
-      <w:r>
-        <w:rPr>
-          <w:lang w:val="sw_KE" w:bidi="sw_KE"/>
-        </w:rPr>
-      </w:r>
-      <w:hyperlink r:id="rId146">
-        <w:r>
-          <w:rPr>
-            <w:lang w:val="sw_KE" w:bidi="sw_KE"/>
-          </w:rPr>
-          <w:rPr>
-            <w:color w:val="0000EE"/>
-            <w:u w:val="single"/>
-          </w:rPr>
-          <w:t>Matendo 18:24</w:t>
-        </w:r>
-      </w:hyperlink>
+      <w:r>
+        <w:rPr>
+          <w:lang w:val="sw_KE" w:bidi="sw_KE"/>
+        </w:rPr>
+        <w:t>1 Wakorintho 16:19–20</w:t>
+      </w:r>
+    </w:p>
+    <w:p>
+      <w:pPr>
+        <w:pStyle w:val="ListBullet"/>
+        <w:spacing w:line="240" w:lineRule="auto"/>
+        <w:ind w:left="720"/>
+      </w:pPr>
+      <w:r>
+        <w:rPr>
+          <w:lang w:val="sw_KE" w:bidi="sw_KE"/>
+        </w:rPr>
+      </w:r>
+      <w:r>
+        <w:rPr>
+          <w:lang w:val="sw_KE" w:bidi="sw_KE"/>
+        </w:rPr>
+        <w:t>2 Timotheo 4:19–22</w:t>
+      </w:r>
+    </w:p>
+    <w:p>
+      <w:pPr>
+        <w:pStyle w:val="ListBullet"/>
+        <w:spacing w:line="240" w:lineRule="auto"/>
+        <w:ind w:left="720"/>
+      </w:pPr>
+      <w:r>
+        <w:rPr>
+          <w:lang w:val="sw_KE" w:bidi="sw_KE"/>
+        </w:rPr>
+      </w:r>
+      <w:r>
+        <w:rPr>
+          <w:lang w:val="sw_KE" w:bidi="sw_KE"/>
+        </w:rPr>
+        <w:t>Matendo 18:1</w:t>
+      </w:r>
+    </w:p>
+    <w:p>
+      <w:pPr>
+        <w:pStyle w:val="ListBullet"/>
+        <w:spacing w:line="240" w:lineRule="auto"/>
+        <w:ind w:left="720"/>
+      </w:pPr>
+      <w:r>
+        <w:rPr>
+          <w:lang w:val="sw_KE" w:bidi="sw_KE"/>
+        </w:rPr>
+      </w:r>
+      <w:r>
+        <w:rPr>
+          <w:lang w:val="sw_KE" w:bidi="sw_KE"/>
+        </w:rPr>
+        <w:t>Matendo 18:24</w:t>
+      </w:r>
     </w:p>
     <w:p>
       <w:pPr>
@@ -11702,138 +10886,102 @@
           <w:lang w:val="sw_KE" w:bidi="sw_KE"/>
         </w:rPr>
       </w:r>
-      <w:hyperlink r:id="rId147">
-        <w:r>
-          <w:rPr>
-            <w:lang w:val="sw_KE" w:bidi="sw_KE"/>
-          </w:rPr>
-          <w:rPr>
-            <w:color w:val="0000EE"/>
-            <w:u w:val="single"/>
-          </w:rPr>
-          <w:t>1 Wafalme 1:32–34</w:t>
-        </w:r>
-      </w:hyperlink>
-    </w:p>
-    <w:p>
-      <w:pPr>
-        <w:pStyle w:val="ListBullet"/>
-        <w:spacing w:line="240" w:lineRule="auto"/>
-        <w:ind w:left="720"/>
-      </w:pPr>
-      <w:r>
-        <w:rPr>
-          <w:lang w:val="sw_KE" w:bidi="sw_KE"/>
-        </w:rPr>
-      </w:r>
-      <w:hyperlink r:id="rId148">
-        <w:r>
-          <w:rPr>
-            <w:lang w:val="sw_KE" w:bidi="sw_KE"/>
-          </w:rPr>
-          <w:rPr>
-            <w:color w:val="0000EE"/>
-            <w:u w:val="single"/>
-          </w:rPr>
-          <w:t>1 Samweli 9:4</w:t>
-        </w:r>
-      </w:hyperlink>
-    </w:p>
-    <w:p>
-      <w:pPr>
-        <w:pStyle w:val="ListBullet"/>
-        <w:spacing w:line="240" w:lineRule="auto"/>
-        <w:ind w:left="720"/>
-      </w:pPr>
-      <w:r>
-        <w:rPr>
-          <w:lang w:val="sw_KE" w:bidi="sw_KE"/>
-        </w:rPr>
-      </w:r>
-      <w:hyperlink r:id="rId149">
-        <w:r>
-          <w:rPr>
-            <w:lang w:val="sw_KE" w:bidi="sw_KE"/>
-          </w:rPr>
-          <w:rPr>
-            <w:color w:val="0000EE"/>
-            <w:u w:val="single"/>
-          </w:rPr>
-          <w:t>2 Wafalme 4:21–22</w:t>
-        </w:r>
-      </w:hyperlink>
-    </w:p>
-    <w:p>
-      <w:pPr>
-        <w:pStyle w:val="ListBullet"/>
-        <w:spacing w:line="240" w:lineRule="auto"/>
-        <w:ind w:left="720"/>
-      </w:pPr>
-      <w:r>
-        <w:rPr>
-          <w:lang w:val="sw_KE" w:bidi="sw_KE"/>
-        </w:rPr>
-      </w:r>
-      <w:hyperlink r:id="rId150">
-        <w:r>
-          <w:rPr>
-            <w:lang w:val="sw_KE" w:bidi="sw_KE"/>
-          </w:rPr>
-          <w:rPr>
-            <w:color w:val="0000EE"/>
-            <w:u w:val="single"/>
-          </w:rPr>
-          <w:t>Kumbukumbu la Torati 5:12–14</w:t>
-        </w:r>
-      </w:hyperlink>
-    </w:p>
-    <w:p>
-      <w:pPr>
-        <w:pStyle w:val="ListBullet"/>
-        <w:spacing w:line="240" w:lineRule="auto"/>
-        <w:ind w:left="720"/>
-      </w:pPr>
-      <w:r>
-        <w:rPr>
-          <w:lang w:val="sw_KE" w:bidi="sw_KE"/>
-        </w:rPr>
-      </w:r>
-      <w:hyperlink r:id="rId151">
-        <w:r>
-          <w:rPr>
-            <w:lang w:val="sw_KE" w:bidi="sw_KE"/>
-          </w:rPr>
-          <w:rPr>
-            <w:color w:val="0000EE"/>
-            <w:u w:val="single"/>
-          </w:rPr>
-          <w:t>Luka 13:15</w:t>
-        </w:r>
-      </w:hyperlink>
-    </w:p>
-    <w:p>
-      <w:pPr>
-        <w:pStyle w:val="ListBullet"/>
-        <w:spacing w:line="240" w:lineRule="auto"/>
-        <w:ind w:left="720"/>
-      </w:pPr>
-      <w:r>
-        <w:rPr>
-          <w:lang w:val="sw_KE" w:bidi="sw_KE"/>
-        </w:rPr>
-      </w:r>
-      <w:hyperlink r:id="rId152">
-        <w:r>
-          <w:rPr>
-            <w:lang w:val="sw_KE" w:bidi="sw_KE"/>
-          </w:rPr>
-          <w:rPr>
-            <w:color w:val="0000EE"/>
-            <w:u w:val="single"/>
-          </w:rPr>
-          <w:t>Mathayo 21:2</w:t>
-        </w:r>
-      </w:hyperlink>
+      <w:r>
+        <w:rPr>
+          <w:lang w:val="sw_KE" w:bidi="sw_KE"/>
+        </w:rPr>
+        <w:t>1 Wafalme 1:32–34</w:t>
+      </w:r>
+    </w:p>
+    <w:p>
+      <w:pPr>
+        <w:pStyle w:val="ListBullet"/>
+        <w:spacing w:line="240" w:lineRule="auto"/>
+        <w:ind w:left="720"/>
+      </w:pPr>
+      <w:r>
+        <w:rPr>
+          <w:lang w:val="sw_KE" w:bidi="sw_KE"/>
+        </w:rPr>
+      </w:r>
+      <w:r>
+        <w:rPr>
+          <w:lang w:val="sw_KE" w:bidi="sw_KE"/>
+        </w:rPr>
+        <w:t>1 Samweli 9:4</w:t>
+      </w:r>
+    </w:p>
+    <w:p>
+      <w:pPr>
+        <w:pStyle w:val="ListBullet"/>
+        <w:spacing w:line="240" w:lineRule="auto"/>
+        <w:ind w:left="720"/>
+      </w:pPr>
+      <w:r>
+        <w:rPr>
+          <w:lang w:val="sw_KE" w:bidi="sw_KE"/>
+        </w:rPr>
+      </w:r>
+      <w:r>
+        <w:rPr>
+          <w:lang w:val="sw_KE" w:bidi="sw_KE"/>
+        </w:rPr>
+        <w:t>2 Wafalme 4:21–22</w:t>
+      </w:r>
+    </w:p>
+    <w:p>
+      <w:pPr>
+        <w:pStyle w:val="ListBullet"/>
+        <w:spacing w:line="240" w:lineRule="auto"/>
+        <w:ind w:left="720"/>
+      </w:pPr>
+      <w:r>
+        <w:rPr>
+          <w:lang w:val="sw_KE" w:bidi="sw_KE"/>
+        </w:rPr>
+      </w:r>
+      <w:r>
+        <w:rPr>
+          <w:lang w:val="sw_KE" w:bidi="sw_KE"/>
+        </w:rPr>
+        <w:t>Kumbukumbu la Torati 5:12–14</w:t>
+      </w:r>
+    </w:p>
+    <w:p>
+      <w:pPr>
+        <w:pStyle w:val="ListBullet"/>
+        <w:spacing w:line="240" w:lineRule="auto"/>
+        <w:ind w:left="720"/>
+      </w:pPr>
+      <w:r>
+        <w:rPr>
+          <w:lang w:val="sw_KE" w:bidi="sw_KE"/>
+        </w:rPr>
+      </w:r>
+      <w:r>
+        <w:rPr>
+          <w:lang w:val="sw_KE" w:bidi="sw_KE"/>
+        </w:rPr>
+        <w:t>Luka 13:15</w:t>
+      </w:r>
+    </w:p>
+    <w:p>
+      <w:pPr>
+        <w:pStyle w:val="ListBullet"/>
+        <w:spacing w:line="240" w:lineRule="auto"/>
+        <w:ind w:left="720"/>
+      </w:pPr>
+      <w:r>
+        <w:rPr>
+          <w:lang w:val="sw_KE" w:bidi="sw_KE"/>
+        </w:rPr>
+      </w:r>
+      <w:r>
+        <w:rPr>
+          <w:lang w:val="sw_KE" w:bidi="sw_KE"/>
+        </w:rPr>
+        <w:t>Mathayo 21:2</w:t>
+      </w:r>
     </w:p>
     <w:p>
       <w:pPr>
@@ -12067,162 +11215,120 @@
           <w:lang w:val="sw_KE" w:bidi="sw_KE"/>
         </w:rPr>
       </w:r>
-      <w:hyperlink r:id="rId153">
-        <w:r>
-          <w:rPr>
-            <w:lang w:val="sw_KE" w:bidi="sw_KE"/>
-          </w:rPr>
-          <w:rPr>
-            <w:color w:val="0000EE"/>
-            <w:u w:val="single"/>
-          </w:rPr>
-          <w:t>2 Mambo ya Nyakati 3:1–3</w:t>
-        </w:r>
-      </w:hyperlink>
-    </w:p>
-    <w:p>
-      <w:pPr>
-        <w:pStyle w:val="ListBullet"/>
-        <w:spacing w:line="240" w:lineRule="auto"/>
-        <w:ind w:left="720"/>
-      </w:pPr>
-      <w:r>
-        <w:rPr>
-          <w:lang w:val="sw_KE" w:bidi="sw_KE"/>
-        </w:rPr>
-      </w:r>
-      <w:hyperlink r:id="rId154">
-        <w:r>
-          <w:rPr>
-            <w:lang w:val="sw_KE" w:bidi="sw_KE"/>
-          </w:rPr>
-          <w:rPr>
-            <w:color w:val="0000EE"/>
-            <w:u w:val="single"/>
-          </w:rPr>
-          <w:t>2 Wafalme 13:7</w:t>
-        </w:r>
-      </w:hyperlink>
-    </w:p>
-    <w:p>
-      <w:pPr>
-        <w:pStyle w:val="ListBullet"/>
-        <w:spacing w:line="240" w:lineRule="auto"/>
-        <w:ind w:left="720"/>
-      </w:pPr>
-      <w:r>
-        <w:rPr>
-          <w:lang w:val="sw_KE" w:bidi="sw_KE"/>
-        </w:rPr>
-      </w:r>
-      <w:hyperlink r:id="rId155">
-        <w:r>
-          <w:rPr>
-            <w:lang w:val="sw_KE" w:bidi="sw_KE"/>
-          </w:rPr>
-          <w:rPr>
-            <w:color w:val="0000EE"/>
-            <w:u w:val="single"/>
-          </w:rPr>
-          <w:t>2 Samweli 24:16</w:t>
-        </w:r>
-      </w:hyperlink>
-    </w:p>
-    <w:p>
-      <w:pPr>
-        <w:pStyle w:val="ListBullet"/>
-        <w:spacing w:line="240" w:lineRule="auto"/>
-        <w:ind w:left="720"/>
-      </w:pPr>
-      <w:r>
-        <w:rPr>
-          <w:lang w:val="sw_KE" w:bidi="sw_KE"/>
-        </w:rPr>
-      </w:r>
-      <w:hyperlink r:id="rId156">
-        <w:r>
-          <w:rPr>
-            <w:lang w:val="sw_KE" w:bidi="sw_KE"/>
-          </w:rPr>
-          <w:rPr>
-            <w:color w:val="0000EE"/>
-            <w:u w:val="single"/>
-          </w:rPr>
-          <w:t>Danieli 2:35</w:t>
-        </w:r>
-      </w:hyperlink>
-    </w:p>
-    <w:p>
-      <w:pPr>
-        <w:pStyle w:val="ListBullet"/>
-        <w:spacing w:line="240" w:lineRule="auto"/>
-        <w:ind w:left="720"/>
-      </w:pPr>
-      <w:r>
-        <w:rPr>
-          <w:lang w:val="sw_KE" w:bidi="sw_KE"/>
-        </w:rPr>
-      </w:r>
-      <w:hyperlink r:id="rId157">
-        <w:r>
-          <w:rPr>
-            <w:lang w:val="sw_KE" w:bidi="sw_KE"/>
-          </w:rPr>
-          <w:rPr>
-            <w:color w:val="0000EE"/>
-            <w:u w:val="single"/>
-          </w:rPr>
-          <w:t>Luka 3:17</w:t>
-        </w:r>
-      </w:hyperlink>
-    </w:p>
-    <w:p>
-      <w:pPr>
-        <w:pStyle w:val="ListBullet"/>
-        <w:spacing w:line="240" w:lineRule="auto"/>
-        <w:ind w:left="720"/>
-      </w:pPr>
-      <w:r>
-        <w:rPr>
-          <w:lang w:val="sw_KE" w:bidi="sw_KE"/>
-        </w:rPr>
-      </w:r>
-      <w:hyperlink r:id="rId79">
-        <w:r>
-          <w:rPr>
-            <w:lang w:val="sw_KE" w:bidi="sw_KE"/>
-          </w:rPr>
-          <w:rPr>
-            <w:color w:val="0000EE"/>
-            <w:u w:val="single"/>
-          </w:rPr>
-          <w:t>Mathayo 3:12</w:t>
-        </w:r>
-      </w:hyperlink>
-    </w:p>
-    <w:p>
-      <w:pPr>
-        <w:pStyle w:val="ListBullet"/>
-        <w:spacing w:line="240" w:lineRule="auto"/>
-        <w:ind w:left="720"/>
-      </w:pPr>
-      <w:r>
-        <w:rPr>
-          <w:lang w:val="sw_KE" w:bidi="sw_KE"/>
-        </w:rPr>
-      </w:r>
-      <w:hyperlink r:id="rId158">
-        <w:r>
-          <w:rPr>
-            <w:lang w:val="sw_KE" w:bidi="sw_KE"/>
-          </w:rPr>
-          <w:rPr>
-            <w:color w:val="0000EE"/>
-            <w:u w:val="single"/>
-          </w:rPr>
-          <w:t>Ruthu 3:1–2</w:t>
-        </w:r>
-      </w:hyperlink>
+      <w:r>
+        <w:rPr>
+          <w:lang w:val="sw_KE" w:bidi="sw_KE"/>
+        </w:rPr>
+        <w:t>2 Mambo ya Nyakati 3:1–3</w:t>
+      </w:r>
+    </w:p>
+    <w:p>
+      <w:pPr>
+        <w:pStyle w:val="ListBullet"/>
+        <w:spacing w:line="240" w:lineRule="auto"/>
+        <w:ind w:left="720"/>
+      </w:pPr>
+      <w:r>
+        <w:rPr>
+          <w:lang w:val="sw_KE" w:bidi="sw_KE"/>
+        </w:rPr>
+      </w:r>
+      <w:r>
+        <w:rPr>
+          <w:lang w:val="sw_KE" w:bidi="sw_KE"/>
+        </w:rPr>
+        <w:t>2 Wafalme 13:7</w:t>
+      </w:r>
+    </w:p>
+    <w:p>
+      <w:pPr>
+        <w:pStyle w:val="ListBullet"/>
+        <w:spacing w:line="240" w:lineRule="auto"/>
+        <w:ind w:left="720"/>
+      </w:pPr>
+      <w:r>
+        <w:rPr>
+          <w:lang w:val="sw_KE" w:bidi="sw_KE"/>
+        </w:rPr>
+      </w:r>
+      <w:r>
+        <w:rPr>
+          <w:lang w:val="sw_KE" w:bidi="sw_KE"/>
+        </w:rPr>
+        <w:t>2 Samweli 24:16</w:t>
+      </w:r>
+    </w:p>
+    <w:p>
+      <w:pPr>
+        <w:pStyle w:val="ListBullet"/>
+        <w:spacing w:line="240" w:lineRule="auto"/>
+        <w:ind w:left="720"/>
+      </w:pPr>
+      <w:r>
+        <w:rPr>
+          <w:lang w:val="sw_KE" w:bidi="sw_KE"/>
+        </w:rPr>
+      </w:r>
+      <w:r>
+        <w:rPr>
+          <w:lang w:val="sw_KE" w:bidi="sw_KE"/>
+        </w:rPr>
+        <w:t>Danieli 2:35</w:t>
+      </w:r>
+    </w:p>
+    <w:p>
+      <w:pPr>
+        <w:pStyle w:val="ListBullet"/>
+        <w:spacing w:line="240" w:lineRule="auto"/>
+        <w:ind w:left="720"/>
+      </w:pPr>
+      <w:r>
+        <w:rPr>
+          <w:lang w:val="sw_KE" w:bidi="sw_KE"/>
+        </w:rPr>
+      </w:r>
+      <w:r>
+        <w:rPr>
+          <w:lang w:val="sw_KE" w:bidi="sw_KE"/>
+        </w:rPr>
+        <w:t>Luka 3:17</w:t>
+      </w:r>
+    </w:p>
+    <w:p>
+      <w:pPr>
+        <w:pStyle w:val="ListBullet"/>
+        <w:spacing w:line="240" w:lineRule="auto"/>
+        <w:ind w:left="720"/>
+      </w:pPr>
+      <w:r>
+        <w:rPr>
+          <w:lang w:val="sw_KE" w:bidi="sw_KE"/>
+        </w:rPr>
+      </w:r>
+      <w:r>
+        <w:rPr>
+          <w:lang w:val="sw_KE" w:bidi="sw_KE"/>
+        </w:rPr>
+        <w:t>Mathayo 3:12</w:t>
+      </w:r>
+    </w:p>
+    <w:p>
+      <w:pPr>
+        <w:pStyle w:val="ListBullet"/>
+        <w:spacing w:line="240" w:lineRule="auto"/>
+        <w:ind w:left="720"/>
+      </w:pPr>
+      <w:r>
+        <w:rPr>
+          <w:lang w:val="sw_KE" w:bidi="sw_KE"/>
+        </w:rPr>
+      </w:r>
+      <w:r>
+        <w:rPr>
+          <w:lang w:val="sw_KE" w:bidi="sw_KE"/>
+        </w:rPr>
+        <w:t>Ruthu 3:1–2</w:t>
+      </w:r>
     </w:p>
     <w:p>
       <w:pPr>

--- a/swh/docx/017.content.docx
+++ b/swh/docx/017.content.docx
@@ -2590,19 +2590,7 @@
         <w:rPr>
           <w:lang w:val="sw_KE" w:bidi="sw_KE"/>
         </w:rPr>
-        <w:t xml:space="preserve">, </w:t>
-      </w:r>
-      <w:r>
-        <w:rPr>
-          <w:lang w:val="sw_KE" w:bidi="sw_KE"/>
-        </w:rPr>
-        <w:t>kutengwa</w:t>
-      </w:r>
-      <w:r>
-        <w:rPr>
-          <w:lang w:val="sw_KE" w:bidi="sw_KE"/>
-        </w:rPr>
-        <w:t xml:space="preserve">, </w:t>
+        <w:t xml:space="preserve">, kutengwa, </w:t>
       </w:r>
       <w:r>
         <w:rPr>
@@ -4774,13 +4762,332 @@
         <w:rPr>
           <w:lang w:val="sw_KE" w:bidi="sw_KE"/>
         </w:rPr>
+        <w:t>, kuinua)</w:t>
+      </w:r>
+    </w:p>
+    <w:p>
+      <w:pPr>
+        <w:pStyle w:val="Heading3"/>
+      </w:pPr>
+      <w:r>
+        <w:rPr>
+          <w:lang w:val="sw_KE" w:bidi="sw_KE"/>
+        </w:rPr>
+        <w:t>Marejeleo ya Biblia:</w:t>
+      </w:r>
+    </w:p>
+    <w:p>
+      <w:pPr>
+        <w:pStyle w:val="ListBullet"/>
+        <w:spacing w:line="240" w:lineRule="auto"/>
+        <w:ind w:left="720"/>
+      </w:pPr>
+      <w:r>
+        <w:rPr>
+          <w:lang w:val="sw_KE" w:bidi="sw_KE"/>
+        </w:rPr>
+      </w:r>
+      <w:r>
+        <w:rPr>
+          <w:lang w:val="sw_KE" w:bidi="sw_KE"/>
+        </w:rPr>
+        <w:t>2 Mambo ya Nyakati 8:12–13</w:t>
+      </w:r>
+    </w:p>
+    <w:p>
+      <w:pPr>
+        <w:pStyle w:val="ListBullet"/>
+        <w:spacing w:line="240" w:lineRule="auto"/>
+        <w:ind w:left="720"/>
+      </w:pPr>
+      <w:r>
+        <w:rPr>
+          <w:lang w:val="sw_KE" w:bidi="sw_KE"/>
+        </w:rPr>
+      </w:r>
+      <w:r>
+        <w:rPr>
+          <w:lang w:val="sw_KE" w:bidi="sw_KE"/>
+        </w:rPr>
+        <w:t>Matendo 2:1</w:t>
+      </w:r>
+    </w:p>
+    <w:p>
+      <w:pPr>
+        <w:pStyle w:val="ListBullet"/>
+        <w:spacing w:line="240" w:lineRule="auto"/>
+        <w:ind w:left="720"/>
+      </w:pPr>
+      <w:r>
+        <w:rPr>
+          <w:lang w:val="sw_KE" w:bidi="sw_KE"/>
+        </w:rPr>
+      </w:r>
+      <w:r>
+        <w:rPr>
+          <w:lang w:val="sw_KE" w:bidi="sw_KE"/>
+        </w:rPr>
+        <w:t>Matendo 20:15–16</w:t>
+      </w:r>
+    </w:p>
+    <w:p>
+      <w:pPr>
+        <w:pStyle w:val="ListBullet"/>
+        <w:spacing w:line="240" w:lineRule="auto"/>
+        <w:ind w:left="720"/>
+      </w:pPr>
+      <w:r>
+        <w:rPr>
+          <w:lang w:val="sw_KE" w:bidi="sw_KE"/>
+        </w:rPr>
+      </w:r>
+      <w:r>
+        <w:rPr>
+          <w:lang w:val="sw_KE" w:bidi="sw_KE"/>
+        </w:rPr>
+        <w:t>Kumbukumbu la Torati 16:16–17</w:t>
+      </w:r>
+    </w:p>
+    <w:p>
+      <w:pPr>
+        <w:pStyle w:val="ListBullet"/>
+        <w:spacing w:line="240" w:lineRule="auto"/>
+        <w:ind w:left="720"/>
+      </w:pPr>
+      <w:r>
+        <w:rPr>
+          <w:lang w:val="sw_KE" w:bidi="sw_KE"/>
+        </w:rPr>
+      </w:r>
+      <w:r>
+        <w:rPr>
+          <w:lang w:val="sw_KE" w:bidi="sw_KE"/>
+        </w:rPr>
+        <w:t>Hesabu 28:26</w:t>
+      </w:r>
+    </w:p>
+    <w:p>
+      <w:pPr>
+        <w:pStyle w:val="Heading3"/>
+      </w:pPr>
+      <w:r>
+        <w:rPr>
+          <w:lang w:val="sw_KE" w:bidi="sw_KE"/>
+        </w:rPr>
+        <w:t>Data ya Neno:</w:t>
+      </w:r>
+    </w:p>
+    <w:p>
+      <w:pPr>
+        <w:pStyle w:val="ListBullet"/>
+        <w:spacing w:line="240" w:lineRule="auto"/>
+        <w:ind w:left="720"/>
+      </w:pPr>
+      <w:r>
+        <w:rPr>
+          <w:lang w:val="sw_KE" w:bidi="sw_KE"/>
+        </w:rPr>
+      </w:r>
+      <w:r>
+        <w:rPr>
+          <w:lang w:val="sw_KE" w:bidi="sw_KE"/>
+        </w:rPr>
+        <w:t>Strong's: H2282, H7620, G40050</w:t>
+      </w:r>
+      <w:r>
+        <w:rPr>
+          <w:lang w:val="sw_KE" w:bidi="sw_KE"/>
+        </w:rPr>
+      </w:r>
+      <w:r>
+        <w:rPr>
+          <w:lang w:val="sw_KE" w:bidi="sw_KE"/>
+        </w:rPr>
+      </w:r>
+    </w:p>
+    <w:p>
+      <w:pPr/>
+      <w:r>
+        <w:rPr>
+          <w:lang w:val="sw_KE" w:bidi="sw_KE"/>
+        </w:rPr>
+      </w:r>
+    </w:p>
+    <w:p>
+      <w:pPr>
+        <w:pStyle w:val="Heading2"/>
+      </w:pPr>
+      <w:r>
+        <w:rPr>
+          <w:lang w:val="sw_KE" w:bidi="sw_KE"/>
+        </w:rPr>
+        <w:t>Pepeta</w:t>
+      </w:r>
+      <w:r>
+        <w:rPr>
+          <w:lang w:val="sw_KE" w:bidi="sw_KE"/>
+        </w:rPr>
+      </w:r>
+    </w:p>
+    <w:p>
+      <w:pPr>
+        <w:pStyle w:val="Heading3"/>
+      </w:pPr>
+      <w:r>
+        <w:rPr>
+          <w:lang w:val="sw_KE" w:bidi="sw_KE"/>
+        </w:rPr>
+        <w:t>Ufafanuzi:</w:t>
+      </w:r>
+    </w:p>
+    <w:p>
+      <w:pPr/>
+      <w:r>
+        <w:rPr>
+          <w:lang w:val="sw_KE" w:bidi="sw_KE"/>
+        </w:rPr>
+      </w:r>
+      <w:r>
+        <w:rPr>
+          <w:lang w:val="sw_KE" w:bidi="sw_KE"/>
+        </w:rPr>
+        <w:t>Maneno "pepeta" na "chuja" yanamaanisha kutenganisha nafaka na vitu visivyotakiwa. Katika Biblia, maneno yote mawili pia yanaweza kutumika kurejelea kutenganisha au kugawanya watu.</w:t>
+      </w:r>
+    </w:p>
+    <w:p>
+      <w:pPr>
+        <w:pStyle w:val="ListBullet"/>
+        <w:spacing w:line="240" w:lineRule="auto"/>
+        <w:ind w:left="720"/>
+      </w:pPr>
+      <w:r>
+        <w:rPr>
+          <w:lang w:val="sw_KE" w:bidi="sw_KE"/>
+        </w:rPr>
+      </w:r>
+      <w:r>
+        <w:rPr>
+          <w:lang w:val="sw_KE" w:bidi="sw_KE"/>
+        </w:rPr>
+        <w:t>Kupembua maana yake ni kutenganisha nafaka na sehemu zisizohitajika za mmea kwa kutupa nafaka na makapi hewani, kuruhusu upepo kupeperusha makapi mbali.</w:t>
+      </w:r>
+    </w:p>
+    <w:p>
+      <w:pPr>
+        <w:pStyle w:val="ListBullet"/>
+        <w:spacing w:line="240" w:lineRule="auto"/>
+        <w:ind w:left="720"/>
+      </w:pPr>
+      <w:r>
+        <w:rPr>
+          <w:lang w:val="sw_KE" w:bidi="sw_KE"/>
+        </w:rPr>
+      </w:r>
+      <w:r>
+        <w:rPr>
+          <w:lang w:val="sw_KE" w:bidi="sw_KE"/>
+        </w:rPr>
+        <w:t>Neno "chuja" linamaanisha kutikisa nafaka iliyopuruliwa kwenye ungo ili kuondoa mabaki yoyote yasiyotakiwa, kama vile uchafu au mawe.</w:t>
+      </w:r>
+    </w:p>
+    <w:p>
+      <w:pPr>
+        <w:pStyle w:val="ListBullet"/>
+        <w:spacing w:line="240" w:lineRule="auto"/>
+        <w:ind w:left="720"/>
+      </w:pPr>
+      <w:r>
+        <w:rPr>
+          <w:lang w:val="sw_KE" w:bidi="sw_KE"/>
+        </w:rPr>
+      </w:r>
+      <w:r>
+        <w:rPr>
+          <w:lang w:val="sw_KE" w:bidi="sw_KE"/>
+        </w:rPr>
+        <w:t>Kwenye Agano la Kale, "pepeta" na "chuja" hutumiwa kwa njia ya mfano kuelezea ugumu unaotenganisha watu wenye haki na watu wasio na haki.</w:t>
+      </w:r>
+    </w:p>
+    <w:p>
+      <w:pPr>
+        <w:pStyle w:val="ListBullet"/>
+        <w:spacing w:line="240" w:lineRule="auto"/>
+        <w:ind w:left="720"/>
+      </w:pPr>
+      <w:r>
+        <w:rPr>
+          <w:lang w:val="sw_KE" w:bidi="sw_KE"/>
+        </w:rPr>
+      </w:r>
+      <w:r>
+        <w:rPr>
+          <w:lang w:val="sw_KE" w:bidi="sw_KE"/>
+        </w:rPr>
+        <w:t>Yesu pia alitumia neno "pepeta" kwa njia hii ya mfano alipokuwa akimwambia Simoni Petro kuhusu jinsi yeye na wanafunzi wengine wangejaribiwa katika IMANI yao.</w:t>
+      </w:r>
+    </w:p>
+    <w:p>
+      <w:pPr>
+        <w:pStyle w:val="ListBullet"/>
+        <w:spacing w:line="240" w:lineRule="auto"/>
+        <w:ind w:left="720"/>
+      </w:pPr>
+      <w:r>
+        <w:rPr>
+          <w:lang w:val="sw_KE" w:bidi="sw_KE"/>
+        </w:rPr>
+      </w:r>
+      <w:r>
+        <w:rPr>
+          <w:lang w:val="sw_KE" w:bidi="sw_KE"/>
+        </w:rPr>
+        <w:t>Ili kutafsiri maneno haya, tumia maneno au misemo katika lugha ya mradi inayorejelea shughuli hizi; tafsiri zinazowezekana zinaweza kuwa "kutikisa" au "kufukiza." Ikiwa kupura au kuchambua hazijulikani, basi maneno haya yanaweza kutafsiriwa kwa neno linalorejelea njia tofauti ya kutenganisha nafaka na makapi au uchafu, au kwa kuelezea mchakato huu.</w:t>
+      </w:r>
+    </w:p>
+    <w:p>
+      <w:pPr/>
+      <w:r>
+        <w:rPr>
+          <w:lang w:val="sw_KE" w:bidi="sw_KE"/>
+        </w:rPr>
+      </w:r>
+      <w:r>
+        <w:rPr>
+          <w:lang w:val="sw_KE" w:bidi="sw_KE"/>
+        </w:rPr>
+        <w:t>(Tazama pia: Jinsi ya Kutafsiri Visivyojulikana)</w:t>
+      </w:r>
+    </w:p>
+    <w:p>
+      <w:pPr/>
+      <w:r>
+        <w:rPr>
+          <w:lang w:val="sw_KE" w:bidi="sw_KE"/>
+        </w:rPr>
+      </w:r>
+      <w:r>
+        <w:rPr>
+          <w:lang w:val="sw_KE" w:bidi="sw_KE"/>
+        </w:rPr>
+        <w:t xml:space="preserve">(Tazama pia: </w:t>
+      </w:r>
+      <w:r>
+        <w:rPr>
+          <w:lang w:val="sw_KE" w:bidi="sw_KE"/>
+        </w:rPr>
+        <w:t>makapi</w:t>
+      </w:r>
+      <w:r>
+        <w:rPr>
+          <w:lang w:val="sw_KE" w:bidi="sw_KE"/>
+        </w:rPr>
         <w:t xml:space="preserve">, </w:t>
       </w:r>
       <w:r>
         <w:rPr>
           <w:lang w:val="sw_KE" w:bidi="sw_KE"/>
         </w:rPr>
-        <w:t>kuinua</w:t>
+        <w:t>nafaka</w:t>
       </w:r>
       <w:r>
         <w:rPr>
@@ -4815,79 +5122,79 @@
         <w:rPr>
           <w:lang w:val="sw_KE" w:bidi="sw_KE"/>
         </w:rPr>
-        <w:t>2 Mambo ya Nyakati 8:12–13</w:t>
-      </w:r>
-    </w:p>
-    <w:p>
-      <w:pPr>
-        <w:pStyle w:val="ListBullet"/>
-        <w:spacing w:line="240" w:lineRule="auto"/>
-        <w:ind w:left="720"/>
-      </w:pPr>
-      <w:r>
-        <w:rPr>
-          <w:lang w:val="sw_KE" w:bidi="sw_KE"/>
-        </w:rPr>
-      </w:r>
-      <w:r>
-        <w:rPr>
-          <w:lang w:val="sw_KE" w:bidi="sw_KE"/>
-        </w:rPr>
-        <w:t>Matendo 2:1</w:t>
-      </w:r>
-    </w:p>
-    <w:p>
-      <w:pPr>
-        <w:pStyle w:val="ListBullet"/>
-        <w:spacing w:line="240" w:lineRule="auto"/>
-        <w:ind w:left="720"/>
-      </w:pPr>
-      <w:r>
-        <w:rPr>
-          <w:lang w:val="sw_KE" w:bidi="sw_KE"/>
-        </w:rPr>
-      </w:r>
-      <w:r>
-        <w:rPr>
-          <w:lang w:val="sw_KE" w:bidi="sw_KE"/>
-        </w:rPr>
-        <w:t>Matendo 20:15–16</w:t>
-      </w:r>
-    </w:p>
-    <w:p>
-      <w:pPr>
-        <w:pStyle w:val="ListBullet"/>
-        <w:spacing w:line="240" w:lineRule="auto"/>
-        <w:ind w:left="720"/>
-      </w:pPr>
-      <w:r>
-        <w:rPr>
-          <w:lang w:val="sw_KE" w:bidi="sw_KE"/>
-        </w:rPr>
-      </w:r>
-      <w:r>
-        <w:rPr>
-          <w:lang w:val="sw_KE" w:bidi="sw_KE"/>
-        </w:rPr>
-        <w:t>Kumbukumbu la Torati 16:16–17</w:t>
-      </w:r>
-    </w:p>
-    <w:p>
-      <w:pPr>
-        <w:pStyle w:val="ListBullet"/>
-        <w:spacing w:line="240" w:lineRule="auto"/>
-        <w:ind w:left="720"/>
-      </w:pPr>
-      <w:r>
-        <w:rPr>
-          <w:lang w:val="sw_KE" w:bidi="sw_KE"/>
-        </w:rPr>
-      </w:r>
-      <w:r>
-        <w:rPr>
-          <w:lang w:val="sw_KE" w:bidi="sw_KE"/>
-        </w:rPr>
-        <w:t>Hesabu 28:26</w:t>
+        <w:t>Isaya 21:10</w:t>
+      </w:r>
+    </w:p>
+    <w:p>
+      <w:pPr>
+        <w:pStyle w:val="ListBullet"/>
+        <w:spacing w:line="240" w:lineRule="auto"/>
+        <w:ind w:left="720"/>
+      </w:pPr>
+      <w:r>
+        <w:rPr>
+          <w:lang w:val="sw_KE" w:bidi="sw_KE"/>
+        </w:rPr>
+      </w:r>
+      <w:r>
+        <w:rPr>
+          <w:lang w:val="sw_KE" w:bidi="sw_KE"/>
+        </w:rPr>
+        <w:t>Luka 22:31</w:t>
+      </w:r>
+    </w:p>
+    <w:p>
+      <w:pPr>
+        <w:pStyle w:val="ListBullet"/>
+        <w:spacing w:line="240" w:lineRule="auto"/>
+        <w:ind w:left="720"/>
+      </w:pPr>
+      <w:r>
+        <w:rPr>
+          <w:lang w:val="sw_KE" w:bidi="sw_KE"/>
+        </w:rPr>
+      </w:r>
+      <w:r>
+        <w:rPr>
+          <w:lang w:val="sw_KE" w:bidi="sw_KE"/>
+        </w:rPr>
+        <w:t>Mathayo 3:12</w:t>
+      </w:r>
+    </w:p>
+    <w:p>
+      <w:pPr>
+        <w:pStyle w:val="ListBullet"/>
+        <w:spacing w:line="240" w:lineRule="auto"/>
+        <w:ind w:left="720"/>
+      </w:pPr>
+      <w:r>
+        <w:rPr>
+          <w:lang w:val="sw_KE" w:bidi="sw_KE"/>
+        </w:rPr>
+      </w:r>
+      <w:r>
+        <w:rPr>
+          <w:lang w:val="sw_KE" w:bidi="sw_KE"/>
+        </w:rPr>
+        <w:t>Mithali 20:8</w:t>
+      </w:r>
+    </w:p>
+    <w:p>
+      <w:pPr>
+        <w:pStyle w:val="ListBullet"/>
+        <w:spacing w:line="240" w:lineRule="auto"/>
+        <w:ind w:left="720"/>
+      </w:pPr>
+      <w:r>
+        <w:rPr>
+          <w:lang w:val="sw_KE" w:bidi="sw_KE"/>
+        </w:rPr>
+      </w:r>
+      <w:r>
+        <w:rPr>
+          <w:lang w:val="sw_KE" w:bidi="sw_KE"/>
+        </w:rPr>
+        <w:t>Ruthu 3:2</w:t>
       </w:r>
     </w:p>
     <w:p>
@@ -4916,7 +5223,7 @@
         <w:rPr>
           <w:lang w:val="sw_KE" w:bidi="sw_KE"/>
         </w:rPr>
-        <w:t>Strong's: H2282, H7620, G40050</w:t>
+        <w:t>Strong's: H2219, H5128, H5130, G44250, G46170</w:t>
       </w:r>
       <w:r>
         <w:rPr>
@@ -4945,7 +5252,7 @@
         <w:rPr>
           <w:lang w:val="sw_KE" w:bidi="sw_KE"/>
         </w:rPr>
-        <w:t>Pepeta</w:t>
+        <w:t>Pepo</w:t>
       </w:r>
       <w:r>
         <w:rPr>
@@ -4975,97 +5282,174 @@
         <w:rPr>
           <w:lang w:val="sw_KE" w:bidi="sw_KE"/>
         </w:rPr>
-        <w:t>Maneno "pepeta" na "chuja" yanamaanisha kutenganisha nafaka na vitu visivyotakiwa. Katika Biblia, maneno yote mawili pia yanaweza kutumika kurejelea kutenganisha au kugawanya watu.</w:t>
-      </w:r>
-    </w:p>
-    <w:p>
-      <w:pPr>
-        <w:pStyle w:val="ListBullet"/>
-        <w:spacing w:line="240" w:lineRule="auto"/>
-        <w:ind w:left="720"/>
-      </w:pPr>
-      <w:r>
-        <w:rPr>
-          <w:lang w:val="sw_KE" w:bidi="sw_KE"/>
-        </w:rPr>
-      </w:r>
-      <w:r>
-        <w:rPr>
-          <w:lang w:val="sw_KE" w:bidi="sw_KE"/>
-        </w:rPr>
-        <w:t>Kupembua maana yake ni kutenganisha nafaka na sehemu zisizohitajika za mmea kwa kutupa nafaka na makapi hewani, kuruhusu upepo kupeperusha makapi mbali.</w:t>
-      </w:r>
-    </w:p>
-    <w:p>
-      <w:pPr>
-        <w:pStyle w:val="ListBullet"/>
-        <w:spacing w:line="240" w:lineRule="auto"/>
-        <w:ind w:left="720"/>
-      </w:pPr>
-      <w:r>
-        <w:rPr>
-          <w:lang w:val="sw_KE" w:bidi="sw_KE"/>
-        </w:rPr>
-      </w:r>
-      <w:r>
-        <w:rPr>
-          <w:lang w:val="sw_KE" w:bidi="sw_KE"/>
-        </w:rPr>
-        <w:t>Neno "chuja" linamaanisha kutikisa nafaka iliyopuruliwa kwenye ungo ili kuondoa mabaki yoyote yasiyotakiwa, kama vile uchafu au mawe.</w:t>
-      </w:r>
-    </w:p>
-    <w:p>
-      <w:pPr>
-        <w:pStyle w:val="ListBullet"/>
-        <w:spacing w:line="240" w:lineRule="auto"/>
-        <w:ind w:left="720"/>
-      </w:pPr>
-      <w:r>
-        <w:rPr>
-          <w:lang w:val="sw_KE" w:bidi="sw_KE"/>
-        </w:rPr>
-      </w:r>
-      <w:r>
-        <w:rPr>
-          <w:lang w:val="sw_KE" w:bidi="sw_KE"/>
-        </w:rPr>
-        <w:t>Kwenye Agano la Kale, "pepeta" na "chuja" hutumiwa kwa njia ya mfano kuelezea ugumu unaotenganisha watu wenye haki na watu wasio na haki.</w:t>
-      </w:r>
-    </w:p>
-    <w:p>
-      <w:pPr>
-        <w:pStyle w:val="ListBullet"/>
-        <w:spacing w:line="240" w:lineRule="auto"/>
-        <w:ind w:left="720"/>
-      </w:pPr>
-      <w:r>
-        <w:rPr>
-          <w:lang w:val="sw_KE" w:bidi="sw_KE"/>
-        </w:rPr>
-      </w:r>
-      <w:r>
-        <w:rPr>
-          <w:lang w:val="sw_KE" w:bidi="sw_KE"/>
-        </w:rPr>
-        <w:t>Yesu pia alitumia neno "pepeta" kwa njia hii ya mfano alipokuwa akimwambia Simoni Petro kuhusu jinsi yeye na wanafunzi wengine wangejaribiwa katika IMANI yao.</w:t>
-      </w:r>
-    </w:p>
-    <w:p>
-      <w:pPr>
-        <w:pStyle w:val="ListBullet"/>
-        <w:spacing w:line="240" w:lineRule="auto"/>
-        <w:ind w:left="720"/>
-      </w:pPr>
-      <w:r>
-        <w:rPr>
-          <w:lang w:val="sw_KE" w:bidi="sw_KE"/>
-        </w:rPr>
-      </w:r>
-      <w:r>
-        <w:rPr>
-          <w:lang w:val="sw_KE" w:bidi="sw_KE"/>
-        </w:rPr>
-        <w:t>Ili kutafsiri maneno haya, tumia maneno au misemo katika lugha ya mradi inayorejelea shughuli hizi; tafsiri zinazowezekana zinaweza kuwa "kutikisa" au "kufukiza." Ikiwa kupura au kuchambua hazijulikani, basi maneno haya yanaweza kutafsiriwa kwa neno linalorejelea njia tofauti ya kutenganisha nafaka na makapi au uchafu, au kwa kuelezea mchakato huu.</w:t>
+        <w:t xml:space="preserve">Maneno haya yote yanarejelea pepo </w:t>
+      </w:r>
+      <w:r>
+        <w:rPr>
+          <w:lang w:val="sw_KE" w:bidi="sw_KE"/>
+        </w:rPr>
+        <w:t>wachafu</w:t>
+      </w:r>
+      <w:r>
+        <w:rPr>
+          <w:lang w:val="sw_KE" w:bidi="sw_KE"/>
+        </w:rPr>
+        <w:t>, ambao ni viumbe wa roho wanaopinga mapenzi ya Mungu.</w:t>
+      </w:r>
+    </w:p>
+    <w:p>
+      <w:pPr>
+        <w:pStyle w:val="ListBullet"/>
+        <w:spacing w:line="240" w:lineRule="auto"/>
+        <w:ind w:left="720"/>
+      </w:pPr>
+      <w:r>
+        <w:rPr>
+          <w:lang w:val="sw_KE" w:bidi="sw_KE"/>
+        </w:rPr>
+      </w:r>
+      <w:r>
+        <w:rPr>
+          <w:lang w:val="sw_KE" w:bidi="sw_KE"/>
+        </w:rPr>
+        <w:t>Mungu aliumba malaika ili kumtumikia. Wakati shetani alipoasi dhidi ya Mungu, baadhi ya malaika pia waliasi na walitupwa nje ya mbingu. Inaaminika kwamba pepo na roho mbaya ni hawa "malaika waliokosa."</w:t>
+      </w:r>
+    </w:p>
+    <w:p>
+      <w:pPr>
+        <w:pStyle w:val="ListBullet"/>
+        <w:spacing w:line="240" w:lineRule="auto"/>
+        <w:ind w:left="720"/>
+      </w:pPr>
+      <w:r>
+        <w:rPr>
+          <w:lang w:val="sw_KE" w:bidi="sw_KE"/>
+        </w:rPr>
+      </w:r>
+      <w:r>
+        <w:rPr>
+          <w:lang w:val="sw_KE" w:bidi="sw_KE"/>
+        </w:rPr>
+        <w:t>Wakati mwingine pepo wachafu hawa huitwa "roho wachafu." Neno "chafu" linamaanisha "najisi" au "ovu" au "usio takatifu.</w:t>
+      </w:r>
+    </w:p>
+    <w:p>
+      <w:pPr>
+        <w:pStyle w:val="ListBullet"/>
+        <w:spacing w:line="240" w:lineRule="auto"/>
+        <w:ind w:left="720"/>
+      </w:pPr>
+      <w:r>
+        <w:rPr>
+          <w:lang w:val="sw_KE" w:bidi="sw_KE"/>
+        </w:rPr>
+      </w:r>
+      <w:r>
+        <w:rPr>
+          <w:lang w:val="sw_KE" w:bidi="sw_KE"/>
+        </w:rPr>
+        <w:t>Kwasababu pepo wachafu wanamtumikia shetani, wanafanya mambo maovu. Wakati mwingine wanaishi ndani ya watu na kuwatawala.</w:t>
+      </w:r>
+    </w:p>
+    <w:p>
+      <w:pPr>
+        <w:pStyle w:val="ListBullet"/>
+        <w:spacing w:line="240" w:lineRule="auto"/>
+        <w:ind w:left="720"/>
+      </w:pPr>
+      <w:r>
+        <w:rPr>
+          <w:lang w:val="sw_KE" w:bidi="sw_KE"/>
+        </w:rPr>
+      </w:r>
+      <w:r>
+        <w:rPr>
+          <w:lang w:val="sw_KE" w:bidi="sw_KE"/>
+        </w:rPr>
+        <w:t>Pepo wachafu wana nguvu zaidi kuliko wanadamu, lakini si wenye nguvu kama Mungu.</w:t>
+      </w:r>
+    </w:p>
+    <w:p>
+      <w:pPr>
+        <w:pStyle w:val="Heading3"/>
+      </w:pPr>
+      <w:r>
+        <w:rPr>
+          <w:lang w:val="sw_KE" w:bidi="sw_KE"/>
+        </w:rPr>
+        <w:t>Mapendekezo ya Tafsiri:</w:t>
+      </w:r>
+    </w:p>
+    <w:p>
+      <w:pPr>
+        <w:pStyle w:val="ListBullet"/>
+        <w:spacing w:line="240" w:lineRule="auto"/>
+        <w:ind w:left="1440"/>
+      </w:pPr>
+      <w:r>
+        <w:rPr>
+          <w:lang w:val="sw_KE" w:bidi="sw_KE"/>
+        </w:rPr>
+      </w:r>
+      <w:r>
+        <w:rPr>
+          <w:lang w:val="sw_KE" w:bidi="sw_KE"/>
+        </w:rPr>
+        <w:t>Neno "pepo" linaweza pia kutafsiriwa kama "roho mbaya."</w:t>
+      </w:r>
+    </w:p>
+    <w:p>
+      <w:pPr>
+        <w:pStyle w:val="ListBullet"/>
+        <w:spacing w:line="240" w:lineRule="auto"/>
+        <w:ind w:left="1440"/>
+      </w:pPr>
+      <w:r>
+        <w:rPr>
+          <w:lang w:val="sw_KE" w:bidi="sw_KE"/>
+        </w:rPr>
+      </w:r>
+      <w:r>
+        <w:rPr>
+          <w:lang w:val="sw_KE" w:bidi="sw_KE"/>
+        </w:rPr>
+        <w:t>Neno "roho mchafu" linaweza pia kutafsiriwa kama "roho isiyo safi" au "roho iliyoharibika" au "roho mbaya."</w:t>
+      </w:r>
+    </w:p>
+    <w:p>
+      <w:pPr>
+        <w:pStyle w:val="ListBullet"/>
+        <w:spacing w:line="240" w:lineRule="auto"/>
+        <w:ind w:left="1440"/>
+      </w:pPr>
+      <w:r>
+        <w:rPr>
+          <w:lang w:val="sw_KE" w:bidi="sw_KE"/>
+        </w:rPr>
+      </w:r>
+      <w:r>
+        <w:rPr>
+          <w:lang w:val="sw_KE" w:bidi="sw_KE"/>
+        </w:rPr>
+        <w:t>Hakikisha kwamba neno au kifungu kinachotumika kutafsiri neno hili ni tofauti na neno linalotumika kumrejelea shetani.</w:t>
+      </w:r>
+    </w:p>
+    <w:p>
+      <w:pPr>
+        <w:pStyle w:val="ListBullet"/>
+        <w:spacing w:line="240" w:lineRule="auto"/>
+        <w:ind w:left="1440"/>
+      </w:pPr>
+      <w:r>
+        <w:rPr>
+          <w:lang w:val="sw_KE" w:bidi="sw_KE"/>
+        </w:rPr>
+      </w:r>
+      <w:r>
+        <w:rPr>
+          <w:lang w:val="sw_KE" w:bidi="sw_KE"/>
+        </w:rPr>
+        <w:t>Pia fikiria jinsi neno "pepo" linavyotafsiriwa katika lugha ya kienyeji au kitaifa. (Tazama: Jinsi ya Kutafsiri Visivyojulikana)</w:t>
       </w:r>
     </w:p>
     <w:p>
@@ -5079,7 +5463,408 @@
         <w:rPr>
           <w:lang w:val="sw_KE" w:bidi="sw_KE"/>
         </w:rPr>
-        <w:t>(Tazama pia: Jinsi ya Kutafsiri Visivyojulikana)</w:t>
+        <w:t xml:space="preserve">(Tazama pia: </w:t>
+      </w:r>
+      <w:r>
+        <w:rPr>
+          <w:lang w:val="sw_KE" w:bidi="sw_KE"/>
+        </w:rPr>
+        <w:t>aliye na pepo</w:t>
+      </w:r>
+      <w:r>
+        <w:rPr>
+          <w:lang w:val="sw_KE" w:bidi="sw_KE"/>
+        </w:rPr>
+        <w:t xml:space="preserve">, </w:t>
+      </w:r>
+      <w:r>
+        <w:rPr>
+          <w:lang w:val="sw_KE" w:bidi="sw_KE"/>
+        </w:rPr>
+        <w:t>Shetani</w:t>
+      </w:r>
+      <w:r>
+        <w:rPr>
+          <w:lang w:val="sw_KE" w:bidi="sw_KE"/>
+        </w:rPr>
+        <w:t xml:space="preserve">, </w:t>
+      </w:r>
+      <w:r>
+        <w:rPr>
+          <w:lang w:val="sw_KE" w:bidi="sw_KE"/>
+        </w:rPr>
+        <w:t>mungu wa uongo</w:t>
+      </w:r>
+      <w:r>
+        <w:rPr>
+          <w:lang w:val="sw_KE" w:bidi="sw_KE"/>
+        </w:rPr>
+        <w:t xml:space="preserve">, </w:t>
+      </w:r>
+      <w:r>
+        <w:rPr>
+          <w:lang w:val="sw_KE" w:bidi="sw_KE"/>
+        </w:rPr>
+        <w:t>malaika</w:t>
+      </w:r>
+      <w:r>
+        <w:rPr>
+          <w:lang w:val="sw_KE" w:bidi="sw_KE"/>
+        </w:rPr>
+        <w:t xml:space="preserve">, </w:t>
+      </w:r>
+      <w:r>
+        <w:rPr>
+          <w:lang w:val="sw_KE" w:bidi="sw_KE"/>
+        </w:rPr>
+        <w:t>uovu</w:t>
+      </w:r>
+      <w:r>
+        <w:rPr>
+          <w:lang w:val="sw_KE" w:bidi="sw_KE"/>
+        </w:rPr>
+        <w:t xml:space="preserve">, </w:t>
+      </w:r>
+      <w:r>
+        <w:rPr>
+          <w:lang w:val="sw_KE" w:bidi="sw_KE"/>
+        </w:rPr>
+        <w:t>safi</w:t>
+      </w:r>
+      <w:r>
+        <w:rPr>
+          <w:lang w:val="sw_KE" w:bidi="sw_KE"/>
+        </w:rPr>
+        <w:t>)</w:t>
+      </w:r>
+    </w:p>
+    <w:p>
+      <w:pPr>
+        <w:pStyle w:val="Heading3"/>
+      </w:pPr>
+      <w:r>
+        <w:rPr>
+          <w:lang w:val="sw_KE" w:bidi="sw_KE"/>
+        </w:rPr>
+        <w:t>Marejeleo ya Biblia:</w:t>
+      </w:r>
+    </w:p>
+    <w:p>
+      <w:pPr>
+        <w:pStyle w:val="ListBullet"/>
+        <w:spacing w:line="240" w:lineRule="auto"/>
+        <w:ind w:left="1440"/>
+      </w:pPr>
+      <w:r>
+        <w:rPr>
+          <w:lang w:val="sw_KE" w:bidi="sw_KE"/>
+        </w:rPr>
+      </w:r>
+      <w:r>
+        <w:rPr>
+          <w:lang w:val="sw_KE" w:bidi="sw_KE"/>
+        </w:rPr>
+        <w:t>Yakobo 2:19</w:t>
+      </w:r>
+    </w:p>
+    <w:p>
+      <w:pPr>
+        <w:pStyle w:val="ListBullet"/>
+        <w:spacing w:line="240" w:lineRule="auto"/>
+        <w:ind w:left="1440"/>
+      </w:pPr>
+      <w:r>
+        <w:rPr>
+          <w:lang w:val="sw_KE" w:bidi="sw_KE"/>
+        </w:rPr>
+      </w:r>
+      <w:r>
+        <w:rPr>
+          <w:lang w:val="sw_KE" w:bidi="sw_KE"/>
+        </w:rPr>
+        <w:t>Yakobo 3:15</w:t>
+      </w:r>
+    </w:p>
+    <w:p>
+      <w:pPr>
+        <w:pStyle w:val="ListBullet"/>
+        <w:spacing w:line="240" w:lineRule="auto"/>
+        <w:ind w:left="1440"/>
+      </w:pPr>
+      <w:r>
+        <w:rPr>
+          <w:lang w:val="sw_KE" w:bidi="sw_KE"/>
+        </w:rPr>
+      </w:r>
+      <w:r>
+        <w:rPr>
+          <w:lang w:val="sw_KE" w:bidi="sw_KE"/>
+        </w:rPr>
+        <w:t>Luka 4:36</w:t>
+      </w:r>
+    </w:p>
+    <w:p>
+      <w:pPr>
+        <w:pStyle w:val="ListBullet"/>
+        <w:spacing w:line="240" w:lineRule="auto"/>
+        <w:ind w:left="1440"/>
+      </w:pPr>
+      <w:r>
+        <w:rPr>
+          <w:lang w:val="sw_KE" w:bidi="sw_KE"/>
+        </w:rPr>
+      </w:r>
+      <w:r>
+        <w:rPr>
+          <w:lang w:val="sw_KE" w:bidi="sw_KE"/>
+        </w:rPr>
+        <w:t>Marko 3:22</w:t>
+      </w:r>
+    </w:p>
+    <w:p>
+      <w:pPr>
+        <w:pStyle w:val="ListBullet"/>
+        <w:spacing w:line="240" w:lineRule="auto"/>
+        <w:ind w:left="1440"/>
+      </w:pPr>
+      <w:r>
+        <w:rPr>
+          <w:lang w:val="sw_KE" w:bidi="sw_KE"/>
+        </w:rPr>
+      </w:r>
+      <w:r>
+        <w:rPr>
+          <w:lang w:val="sw_KE" w:bidi="sw_KE"/>
+        </w:rPr>
+        <w:t>Matayo 4:24</w:t>
+      </w:r>
+    </w:p>
+    <w:p>
+      <w:pPr>
+        <w:pStyle w:val="Heading3"/>
+      </w:pPr>
+      <w:r>
+        <w:rPr>
+          <w:lang w:val="sw_KE" w:bidi="sw_KE"/>
+        </w:rPr>
+        <w:t>Mifano kutoka kwa hadithi za Biblia:</w:t>
+      </w:r>
+    </w:p>
+    <w:p>
+      <w:pPr>
+        <w:pStyle w:val="ListBullet"/>
+        <w:spacing w:line="240" w:lineRule="auto"/>
+        <w:ind w:left="1440"/>
+      </w:pPr>
+      <w:r>
+        <w:rPr>
+          <w:lang w:val="sw_KE" w:bidi="sw_KE"/>
+        </w:rPr>
+      </w:r>
+      <w:r>
+        <w:rPr>
+          <w:b/>
+          <w:lang w:val="sw_KE" w:bidi="sw_KE"/>
+        </w:rPr>
+        <w:t>26:9</w:t>
+      </w:r>
+      <w:r>
+        <w:rPr>
+          <w:lang w:val="sw_KE" w:bidi="sw_KE"/>
+        </w:rPr>
+        <w:t xml:space="preserve"> Watu wengi ambao walikuwa na </w:t>
+      </w:r>
+      <w:r>
+        <w:rPr>
+          <w:b/>
+          <w:lang w:val="sw_KE" w:bidi="sw_KE"/>
+        </w:rPr>
+        <w:t>pepo</w:t>
+      </w:r>
+      <w:r>
+        <w:rPr>
+          <w:lang w:val="sw_KE" w:bidi="sw_KE"/>
+        </w:rPr>
+        <w:t xml:space="preserve"> ndani yao waliletwa kwa Yesu. Yesu alipowaamuru, </w:t>
+      </w:r>
+      <w:r>
+        <w:rPr>
+          <w:b/>
+          <w:lang w:val="sw_KE" w:bidi="sw_KE"/>
+        </w:rPr>
+        <w:t>pepo</w:t>
+      </w:r>
+      <w:r>
+        <w:rPr>
+          <w:lang w:val="sw_KE" w:bidi="sw_KE"/>
+        </w:rPr>
+        <w:t xml:space="preserve"> walitoka kwa watu, na mara nyingi walipiga kelele, “Wewe ni Mwana wa Mungu!”</w:t>
+      </w:r>
+    </w:p>
+    <w:p>
+      <w:pPr>
+        <w:pStyle w:val="ListBullet"/>
+        <w:spacing w:line="240" w:lineRule="auto"/>
+        <w:ind w:left="1440"/>
+      </w:pPr>
+      <w:r>
+        <w:rPr>
+          <w:lang w:val="sw_KE" w:bidi="sw_KE"/>
+        </w:rPr>
+      </w:r>
+      <w:r>
+        <w:rPr>
+          <w:b/>
+          <w:lang w:val="sw_KE" w:bidi="sw_KE"/>
+        </w:rPr>
+        <w:t>32:8</w:t>
+      </w:r>
+      <w:r>
+        <w:rPr>
+          <w:lang w:val="sw_KE" w:bidi="sw_KE"/>
+        </w:rPr>
+        <w:t xml:space="preserve"> </w:t>
+      </w:r>
+      <w:r>
+        <w:rPr>
+          <w:b/>
+          <w:lang w:val="sw_KE" w:bidi="sw_KE"/>
+        </w:rPr>
+        <w:t>Pepo</w:t>
+      </w:r>
+      <w:r>
+        <w:rPr>
+          <w:lang w:val="sw_KE" w:bidi="sw_KE"/>
+        </w:rPr>
+        <w:t xml:space="preserve"> walitoka kwa mtu na kuingia kwenye nguruwe.</w:t>
+      </w:r>
+    </w:p>
+    <w:p>
+      <w:pPr>
+        <w:pStyle w:val="ListBullet"/>
+        <w:spacing w:line="240" w:lineRule="auto"/>
+        <w:ind w:left="1440"/>
+      </w:pPr>
+      <w:r>
+        <w:rPr>
+          <w:lang w:val="sw_KE" w:bidi="sw_KE"/>
+        </w:rPr>
+      </w:r>
+      <w:r>
+        <w:rPr>
+          <w:b/>
+          <w:lang w:val="sw_KE" w:bidi="sw_KE"/>
+        </w:rPr>
+        <w:t>47:5</w:t>
+      </w:r>
+      <w:r>
+        <w:rPr>
+          <w:lang w:val="sw_KE" w:bidi="sw_KE"/>
+        </w:rPr>
+        <w:t xml:space="preserve"> Hatimaye siku moja msichana mtumwa alipoanza kupiga kelele, Paulo alimgeukia na kumwambia </w:t>
+      </w:r>
+      <w:r>
+        <w:rPr>
+          <w:b/>
+          <w:lang w:val="sw_KE" w:bidi="sw_KE"/>
+        </w:rPr>
+        <w:t>pepo</w:t>
+      </w:r>
+      <w:r>
+        <w:rPr>
+          <w:lang w:val="sw_KE" w:bidi="sw_KE"/>
+        </w:rPr>
+        <w:t xml:space="preserve"> aliyekuwa ndani yake, “Kwa jina la Yesu, toka ndani yake.” Mara moja </w:t>
+      </w:r>
+      <w:r>
+        <w:rPr>
+          <w:b/>
+          <w:lang w:val="sw_KE" w:bidi="sw_KE"/>
+        </w:rPr>
+        <w:t>pepo</w:t>
+      </w:r>
+      <w:r>
+        <w:rPr>
+          <w:lang w:val="sw_KE" w:bidi="sw_KE"/>
+        </w:rPr>
+        <w:t xml:space="preserve"> alimtoka.</w:t>
+      </w:r>
+    </w:p>
+    <w:p>
+      <w:pPr>
+        <w:pStyle w:val="ListBullet"/>
+        <w:spacing w:line="240" w:lineRule="auto"/>
+        <w:ind w:left="1440"/>
+      </w:pPr>
+      <w:r>
+        <w:rPr>
+          <w:lang w:val="sw_KE" w:bidi="sw_KE"/>
+        </w:rPr>
+      </w:r>
+      <w:r>
+        <w:rPr>
+          <w:b/>
+          <w:lang w:val="sw_KE" w:bidi="sw_KE"/>
+        </w:rPr>
+        <w:t>49:2</w:t>
+      </w:r>
+      <w:r>
+        <w:rPr>
+          <w:lang w:val="sw_KE" w:bidi="sw_KE"/>
+        </w:rPr>
+        <w:t xml:space="preserve"> Yeye (Yesu) alitembea juu ya maji, alituliza dhoruba, aliponya watu wengi wagonjwa, alifukuza </w:t>
+      </w:r>
+      <w:r>
+        <w:rPr>
+          <w:b/>
+          <w:lang w:val="sw_KE" w:bidi="sw_KE"/>
+        </w:rPr>
+        <w:t>pepo</w:t>
+      </w:r>
+      <w:r>
+        <w:rPr>
+          <w:lang w:val="sw_KE" w:bidi="sw_KE"/>
+        </w:rPr>
+        <w:t>, alifufua wafu, na aligeuza mikate mitano na samaki wawili wadogo kuwa chakula cha kutosha kwa watu zaidi ya 5,000.</w:t>
+      </w:r>
+    </w:p>
+    <w:p>
+      <w:pPr>
+        <w:pStyle w:val="Heading3"/>
+      </w:pPr>
+      <w:r>
+        <w:rPr>
+          <w:lang w:val="sw_KE" w:bidi="sw_KE"/>
+        </w:rPr>
+        <w:t>Data ya Neno:</w:t>
+      </w:r>
+    </w:p>
+    <w:p>
+      <w:pPr>
+        <w:pStyle w:val="ListBullet"/>
+        <w:spacing w:line="240" w:lineRule="auto"/>
+        <w:ind w:left="1440"/>
+      </w:pPr>
+      <w:r>
+        <w:rPr>
+          <w:lang w:val="sw_KE" w:bidi="sw_KE"/>
+        </w:rPr>
+      </w:r>
+      <w:r>
+        <w:rPr>
+          <w:lang w:val="sw_KE" w:bidi="sw_KE"/>
+        </w:rPr>
+        <w:t>Strong's: H2932, H7307, H7451, H7700, G01690, G11390, G11400, G11410, G11420, G41900, G41510, G41520, G41890</w:t>
+      </w:r>
+      <w:r>
+        <w:rPr>
+          <w:lang w:val="sw_KE" w:bidi="sw_KE"/>
+        </w:rPr>
+      </w:r>
+      <w:r>
+        <w:rPr>
+          <w:lang w:val="sw_KE" w:bidi="sw_KE"/>
+        </w:rPr>
       </w:r>
     </w:p>
     <w:p>
@@ -5089,6 +5874,105 @@
           <w:lang w:val="sw_KE" w:bidi="sw_KE"/>
         </w:rPr>
       </w:r>
+    </w:p>
+    <w:p>
+      <w:pPr>
+        <w:pStyle w:val="Heading2"/>
+      </w:pPr>
+      <w:r>
+        <w:rPr>
+          <w:lang w:val="sw_KE" w:bidi="sw_KE"/>
+        </w:rPr>
+        <w:t>Perizi</w:t>
+      </w:r>
+      <w:r>
+        <w:rPr>
+          <w:lang w:val="sw_KE" w:bidi="sw_KE"/>
+        </w:rPr>
+      </w:r>
+    </w:p>
+    <w:p>
+      <w:pPr>
+        <w:pStyle w:val="Heading3"/>
+      </w:pPr>
+      <w:r>
+        <w:rPr>
+          <w:lang w:val="sw_KE" w:bidi="sw_KE"/>
+        </w:rPr>
+        <w:t>Uhalisia:</w:t>
+      </w:r>
+    </w:p>
+    <w:p>
+      <w:pPr/>
+      <w:r>
+        <w:rPr>
+          <w:lang w:val="sw_KE" w:bidi="sw_KE"/>
+        </w:rPr>
+      </w:r>
+      <w:r>
+        <w:rPr>
+          <w:lang w:val="sw_KE" w:bidi="sw_KE"/>
+        </w:rPr>
+        <w:t>Waperizi walikuwa moja ya makundi kadhaa ya watu katika nchi ya Kanaani. Kidogo kinachojulikana kuhusu kundi hili ni mababu zao walikuwa nani au sehemu gani ya Kanaani walipoishi.</w:t>
+      </w:r>
+    </w:p>
+    <w:p>
+      <w:pPr>
+        <w:pStyle w:val="ListBullet"/>
+        <w:spacing w:line="240" w:lineRule="auto"/>
+        <w:ind w:left="720"/>
+      </w:pPr>
+      <w:r>
+        <w:rPr>
+          <w:lang w:val="sw_KE" w:bidi="sw_KE"/>
+        </w:rPr>
+      </w:r>
+      <w:r>
+        <w:rPr>
+          <w:lang w:val="sw_KE" w:bidi="sw_KE"/>
+        </w:rPr>
+        <w:t>Waperizi wametajwa mara nyingi katika Kitabu cha Waamuzi cha Agano la Kale, ambapo imeandikwa kwamba Waperizi waliingia katika ndoa na Waisraeli na kuwaathiri kwa kuabudu miungu ya uongo.</w:t>
+      </w:r>
+    </w:p>
+    <w:p>
+      <w:pPr>
+        <w:pStyle w:val="ListBullet"/>
+        <w:spacing w:line="240" w:lineRule="auto"/>
+        <w:ind w:left="720"/>
+      </w:pPr>
+      <w:r>
+        <w:rPr>
+          <w:lang w:val="sw_KE" w:bidi="sw_KE"/>
+        </w:rPr>
+      </w:r>
+      <w:r>
+        <w:rPr>
+          <w:lang w:val="sw_KE" w:bidi="sw_KE"/>
+        </w:rPr>
+        <w:t>Kumbuka kwamba ukoo wa Peresi, unaoitwa "Waperezi," ulikuwa kundi tofauti la watu kutoka kwa Waperizi. Inaweza kuwa muhimu kuandika majina haya kwa utofauti mkubwa ili kufanya hili liwe wazi.</w:t>
+      </w:r>
+    </w:p>
+    <w:p>
+      <w:pPr/>
+      <w:r>
+        <w:rPr>
+          <w:lang w:val="sw_KE" w:bidi="sw_KE"/>
+        </w:rPr>
+      </w:r>
+      <w:r>
+        <w:rPr>
+          <w:lang w:val="sw_KE" w:bidi="sw_KE"/>
+        </w:rPr>
+        <w:t>(Mapendekezo ya Tafsiri: Jinsi ya Kutafsiri Majina)</w:t>
+      </w:r>
+    </w:p>
+    <w:p>
+      <w:pPr/>
+      <w:r>
+        <w:rPr>
+          <w:lang w:val="sw_KE" w:bidi="sw_KE"/>
+        </w:rPr>
+      </w:r>
       <w:r>
         <w:rPr>
           <w:lang w:val="sw_KE" w:bidi="sw_KE"/>
@@ -5099,7 +5983,7 @@
         <w:rPr>
           <w:lang w:val="sw_KE" w:bidi="sw_KE"/>
         </w:rPr>
-        <w:t>makapi</w:t>
+        <w:t>Kanaani</w:t>
       </w:r>
       <w:r>
         <w:rPr>
@@ -5111,7 +5995,7 @@
         <w:rPr>
           <w:lang w:val="sw_KE" w:bidi="sw_KE"/>
         </w:rPr>
-        <w:t>nafaka</w:t>
+        <w:t>mungu wa uongo</w:t>
       </w:r>
       <w:r>
         <w:rPr>
@@ -5146,79 +6030,79 @@
         <w:rPr>
           <w:lang w:val="sw_KE" w:bidi="sw_KE"/>
         </w:rPr>
-        <w:t>Isaya 21:10</w:t>
-      </w:r>
-    </w:p>
-    <w:p>
-      <w:pPr>
-        <w:pStyle w:val="ListBullet"/>
-        <w:spacing w:line="240" w:lineRule="auto"/>
-        <w:ind w:left="720"/>
-      </w:pPr>
-      <w:r>
-        <w:rPr>
-          <w:lang w:val="sw_KE" w:bidi="sw_KE"/>
-        </w:rPr>
-      </w:r>
-      <w:r>
-        <w:rPr>
-          <w:lang w:val="sw_KE" w:bidi="sw_KE"/>
-        </w:rPr>
-        <w:t>Luka 22:31</w:t>
-      </w:r>
-    </w:p>
-    <w:p>
-      <w:pPr>
-        <w:pStyle w:val="ListBullet"/>
-        <w:spacing w:line="240" w:lineRule="auto"/>
-        <w:ind w:left="720"/>
-      </w:pPr>
-      <w:r>
-        <w:rPr>
-          <w:lang w:val="sw_KE" w:bidi="sw_KE"/>
-        </w:rPr>
-      </w:r>
-      <w:r>
-        <w:rPr>
-          <w:lang w:val="sw_KE" w:bidi="sw_KE"/>
-        </w:rPr>
-        <w:t>Mathayo 3:12</w:t>
-      </w:r>
-    </w:p>
-    <w:p>
-      <w:pPr>
-        <w:pStyle w:val="ListBullet"/>
-        <w:spacing w:line="240" w:lineRule="auto"/>
-        <w:ind w:left="720"/>
-      </w:pPr>
-      <w:r>
-        <w:rPr>
-          <w:lang w:val="sw_KE" w:bidi="sw_KE"/>
-        </w:rPr>
-      </w:r>
-      <w:r>
-        <w:rPr>
-          <w:lang w:val="sw_KE" w:bidi="sw_KE"/>
-        </w:rPr>
-        <w:t>Mithali 20:8</w:t>
-      </w:r>
-    </w:p>
-    <w:p>
-      <w:pPr>
-        <w:pStyle w:val="ListBullet"/>
-        <w:spacing w:line="240" w:lineRule="auto"/>
-        <w:ind w:left="720"/>
-      </w:pPr>
-      <w:r>
-        <w:rPr>
-          <w:lang w:val="sw_KE" w:bidi="sw_KE"/>
-        </w:rPr>
-      </w:r>
-      <w:r>
-        <w:rPr>
-          <w:lang w:val="sw_KE" w:bidi="sw_KE"/>
-        </w:rPr>
-        <w:t>Ruthu 3:2</w:t>
+        <w:t>1 Wafalme 9:20–21</w:t>
+      </w:r>
+    </w:p>
+    <w:p>
+      <w:pPr>
+        <w:pStyle w:val="ListBullet"/>
+        <w:spacing w:line="240" w:lineRule="auto"/>
+        <w:ind w:left="720"/>
+      </w:pPr>
+      <w:r>
+        <w:rPr>
+          <w:lang w:val="sw_KE" w:bidi="sw_KE"/>
+        </w:rPr>
+      </w:r>
+      <w:r>
+        <w:rPr>
+          <w:lang w:val="sw_KE" w:bidi="sw_KE"/>
+        </w:rPr>
+        <w:t>2 Mambo ya Nyakati 8:7–8</w:t>
+      </w:r>
+    </w:p>
+    <w:p>
+      <w:pPr>
+        <w:pStyle w:val="ListBullet"/>
+        <w:spacing w:line="240" w:lineRule="auto"/>
+        <w:ind w:left="720"/>
+      </w:pPr>
+      <w:r>
+        <w:rPr>
+          <w:lang w:val="sw_KE" w:bidi="sw_KE"/>
+        </w:rPr>
+      </w:r>
+      <w:r>
+        <w:rPr>
+          <w:lang w:val="sw_KE" w:bidi="sw_KE"/>
+        </w:rPr>
+        <w:t>Kutoka 3:16–18</w:t>
+      </w:r>
+    </w:p>
+    <w:p>
+      <w:pPr>
+        <w:pStyle w:val="ListBullet"/>
+        <w:spacing w:line="240" w:lineRule="auto"/>
+        <w:ind w:left="720"/>
+      </w:pPr>
+      <w:r>
+        <w:rPr>
+          <w:lang w:val="sw_KE" w:bidi="sw_KE"/>
+        </w:rPr>
+      </w:r>
+      <w:r>
+        <w:rPr>
+          <w:lang w:val="sw_KE" w:bidi="sw_KE"/>
+        </w:rPr>
+        <w:t>Mwanzo 13:7</w:t>
+      </w:r>
+    </w:p>
+    <w:p>
+      <w:pPr>
+        <w:pStyle w:val="ListBullet"/>
+        <w:spacing w:line="240" w:lineRule="auto"/>
+        <w:ind w:left="720"/>
+      </w:pPr>
+      <w:r>
+        <w:rPr>
+          <w:lang w:val="sw_KE" w:bidi="sw_KE"/>
+        </w:rPr>
+      </w:r>
+      <w:r>
+        <w:rPr>
+          <w:lang w:val="sw_KE" w:bidi="sw_KE"/>
+        </w:rPr>
+        <w:t>Yoshua 3:9–11</w:t>
       </w:r>
     </w:p>
     <w:p>
@@ -5236,18 +6120,18 @@
       <w:pPr>
         <w:pStyle w:val="ListBullet"/>
         <w:spacing w:line="240" w:lineRule="auto"/>
-        <w:ind w:left="720"/>
-      </w:pPr>
-      <w:r>
-        <w:rPr>
-          <w:lang w:val="sw_KE" w:bidi="sw_KE"/>
-        </w:rPr>
-      </w:r>
-      <w:r>
-        <w:rPr>
-          <w:lang w:val="sw_KE" w:bidi="sw_KE"/>
-        </w:rPr>
-        <w:t>Strong's: H2219, H5128, H5130, G44250, G46170</w:t>
+        <w:ind w:left="1440"/>
+      </w:pPr>
+      <w:r>
+        <w:rPr>
+          <w:lang w:val="sw_KE" w:bidi="sw_KE"/>
+        </w:rPr>
+      </w:r>
+      <w:r>
+        <w:rPr>
+          <w:lang w:val="sw_KE" w:bidi="sw_KE"/>
+        </w:rPr>
+        <w:t>Strong's: H6522</w:t>
       </w:r>
       <w:r>
         <w:rPr>
@@ -5276,7 +6160,7 @@
         <w:rPr>
           <w:lang w:val="sw_KE" w:bidi="sw_KE"/>
         </w:rPr>
-        <w:t>Pepo</w:t>
+        <w:t>Petro</w:t>
       </w:r>
       <w:r>
         <w:rPr>
@@ -5292,6 +6176,1046 @@
         <w:rPr>
           <w:lang w:val="sw_KE" w:bidi="sw_KE"/>
         </w:rPr>
+        <w:t>Mambo:</w:t>
+      </w:r>
+    </w:p>
+    <w:p>
+      <w:pPr/>
+      <w:r>
+        <w:rPr>
+          <w:lang w:val="sw_KE" w:bidi="sw_KE"/>
+        </w:rPr>
+      </w:r>
+      <w:r>
+        <w:rPr>
+          <w:lang w:val="sw_KE" w:bidi="sw_KE"/>
+        </w:rPr>
+        <w:t>Petro alikuwa mmoja wa mitume kumi na wawili wa Yesu. Alikuwa kiongozi muhimu wa kanisa la kwanza.</w:t>
+      </w:r>
+    </w:p>
+    <w:p>
+      <w:pPr>
+        <w:pStyle w:val="ListBullet"/>
+        <w:spacing w:line="240" w:lineRule="auto"/>
+        <w:ind w:left="720"/>
+      </w:pPr>
+      <w:r>
+        <w:rPr>
+          <w:lang w:val="sw_KE" w:bidi="sw_KE"/>
+        </w:rPr>
+      </w:r>
+      <w:r>
+        <w:rPr>
+          <w:lang w:val="sw_KE" w:bidi="sw_KE"/>
+        </w:rPr>
+        <w:t>Kabla Yesu kumwita kuwa Mwanafunzi wake, jina la Petro lilikuwa Simoni.</w:t>
+      </w:r>
+    </w:p>
+    <w:p>
+      <w:pPr>
+        <w:pStyle w:val="ListBullet"/>
+        <w:spacing w:line="240" w:lineRule="auto"/>
+        <w:ind w:left="720"/>
+      </w:pPr>
+      <w:r>
+        <w:rPr>
+          <w:lang w:val="sw_KE" w:bidi="sw_KE"/>
+        </w:rPr>
+      </w:r>
+      <w:r>
+        <w:rPr>
+          <w:lang w:val="sw_KE" w:bidi="sw_KE"/>
+        </w:rPr>
+        <w:t>Baadaye, Yesu pia alimwita "Kefa," ambalo linamaanisha "jiwe" au "mwamba" katika lugha ya Kiaramu. Jina Petro pia linamaanisha "jiwe" au "mwamba" katika lugha ya Kigiriki.</w:t>
+      </w:r>
+    </w:p>
+    <w:p>
+      <w:pPr>
+        <w:pStyle w:val="ListBullet"/>
+        <w:spacing w:line="240" w:lineRule="auto"/>
+        <w:ind w:left="720"/>
+      </w:pPr>
+      <w:r>
+        <w:rPr>
+          <w:lang w:val="sw_KE" w:bidi="sw_KE"/>
+        </w:rPr>
+      </w:r>
+      <w:r>
+        <w:rPr>
+          <w:lang w:val="sw_KE" w:bidi="sw_KE"/>
+        </w:rPr>
+        <w:t>Mungu alifanya kazi kupitia Petro kuponya watu na kuhubiri Habari Njema kuhusu Yesu.</w:t>
+      </w:r>
+    </w:p>
+    <w:p>
+      <w:pPr>
+        <w:pStyle w:val="ListBullet"/>
+        <w:spacing w:line="240" w:lineRule="auto"/>
+        <w:ind w:left="720"/>
+      </w:pPr>
+      <w:r>
+        <w:rPr>
+          <w:lang w:val="sw_KE" w:bidi="sw_KE"/>
+        </w:rPr>
+      </w:r>
+      <w:r>
+        <w:rPr>
+          <w:lang w:val="sw_KE" w:bidi="sw_KE"/>
+        </w:rPr>
+        <w:t>Vitabu viwili katika Agano Jipya ni barua ambazo Petro aliandika ili kuhamasisha na kufundisha waumini wenzake.</w:t>
+      </w:r>
+    </w:p>
+    <w:p>
+      <w:pPr/>
+      <w:r>
+        <w:rPr>
+          <w:lang w:val="sw_KE" w:bidi="sw_KE"/>
+        </w:rPr>
+      </w:r>
+      <w:r>
+        <w:rPr>
+          <w:lang w:val="sw_KE" w:bidi="sw_KE"/>
+        </w:rPr>
+        <w:t>(Mapendekezo ya Tafsiri: Jinsi ya Kutafsiri Majina)</w:t>
+      </w:r>
+    </w:p>
+    <w:p>
+      <w:pPr/>
+      <w:r>
+        <w:rPr>
+          <w:lang w:val="sw_KE" w:bidi="sw_KE"/>
+        </w:rPr>
+      </w:r>
+      <w:r>
+        <w:rPr>
+          <w:lang w:val="sw_KE" w:bidi="sw_KE"/>
+        </w:rPr>
+        <w:t xml:space="preserve">(Tazama pia: </w:t>
+      </w:r>
+      <w:r>
+        <w:rPr>
+          <w:lang w:val="sw_KE" w:bidi="sw_KE"/>
+        </w:rPr>
+        <w:t>Mwanafunzi</w:t>
+      </w:r>
+      <w:r>
+        <w:rPr>
+          <w:lang w:val="sw_KE" w:bidi="sw_KE"/>
+        </w:rPr>
+        <w:t xml:space="preserve">, </w:t>
+      </w:r>
+      <w:r>
+        <w:rPr>
+          <w:lang w:val="sw_KE" w:bidi="sw_KE"/>
+        </w:rPr>
+        <w:t>mtume</w:t>
+      </w:r>
+      <w:r>
+        <w:rPr>
+          <w:lang w:val="sw_KE" w:bidi="sw_KE"/>
+        </w:rPr>
+        <w:t>)</w:t>
+      </w:r>
+    </w:p>
+    <w:p>
+      <w:pPr>
+        <w:pStyle w:val="Heading3"/>
+      </w:pPr>
+      <w:r>
+        <w:rPr>
+          <w:lang w:val="sw_KE" w:bidi="sw_KE"/>
+        </w:rPr>
+        <w:t>Marejeleo ya Biblia:</w:t>
+      </w:r>
+    </w:p>
+    <w:p>
+      <w:pPr>
+        <w:pStyle w:val="ListBullet"/>
+        <w:spacing w:line="240" w:lineRule="auto"/>
+        <w:ind w:left="720"/>
+      </w:pPr>
+      <w:r>
+        <w:rPr>
+          <w:lang w:val="sw_KE" w:bidi="sw_KE"/>
+        </w:rPr>
+      </w:r>
+      <w:r>
+        <w:rPr>
+          <w:lang w:val="sw_KE" w:bidi="sw_KE"/>
+        </w:rPr>
+        <w:t>Matendo 8:25</w:t>
+      </w:r>
+    </w:p>
+    <w:p>
+      <w:pPr>
+        <w:pStyle w:val="ListBullet"/>
+        <w:spacing w:line="240" w:lineRule="auto"/>
+        <w:ind w:left="720"/>
+      </w:pPr>
+      <w:r>
+        <w:rPr>
+          <w:lang w:val="sw_KE" w:bidi="sw_KE"/>
+        </w:rPr>
+      </w:r>
+      <w:r>
+        <w:rPr>
+          <w:lang w:val="sw_KE" w:bidi="sw_KE"/>
+        </w:rPr>
+        <w:t>Wagalatia 2:6–8</w:t>
+      </w:r>
+    </w:p>
+    <w:p>
+      <w:pPr>
+        <w:pStyle w:val="ListBullet"/>
+        <w:spacing w:line="240" w:lineRule="auto"/>
+        <w:ind w:left="720"/>
+      </w:pPr>
+      <w:r>
+        <w:rPr>
+          <w:lang w:val="sw_KE" w:bidi="sw_KE"/>
+        </w:rPr>
+      </w:r>
+      <w:r>
+        <w:rPr>
+          <w:lang w:val="sw_KE" w:bidi="sw_KE"/>
+        </w:rPr>
+        <w:t>Wagalatia 2:12</w:t>
+      </w:r>
+    </w:p>
+    <w:p>
+      <w:pPr>
+        <w:pStyle w:val="ListBullet"/>
+        <w:spacing w:line="240" w:lineRule="auto"/>
+        <w:ind w:left="720"/>
+      </w:pPr>
+      <w:r>
+        <w:rPr>
+          <w:lang w:val="sw_KE" w:bidi="sw_KE"/>
+        </w:rPr>
+      </w:r>
+      <w:r>
+        <w:rPr>
+          <w:lang w:val="sw_KE" w:bidi="sw_KE"/>
+        </w:rPr>
+        <w:t>Luka 22:58</w:t>
+      </w:r>
+    </w:p>
+    <w:p>
+      <w:pPr>
+        <w:pStyle w:val="ListBullet"/>
+        <w:spacing w:line="240" w:lineRule="auto"/>
+        <w:ind w:left="720"/>
+      </w:pPr>
+      <w:r>
+        <w:rPr>
+          <w:lang w:val="sw_KE" w:bidi="sw_KE"/>
+        </w:rPr>
+      </w:r>
+      <w:r>
+        <w:rPr>
+          <w:lang w:val="sw_KE" w:bidi="sw_KE"/>
+        </w:rPr>
+        <w:t>Marko 3:16</w:t>
+      </w:r>
+    </w:p>
+    <w:p>
+      <w:pPr>
+        <w:pStyle w:val="ListBullet"/>
+        <w:spacing w:line="240" w:lineRule="auto"/>
+        <w:ind w:left="720"/>
+      </w:pPr>
+      <w:r>
+        <w:rPr>
+          <w:lang w:val="sw_KE" w:bidi="sw_KE"/>
+        </w:rPr>
+      </w:r>
+      <w:r>
+        <w:rPr>
+          <w:lang w:val="sw_KE" w:bidi="sw_KE"/>
+        </w:rPr>
+        <w:t>Mathayo 4:18–20</w:t>
+      </w:r>
+    </w:p>
+    <w:p>
+      <w:pPr>
+        <w:pStyle w:val="ListBullet"/>
+        <w:spacing w:line="240" w:lineRule="auto"/>
+        <w:ind w:left="720"/>
+      </w:pPr>
+      <w:r>
+        <w:rPr>
+          <w:lang w:val="sw_KE" w:bidi="sw_KE"/>
+        </w:rPr>
+      </w:r>
+      <w:r>
+        <w:rPr>
+          <w:lang w:val="sw_KE" w:bidi="sw_KE"/>
+        </w:rPr>
+        <w:t>Mathayo 8:14</w:t>
+      </w:r>
+    </w:p>
+    <w:p>
+      <w:pPr>
+        <w:pStyle w:val="ListBullet"/>
+        <w:spacing w:line="240" w:lineRule="auto"/>
+        <w:ind w:left="720"/>
+      </w:pPr>
+      <w:r>
+        <w:rPr>
+          <w:lang w:val="sw_KE" w:bidi="sw_KE"/>
+        </w:rPr>
+      </w:r>
+      <w:r>
+        <w:rPr>
+          <w:lang w:val="sw_KE" w:bidi="sw_KE"/>
+        </w:rPr>
+        <w:t>Mathayo 14:30</w:t>
+      </w:r>
+    </w:p>
+    <w:p>
+      <w:pPr>
+        <w:pStyle w:val="ListBullet"/>
+        <w:spacing w:line="240" w:lineRule="auto"/>
+        <w:ind w:left="720"/>
+      </w:pPr>
+      <w:r>
+        <w:rPr>
+          <w:lang w:val="sw_KE" w:bidi="sw_KE"/>
+        </w:rPr>
+      </w:r>
+      <w:r>
+        <w:rPr>
+          <w:lang w:val="sw_KE" w:bidi="sw_KE"/>
+        </w:rPr>
+        <w:t>Mathayo 26:33–35</w:t>
+      </w:r>
+    </w:p>
+    <w:p>
+      <w:pPr>
+        <w:pStyle w:val="Heading3"/>
+      </w:pPr>
+      <w:r>
+        <w:rPr>
+          <w:lang w:val="sw_KE" w:bidi="sw_KE"/>
+        </w:rPr>
+        <w:t>Mifano kutoka kwa hadithi za Biblia:</w:t>
+      </w:r>
+    </w:p>
+    <w:p>
+      <w:pPr>
+        <w:pStyle w:val="ListBullet"/>
+        <w:spacing w:line="240" w:lineRule="auto"/>
+        <w:ind w:left="720"/>
+      </w:pPr>
+      <w:r>
+        <w:rPr>
+          <w:lang w:val="sw_KE" w:bidi="sw_KE"/>
+        </w:rPr>
+      </w:r>
+      <w:r>
+        <w:rPr>
+          <w:b/>
+          <w:lang w:val="sw_KE" w:bidi="sw_KE"/>
+        </w:rPr>
+        <w:t>28:9</w:t>
+      </w:r>
+      <w:r>
+        <w:rPr>
+          <w:lang w:val="sw_KE" w:bidi="sw_KE"/>
+        </w:rPr>
+        <w:t xml:space="preserve"> </w:t>
+      </w:r>
+      <w:r>
+        <w:rPr>
+          <w:b/>
+          <w:lang w:val="sw_KE" w:bidi="sw_KE"/>
+        </w:rPr>
+        <w:t>Petro</w:t>
+      </w:r>
+      <w:r>
+        <w:rPr>
+          <w:lang w:val="sw_KE" w:bidi="sw_KE"/>
+        </w:rPr>
+        <w:t xml:space="preserve"> alisema kwa Yesu, “Tumeacha kila kitu na kukufuata. Tutapata thawabu gani?”</w:t>
+      </w:r>
+    </w:p>
+    <w:p>
+      <w:pPr>
+        <w:pStyle w:val="ListBullet"/>
+        <w:spacing w:line="240" w:lineRule="auto"/>
+        <w:ind w:left="720"/>
+      </w:pPr>
+      <w:r>
+        <w:rPr>
+          <w:lang w:val="sw_KE" w:bidi="sw_KE"/>
+        </w:rPr>
+      </w:r>
+      <w:r>
+        <w:rPr>
+          <w:b/>
+          <w:lang w:val="sw_KE" w:bidi="sw_KE"/>
+        </w:rPr>
+        <w:t>29:1</w:t>
+      </w:r>
+      <w:r>
+        <w:rPr>
+          <w:lang w:val="sw_KE" w:bidi="sw_KE"/>
+        </w:rPr>
+        <w:t xml:space="preserve"> Siku moja </w:t>
+      </w:r>
+      <w:r>
+        <w:rPr>
+          <w:b/>
+          <w:lang w:val="sw_KE" w:bidi="sw_KE"/>
+        </w:rPr>
+        <w:t>Petro</w:t>
+      </w:r>
+      <w:r>
+        <w:rPr>
+          <w:lang w:val="sw_KE" w:bidi="sw_KE"/>
+        </w:rPr>
+        <w:t xml:space="preserve"> alimuuliza Yesu, “Mwalimu, mara ngapi nimsamehe ndugu yangu anapokosa dhidi yangu? Mara saba?”</w:t>
+      </w:r>
+    </w:p>
+    <w:p>
+      <w:pPr>
+        <w:pStyle w:val="ListBullet"/>
+        <w:spacing w:line="240" w:lineRule="auto"/>
+        <w:ind w:left="720"/>
+      </w:pPr>
+      <w:r>
+        <w:rPr>
+          <w:lang w:val="sw_KE" w:bidi="sw_KE"/>
+        </w:rPr>
+      </w:r>
+      <w:r>
+        <w:rPr>
+          <w:b/>
+          <w:lang w:val="sw_KE" w:bidi="sw_KE"/>
+        </w:rPr>
+        <w:t>31:5</w:t>
+      </w:r>
+      <w:r>
+        <w:rPr>
+          <w:lang w:val="sw_KE" w:bidi="sw_KE"/>
+        </w:rPr>
+        <w:t xml:space="preserve"> Kisha </w:t>
+      </w:r>
+      <w:r>
+        <w:rPr>
+          <w:b/>
+          <w:lang w:val="sw_KE" w:bidi="sw_KE"/>
+        </w:rPr>
+        <w:t>Petro</w:t>
+      </w:r>
+      <w:r>
+        <w:rPr>
+          <w:lang w:val="sw_KE" w:bidi="sw_KE"/>
+        </w:rPr>
+        <w:t xml:space="preserve"> akamwambia Yesu, “Bwana, ikiwa ni wewe, niamuru nije kwako juu ya maji.” Yesu akamwambia </w:t>
+      </w:r>
+      <w:r>
+        <w:rPr>
+          <w:b/>
+          <w:lang w:val="sw_KE" w:bidi="sw_KE"/>
+        </w:rPr>
+        <w:t>Petro</w:t>
+      </w:r>
+      <w:r>
+        <w:rPr>
+          <w:lang w:val="sw_KE" w:bidi="sw_KE"/>
+        </w:rPr>
+        <w:t>, “Njoo!”</w:t>
+      </w:r>
+    </w:p>
+    <w:p>
+      <w:pPr>
+        <w:pStyle w:val="ListBullet"/>
+        <w:spacing w:line="240" w:lineRule="auto"/>
+        <w:ind w:left="720"/>
+      </w:pPr>
+      <w:r>
+        <w:rPr>
+          <w:lang w:val="sw_KE" w:bidi="sw_KE"/>
+        </w:rPr>
+      </w:r>
+      <w:r>
+        <w:rPr>
+          <w:b/>
+          <w:lang w:val="sw_KE" w:bidi="sw_KE"/>
+        </w:rPr>
+        <w:t>36:1</w:t>
+      </w:r>
+      <w:r>
+        <w:rPr>
+          <w:lang w:val="sw_KE" w:bidi="sw_KE"/>
+        </w:rPr>
+        <w:t xml:space="preserve"> Siku moja, Yesu aliwachukua wanafunzi wake watatu, </w:t>
+      </w:r>
+      <w:r>
+        <w:rPr>
+          <w:b/>
+          <w:lang w:val="sw_KE" w:bidi="sw_KE"/>
+        </w:rPr>
+        <w:t>Petro</w:t>
+      </w:r>
+      <w:r>
+        <w:rPr>
+          <w:lang w:val="sw_KE" w:bidi="sw_KE"/>
+        </w:rPr>
+        <w:t>, Yakobo, na Yohana pamoja naye.</w:t>
+      </w:r>
+    </w:p>
+    <w:p>
+      <w:pPr>
+        <w:pStyle w:val="ListBullet"/>
+        <w:spacing w:line="240" w:lineRule="auto"/>
+        <w:ind w:left="720"/>
+      </w:pPr>
+      <w:r>
+        <w:rPr>
+          <w:lang w:val="sw_KE" w:bidi="sw_KE"/>
+        </w:rPr>
+      </w:r>
+      <w:r>
+        <w:rPr>
+          <w:b/>
+          <w:lang w:val="sw_KE" w:bidi="sw_KE"/>
+        </w:rPr>
+        <w:t>38:9</w:t>
+      </w:r>
+      <w:r>
+        <w:rPr>
+          <w:lang w:val="sw_KE" w:bidi="sw_KE"/>
+        </w:rPr>
+        <w:t xml:space="preserve"> </w:t>
+      </w:r>
+      <w:r>
+        <w:rPr>
+          <w:b/>
+          <w:lang w:val="sw_KE" w:bidi="sw_KE"/>
+        </w:rPr>
+        <w:t>Petro</w:t>
+      </w:r>
+      <w:r>
+        <w:rPr>
+          <w:lang w:val="sw_KE" w:bidi="sw_KE"/>
+        </w:rPr>
+        <w:t xml:space="preserve"> alijibu, “Hata kama wengine wote watakuacha, mimi sitakuacha!” Kisha Yesu akamwambia </w:t>
+      </w:r>
+      <w:r>
+        <w:rPr>
+          <w:b/>
+          <w:lang w:val="sw_KE" w:bidi="sw_KE"/>
+        </w:rPr>
+        <w:t>Petro</w:t>
+      </w:r>
+      <w:r>
+        <w:rPr>
+          <w:lang w:val="sw_KE" w:bidi="sw_KE"/>
+        </w:rPr>
+        <w:t xml:space="preserve">, “Shetani anataka kuwachukua nyote, lakini nimekuombea, </w:t>
+      </w:r>
+      <w:r>
+        <w:rPr>
+          <w:b/>
+          <w:lang w:val="sw_KE" w:bidi="sw_KE"/>
+        </w:rPr>
+        <w:t>Petro</w:t>
+      </w:r>
+      <w:r>
+        <w:rPr>
+          <w:lang w:val="sw_KE" w:bidi="sw_KE"/>
+        </w:rPr>
+        <w:t>, kwamba imani yako isishindwe. Hata hivyo, usiku wa leo, kabla ya jogoo kuwika, utanikana mara tatu kwamba hunijui.”</w:t>
+      </w:r>
+    </w:p>
+    <w:p>
+      <w:pPr>
+        <w:pStyle w:val="ListBullet"/>
+        <w:spacing w:line="240" w:lineRule="auto"/>
+        <w:ind w:left="720"/>
+      </w:pPr>
+      <w:r>
+        <w:rPr>
+          <w:lang w:val="sw_KE" w:bidi="sw_KE"/>
+        </w:rPr>
+      </w:r>
+      <w:r>
+        <w:rPr>
+          <w:b/>
+          <w:lang w:val="sw_KE" w:bidi="sw_KE"/>
+        </w:rPr>
+        <w:t>38:15</w:t>
+      </w:r>
+      <w:r>
+        <w:rPr>
+          <w:lang w:val="sw_KE" w:bidi="sw_KE"/>
+        </w:rPr>
+        <w:t xml:space="preserve"> Wakati askari walipomkamata Yesu, </w:t>
+      </w:r>
+      <w:r>
+        <w:rPr>
+          <w:b/>
+          <w:lang w:val="sw_KE" w:bidi="sw_KE"/>
+        </w:rPr>
+        <w:t>Petro</w:t>
+      </w:r>
+      <w:r>
+        <w:rPr>
+          <w:lang w:val="sw_KE" w:bidi="sw_KE"/>
+        </w:rPr>
+        <w:t xml:space="preserve"> alitoa upanga wake na kukata sikio la mtumishi wa Kuhani Mkuu.</w:t>
+      </w:r>
+    </w:p>
+    <w:p>
+      <w:pPr>
+        <w:pStyle w:val="ListBullet"/>
+        <w:spacing w:line="240" w:lineRule="auto"/>
+        <w:ind w:left="720"/>
+      </w:pPr>
+      <w:r>
+        <w:rPr>
+          <w:lang w:val="sw_KE" w:bidi="sw_KE"/>
+        </w:rPr>
+      </w:r>
+      <w:r>
+        <w:rPr>
+          <w:b/>
+          <w:lang w:val="sw_KE" w:bidi="sw_KE"/>
+        </w:rPr>
+        <w:t>43:11</w:t>
+      </w:r>
+      <w:r>
+        <w:rPr>
+          <w:lang w:val="sw_KE" w:bidi="sw_KE"/>
+        </w:rPr>
+        <w:t xml:space="preserve"> </w:t>
+      </w:r>
+      <w:r>
+        <w:rPr>
+          <w:b/>
+          <w:lang w:val="sw_KE" w:bidi="sw_KE"/>
+        </w:rPr>
+        <w:t>Petro</w:t>
+      </w:r>
+      <w:r>
+        <w:rPr>
+          <w:lang w:val="sw_KE" w:bidi="sw_KE"/>
+        </w:rPr>
+        <w:t xml:space="preserve"> akawajibu, “Kila mmoja wenu anapaswa kutubu na kubatizwa kwa jina la Yesu Kristo ili Mungu awasamehe dhambi zenu.”</w:t>
+      </w:r>
+    </w:p>
+    <w:p>
+      <w:pPr>
+        <w:pStyle w:val="ListBullet"/>
+        <w:spacing w:line="240" w:lineRule="auto"/>
+        <w:ind w:left="720"/>
+      </w:pPr>
+      <w:r>
+        <w:rPr>
+          <w:lang w:val="sw_KE" w:bidi="sw_KE"/>
+        </w:rPr>
+      </w:r>
+      <w:r>
+        <w:rPr>
+          <w:b/>
+          <w:lang w:val="sw_KE" w:bidi="sw_KE"/>
+        </w:rPr>
+        <w:t>44:8</w:t>
+      </w:r>
+      <w:r>
+        <w:rPr>
+          <w:lang w:val="sw_KE" w:bidi="sw_KE"/>
+        </w:rPr>
+        <w:t xml:space="preserve"> </w:t>
+      </w:r>
+      <w:r>
+        <w:rPr>
+          <w:b/>
+          <w:lang w:val="sw_KE" w:bidi="sw_KE"/>
+        </w:rPr>
+        <w:t>Petro</w:t>
+      </w:r>
+      <w:r>
+        <w:rPr>
+          <w:lang w:val="sw_KE" w:bidi="sw_KE"/>
+        </w:rPr>
+        <w:t xml:space="preserve"> akawajibu, "Huyu mtu anasimama mbele yenu ameponywa kwa nguvu za Yesu Masihi."</w:t>
+      </w:r>
+    </w:p>
+    <w:p>
+      <w:pPr>
+        <w:pStyle w:val="Heading3"/>
+      </w:pPr>
+      <w:r>
+        <w:rPr>
+          <w:lang w:val="sw_KE" w:bidi="sw_KE"/>
+        </w:rPr>
+        <w:t>Neno Data:</w:t>
+      </w:r>
+    </w:p>
+    <w:p>
+      <w:pPr>
+        <w:pStyle w:val="ListBullet"/>
+        <w:spacing w:line="240" w:lineRule="auto"/>
+        <w:ind w:left="720"/>
+      </w:pPr>
+      <w:r>
+        <w:rPr>
+          <w:lang w:val="sw_KE" w:bidi="sw_KE"/>
+        </w:rPr>
+      </w:r>
+      <w:r>
+        <w:rPr>
+          <w:lang w:val="sw_KE" w:bidi="sw_KE"/>
+        </w:rPr>
+        <w:t>Strong's: G27860, G40740, G46130</w:t>
+      </w:r>
+      <w:r>
+        <w:rPr>
+          <w:lang w:val="sw_KE" w:bidi="sw_KE"/>
+        </w:rPr>
+      </w:r>
+      <w:r>
+        <w:rPr>
+          <w:lang w:val="sw_KE" w:bidi="sw_KE"/>
+        </w:rPr>
+      </w:r>
+    </w:p>
+    <w:p>
+      <w:pPr/>
+      <w:r>
+        <w:rPr>
+          <w:lang w:val="sw_KE" w:bidi="sw_KE"/>
+        </w:rPr>
+      </w:r>
+    </w:p>
+    <w:p>
+      <w:pPr>
+        <w:pStyle w:val="Heading2"/>
+      </w:pPr>
+      <w:r>
+        <w:rPr>
+          <w:lang w:val="sw_KE" w:bidi="sw_KE"/>
+        </w:rPr>
+        <w:t>Philipo mtume</w:t>
+      </w:r>
+      <w:r>
+        <w:rPr>
+          <w:lang w:val="sw_KE" w:bidi="sw_KE"/>
+        </w:rPr>
+      </w:r>
+    </w:p>
+    <w:p>
+      <w:pPr>
+        <w:pStyle w:val="Heading3"/>
+      </w:pPr>
+      <w:r>
+        <w:rPr>
+          <w:lang w:val="sw_KE" w:bidi="sw_KE"/>
+        </w:rPr>
+        <w:t>Mambo:</w:t>
+      </w:r>
+    </w:p>
+    <w:p>
+      <w:pPr/>
+      <w:r>
+        <w:rPr>
+          <w:lang w:val="sw_KE" w:bidi="sw_KE"/>
+        </w:rPr>
+      </w:r>
+      <w:r>
+        <w:rPr>
+          <w:lang w:val="sw_KE" w:bidi="sw_KE"/>
+        </w:rPr>
+        <w:t>Filipo mtume alikuwa mmoja wa wanafunzi kumi na wawili wa kwanza wa Yesu. Alitoka katika mji wa Bethsaida.</w:t>
+      </w:r>
+    </w:p>
+    <w:p>
+      <w:pPr>
+        <w:pStyle w:val="ListBullet"/>
+        <w:spacing w:line="240" w:lineRule="auto"/>
+        <w:ind w:left="720"/>
+      </w:pPr>
+      <w:r>
+        <w:rPr>
+          <w:lang w:val="sw_KE" w:bidi="sw_KE"/>
+        </w:rPr>
+      </w:r>
+      <w:r>
+        <w:rPr>
+          <w:lang w:val="sw_KE" w:bidi="sw_KE"/>
+        </w:rPr>
+        <w:t>Filipo alimleta Nathanaeli kukutana na Yesu.</w:t>
+      </w:r>
+    </w:p>
+    <w:p>
+      <w:pPr>
+        <w:pStyle w:val="ListBullet"/>
+        <w:spacing w:line="240" w:lineRule="auto"/>
+        <w:ind w:left="720"/>
+      </w:pPr>
+      <w:r>
+        <w:rPr>
+          <w:lang w:val="sw_KE" w:bidi="sw_KE"/>
+        </w:rPr>
+      </w:r>
+      <w:r>
+        <w:rPr>
+          <w:lang w:val="sw_KE" w:bidi="sw_KE"/>
+        </w:rPr>
+        <w:t>Yesu alimwuliza Filipo jinsi ya kutoa chakula kwa umati wa watu zaidi ya 5,000.</w:t>
+      </w:r>
+    </w:p>
+    <w:p>
+      <w:pPr>
+        <w:pStyle w:val="ListBullet"/>
+        <w:spacing w:line="240" w:lineRule="auto"/>
+        <w:ind w:left="720"/>
+      </w:pPr>
+      <w:r>
+        <w:rPr>
+          <w:lang w:val="sw_KE" w:bidi="sw_KE"/>
+        </w:rPr>
+      </w:r>
+      <w:r>
+        <w:rPr>
+          <w:lang w:val="sw_KE" w:bidi="sw_KE"/>
+        </w:rPr>
+        <w:t>Katika chakula cha mwisho cha Pasaka ambacho Yesu alikula na wanafunzi wake, aliwaambia kuhusu Mungu, Baba yake. Filipo alimuuliza Yesu awaonyeshe Baba.</w:t>
+      </w:r>
+    </w:p>
+    <w:p>
+      <w:pPr>
+        <w:pStyle w:val="ListBullet"/>
+        <w:spacing w:line="240" w:lineRule="auto"/>
+        <w:ind w:left="720"/>
+      </w:pPr>
+      <w:r>
+        <w:rPr>
+          <w:lang w:val="sw_KE" w:bidi="sw_KE"/>
+        </w:rPr>
+      </w:r>
+      <w:r>
+        <w:rPr>
+          <w:lang w:val="sw_KE" w:bidi="sw_KE"/>
+        </w:rPr>
+        <w:t>Lugha zingine zinaweza kupendelea kuandika jina hili la Filipo kwa njia tofauti na Filipo mwingine (mwinjilisti) ili kuepuka kuchanganyikiwa.</w:t>
+      </w:r>
+    </w:p>
+    <w:p>
+      <w:pPr/>
+      <w:r>
+        <w:rPr>
+          <w:lang w:val="sw_KE" w:bidi="sw_KE"/>
+        </w:rPr>
+      </w:r>
+      <w:r>
+        <w:rPr>
+          <w:lang w:val="sw_KE" w:bidi="sw_KE"/>
+        </w:rPr>
+        <w:t>(Mapendekezo ya Tafsiri: Jinsi ya Kutafsiri Majina)</w:t>
+      </w:r>
+    </w:p>
+    <w:p>
+      <w:pPr/>
+      <w:r>
+        <w:rPr>
+          <w:lang w:val="sw_KE" w:bidi="sw_KE"/>
+        </w:rPr>
+      </w:r>
+      <w:r>
+        <w:rPr>
+          <w:lang w:val="sw_KE" w:bidi="sw_KE"/>
+        </w:rPr>
+        <w:t xml:space="preserve">(Tazama pia: </w:t>
+      </w:r>
+      <w:r>
+        <w:rPr>
+          <w:lang w:val="sw_KE" w:bidi="sw_KE"/>
+        </w:rPr>
+        <w:t>Filipo</w:t>
+      </w:r>
+      <w:r>
+        <w:rPr>
+          <w:lang w:val="sw_KE" w:bidi="sw_KE"/>
+        </w:rPr>
+        <w:t>)</w:t>
+      </w:r>
+    </w:p>
+    <w:p>
+      <w:pPr>
+        <w:pStyle w:val="Heading3"/>
+      </w:pPr>
+      <w:r>
+        <w:rPr>
+          <w:lang w:val="sw_KE" w:bidi="sw_KE"/>
+        </w:rPr>
+        <w:t>Marejeleo ya Biblia:</w:t>
+      </w:r>
+    </w:p>
+    <w:p>
+      <w:pPr>
+        <w:pStyle w:val="ListBullet"/>
+        <w:spacing w:line="240" w:lineRule="auto"/>
+        <w:ind w:left="720"/>
+      </w:pPr>
+      <w:r>
+        <w:rPr>
+          <w:lang w:val="sw_KE" w:bidi="sw_KE"/>
+        </w:rPr>
+      </w:r>
+      <w:r>
+        <w:rPr>
+          <w:lang w:val="sw_KE" w:bidi="sw_KE"/>
+        </w:rPr>
+        <w:t>Matendo 1:14</w:t>
+      </w:r>
+    </w:p>
+    <w:p>
+      <w:pPr>
+        <w:pStyle w:val="ListBullet"/>
+        <w:spacing w:line="240" w:lineRule="auto"/>
+        <w:ind w:left="720"/>
+      </w:pPr>
+      <w:r>
+        <w:rPr>
+          <w:lang w:val="sw_KE" w:bidi="sw_KE"/>
+        </w:rPr>
+      </w:r>
+      <w:r>
+        <w:rPr>
+          <w:lang w:val="sw_KE" w:bidi="sw_KE"/>
+        </w:rPr>
+        <w:t>Yohana 1:44</w:t>
+      </w:r>
+    </w:p>
+    <w:p>
+      <w:pPr>
+        <w:pStyle w:val="ListBullet"/>
+        <w:spacing w:line="240" w:lineRule="auto"/>
+        <w:ind w:left="720"/>
+      </w:pPr>
+      <w:r>
+        <w:rPr>
+          <w:lang w:val="sw_KE" w:bidi="sw_KE"/>
+        </w:rPr>
+      </w:r>
+      <w:r>
+        <w:rPr>
+          <w:lang w:val="sw_KE" w:bidi="sw_KE"/>
+        </w:rPr>
+        <w:t>Yohana 6:6</w:t>
+      </w:r>
+    </w:p>
+    <w:p>
+      <w:pPr>
+        <w:pStyle w:val="ListBullet"/>
+        <w:spacing w:line="240" w:lineRule="auto"/>
+        <w:ind w:left="720"/>
+      </w:pPr>
+      <w:r>
+        <w:rPr>
+          <w:lang w:val="sw_KE" w:bidi="sw_KE"/>
+        </w:rPr>
+      </w:r>
+      <w:r>
+        <w:rPr>
+          <w:lang w:val="sw_KE" w:bidi="sw_KE"/>
+        </w:rPr>
+        <w:t>Luka 6:14</w:t>
+      </w:r>
+    </w:p>
+    <w:p>
+      <w:pPr>
+        <w:pStyle w:val="ListBullet"/>
+        <w:spacing w:line="240" w:lineRule="auto"/>
+        <w:ind w:left="720"/>
+      </w:pPr>
+      <w:r>
+        <w:rPr>
+          <w:lang w:val="sw_KE" w:bidi="sw_KE"/>
+        </w:rPr>
+      </w:r>
+      <w:r>
+        <w:rPr>
+          <w:lang w:val="sw_KE" w:bidi="sw_KE"/>
+        </w:rPr>
+        <w:t>Marko 3:17–19</w:t>
+      </w:r>
+    </w:p>
+    <w:p>
+      <w:pPr>
+        <w:pStyle w:val="Heading3"/>
+      </w:pPr>
+      <w:r>
+        <w:rPr>
+          <w:lang w:val="sw_KE" w:bidi="sw_KE"/>
+        </w:rPr>
+        <w:t>Neno Data:</w:t>
+      </w:r>
+    </w:p>
+    <w:p>
+      <w:pPr>
+        <w:pStyle w:val="ListBullet"/>
+        <w:spacing w:line="240" w:lineRule="auto"/>
+        <w:ind w:left="720"/>
+      </w:pPr>
+      <w:r>
+        <w:rPr>
+          <w:lang w:val="sw_KE" w:bidi="sw_KE"/>
+        </w:rPr>
+      </w:r>
+      <w:r>
+        <w:rPr>
+          <w:lang w:val="sw_KE" w:bidi="sw_KE"/>
+        </w:rPr>
+        <w:t>Strong's: G53760</w:t>
+      </w:r>
+      <w:r>
+        <w:rPr>
+          <w:lang w:val="sw_KE" w:bidi="sw_KE"/>
+        </w:rPr>
+      </w:r>
+      <w:r>
+        <w:rPr>
+          <w:lang w:val="sw_KE" w:bidi="sw_KE"/>
+        </w:rPr>
+      </w:r>
+    </w:p>
+    <w:p>
+      <w:pPr/>
+      <w:r>
+        <w:rPr>
+          <w:lang w:val="sw_KE" w:bidi="sw_KE"/>
+        </w:rPr>
+      </w:r>
+    </w:p>
+    <w:p>
+      <w:pPr>
+        <w:pStyle w:val="Heading2"/>
+      </w:pPr>
+      <w:r>
+        <w:rPr>
+          <w:lang w:val="sw_KE" w:bidi="sw_KE"/>
+        </w:rPr>
+        <w:t>Picha</w:t>
+      </w:r>
+      <w:r>
+        <w:rPr>
+          <w:lang w:val="sw_KE" w:bidi="sw_KE"/>
+        </w:rPr>
+      </w:r>
+    </w:p>
+    <w:p>
+      <w:pPr>
+        <w:pStyle w:val="Heading3"/>
+      </w:pPr>
+      <w:r>
+        <w:rPr>
+          <w:lang w:val="sw_KE" w:bidi="sw_KE"/>
+        </w:rPr>
         <w:t>Ufafanuzi:</w:t>
       </w:r>
     </w:p>
@@ -5306,91 +7230,79 @@
         <w:rPr>
           <w:lang w:val="sw_KE" w:bidi="sw_KE"/>
         </w:rPr>
-        <w:t xml:space="preserve">Maneno haya yote yanarejelea pepo </w:t>
-      </w:r>
-      <w:r>
-        <w:rPr>
-          <w:lang w:val="sw_KE" w:bidi="sw_KE"/>
-        </w:rPr>
-        <w:t>wachafu</w:t>
-      </w:r>
-      <w:r>
-        <w:rPr>
-          <w:lang w:val="sw_KE" w:bidi="sw_KE"/>
-        </w:rPr>
-        <w:t>, ambao ni viumbe wa roho wanaopinga mapenzi ya Mungu.</w:t>
-      </w:r>
-    </w:p>
-    <w:p>
-      <w:pPr>
-        <w:pStyle w:val="ListBullet"/>
-        <w:spacing w:line="240" w:lineRule="auto"/>
-        <w:ind w:left="720"/>
-      </w:pPr>
-      <w:r>
-        <w:rPr>
-          <w:lang w:val="sw_KE" w:bidi="sw_KE"/>
-        </w:rPr>
-      </w:r>
-      <w:r>
-        <w:rPr>
-          <w:lang w:val="sw_KE" w:bidi="sw_KE"/>
-        </w:rPr>
-        <w:t>Mungu aliumba malaika ili kumtumikia. Wakati shetani alipoasi dhidi ya Mungu, baadhi ya malaika pia waliasi na walitupwa nje ya mbingu. Inaaminika kwamba pepo na roho mbaya ni hawa "malaika waliokosa."</w:t>
-      </w:r>
-    </w:p>
-    <w:p>
-      <w:pPr>
-        <w:pStyle w:val="ListBullet"/>
-        <w:spacing w:line="240" w:lineRule="auto"/>
-        <w:ind w:left="720"/>
-      </w:pPr>
-      <w:r>
-        <w:rPr>
-          <w:lang w:val="sw_KE" w:bidi="sw_KE"/>
-        </w:rPr>
-      </w:r>
-      <w:r>
-        <w:rPr>
-          <w:lang w:val="sw_KE" w:bidi="sw_KE"/>
-        </w:rPr>
-        <w:t>Wakati mwingine pepo wachafu hawa huitwa "roho wachafu." Neno "chafu" linamaanisha "najisi" au "ovu" au "usio takatifu.</w:t>
-      </w:r>
-    </w:p>
-    <w:p>
-      <w:pPr>
-        <w:pStyle w:val="ListBullet"/>
-        <w:spacing w:line="240" w:lineRule="auto"/>
-        <w:ind w:left="720"/>
-      </w:pPr>
-      <w:r>
-        <w:rPr>
-          <w:lang w:val="sw_KE" w:bidi="sw_KE"/>
-        </w:rPr>
-      </w:r>
-      <w:r>
-        <w:rPr>
-          <w:lang w:val="sw_KE" w:bidi="sw_KE"/>
-        </w:rPr>
-        <w:t>Kwasababu pepo wachafu wanamtumikia shetani, wanafanya mambo maovu. Wakati mwingine wanaishi ndani ya watu na kuwatawala.</w:t>
-      </w:r>
-    </w:p>
-    <w:p>
-      <w:pPr>
-        <w:pStyle w:val="ListBullet"/>
-        <w:spacing w:line="240" w:lineRule="auto"/>
-        <w:ind w:left="720"/>
-      </w:pPr>
-      <w:r>
-        <w:rPr>
-          <w:lang w:val="sw_KE" w:bidi="sw_KE"/>
-        </w:rPr>
-      </w:r>
-      <w:r>
-        <w:rPr>
-          <w:lang w:val="sw_KE" w:bidi="sw_KE"/>
-        </w:rPr>
-        <w:t>Pepo wachafu wana nguvu zaidi kuliko wanadamu, lakini si wenye nguvu kama Mungu.</w:t>
+        <w:t>Maneno haya yote yanatumika kurejelea sanamu ambazo zimetengenezwa kwa ajili ya kumwabudu Mungu wa uongo. Katika muktadha wa kuabudu sanamu, neno "picha" ni fupi ya "picha iliyochongwa."</w:t>
+      </w:r>
+    </w:p>
+    <w:p>
+      <w:pPr>
+        <w:pStyle w:val="ListBullet"/>
+        <w:spacing w:line="240" w:lineRule="auto"/>
+        <w:ind w:left="720"/>
+      </w:pPr>
+      <w:r>
+        <w:rPr>
+          <w:lang w:val="sw_KE" w:bidi="sw_KE"/>
+        </w:rPr>
+      </w:r>
+      <w:r>
+        <w:rPr>
+          <w:lang w:val="sw_KE" w:bidi="sw_KE"/>
+        </w:rPr>
+        <w:t>"Picha iliyochongwa" au "sanamu iliyochongwa" ni kitu cha mbao ambacho kimeundwa kuonekana kama mnyama, mtu, au kitu.</w:t>
+      </w:r>
+    </w:p>
+    <w:p>
+      <w:pPr>
+        <w:pStyle w:val="ListBullet"/>
+        <w:spacing w:line="240" w:lineRule="auto"/>
+        <w:ind w:left="720"/>
+      </w:pPr>
+      <w:r>
+        <w:rPr>
+          <w:lang w:val="sw_KE" w:bidi="sw_KE"/>
+        </w:rPr>
+      </w:r>
+      <w:r>
+        <w:rPr>
+          <w:lang w:val="sw_KE" w:bidi="sw_KE"/>
+        </w:rPr>
+        <w:t>“Picha ya chuma iliyomiminwa” ni kitu au sanamu iliyoundwa kwa kuyeyusha chuma na kukimimina kwenye ukungu ambao una umbo la kitu, mnyama, au mtu.</w:t>
+      </w:r>
+    </w:p>
+    <w:p>
+      <w:pPr>
+        <w:pStyle w:val="ListBullet"/>
+        <w:spacing w:line="240" w:lineRule="auto"/>
+        <w:ind w:left="720"/>
+      </w:pPr>
+      <w:r>
+        <w:rPr>
+          <w:lang w:val="sw_KE" w:bidi="sw_KE"/>
+        </w:rPr>
+      </w:r>
+      <w:r>
+        <w:rPr>
+          <w:lang w:val="sw_KE" w:bidi="sw_KE"/>
+        </w:rPr>
+        <w:t>Vitu hivi vya mbao na chuma vilitumika katika ibada ya miungu ya uongo.</w:t>
+      </w:r>
+    </w:p>
+    <w:p>
+      <w:pPr>
+        <w:pStyle w:val="ListBullet"/>
+        <w:spacing w:line="240" w:lineRule="auto"/>
+        <w:ind w:left="720"/>
+      </w:pPr>
+      <w:r>
+        <w:rPr>
+          <w:lang w:val="sw_KE" w:bidi="sw_KE"/>
+        </w:rPr>
+      </w:r>
+      <w:r>
+        <w:rPr>
+          <w:lang w:val="sw_KE" w:bidi="sw_KE"/>
+        </w:rPr>
+        <w:t>Neno "picha" linapohusu sanamu linaweza kumaanisha sanamu ya mbao au chuma.</w:t>
       </w:r>
     </w:p>
     <w:p>
@@ -5408,72 +7320,54 @@
       <w:pPr>
         <w:pStyle w:val="ListBullet"/>
         <w:spacing w:line="240" w:lineRule="auto"/>
-        <w:ind w:left="1440"/>
-      </w:pPr>
-      <w:r>
-        <w:rPr>
-          <w:lang w:val="sw_KE" w:bidi="sw_KE"/>
-        </w:rPr>
-      </w:r>
-      <w:r>
-        <w:rPr>
-          <w:lang w:val="sw_KE" w:bidi="sw_KE"/>
-        </w:rPr>
-        <w:t>Neno "pepo" linaweza pia kutafsiriwa kama "roho mbaya."</w:t>
-      </w:r>
-    </w:p>
-    <w:p>
-      <w:pPr>
-        <w:pStyle w:val="ListBullet"/>
-        <w:spacing w:line="240" w:lineRule="auto"/>
-        <w:ind w:left="1440"/>
-      </w:pPr>
-      <w:r>
-        <w:rPr>
-          <w:lang w:val="sw_KE" w:bidi="sw_KE"/>
-        </w:rPr>
-      </w:r>
-      <w:r>
-        <w:rPr>
-          <w:lang w:val="sw_KE" w:bidi="sw_KE"/>
-        </w:rPr>
-        <w:t>Neno "roho mchafu" linaweza pia kutafsiriwa kama "roho isiyo safi" au "roho iliyoharibika" au "roho mbaya."</w:t>
-      </w:r>
-    </w:p>
-    <w:p>
-      <w:pPr>
-        <w:pStyle w:val="ListBullet"/>
-        <w:spacing w:line="240" w:lineRule="auto"/>
-        <w:ind w:left="1440"/>
-      </w:pPr>
-      <w:r>
-        <w:rPr>
-          <w:lang w:val="sw_KE" w:bidi="sw_KE"/>
-        </w:rPr>
-      </w:r>
-      <w:r>
-        <w:rPr>
-          <w:lang w:val="sw_KE" w:bidi="sw_KE"/>
-        </w:rPr>
-        <w:t>Hakikisha kwamba neno au kifungu kinachotumika kutafsiri neno hili ni tofauti na neno linalotumika kumrejelea shetani.</w:t>
-      </w:r>
-    </w:p>
-    <w:p>
-      <w:pPr>
-        <w:pStyle w:val="ListBullet"/>
-        <w:spacing w:line="240" w:lineRule="auto"/>
-        <w:ind w:left="1440"/>
-      </w:pPr>
-      <w:r>
-        <w:rPr>
-          <w:lang w:val="sw_KE" w:bidi="sw_KE"/>
-        </w:rPr>
-      </w:r>
-      <w:r>
-        <w:rPr>
-          <w:lang w:val="sw_KE" w:bidi="sw_KE"/>
-        </w:rPr>
-        <w:t>Pia fikiria jinsi neno "pepo" linavyotafsiriwa katika lugha ya kienyeji au kitaifa. (Tazama: Jinsi ya Kutafsiri Visivyojulikana)</w:t>
+        <w:ind w:left="720"/>
+      </w:pPr>
+      <w:r>
+        <w:rPr>
+          <w:lang w:val="sw_KE" w:bidi="sw_KE"/>
+        </w:rPr>
+      </w:r>
+      <w:r>
+        <w:rPr>
+          <w:lang w:val="sw_KE" w:bidi="sw_KE"/>
+        </w:rPr>
+        <w:t>Unapozungumzia sanamu, neno "picha" linaweza pia kutafsiriwa kama "sanamu" au "sanamu iliyochongwa" au "kitu cha kidini kilichochongwa."</w:t>
+      </w:r>
+    </w:p>
+    <w:p>
+      <w:pPr>
+        <w:pStyle w:val="ListBullet"/>
+        <w:spacing w:line="240" w:lineRule="auto"/>
+        <w:ind w:left="720"/>
+      </w:pPr>
+      <w:r>
+        <w:rPr>
+          <w:lang w:val="sw_KE" w:bidi="sw_KE"/>
+        </w:rPr>
+      </w:r>
+      <w:r>
+        <w:rPr>
+          <w:lang w:val="sw_KE" w:bidi="sw_KE"/>
+        </w:rPr>
+        <w:t>Inaweza kuwa wazi zaidi katika baadhi ya lugha kutumia neno la kuelezea kila wakati na neno hili, kama vile "sanamu iliyochongwa" au "umbo la chuma kilichomiminwa," hata katika sehemu ambapo tu neno "picha" au "umbo" liko katika maandishi ya asili.</w:t>
+      </w:r>
+    </w:p>
+    <w:p>
+      <w:pPr>
+        <w:pStyle w:val="ListBullet"/>
+        <w:spacing w:line="240" w:lineRule="auto"/>
+        <w:ind w:left="720"/>
+      </w:pPr>
+      <w:r>
+        <w:rPr>
+          <w:lang w:val="sw_KE" w:bidi="sw_KE"/>
+        </w:rPr>
+      </w:r>
+      <w:r>
+        <w:rPr>
+          <w:lang w:val="sw_KE" w:bidi="sw_KE"/>
+        </w:rPr>
+        <w:t>Hakikisha ni wazi kwamba neno hili ni tofauti na neno linalotumiwa kumaanisha kuwa katika picha ya Mungu.</w:t>
       </w:r>
     </w:p>
     <w:p>
@@ -5493,7 +7387,7 @@
         <w:rPr>
           <w:lang w:val="sw_KE" w:bidi="sw_KE"/>
         </w:rPr>
-        <w:t>aliye na pepo</w:t>
+        <w:t>Mungu wa uongo</w:t>
       </w:r>
       <w:r>
         <w:rPr>
@@ -5505,7 +7399,7 @@
         <w:rPr>
           <w:lang w:val="sw_KE" w:bidi="sw_KE"/>
         </w:rPr>
-        <w:t>Shetani</w:t>
+        <w:t>Mungu</w:t>
       </w:r>
       <w:r>
         <w:rPr>
@@ -5517,7 +7411,7 @@
         <w:rPr>
           <w:lang w:val="sw_KE" w:bidi="sw_KE"/>
         </w:rPr>
-        <w:t>mungu wa uongo</w:t>
+        <w:t>Mungu wa uongo</w:t>
       </w:r>
       <w:r>
         <w:rPr>
@@ -5529,7 +7423,276 @@
         <w:rPr>
           <w:lang w:val="sw_KE" w:bidi="sw_KE"/>
         </w:rPr>
-        <w:t>malaika</w:t>
+        <w:t>picha ya Mungu</w:t>
+      </w:r>
+      <w:r>
+        <w:rPr>
+          <w:lang w:val="sw_KE" w:bidi="sw_KE"/>
+        </w:rPr>
+        <w:t>)</w:t>
+      </w:r>
+    </w:p>
+    <w:p>
+      <w:pPr>
+        <w:pStyle w:val="Heading3"/>
+      </w:pPr>
+      <w:r>
+        <w:rPr>
+          <w:lang w:val="sw_KE" w:bidi="sw_KE"/>
+        </w:rPr>
+        <w:t>Marejeleo ya Biblia:</w:t>
+      </w:r>
+    </w:p>
+    <w:p>
+      <w:pPr>
+        <w:pStyle w:val="ListBullet"/>
+        <w:spacing w:line="240" w:lineRule="auto"/>
+        <w:ind w:left="720"/>
+      </w:pPr>
+      <w:r>
+        <w:rPr>
+          <w:lang w:val="sw_KE" w:bidi="sw_KE"/>
+        </w:rPr>
+      </w:r>
+      <w:r>
+        <w:rPr>
+          <w:lang w:val="sw_KE" w:bidi="sw_KE"/>
+        </w:rPr>
+        <w:t>1 Wafalme 14:9–10</w:t>
+      </w:r>
+    </w:p>
+    <w:p>
+      <w:pPr>
+        <w:pStyle w:val="ListBullet"/>
+        <w:spacing w:line="240" w:lineRule="auto"/>
+        <w:ind w:left="720"/>
+      </w:pPr>
+      <w:r>
+        <w:rPr>
+          <w:lang w:val="sw_KE" w:bidi="sw_KE"/>
+        </w:rPr>
+      </w:r>
+      <w:r>
+        <w:rPr>
+          <w:lang w:val="sw_KE" w:bidi="sw_KE"/>
+        </w:rPr>
+        <w:t>Matendo 7:43</w:t>
+      </w:r>
+    </w:p>
+    <w:p>
+      <w:pPr>
+        <w:pStyle w:val="ListBullet"/>
+        <w:spacing w:line="240" w:lineRule="auto"/>
+        <w:ind w:left="720"/>
+      </w:pPr>
+      <w:r>
+        <w:rPr>
+          <w:lang w:val="sw_KE" w:bidi="sw_KE"/>
+        </w:rPr>
+      </w:r>
+      <w:r>
+        <w:rPr>
+          <w:lang w:val="sw_KE" w:bidi="sw_KE"/>
+        </w:rPr>
+        <w:t>Isaya 21:8–9</w:t>
+      </w:r>
+    </w:p>
+    <w:p>
+      <w:pPr>
+        <w:pStyle w:val="ListBullet"/>
+        <w:spacing w:line="240" w:lineRule="auto"/>
+        <w:ind w:left="720"/>
+      </w:pPr>
+      <w:r>
+        <w:rPr>
+          <w:lang w:val="sw_KE" w:bidi="sw_KE"/>
+        </w:rPr>
+      </w:r>
+      <w:r>
+        <w:rPr>
+          <w:lang w:val="sw_KE" w:bidi="sw_KE"/>
+        </w:rPr>
+        <w:t>Mathayo 22:21</w:t>
+      </w:r>
+    </w:p>
+    <w:p>
+      <w:pPr>
+        <w:pStyle w:val="ListBullet"/>
+        <w:spacing w:line="240" w:lineRule="auto"/>
+        <w:ind w:left="720"/>
+      </w:pPr>
+      <w:r>
+        <w:rPr>
+          <w:lang w:val="sw_KE" w:bidi="sw_KE"/>
+        </w:rPr>
+      </w:r>
+      <w:r>
+        <w:rPr>
+          <w:lang w:val="sw_KE" w:bidi="sw_KE"/>
+        </w:rPr>
+        <w:t>Warumi 1:23</w:t>
+      </w:r>
+    </w:p>
+    <w:p>
+      <w:pPr>
+        <w:pStyle w:val="Heading3"/>
+      </w:pPr>
+      <w:r>
+        <w:rPr>
+          <w:lang w:val="sw_KE" w:bidi="sw_KE"/>
+        </w:rPr>
+        <w:t>Data ya Neno:</w:t>
+      </w:r>
+    </w:p>
+    <w:p>
+      <w:pPr>
+        <w:pStyle w:val="ListBullet"/>
+        <w:spacing w:line="240" w:lineRule="auto"/>
+        <w:ind w:left="720"/>
+      </w:pPr>
+      <w:r>
+        <w:rPr>
+          <w:lang w:val="sw_KE" w:bidi="sw_KE"/>
+        </w:rPr>
+      </w:r>
+      <w:r>
+        <w:rPr>
+          <w:lang w:val="sw_KE" w:bidi="sw_KE"/>
+        </w:rPr>
+        <w:t>Strong's: H0457, H1544, H2553, H4541, H4676, H4853, H4906, H5257, H5262, H5566, H6091, H6456, H6459, H6754, H6755, H6816, H8403, H8544, H8655, G15040, G51790</w:t>
+      </w:r>
+      <w:r>
+        <w:rPr>
+          <w:lang w:val="sw_KE" w:bidi="sw_KE"/>
+        </w:rPr>
+      </w:r>
+      <w:r>
+        <w:rPr>
+          <w:lang w:val="sw_KE" w:bidi="sw_KE"/>
+        </w:rPr>
+      </w:r>
+    </w:p>
+    <w:p>
+      <w:pPr/>
+      <w:r>
+        <w:rPr>
+          <w:lang w:val="sw_KE" w:bidi="sw_KE"/>
+        </w:rPr>
+      </w:r>
+    </w:p>
+    <w:p>
+      <w:pPr>
+        <w:pStyle w:val="Heading2"/>
+      </w:pPr>
+      <w:r>
+        <w:rPr>
+          <w:lang w:val="sw_KE" w:bidi="sw_KE"/>
+        </w:rPr>
+        <w:t>Pigo</w:t>
+      </w:r>
+      <w:r>
+        <w:rPr>
+          <w:lang w:val="sw_KE" w:bidi="sw_KE"/>
+        </w:rPr>
+      </w:r>
+    </w:p>
+    <w:p>
+      <w:pPr>
+        <w:pStyle w:val="Heading3"/>
+      </w:pPr>
+      <w:r>
+        <w:rPr>
+          <w:lang w:val="sw_KE" w:bidi="sw_KE"/>
+        </w:rPr>
+        <w:t>Ufafanuzi:</w:t>
+      </w:r>
+    </w:p>
+    <w:p>
+      <w:pPr/>
+      <w:r>
+        <w:rPr>
+          <w:lang w:val="sw_KE" w:bidi="sw_KE"/>
+        </w:rPr>
+      </w:r>
+      <w:r>
+        <w:rPr>
+          <w:lang w:val="sw_KE" w:bidi="sw_KE"/>
+        </w:rPr>
+        <w:t>Mapigo ni matukio yanayosababisha mateso au vifo kwa idadi kubwa ya watu. Mara nyingi, mapigo ni ugonjwa unaoenea kwa haraka na kusababisha vifo vya watu wengi kabla ya kudhibitiwa.</w:t>
+      </w:r>
+    </w:p>
+    <w:p>
+      <w:pPr>
+        <w:pStyle w:val="ListBullet"/>
+        <w:spacing w:line="240" w:lineRule="auto"/>
+        <w:ind w:left="720"/>
+      </w:pPr>
+      <w:r>
+        <w:rPr>
+          <w:lang w:val="sw_KE" w:bidi="sw_KE"/>
+        </w:rPr>
+      </w:r>
+      <w:r>
+        <w:rPr>
+          <w:lang w:val="sw_KE" w:bidi="sw_KE"/>
+        </w:rPr>
+        <w:t>Mapigo mengi yana sababu za kiasili, lakini zingine zilitumwa na Mungu kuwaadhibu watu kwa dhambi zao.</w:t>
+      </w:r>
+    </w:p>
+    <w:p>
+      <w:pPr>
+        <w:pStyle w:val="ListBullet"/>
+        <w:spacing w:line="240" w:lineRule="auto"/>
+        <w:ind w:left="720"/>
+      </w:pPr>
+      <w:r>
+        <w:rPr>
+          <w:lang w:val="sw_KE" w:bidi="sw_KE"/>
+        </w:rPr>
+      </w:r>
+      <w:r>
+        <w:rPr>
+          <w:lang w:val="sw_KE" w:bidi="sw_KE"/>
+        </w:rPr>
+        <w:t>Wakati wa Mose, Mungu alituma mapigo kumi dhidi ya Misri ili kumlazimisha Farao kuwaruhusu Waisraeli waondoke. Mapigo haya yalijumuisha maji kubadilika kuwa damu, magonjwa ya mwili, uharibifu wa mazao na wadudu, mvua ya mawe, siku tatu za giza totoro, na kifo cha wazaliwa wa kwanza wa kiume.</w:t>
+      </w:r>
+    </w:p>
+    <w:p>
+      <w:pPr>
+        <w:pStyle w:val="ListBullet"/>
+        <w:spacing w:line="240" w:lineRule="auto"/>
+        <w:ind w:left="720"/>
+      </w:pPr>
+      <w:r>
+        <w:rPr>
+          <w:lang w:val="sw_KE" w:bidi="sw_KE"/>
+        </w:rPr>
+      </w:r>
+      <w:r>
+        <w:rPr>
+          <w:lang w:val="sw_KE" w:bidi="sw_KE"/>
+        </w:rPr>
+        <w:t>Hii inaweza pia kutafsiriwa kama "majanga makubwa" au "ugonjwa mkubwa," kulingana na muktadha.</w:t>
+      </w:r>
+    </w:p>
+    <w:p>
+      <w:pPr/>
+      <w:r>
+        <w:rPr>
+          <w:lang w:val="sw_KE" w:bidi="sw_KE"/>
+        </w:rPr>
+      </w:r>
+      <w:r>
+        <w:rPr>
+          <w:lang w:val="sw_KE" w:bidi="sw_KE"/>
+        </w:rPr>
+        <w:t xml:space="preserve">(Tazama pia: </w:t>
+      </w:r>
+      <w:r>
+        <w:rPr>
+          <w:lang w:val="sw_KE" w:bidi="sw_KE"/>
+        </w:rPr>
+        <w:t>mvua ya mawe</w:t>
       </w:r>
       <w:r>
         <w:rPr>
@@ -5541,7 +7704,7 @@
         <w:rPr>
           <w:lang w:val="sw_KE" w:bidi="sw_KE"/>
         </w:rPr>
-        <w:t>uovu</w:t>
+        <w:t>Wasraeli</w:t>
       </w:r>
       <w:r>
         <w:rPr>
@@ -5553,7 +7716,19 @@
         <w:rPr>
           <w:lang w:val="sw_KE" w:bidi="sw_KE"/>
         </w:rPr>
-        <w:t>safi</w:t>
+        <w:t>Mose</w:t>
+      </w:r>
+      <w:r>
+        <w:rPr>
+          <w:lang w:val="sw_KE" w:bidi="sw_KE"/>
+        </w:rPr>
+        <w:t xml:space="preserve">, </w:t>
+      </w:r>
+      <w:r>
+        <w:rPr>
+          <w:lang w:val="sw_KE" w:bidi="sw_KE"/>
+        </w:rPr>
+        <w:t>Farao</w:t>
       </w:r>
       <w:r>
         <w:rPr>
@@ -5577,90 +7752,90 @@
       <w:pPr>
         <w:pStyle w:val="ListBullet"/>
         <w:spacing w:line="240" w:lineRule="auto"/>
-        <w:ind w:left="1440"/>
-      </w:pPr>
-      <w:r>
-        <w:rPr>
-          <w:lang w:val="sw_KE" w:bidi="sw_KE"/>
-        </w:rPr>
-      </w:r>
-      <w:r>
-        <w:rPr>
-          <w:lang w:val="sw_KE" w:bidi="sw_KE"/>
-        </w:rPr>
-        <w:t>Yakobo 2:19</w:t>
-      </w:r>
-    </w:p>
-    <w:p>
-      <w:pPr>
-        <w:pStyle w:val="ListBullet"/>
-        <w:spacing w:line="240" w:lineRule="auto"/>
-        <w:ind w:left="1440"/>
-      </w:pPr>
-      <w:r>
-        <w:rPr>
-          <w:lang w:val="sw_KE" w:bidi="sw_KE"/>
-        </w:rPr>
-      </w:r>
-      <w:r>
-        <w:rPr>
-          <w:lang w:val="sw_KE" w:bidi="sw_KE"/>
-        </w:rPr>
-        <w:t>Yakobo 3:15</w:t>
-      </w:r>
-    </w:p>
-    <w:p>
-      <w:pPr>
-        <w:pStyle w:val="ListBullet"/>
-        <w:spacing w:line="240" w:lineRule="auto"/>
-        <w:ind w:left="1440"/>
-      </w:pPr>
-      <w:r>
-        <w:rPr>
-          <w:lang w:val="sw_KE" w:bidi="sw_KE"/>
-        </w:rPr>
-      </w:r>
-      <w:r>
-        <w:rPr>
-          <w:lang w:val="sw_KE" w:bidi="sw_KE"/>
-        </w:rPr>
-        <w:t>Luka 4:36</w:t>
-      </w:r>
-    </w:p>
-    <w:p>
-      <w:pPr>
-        <w:pStyle w:val="ListBullet"/>
-        <w:spacing w:line="240" w:lineRule="auto"/>
-        <w:ind w:left="1440"/>
-      </w:pPr>
-      <w:r>
-        <w:rPr>
-          <w:lang w:val="sw_KE" w:bidi="sw_KE"/>
-        </w:rPr>
-      </w:r>
-      <w:r>
-        <w:rPr>
-          <w:lang w:val="sw_KE" w:bidi="sw_KE"/>
-        </w:rPr>
-        <w:t>Marko 3:22</w:t>
-      </w:r>
-    </w:p>
-    <w:p>
-      <w:pPr>
-        <w:pStyle w:val="ListBullet"/>
-        <w:spacing w:line="240" w:lineRule="auto"/>
-        <w:ind w:left="1440"/>
-      </w:pPr>
-      <w:r>
-        <w:rPr>
-          <w:lang w:val="sw_KE" w:bidi="sw_KE"/>
-        </w:rPr>
-      </w:r>
-      <w:r>
-        <w:rPr>
-          <w:lang w:val="sw_KE" w:bidi="sw_KE"/>
-        </w:rPr>
-        <w:t>Matayo 4:24</w:t>
+        <w:ind w:left="720"/>
+      </w:pPr>
+      <w:r>
+        <w:rPr>
+          <w:lang w:val="sw_KE" w:bidi="sw_KE"/>
+        </w:rPr>
+      </w:r>
+      <w:r>
+        <w:rPr>
+          <w:lang w:val="sw_KE" w:bidi="sw_KE"/>
+        </w:rPr>
+        <w:t>2 Samweli 24:13–14</w:t>
+      </w:r>
+    </w:p>
+    <w:p>
+      <w:pPr>
+        <w:pStyle w:val="ListBullet"/>
+        <w:spacing w:line="240" w:lineRule="auto"/>
+        <w:ind w:left="720"/>
+      </w:pPr>
+      <w:r>
+        <w:rPr>
+          <w:lang w:val="sw_KE" w:bidi="sw_KE"/>
+        </w:rPr>
+      </w:r>
+      <w:r>
+        <w:rPr>
+          <w:lang w:val="sw_KE" w:bidi="sw_KE"/>
+        </w:rPr>
+        <w:t>Kutoka 9:14</w:t>
+      </w:r>
+    </w:p>
+    <w:p>
+      <w:pPr>
+        <w:pStyle w:val="ListBullet"/>
+        <w:spacing w:line="240" w:lineRule="auto"/>
+        <w:ind w:left="720"/>
+      </w:pPr>
+      <w:r>
+        <w:rPr>
+          <w:lang w:val="sw_KE" w:bidi="sw_KE"/>
+        </w:rPr>
+      </w:r>
+      <w:r>
+        <w:rPr>
+          <w:lang w:val="sw_KE" w:bidi="sw_KE"/>
+        </w:rPr>
+        <w:t>Mwanzo 12:17–20</w:t>
+      </w:r>
+    </w:p>
+    <w:p>
+      <w:pPr>
+        <w:pStyle w:val="ListBullet"/>
+        <w:spacing w:line="240" w:lineRule="auto"/>
+        <w:ind w:left="720"/>
+      </w:pPr>
+      <w:r>
+        <w:rPr>
+          <w:lang w:val="sw_KE" w:bidi="sw_KE"/>
+        </w:rPr>
+      </w:r>
+      <w:r>
+        <w:rPr>
+          <w:lang w:val="sw_KE" w:bidi="sw_KE"/>
+        </w:rPr>
+        <w:t>Luka 21:11</w:t>
+      </w:r>
+    </w:p>
+    <w:p>
+      <w:pPr>
+        <w:pStyle w:val="ListBullet"/>
+        <w:spacing w:line="240" w:lineRule="auto"/>
+        <w:ind w:left="720"/>
+      </w:pPr>
+      <w:r>
+        <w:rPr>
+          <w:lang w:val="sw_KE" w:bidi="sw_KE"/>
+        </w:rPr>
+      </w:r>
+      <w:r>
+        <w:rPr>
+          <w:lang w:val="sw_KE" w:bidi="sw_KE"/>
+        </w:rPr>
+        <w:t>Ufunuo 9:18</w:t>
       </w:r>
     </w:p>
     <w:p>
@@ -5671,6 +7846,355 @@
         <w:rPr>
           <w:lang w:val="sw_KE" w:bidi="sw_KE"/>
         </w:rPr>
+        <w:t>Data ya Neno:</w:t>
+      </w:r>
+    </w:p>
+    <w:p>
+      <w:pPr>
+        <w:pStyle w:val="ListBullet"/>
+        <w:spacing w:line="240" w:lineRule="auto"/>
+        <w:ind w:left="720"/>
+      </w:pPr>
+      <w:r>
+        <w:rPr>
+          <w:lang w:val="sw_KE" w:bidi="sw_KE"/>
+        </w:rPr>
+      </w:r>
+      <w:r>
+        <w:rPr>
+          <w:lang w:val="sw_KE" w:bidi="sw_KE"/>
+        </w:rPr>
+        <w:t>Strong's: H1698, H4046, H4194, H4347, H5061, H5062, H5063, G30610, G41270</w:t>
+      </w:r>
+      <w:r>
+        <w:rPr>
+          <w:lang w:val="sw_KE" w:bidi="sw_KE"/>
+        </w:rPr>
+      </w:r>
+      <w:r>
+        <w:rPr>
+          <w:lang w:val="sw_KE" w:bidi="sw_KE"/>
+        </w:rPr>
+      </w:r>
+    </w:p>
+    <w:p>
+      <w:pPr/>
+      <w:r>
+        <w:rPr>
+          <w:lang w:val="sw_KE" w:bidi="sw_KE"/>
+        </w:rPr>
+      </w:r>
+    </w:p>
+    <w:p>
+      <w:pPr>
+        <w:pStyle w:val="Heading2"/>
+      </w:pPr>
+      <w:r>
+        <w:rPr>
+          <w:lang w:val="sw_KE" w:bidi="sw_KE"/>
+        </w:rPr>
+        <w:t>Pilato</w:t>
+      </w:r>
+      <w:r>
+        <w:rPr>
+          <w:lang w:val="sw_KE" w:bidi="sw_KE"/>
+        </w:rPr>
+      </w:r>
+    </w:p>
+    <w:p>
+      <w:pPr>
+        <w:pStyle w:val="Heading3"/>
+      </w:pPr>
+      <w:r>
+        <w:rPr>
+          <w:lang w:val="sw_KE" w:bidi="sw_KE"/>
+        </w:rPr>
+        <w:t>Mambo:</w:t>
+      </w:r>
+    </w:p>
+    <w:p>
+      <w:pPr/>
+      <w:r>
+        <w:rPr>
+          <w:lang w:val="sw_KE" w:bidi="sw_KE"/>
+        </w:rPr>
+      </w:r>
+      <w:r>
+        <w:rPr>
+          <w:lang w:val="sw_KE" w:bidi="sw_KE"/>
+        </w:rPr>
+        <w:t>Pilato alikuwa liwali wa jimbo la Kirumi la Yudea ambaye alimhukumu Yesu kwa kifo.</w:t>
+      </w:r>
+    </w:p>
+    <w:p>
+      <w:pPr>
+        <w:pStyle w:val="ListBullet"/>
+        <w:spacing w:line="240" w:lineRule="auto"/>
+        <w:ind w:left="720"/>
+      </w:pPr>
+      <w:r>
+        <w:rPr>
+          <w:lang w:val="sw_KE" w:bidi="sw_KE"/>
+        </w:rPr>
+      </w:r>
+      <w:r>
+        <w:rPr>
+          <w:lang w:val="sw_KE" w:bidi="sw_KE"/>
+        </w:rPr>
+        <w:t>Kwa sababu Pilato alikuwa liwali, alikuwa na mamlaka ya kuwaadhibu wahalifu hadi kifo.</w:t>
+      </w:r>
+    </w:p>
+    <w:p>
+      <w:pPr>
+        <w:pStyle w:val="ListBullet"/>
+        <w:spacing w:line="240" w:lineRule="auto"/>
+        <w:ind w:left="720"/>
+      </w:pPr>
+      <w:r>
+        <w:rPr>
+          <w:lang w:val="sw_KE" w:bidi="sw_KE"/>
+        </w:rPr>
+      </w:r>
+      <w:r>
+        <w:rPr>
+          <w:lang w:val="sw_KE" w:bidi="sw_KE"/>
+        </w:rPr>
+        <w:t>Viongozi wa kidini wa Kiyahudi walitaka Pilato amsulubishe Yesu, kwa hivyo walidanganya na kusema kwamba Yesu alikuwa mhalifu.</w:t>
+      </w:r>
+    </w:p>
+    <w:p>
+      <w:pPr>
+        <w:pStyle w:val="ListBullet"/>
+        <w:spacing w:line="240" w:lineRule="auto"/>
+        <w:ind w:left="720"/>
+      </w:pPr>
+      <w:r>
+        <w:rPr>
+          <w:lang w:val="sw_KE" w:bidi="sw_KE"/>
+        </w:rPr>
+      </w:r>
+      <w:r>
+        <w:rPr>
+          <w:lang w:val="sw_KE" w:bidi="sw_KE"/>
+        </w:rPr>
+        <w:t>Pilato alitambua kwamba Yesu hakuwa na hatia, lakini aliogopa umati na alitaka kuwapendeza, hivyo akaamuru askari wake kumsulubisha Yesu.</w:t>
+      </w:r>
+    </w:p>
+    <w:p>
+      <w:pPr/>
+      <w:r>
+        <w:rPr>
+          <w:lang w:val="sw_KE" w:bidi="sw_KE"/>
+        </w:rPr>
+      </w:r>
+      <w:r>
+        <w:rPr>
+          <w:lang w:val="sw_KE" w:bidi="sw_KE"/>
+        </w:rPr>
+        <w:t>(Mapendekezo ya Tafsiri: Jinsi ya Kutafsiri Majina)</w:t>
+      </w:r>
+    </w:p>
+    <w:p>
+      <w:pPr/>
+      <w:r>
+        <w:rPr>
+          <w:lang w:val="sw_KE" w:bidi="sw_KE"/>
+        </w:rPr>
+      </w:r>
+      <w:r>
+        <w:rPr>
+          <w:lang w:val="sw_KE" w:bidi="sw_KE"/>
+        </w:rPr>
+        <w:t xml:space="preserve">(Tazama pia: </w:t>
+      </w:r>
+      <w:r>
+        <w:rPr>
+          <w:lang w:val="sw_KE" w:bidi="sw_KE"/>
+        </w:rPr>
+        <w:t>kusulubisha</w:t>
+      </w:r>
+      <w:r>
+        <w:rPr>
+          <w:lang w:val="sw_KE" w:bidi="sw_KE"/>
+        </w:rPr>
+        <w:t xml:space="preserve">, </w:t>
+      </w:r>
+      <w:r>
+        <w:rPr>
+          <w:lang w:val="sw_KE" w:bidi="sw_KE"/>
+        </w:rPr>
+        <w:t>gavana</w:t>
+      </w:r>
+      <w:r>
+        <w:rPr>
+          <w:lang w:val="sw_KE" w:bidi="sw_KE"/>
+        </w:rPr>
+        <w:t xml:space="preserve">, </w:t>
+      </w:r>
+      <w:r>
+        <w:rPr>
+          <w:lang w:val="sw_KE" w:bidi="sw_KE"/>
+        </w:rPr>
+        <w:t>hatia</w:t>
+      </w:r>
+      <w:r>
+        <w:rPr>
+          <w:lang w:val="sw_KE" w:bidi="sw_KE"/>
+        </w:rPr>
+        <w:t xml:space="preserve">, </w:t>
+      </w:r>
+      <w:r>
+        <w:rPr>
+          <w:lang w:val="sw_KE" w:bidi="sw_KE"/>
+        </w:rPr>
+        <w:t>Yudea</w:t>
+      </w:r>
+      <w:r>
+        <w:rPr>
+          <w:lang w:val="sw_KE" w:bidi="sw_KE"/>
+        </w:rPr>
+        <w:t xml:space="preserve">, </w:t>
+      </w:r>
+      <w:r>
+        <w:rPr>
+          <w:lang w:val="sw_KE" w:bidi="sw_KE"/>
+        </w:rPr>
+        <w:t>Rumi</w:t>
+      </w:r>
+      <w:r>
+        <w:rPr>
+          <w:lang w:val="sw_KE" w:bidi="sw_KE"/>
+        </w:rPr>
+        <w:t>)</w:t>
+      </w:r>
+    </w:p>
+    <w:p>
+      <w:pPr>
+        <w:pStyle w:val="Heading3"/>
+      </w:pPr>
+      <w:r>
+        <w:rPr>
+          <w:lang w:val="sw_KE" w:bidi="sw_KE"/>
+        </w:rPr>
+        <w:t>Marejeleo ya Biblia:</w:t>
+      </w:r>
+    </w:p>
+    <w:p>
+      <w:pPr>
+        <w:pStyle w:val="ListBullet"/>
+        <w:spacing w:line="240" w:lineRule="auto"/>
+        <w:ind w:left="720"/>
+      </w:pPr>
+      <w:r>
+        <w:rPr>
+          <w:lang w:val="sw_KE" w:bidi="sw_KE"/>
+        </w:rPr>
+      </w:r>
+      <w:r>
+        <w:rPr>
+          <w:lang w:val="sw_KE" w:bidi="sw_KE"/>
+        </w:rPr>
+        <w:t>Matendo 4:27–28</w:t>
+      </w:r>
+    </w:p>
+    <w:p>
+      <w:pPr>
+        <w:pStyle w:val="ListBullet"/>
+        <w:spacing w:line="240" w:lineRule="auto"/>
+        <w:ind w:left="720"/>
+      </w:pPr>
+      <w:r>
+        <w:rPr>
+          <w:lang w:val="sw_KE" w:bidi="sw_KE"/>
+        </w:rPr>
+      </w:r>
+      <w:r>
+        <w:rPr>
+          <w:lang w:val="sw_KE" w:bidi="sw_KE"/>
+        </w:rPr>
+        <w:t>Matendo 13:28</w:t>
+      </w:r>
+    </w:p>
+    <w:p>
+      <w:pPr>
+        <w:pStyle w:val="ListBullet"/>
+        <w:spacing w:line="240" w:lineRule="auto"/>
+        <w:ind w:left="720"/>
+      </w:pPr>
+      <w:r>
+        <w:rPr>
+          <w:lang w:val="sw_KE" w:bidi="sw_KE"/>
+        </w:rPr>
+      </w:r>
+      <w:r>
+        <w:rPr>
+          <w:lang w:val="sw_KE" w:bidi="sw_KE"/>
+        </w:rPr>
+        <w:t>Luka 23:2</w:t>
+      </w:r>
+    </w:p>
+    <w:p>
+      <w:pPr>
+        <w:pStyle w:val="ListBullet"/>
+        <w:spacing w:line="240" w:lineRule="auto"/>
+        <w:ind w:left="720"/>
+      </w:pPr>
+      <w:r>
+        <w:rPr>
+          <w:lang w:val="sw_KE" w:bidi="sw_KE"/>
+        </w:rPr>
+      </w:r>
+      <w:r>
+        <w:rPr>
+          <w:lang w:val="sw_KE" w:bidi="sw_KE"/>
+        </w:rPr>
+        <w:t>Marko 15:2</w:t>
+      </w:r>
+    </w:p>
+    <w:p>
+      <w:pPr>
+        <w:pStyle w:val="ListBullet"/>
+        <w:spacing w:line="240" w:lineRule="auto"/>
+        <w:ind w:left="720"/>
+      </w:pPr>
+      <w:r>
+        <w:rPr>
+          <w:lang w:val="sw_KE" w:bidi="sw_KE"/>
+        </w:rPr>
+      </w:r>
+      <w:r>
+        <w:rPr>
+          <w:lang w:val="sw_KE" w:bidi="sw_KE"/>
+        </w:rPr>
+        <w:t>Mathayo 27:13</w:t>
+      </w:r>
+    </w:p>
+    <w:p>
+      <w:pPr>
+        <w:pStyle w:val="ListBullet"/>
+        <w:spacing w:line="240" w:lineRule="auto"/>
+        <w:ind w:left="720"/>
+      </w:pPr>
+      <w:r>
+        <w:rPr>
+          <w:lang w:val="sw_KE" w:bidi="sw_KE"/>
+        </w:rPr>
+      </w:r>
+      <w:r>
+        <w:rPr>
+          <w:lang w:val="sw_KE" w:bidi="sw_KE"/>
+        </w:rPr>
+        <w:t>Matayo 27:58</w:t>
+      </w:r>
+    </w:p>
+    <w:p>
+      <w:pPr>
+        <w:pStyle w:val="Heading3"/>
+      </w:pPr>
+      <w:r>
+        <w:rPr>
+          <w:lang w:val="sw_KE" w:bidi="sw_KE"/>
+        </w:rPr>
         <w:t>Mifano kutoka kwa hadithi za Biblia:</w:t>
       </w:r>
     </w:p>
@@ -5678,7 +8202,7 @@
       <w:pPr>
         <w:pStyle w:val="ListBullet"/>
         <w:spacing w:line="240" w:lineRule="auto"/>
-        <w:ind w:left="1440"/>
+        <w:ind w:left="720"/>
       </w:pPr>
       <w:r>
         <w:rPr>
@@ -5690,58 +8214,71 @@
           <w:b/>
           <w:lang w:val="sw_KE" w:bidi="sw_KE"/>
         </w:rPr>
-        <w:t>26:9</w:t>
-      </w:r>
-      <w:r>
-        <w:rPr>
-          <w:lang w:val="sw_KE" w:bidi="sw_KE"/>
-        </w:rPr>
-        <w:t xml:space="preserve"> Watu wengi ambao walikuwa na </w:t>
+        <w:t>39:9</w:t>
+      </w:r>
+      <w:r>
+        <w:rPr>
+          <w:lang w:val="sw_KE" w:bidi="sw_KE"/>
+        </w:rPr>
+        <w:t xml:space="preserve"> Asubuhi iliyofuata, viongozi wa Kiyahudi walimleta Yesu kwa </w:t>
       </w:r>
       <w:r>
         <w:rPr>
           <w:b/>
           <w:lang w:val="sw_KE" w:bidi="sw_KE"/>
         </w:rPr>
-        <w:t>pepo</w:t>
-      </w:r>
-      <w:r>
-        <w:rPr>
-          <w:lang w:val="sw_KE" w:bidi="sw_KE"/>
-        </w:rPr>
-        <w:t xml:space="preserve"> ndani yao waliletwa kwa Yesu. Yesu alipowaamuru, </w:t>
+        <w:t>Pilato</w:t>
+      </w:r>
+      <w:r>
+        <w:rPr>
+          <w:lang w:val="sw_KE" w:bidi="sw_KE"/>
+        </w:rPr>
+        <w:t xml:space="preserve">,gavana wa Kirumi. Walitumaini kwamba </w:t>
       </w:r>
       <w:r>
         <w:rPr>
           <w:b/>
           <w:lang w:val="sw_KE" w:bidi="sw_KE"/>
         </w:rPr>
-        <w:t>pepo</w:t>
-      </w:r>
-      <w:r>
-        <w:rPr>
-          <w:lang w:val="sw_KE" w:bidi="sw_KE"/>
-        </w:rPr>
-        <w:t xml:space="preserve"> walitoka kwa watu, na mara nyingi walipiga kelele, “Wewe ni Mwana wa Mungu!”</w:t>
-      </w:r>
-    </w:p>
-    <w:p>
-      <w:pPr>
-        <w:pStyle w:val="ListBullet"/>
-        <w:spacing w:line="240" w:lineRule="auto"/>
-        <w:ind w:left="1440"/>
-      </w:pPr>
-      <w:r>
-        <w:rPr>
-          <w:lang w:val="sw_KE" w:bidi="sw_KE"/>
-        </w:rPr>
+        <w:t>Pilato</w:t>
+      </w:r>
+      <w:r>
+        <w:rPr>
+          <w:lang w:val="sw_KE" w:bidi="sw_KE"/>
+        </w:rPr>
+        <w:t xml:space="preserve"> angemhukumu Yesu kuwa na hatia na kumhukumu auawe. </w:t>
       </w:r>
       <w:r>
         <w:rPr>
           <w:b/>
           <w:lang w:val="sw_KE" w:bidi="sw_KE"/>
         </w:rPr>
-        <w:t>32:8</w:t>
+        <w:t>Pilato</w:t>
+      </w:r>
+      <w:r>
+        <w:rPr>
+          <w:lang w:val="sw_KE" w:bidi="sw_KE"/>
+        </w:rPr>
+        <w:t xml:space="preserve"> alimuuliza Yesu, “Je, wewe ndiye Mfalme wa Wayahudi?”</w:t>
+      </w:r>
+    </w:p>
+    <w:p>
+      <w:pPr>
+        <w:pStyle w:val="ListBullet"/>
+        <w:spacing w:line="240" w:lineRule="auto"/>
+        <w:ind w:left="720"/>
+      </w:pPr>
+      <w:r>
+        <w:rPr>
+          <w:lang w:val="sw_KE" w:bidi="sw_KE"/>
+        </w:rPr>
+      </w:r>
+      <w:r>
+        <w:rPr>
+          <w:b/>
+          <w:lang w:val="sw_KE" w:bidi="sw_KE"/>
+        </w:rPr>
+        <w:t>39:10</w:t>
       </w:r>
       <w:r>
         <w:rPr>
@@ -5754,20 +8291,20 @@
           <w:b/>
           <w:lang w:val="sw_KE" w:bidi="sw_KE"/>
         </w:rPr>
-        <w:t>Pepo</w:t>
-      </w:r>
-      <w:r>
-        <w:rPr>
-          <w:lang w:val="sw_KE" w:bidi="sw_KE"/>
-        </w:rPr>
-        <w:t xml:space="preserve"> walitoka kwa mtu na kuingia kwenye nguruwe.</w:t>
-      </w:r>
-    </w:p>
-    <w:p>
-      <w:pPr>
-        <w:pStyle w:val="ListBullet"/>
-        <w:spacing w:line="240" w:lineRule="auto"/>
-        <w:ind w:left="1440"/>
+        <w:t>Pilato</w:t>
+      </w:r>
+      <w:r>
+        <w:rPr>
+          <w:lang w:val="sw_KE" w:bidi="sw_KE"/>
+        </w:rPr>
+        <w:t xml:space="preserve"> alisema, "Je, kweli ni nini?"</w:t>
+      </w:r>
+    </w:p>
+    <w:p>
+      <w:pPr>
+        <w:pStyle w:val="ListBullet"/>
+        <w:spacing w:line="240" w:lineRule="auto"/>
+        <w:ind w:left="720"/>
       </w:pPr>
       <w:r>
         <w:rPr>
@@ -5779,77 +8316,166 @@
           <w:b/>
           <w:lang w:val="sw_KE" w:bidi="sw_KE"/>
         </w:rPr>
-        <w:t>47:5</w:t>
-      </w:r>
-      <w:r>
-        <w:rPr>
-          <w:lang w:val="sw_KE" w:bidi="sw_KE"/>
-        </w:rPr>
-        <w:t xml:space="preserve"> Hatimaye siku moja msichana mtumwa alipoanza kupiga kelele, Paulo alimgeukia na kumwambia </w:t>
+        <w:t>39:11</w:t>
+      </w:r>
+      <w:r>
+        <w:rPr>
+          <w:lang w:val="sw_KE" w:bidi="sw_KE"/>
+        </w:rPr>
+        <w:t xml:space="preserve"> Baada ya kuzungumza na Yesu, </w:t>
       </w:r>
       <w:r>
         <w:rPr>
           <w:b/>
           <w:lang w:val="sw_KE" w:bidi="sw_KE"/>
         </w:rPr>
-        <w:t>pepo</w:t>
-      </w:r>
-      <w:r>
-        <w:rPr>
-          <w:lang w:val="sw_KE" w:bidi="sw_KE"/>
-        </w:rPr>
-        <w:t xml:space="preserve"> aliyekuwa ndani yake, “Kwa jina la Yesu, toka ndani yake.” Mara moja </w:t>
+        <w:t>Pilato</w:t>
+      </w:r>
+      <w:r>
+        <w:rPr>
+          <w:lang w:val="sw_KE" w:bidi="sw_KE"/>
+        </w:rPr>
+        <w:t xml:space="preserve"> alitoka nje kwa umati na kusema, “Sioni hatia kwa mtu huyu.” Lakini viongozi wa Kiyahudi na umati walipiga kelele, “Msulubishe!” </w:t>
       </w:r>
       <w:r>
         <w:rPr>
           <w:b/>
           <w:lang w:val="sw_KE" w:bidi="sw_KE"/>
         </w:rPr>
-        <w:t>pepo</w:t>
-      </w:r>
-      <w:r>
-        <w:rPr>
-          <w:lang w:val="sw_KE" w:bidi="sw_KE"/>
-        </w:rPr>
-        <w:t xml:space="preserve"> alimtoka.</w:t>
-      </w:r>
-    </w:p>
-    <w:p>
-      <w:pPr>
-        <w:pStyle w:val="ListBullet"/>
-        <w:spacing w:line="240" w:lineRule="auto"/>
-        <w:ind w:left="1440"/>
-      </w:pPr>
-      <w:r>
-        <w:rPr>
-          <w:lang w:val="sw_KE" w:bidi="sw_KE"/>
-        </w:rPr>
+        <w:t>Pilato</w:t>
+      </w:r>
+      <w:r>
+        <w:rPr>
+          <w:lang w:val="sw_KE" w:bidi="sw_KE"/>
+        </w:rPr>
+        <w:t xml:space="preserve"> alijibu, “Hana hatia.” Lakini walipiga kelele hata zaidi. Kisha </w:t>
       </w:r>
       <w:r>
         <w:rPr>
           <w:b/>
           <w:lang w:val="sw_KE" w:bidi="sw_KE"/>
         </w:rPr>
-        <w:t>49:2</w:t>
-      </w:r>
-      <w:r>
-        <w:rPr>
-          <w:lang w:val="sw_KE" w:bidi="sw_KE"/>
-        </w:rPr>
-        <w:t xml:space="preserve"> Yeye (Yesu) alitembea juu ya maji, alituliza dhoruba, aliponya watu wengi wagonjwa, alifukuza </w:t>
+        <w:t>Pilato</w:t>
+      </w:r>
+      <w:r>
+        <w:rPr>
+          <w:lang w:val="sw_KE" w:bidi="sw_KE"/>
+        </w:rPr>
+        <w:t xml:space="preserve"> alisema mara ya tatu, “Hana hatia!”</w:t>
+      </w:r>
+    </w:p>
+    <w:p>
+      <w:pPr>
+        <w:pStyle w:val="ListBullet"/>
+        <w:spacing w:line="240" w:lineRule="auto"/>
+        <w:ind w:left="720"/>
+      </w:pPr>
+      <w:r>
+        <w:rPr>
+          <w:lang w:val="sw_KE" w:bidi="sw_KE"/>
+        </w:rPr>
       </w:r>
       <w:r>
         <w:rPr>
           <w:b/>
           <w:lang w:val="sw_KE" w:bidi="sw_KE"/>
         </w:rPr>
-        <w:t>pepo</w:t>
-      </w:r>
-      <w:r>
-        <w:rPr>
-          <w:lang w:val="sw_KE" w:bidi="sw_KE"/>
-        </w:rPr>
-        <w:t>, alifufua wafu, na aligeuza mikate mitano na samaki wawili wadogo kuwa chakula cha kutosha kwa watu zaidi ya 5,000.</w:t>
+        <w:t>39:12</w:t>
+      </w:r>
+      <w:r>
+        <w:rPr>
+          <w:lang w:val="sw_KE" w:bidi="sw_KE"/>
+        </w:rPr>
+        <w:t xml:space="preserve"> </w:t>
+      </w:r>
+      <w:r>
+        <w:rPr>
+          <w:b/>
+          <w:lang w:val="sw_KE" w:bidi="sw_KE"/>
+        </w:rPr>
+        <w:t>Pilato</w:t>
+      </w:r>
+      <w:r>
+        <w:rPr>
+          <w:lang w:val="sw_KE" w:bidi="sw_KE"/>
+        </w:rPr>
+        <w:t xml:space="preserve"> aliogopa kwamba umati ungeanza kufanya ghasia, kwa hiyo aliwaamuru askari wake kumsulubisha Yesu.</w:t>
+      </w:r>
+    </w:p>
+    <w:p>
+      <w:pPr>
+        <w:pStyle w:val="ListBullet"/>
+        <w:spacing w:line="240" w:lineRule="auto"/>
+        <w:ind w:left="720"/>
+      </w:pPr>
+      <w:r>
+        <w:rPr>
+          <w:lang w:val="sw_KE" w:bidi="sw_KE"/>
+        </w:rPr>
+      </w:r>
+      <w:r>
+        <w:rPr>
+          <w:b/>
+          <w:lang w:val="sw_KE" w:bidi="sw_KE"/>
+        </w:rPr>
+        <w:t>40:2</w:t>
+      </w:r>
+      <w:r>
+        <w:rPr>
+          <w:lang w:val="sw_KE" w:bidi="sw_KE"/>
+        </w:rPr>
+        <w:t xml:space="preserve"> </w:t>
+      </w:r>
+      <w:r>
+        <w:rPr>
+          <w:b/>
+          <w:lang w:val="sw_KE" w:bidi="sw_KE"/>
+        </w:rPr>
+        <w:t>Pilato</w:t>
+      </w:r>
+      <w:r>
+        <w:rPr>
+          <w:lang w:val="sw_KE" w:bidi="sw_KE"/>
+        </w:rPr>
+        <w:t xml:space="preserve"> aliamuru kwamba ishara iwekwe juu ya kichwa cha Yesu iliyoandikwa, "Mfalme wa Wayahudi."</w:t>
+      </w:r>
+    </w:p>
+    <w:p>
+      <w:pPr>
+        <w:pStyle w:val="ListBullet"/>
+        <w:spacing w:line="240" w:lineRule="auto"/>
+        <w:ind w:left="720"/>
+      </w:pPr>
+      <w:r>
+        <w:rPr>
+          <w:lang w:val="sw_KE" w:bidi="sw_KE"/>
+        </w:rPr>
+      </w:r>
+      <w:r>
+        <w:rPr>
+          <w:b/>
+          <w:lang w:val="sw_KE" w:bidi="sw_KE"/>
+        </w:rPr>
+        <w:t>41:2</w:t>
+      </w:r>
+      <w:r>
+        <w:rPr>
+          <w:lang w:val="sw_KE" w:bidi="sw_KE"/>
+        </w:rPr>
+        <w:t xml:space="preserve"> </w:t>
+      </w:r>
+      <w:r>
+        <w:rPr>
+          <w:b/>
+          <w:lang w:val="sw_KE" w:bidi="sw_KE"/>
+        </w:rPr>
+        <w:t>Pilato</w:t>
+      </w:r>
+      <w:r>
+        <w:rPr>
+          <w:lang w:val="sw_KE" w:bidi="sw_KE"/>
+        </w:rPr>
+        <w:t xml:space="preserve"> alisema, “Chukueni askari na fanyeni kaburi liwe salama kadiri mnavyoweza.”</w:t>
       </w:r>
     </w:p>
     <w:p>
@@ -5860,25 +8486,25 @@
         <w:rPr>
           <w:lang w:val="sw_KE" w:bidi="sw_KE"/>
         </w:rPr>
-        <w:t>Data ya Neno:</w:t>
-      </w:r>
-    </w:p>
-    <w:p>
-      <w:pPr>
-        <w:pStyle w:val="ListBullet"/>
-        <w:spacing w:line="240" w:lineRule="auto"/>
-        <w:ind w:left="1440"/>
-      </w:pPr>
-      <w:r>
-        <w:rPr>
-          <w:lang w:val="sw_KE" w:bidi="sw_KE"/>
-        </w:rPr>
-      </w:r>
-      <w:r>
-        <w:rPr>
-          <w:lang w:val="sw_KE" w:bidi="sw_KE"/>
-        </w:rPr>
-        <w:t>Strong's: H2932, H7307, H7451, H7700, G01690, G11390, G11400, G11410, G11420, G41900, G41510, G41520, G41890</w:t>
+        <w:t>Neno Data:</w:t>
+      </w:r>
+    </w:p>
+    <w:p>
+      <w:pPr>
+        <w:pStyle w:val="ListBullet"/>
+        <w:spacing w:line="240" w:lineRule="auto"/>
+        <w:ind w:left="720"/>
+      </w:pPr>
+      <w:r>
+        <w:rPr>
+          <w:lang w:val="sw_KE" w:bidi="sw_KE"/>
+        </w:rPr>
+      </w:r>
+      <w:r>
+        <w:rPr>
+          <w:lang w:val="sw_KE" w:bidi="sw_KE"/>
+        </w:rPr>
+        <w:t>Strong's: G40910, G41940</w:t>
       </w:r>
       <w:r>
         <w:rPr>
@@ -5907,7 +8533,7 @@
         <w:rPr>
           <w:lang w:val="sw_KE" w:bidi="sw_KE"/>
         </w:rPr>
-        <w:t>Perizi</w:t>
+        <w:t>Pindukia</w:t>
       </w:r>
       <w:r>
         <w:rPr>
@@ -5923,7 +8549,7 @@
         <w:rPr>
           <w:lang w:val="sw_KE" w:bidi="sw_KE"/>
         </w:rPr>
-        <w:t>Uhalisia:</w:t>
+        <w:t>Ufafanuzi:</w:t>
       </w:r>
     </w:p>
     <w:p>
@@ -5937,43 +8563,151 @@
         <w:rPr>
           <w:lang w:val="sw_KE" w:bidi="sw_KE"/>
         </w:rPr>
-        <w:t>Waperizi walikuwa moja ya makundi kadhaa ya watu katika nchi ya Kanaani. Kidogo kinachojulikana kuhusu kundi hili ni mababu zao walikuwa nani au sehemu gani ya Kanaani walipoishi.</w:t>
-      </w:r>
-    </w:p>
-    <w:p>
-      <w:pPr>
-        <w:pStyle w:val="ListBullet"/>
-        <w:spacing w:line="240" w:lineRule="auto"/>
-        <w:ind w:left="720"/>
-      </w:pPr>
-      <w:r>
-        <w:rPr>
-          <w:lang w:val="sw_KE" w:bidi="sw_KE"/>
-        </w:rPr>
-      </w:r>
-      <w:r>
-        <w:rPr>
-          <w:lang w:val="sw_KE" w:bidi="sw_KE"/>
-        </w:rPr>
-        <w:t>Waperizi wametajwa mara nyingi katika Kitabu cha Waamuzi cha Agano la Kale, ambapo imeandikwa kwamba Waperizi waliingia katika ndoa na Waisraeli na kuwaathiri kwa kuabudu miungu ya uongo.</w:t>
-      </w:r>
-    </w:p>
-    <w:p>
-      <w:pPr>
-        <w:pStyle w:val="ListBullet"/>
-        <w:spacing w:line="240" w:lineRule="auto"/>
-        <w:ind w:left="720"/>
-      </w:pPr>
-      <w:r>
-        <w:rPr>
-          <w:lang w:val="sw_KE" w:bidi="sw_KE"/>
-        </w:rPr>
-      </w:r>
-      <w:r>
-        <w:rPr>
-          <w:lang w:val="sw_KE" w:bidi="sw_KE"/>
-        </w:rPr>
-        <w:t>Kumbuka kwamba ukoo wa Peresi, unaoitwa "Waperezi," ulikuwa kundi tofauti la watu kutoka kwa Waperizi. Inaweza kuwa muhimu kuandika majina haya kwa utofauti mkubwa ili kufanya hili liwe wazi.</w:t>
+        <w:t>Neno "pindukia" linatumika kumwelezea mtu au kitendo ambacho ni kinyume cha maadili au kilichopotoka. Neno "katika jeuri" linamaanisha "kwa njia ya upotovu." "Kupotosha" kitu inamaanisha kukipinda au kukigeuza kutoka kwenye kilicho sahihi au kizuri.</w:t>
+      </w:r>
+    </w:p>
+    <w:p>
+      <w:pPr>
+        <w:pStyle w:val="ListBullet"/>
+        <w:spacing w:line="240" w:lineRule="auto"/>
+        <w:ind w:left="720"/>
+      </w:pPr>
+      <w:r>
+        <w:rPr>
+          <w:lang w:val="sw_KE" w:bidi="sw_KE"/>
+        </w:rPr>
+      </w:r>
+      <w:r>
+        <w:rPr>
+          <w:lang w:val="sw_KE" w:bidi="sw_KE"/>
+        </w:rPr>
+        <w:t>Mtu au kitu ambacho ni potovu kimepotoka kutoka kwa kile kilicho kizuri na sahihi.</w:t>
+      </w:r>
+    </w:p>
+    <w:p>
+      <w:pPr>
+        <w:pStyle w:val="ListBullet"/>
+        <w:spacing w:line="240" w:lineRule="auto"/>
+        <w:ind w:left="720"/>
+      </w:pPr>
+      <w:r>
+        <w:rPr>
+          <w:lang w:val="sw_KE" w:bidi="sw_KE"/>
+        </w:rPr>
+      </w:r>
+      <w:r>
+        <w:rPr>
+          <w:lang w:val="sw_KE" w:bidi="sw_KE"/>
+        </w:rPr>
+        <w:t>Kwenye Biblia, Waisraeli walitenda kwa upotovu walipomwasi Mungu. Mara nyingi walifanya hivi kwa kuabudu miungu ya uongo.</w:t>
+      </w:r>
+    </w:p>
+    <w:p>
+      <w:pPr>
+        <w:pStyle w:val="ListBullet"/>
+        <w:spacing w:line="240" w:lineRule="auto"/>
+        <w:ind w:left="720"/>
+      </w:pPr>
+      <w:r>
+        <w:rPr>
+          <w:lang w:val="sw_KE" w:bidi="sw_KE"/>
+        </w:rPr>
+      </w:r>
+      <w:r>
+        <w:rPr>
+          <w:lang w:val="sw_KE" w:bidi="sw_KE"/>
+        </w:rPr>
+        <w:t>Kitendo chochote ambacho ni kinyume na viwango au tabia za Mungu kinachukuliwa kuwa potovu.</w:t>
+      </w:r>
+    </w:p>
+    <w:p>
+      <w:pPr>
+        <w:pStyle w:val="ListBullet"/>
+        <w:spacing w:line="240" w:lineRule="auto"/>
+        <w:ind w:left="720"/>
+      </w:pPr>
+      <w:r>
+        <w:rPr>
+          <w:lang w:val="sw_KE" w:bidi="sw_KE"/>
+        </w:rPr>
+      </w:r>
+      <w:r>
+        <w:rPr>
+          <w:lang w:val="sw_KE" w:bidi="sw_KE"/>
+        </w:rPr>
+        <w:t>Njia za kutafsiri "jeuri" zinaweza kujumuisha "kupotoka kimaadili" au "asiye na maadili" au "kugeuka kutoka kwenye njia iliyonyooka ya Mungu," kulingana na muktadha.</w:t>
+      </w:r>
+    </w:p>
+    <w:p>
+      <w:pPr>
+        <w:pStyle w:val="ListBullet"/>
+        <w:spacing w:line="240" w:lineRule="auto"/>
+        <w:ind w:left="720"/>
+      </w:pPr>
+      <w:r>
+        <w:rPr>
+          <w:lang w:val="sw_KE" w:bidi="sw_KE"/>
+        </w:rPr>
+      </w:r>
+      <w:r>
+        <w:rPr>
+          <w:lang w:val="sw_KE" w:bidi="sw_KE"/>
+        </w:rPr>
+        <w:t>“Hotuba potovu” inaweza kutafsiriwa kama “kuongea kwa njia mbaya” au “mazungumzo ya udanganyifu” au “njia isiyo ya maadili ya kuongea.”</w:t>
+      </w:r>
+    </w:p>
+    <w:p>
+      <w:pPr>
+        <w:pStyle w:val="ListBullet"/>
+        <w:spacing w:line="240" w:lineRule="auto"/>
+        <w:ind w:left="720"/>
+      </w:pPr>
+      <w:r>
+        <w:rPr>
+          <w:lang w:val="sw_KE" w:bidi="sw_KE"/>
+        </w:rPr>
+      </w:r>
+      <w:r>
+        <w:rPr>
+          <w:lang w:val="sw_KE" w:bidi="sw_KE"/>
+        </w:rPr>
+        <w:t>“Watu wapotovu” wanaweza kuelezewa kama “watu wasio na maadili” au “watu ambao wamepotoka kimaadili” au “watu ambao daima hawamtii Mungu.”</w:t>
+      </w:r>
+    </w:p>
+    <w:p>
+      <w:pPr>
+        <w:pStyle w:val="ListBullet"/>
+        <w:spacing w:line="240" w:lineRule="auto"/>
+        <w:ind w:left="720"/>
+      </w:pPr>
+      <w:r>
+        <w:rPr>
+          <w:lang w:val="sw_KE" w:bidi="sw_KE"/>
+        </w:rPr>
+      </w:r>
+      <w:r>
+        <w:rPr>
+          <w:lang w:val="sw_KE" w:bidi="sw_KE"/>
+        </w:rPr>
+        <w:t>Kirai"kutenda kwa upotovu" kinaweza kutafsiriwa kama "kujihusisha na maovu" au "kufanya mambo kinyume na amri za Mungu" au "kuishi kwa njia inayokataa mafundisho ya Mungu."</w:t>
+      </w:r>
+    </w:p>
+    <w:p>
+      <w:pPr>
+        <w:pStyle w:val="ListBullet"/>
+        <w:spacing w:line="240" w:lineRule="auto"/>
+        <w:ind w:left="720"/>
+      </w:pPr>
+      <w:r>
+        <w:rPr>
+          <w:lang w:val="sw_KE" w:bidi="sw_KE"/>
+        </w:rPr>
+      </w:r>
+      <w:r>
+        <w:rPr>
+          <w:lang w:val="sw_KE" w:bidi="sw_KE"/>
+        </w:rPr>
+        <w:t>Neno "mpotovu" linaweza pia kutafsiriwa kama "kusababisha kuwa fisadi" au "kubadilisha kuwa kitu kibaya."</w:t>
       </w:r>
     </w:p>
     <w:p>
@@ -5987,27 +8721,13 @@
         <w:rPr>
           <w:lang w:val="sw_KE" w:bidi="sw_KE"/>
         </w:rPr>
-        <w:t>(Mapendekezo ya Tafsiri: Jinsi ya Kutafsiri Majina)</w:t>
-      </w:r>
-    </w:p>
-    <w:p>
-      <w:pPr/>
-      <w:r>
-        <w:rPr>
-          <w:lang w:val="sw_KE" w:bidi="sw_KE"/>
-        </w:rPr>
-      </w:r>
-      <w:r>
-        <w:rPr>
-          <w:lang w:val="sw_KE" w:bidi="sw_KE"/>
-        </w:rPr>
         <w:t xml:space="preserve">(Tazama pia: </w:t>
       </w:r>
       <w:r>
         <w:rPr>
           <w:lang w:val="sw_KE" w:bidi="sw_KE"/>
         </w:rPr>
-        <w:t>Kanaani</w:t>
+        <w:t>fisadi</w:t>
       </w:r>
       <w:r>
         <w:rPr>
@@ -6019,2769 +8739,13 @@
         <w:rPr>
           <w:lang w:val="sw_KE" w:bidi="sw_KE"/>
         </w:rPr>
-        <w:t>mungu wa uongo</w:t>
-      </w:r>
-      <w:r>
-        <w:rPr>
-          <w:lang w:val="sw_KE" w:bidi="sw_KE"/>
-        </w:rPr>
-        <w:t>)</w:t>
-      </w:r>
-    </w:p>
-    <w:p>
-      <w:pPr>
-        <w:pStyle w:val="Heading3"/>
-      </w:pPr>
-      <w:r>
-        <w:rPr>
-          <w:lang w:val="sw_KE" w:bidi="sw_KE"/>
-        </w:rPr>
-        <w:t>Marejeleo ya Biblia:</w:t>
-      </w:r>
-    </w:p>
-    <w:p>
-      <w:pPr>
-        <w:pStyle w:val="ListBullet"/>
-        <w:spacing w:line="240" w:lineRule="auto"/>
-        <w:ind w:left="720"/>
-      </w:pPr>
-      <w:r>
-        <w:rPr>
-          <w:lang w:val="sw_KE" w:bidi="sw_KE"/>
-        </w:rPr>
-      </w:r>
-      <w:r>
-        <w:rPr>
-          <w:lang w:val="sw_KE" w:bidi="sw_KE"/>
-        </w:rPr>
-        <w:t>1 Wafalme 9:20–21</w:t>
-      </w:r>
-    </w:p>
-    <w:p>
-      <w:pPr>
-        <w:pStyle w:val="ListBullet"/>
-        <w:spacing w:line="240" w:lineRule="auto"/>
-        <w:ind w:left="720"/>
-      </w:pPr>
-      <w:r>
-        <w:rPr>
-          <w:lang w:val="sw_KE" w:bidi="sw_KE"/>
-        </w:rPr>
-      </w:r>
-      <w:r>
-        <w:rPr>
-          <w:lang w:val="sw_KE" w:bidi="sw_KE"/>
-        </w:rPr>
-        <w:t>2 Mambo ya Nyakati 8:7–8</w:t>
-      </w:r>
-    </w:p>
-    <w:p>
-      <w:pPr>
-        <w:pStyle w:val="ListBullet"/>
-        <w:spacing w:line="240" w:lineRule="auto"/>
-        <w:ind w:left="720"/>
-      </w:pPr>
-      <w:r>
-        <w:rPr>
-          <w:lang w:val="sw_KE" w:bidi="sw_KE"/>
-        </w:rPr>
-      </w:r>
-      <w:r>
-        <w:rPr>
-          <w:lang w:val="sw_KE" w:bidi="sw_KE"/>
-        </w:rPr>
-        <w:t>Kutoka 3:16–18</w:t>
-      </w:r>
-    </w:p>
-    <w:p>
-      <w:pPr>
-        <w:pStyle w:val="ListBullet"/>
-        <w:spacing w:line="240" w:lineRule="auto"/>
-        <w:ind w:left="720"/>
-      </w:pPr>
-      <w:r>
-        <w:rPr>
-          <w:lang w:val="sw_KE" w:bidi="sw_KE"/>
-        </w:rPr>
-      </w:r>
-      <w:r>
-        <w:rPr>
-          <w:lang w:val="sw_KE" w:bidi="sw_KE"/>
-        </w:rPr>
-        <w:t>Mwanzo 13:7</w:t>
-      </w:r>
-    </w:p>
-    <w:p>
-      <w:pPr>
-        <w:pStyle w:val="ListBullet"/>
-        <w:spacing w:line="240" w:lineRule="auto"/>
-        <w:ind w:left="720"/>
-      </w:pPr>
-      <w:r>
-        <w:rPr>
-          <w:lang w:val="sw_KE" w:bidi="sw_KE"/>
-        </w:rPr>
-      </w:r>
-      <w:r>
-        <w:rPr>
-          <w:lang w:val="sw_KE" w:bidi="sw_KE"/>
-        </w:rPr>
-        <w:t>Yoshua 3:9–11</w:t>
-      </w:r>
-    </w:p>
-    <w:p>
-      <w:pPr>
-        <w:pStyle w:val="Heading3"/>
-      </w:pPr>
-      <w:r>
-        <w:rPr>
-          <w:lang w:val="sw_KE" w:bidi="sw_KE"/>
-        </w:rPr>
-        <w:t>Data ya Neno:</w:t>
-      </w:r>
-    </w:p>
-    <w:p>
-      <w:pPr>
-        <w:pStyle w:val="ListBullet"/>
-        <w:spacing w:line="240" w:lineRule="auto"/>
-        <w:ind w:left="1440"/>
-      </w:pPr>
-      <w:r>
-        <w:rPr>
-          <w:lang w:val="sw_KE" w:bidi="sw_KE"/>
-        </w:rPr>
-      </w:r>
-      <w:r>
-        <w:rPr>
-          <w:lang w:val="sw_KE" w:bidi="sw_KE"/>
-        </w:rPr>
-        <w:t>Strong's: H6522</w:t>
-      </w:r>
-      <w:r>
-        <w:rPr>
-          <w:lang w:val="sw_KE" w:bidi="sw_KE"/>
-        </w:rPr>
-      </w:r>
-      <w:r>
-        <w:rPr>
-          <w:lang w:val="sw_KE" w:bidi="sw_KE"/>
-        </w:rPr>
-      </w:r>
-    </w:p>
-    <w:p>
-      <w:pPr/>
-      <w:r>
-        <w:rPr>
-          <w:lang w:val="sw_KE" w:bidi="sw_KE"/>
-        </w:rPr>
-      </w:r>
-    </w:p>
-    <w:p>
-      <w:pPr>
-        <w:pStyle w:val="Heading2"/>
-      </w:pPr>
-      <w:r>
-        <w:rPr>
-          <w:lang w:val="sw_KE" w:bidi="sw_KE"/>
-        </w:rPr>
-        <w:t>Petro</w:t>
-      </w:r>
-      <w:r>
-        <w:rPr>
-          <w:lang w:val="sw_KE" w:bidi="sw_KE"/>
-        </w:rPr>
-      </w:r>
-    </w:p>
-    <w:p>
-      <w:pPr>
-        <w:pStyle w:val="Heading3"/>
-      </w:pPr>
-      <w:r>
-        <w:rPr>
-          <w:lang w:val="sw_KE" w:bidi="sw_KE"/>
-        </w:rPr>
-        <w:t>Mambo:</w:t>
-      </w:r>
-    </w:p>
-    <w:p>
-      <w:pPr/>
-      <w:r>
-        <w:rPr>
-          <w:lang w:val="sw_KE" w:bidi="sw_KE"/>
-        </w:rPr>
-      </w:r>
-      <w:r>
-        <w:rPr>
-          <w:lang w:val="sw_KE" w:bidi="sw_KE"/>
-        </w:rPr>
-        <w:t>Petro alikuwa mmoja wa mitume kumi na wawili wa Yesu. Alikuwa kiongozi muhimu wa kanisa la kwanza.</w:t>
-      </w:r>
-    </w:p>
-    <w:p>
-      <w:pPr>
-        <w:pStyle w:val="ListBullet"/>
-        <w:spacing w:line="240" w:lineRule="auto"/>
-        <w:ind w:left="720"/>
-      </w:pPr>
-      <w:r>
-        <w:rPr>
-          <w:lang w:val="sw_KE" w:bidi="sw_KE"/>
-        </w:rPr>
-      </w:r>
-      <w:r>
-        <w:rPr>
-          <w:lang w:val="sw_KE" w:bidi="sw_KE"/>
-        </w:rPr>
-        <w:t>Kabla Yesu kumwita kuwa Mwanafunzi wake, jina la Petro lilikuwa Simoni.</w:t>
-      </w:r>
-    </w:p>
-    <w:p>
-      <w:pPr>
-        <w:pStyle w:val="ListBullet"/>
-        <w:spacing w:line="240" w:lineRule="auto"/>
-        <w:ind w:left="720"/>
-      </w:pPr>
-      <w:r>
-        <w:rPr>
-          <w:lang w:val="sw_KE" w:bidi="sw_KE"/>
-        </w:rPr>
-      </w:r>
-      <w:r>
-        <w:rPr>
-          <w:lang w:val="sw_KE" w:bidi="sw_KE"/>
-        </w:rPr>
-        <w:t>Baadaye, Yesu pia alimwita "Kefa," ambalo linamaanisha "jiwe" au "mwamba" katika lugha ya Kiaramu. Jina Petro pia linamaanisha "jiwe" au "mwamba" katika lugha ya Kigiriki.</w:t>
-      </w:r>
-    </w:p>
-    <w:p>
-      <w:pPr>
-        <w:pStyle w:val="ListBullet"/>
-        <w:spacing w:line="240" w:lineRule="auto"/>
-        <w:ind w:left="720"/>
-      </w:pPr>
-      <w:r>
-        <w:rPr>
-          <w:lang w:val="sw_KE" w:bidi="sw_KE"/>
-        </w:rPr>
-      </w:r>
-      <w:r>
-        <w:rPr>
-          <w:lang w:val="sw_KE" w:bidi="sw_KE"/>
-        </w:rPr>
-        <w:t>Mungu alifanya kazi kupitia Petro kuponya watu na kuhubiri Habari Njema kuhusu Yesu.</w:t>
-      </w:r>
-    </w:p>
-    <w:p>
-      <w:pPr>
-        <w:pStyle w:val="ListBullet"/>
-        <w:spacing w:line="240" w:lineRule="auto"/>
-        <w:ind w:left="720"/>
-      </w:pPr>
-      <w:r>
-        <w:rPr>
-          <w:lang w:val="sw_KE" w:bidi="sw_KE"/>
-        </w:rPr>
-      </w:r>
-      <w:r>
-        <w:rPr>
-          <w:lang w:val="sw_KE" w:bidi="sw_KE"/>
-        </w:rPr>
-        <w:t>Vitabu viwili katika Agano Jipya ni barua ambazo Petro aliandika ili kuhamasisha na kufundisha waumini wenzake.</w:t>
-      </w:r>
-    </w:p>
-    <w:p>
-      <w:pPr/>
-      <w:r>
-        <w:rPr>
-          <w:lang w:val="sw_KE" w:bidi="sw_KE"/>
-        </w:rPr>
-      </w:r>
-      <w:r>
-        <w:rPr>
-          <w:lang w:val="sw_KE" w:bidi="sw_KE"/>
-        </w:rPr>
-        <w:t>(Mapendekezo ya Tafsiri: Jinsi ya Kutafsiri Majina)</w:t>
-      </w:r>
-    </w:p>
-    <w:p>
-      <w:pPr/>
-      <w:r>
-        <w:rPr>
-          <w:lang w:val="sw_KE" w:bidi="sw_KE"/>
-        </w:rPr>
-      </w:r>
-      <w:r>
-        <w:rPr>
-          <w:lang w:val="sw_KE" w:bidi="sw_KE"/>
-        </w:rPr>
-        <w:t xml:space="preserve">(Tazama pia: </w:t>
-      </w:r>
-      <w:r>
-        <w:rPr>
-          <w:lang w:val="sw_KE" w:bidi="sw_KE"/>
-        </w:rPr>
-        <w:t>Mwanafunzi</w:t>
-      </w:r>
-      <w:r>
-        <w:rPr>
-          <w:lang w:val="sw_KE" w:bidi="sw_KE"/>
-        </w:rPr>
-        <w:t xml:space="preserve">, </w:t>
-      </w:r>
-      <w:r>
-        <w:rPr>
-          <w:lang w:val="sw_KE" w:bidi="sw_KE"/>
-        </w:rPr>
-        <w:t>mtume</w:t>
-      </w:r>
-      <w:r>
-        <w:rPr>
-          <w:lang w:val="sw_KE" w:bidi="sw_KE"/>
-        </w:rPr>
-        <w:t>)</w:t>
-      </w:r>
-    </w:p>
-    <w:p>
-      <w:pPr>
-        <w:pStyle w:val="Heading3"/>
-      </w:pPr>
-      <w:r>
-        <w:rPr>
-          <w:lang w:val="sw_KE" w:bidi="sw_KE"/>
-        </w:rPr>
-        <w:t>Marejeleo ya Biblia:</w:t>
-      </w:r>
-    </w:p>
-    <w:p>
-      <w:pPr>
-        <w:pStyle w:val="ListBullet"/>
-        <w:spacing w:line="240" w:lineRule="auto"/>
-        <w:ind w:left="720"/>
-      </w:pPr>
-      <w:r>
-        <w:rPr>
-          <w:lang w:val="sw_KE" w:bidi="sw_KE"/>
-        </w:rPr>
-      </w:r>
-      <w:r>
-        <w:rPr>
-          <w:lang w:val="sw_KE" w:bidi="sw_KE"/>
-        </w:rPr>
-        <w:t>Matendo 8:25</w:t>
-      </w:r>
-    </w:p>
-    <w:p>
-      <w:pPr>
-        <w:pStyle w:val="ListBullet"/>
-        <w:spacing w:line="240" w:lineRule="auto"/>
-        <w:ind w:left="720"/>
-      </w:pPr>
-      <w:r>
-        <w:rPr>
-          <w:lang w:val="sw_KE" w:bidi="sw_KE"/>
-        </w:rPr>
-      </w:r>
-      <w:r>
-        <w:rPr>
-          <w:lang w:val="sw_KE" w:bidi="sw_KE"/>
-        </w:rPr>
-        <w:t>Wagalatia 2:6–8</w:t>
-      </w:r>
-    </w:p>
-    <w:p>
-      <w:pPr>
-        <w:pStyle w:val="ListBullet"/>
-        <w:spacing w:line="240" w:lineRule="auto"/>
-        <w:ind w:left="720"/>
-      </w:pPr>
-      <w:r>
-        <w:rPr>
-          <w:lang w:val="sw_KE" w:bidi="sw_KE"/>
-        </w:rPr>
-      </w:r>
-      <w:r>
-        <w:rPr>
-          <w:lang w:val="sw_KE" w:bidi="sw_KE"/>
-        </w:rPr>
-        <w:t>Wagalatia 2:12</w:t>
-      </w:r>
-    </w:p>
-    <w:p>
-      <w:pPr>
-        <w:pStyle w:val="ListBullet"/>
-        <w:spacing w:line="240" w:lineRule="auto"/>
-        <w:ind w:left="720"/>
-      </w:pPr>
-      <w:r>
-        <w:rPr>
-          <w:lang w:val="sw_KE" w:bidi="sw_KE"/>
-        </w:rPr>
-      </w:r>
-      <w:r>
-        <w:rPr>
-          <w:lang w:val="sw_KE" w:bidi="sw_KE"/>
-        </w:rPr>
-        <w:t>Luka 22:58</w:t>
-      </w:r>
-    </w:p>
-    <w:p>
-      <w:pPr>
-        <w:pStyle w:val="ListBullet"/>
-        <w:spacing w:line="240" w:lineRule="auto"/>
-        <w:ind w:left="720"/>
-      </w:pPr>
-      <w:r>
-        <w:rPr>
-          <w:lang w:val="sw_KE" w:bidi="sw_KE"/>
-        </w:rPr>
-      </w:r>
-      <w:r>
-        <w:rPr>
-          <w:lang w:val="sw_KE" w:bidi="sw_KE"/>
-        </w:rPr>
-        <w:t>Marko 3:16</w:t>
-      </w:r>
-    </w:p>
-    <w:p>
-      <w:pPr>
-        <w:pStyle w:val="ListBullet"/>
-        <w:spacing w:line="240" w:lineRule="auto"/>
-        <w:ind w:left="720"/>
-      </w:pPr>
-      <w:r>
-        <w:rPr>
-          <w:lang w:val="sw_KE" w:bidi="sw_KE"/>
-        </w:rPr>
-      </w:r>
-      <w:r>
-        <w:rPr>
-          <w:lang w:val="sw_KE" w:bidi="sw_KE"/>
-        </w:rPr>
-        <w:t>Mathayo 4:18–20</w:t>
-      </w:r>
-    </w:p>
-    <w:p>
-      <w:pPr>
-        <w:pStyle w:val="ListBullet"/>
-        <w:spacing w:line="240" w:lineRule="auto"/>
-        <w:ind w:left="720"/>
-      </w:pPr>
-      <w:r>
-        <w:rPr>
-          <w:lang w:val="sw_KE" w:bidi="sw_KE"/>
-        </w:rPr>
-      </w:r>
-      <w:r>
-        <w:rPr>
-          <w:lang w:val="sw_KE" w:bidi="sw_KE"/>
-        </w:rPr>
-        <w:t>Mathayo 8:14</w:t>
-      </w:r>
-    </w:p>
-    <w:p>
-      <w:pPr>
-        <w:pStyle w:val="ListBullet"/>
-        <w:spacing w:line="240" w:lineRule="auto"/>
-        <w:ind w:left="720"/>
-      </w:pPr>
-      <w:r>
-        <w:rPr>
-          <w:lang w:val="sw_KE" w:bidi="sw_KE"/>
-        </w:rPr>
-      </w:r>
-      <w:r>
-        <w:rPr>
-          <w:lang w:val="sw_KE" w:bidi="sw_KE"/>
-        </w:rPr>
-        <w:t>Mathayo 14:30</w:t>
-      </w:r>
-    </w:p>
-    <w:p>
-      <w:pPr>
-        <w:pStyle w:val="ListBullet"/>
-        <w:spacing w:line="240" w:lineRule="auto"/>
-        <w:ind w:left="720"/>
-      </w:pPr>
-      <w:r>
-        <w:rPr>
-          <w:lang w:val="sw_KE" w:bidi="sw_KE"/>
-        </w:rPr>
-      </w:r>
-      <w:r>
-        <w:rPr>
-          <w:lang w:val="sw_KE" w:bidi="sw_KE"/>
-        </w:rPr>
-        <w:t>Mathayo 26:33–35</w:t>
-      </w:r>
-    </w:p>
-    <w:p>
-      <w:pPr>
-        <w:pStyle w:val="Heading3"/>
-      </w:pPr>
-      <w:r>
-        <w:rPr>
-          <w:lang w:val="sw_KE" w:bidi="sw_KE"/>
-        </w:rPr>
-        <w:t>Mifano kutoka kwa hadithi za Biblia:</w:t>
-      </w:r>
-    </w:p>
-    <w:p>
-      <w:pPr>
-        <w:pStyle w:val="ListBullet"/>
-        <w:spacing w:line="240" w:lineRule="auto"/>
-        <w:ind w:left="720"/>
-      </w:pPr>
-      <w:r>
-        <w:rPr>
-          <w:lang w:val="sw_KE" w:bidi="sw_KE"/>
-        </w:rPr>
-      </w:r>
-      <w:r>
-        <w:rPr>
-          <w:b/>
-          <w:lang w:val="sw_KE" w:bidi="sw_KE"/>
-        </w:rPr>
-        <w:t>28:9</w:t>
-      </w:r>
-      <w:r>
-        <w:rPr>
-          <w:lang w:val="sw_KE" w:bidi="sw_KE"/>
-        </w:rPr>
-        <w:t xml:space="preserve"> </w:t>
-      </w:r>
-      <w:r>
-        <w:rPr>
-          <w:b/>
-          <w:lang w:val="sw_KE" w:bidi="sw_KE"/>
-        </w:rPr>
-        <w:t>Petro</w:t>
-      </w:r>
-      <w:r>
-        <w:rPr>
-          <w:lang w:val="sw_KE" w:bidi="sw_KE"/>
-        </w:rPr>
-        <w:t xml:space="preserve"> alisema kwa Yesu, “Tumeacha kila kitu na kukufuata. Tutapata thawabu gani?”</w:t>
-      </w:r>
-    </w:p>
-    <w:p>
-      <w:pPr>
-        <w:pStyle w:val="ListBullet"/>
-        <w:spacing w:line="240" w:lineRule="auto"/>
-        <w:ind w:left="720"/>
-      </w:pPr>
-      <w:r>
-        <w:rPr>
-          <w:lang w:val="sw_KE" w:bidi="sw_KE"/>
-        </w:rPr>
-      </w:r>
-      <w:r>
-        <w:rPr>
-          <w:b/>
-          <w:lang w:val="sw_KE" w:bidi="sw_KE"/>
-        </w:rPr>
-        <w:t>29:1</w:t>
-      </w:r>
-      <w:r>
-        <w:rPr>
-          <w:lang w:val="sw_KE" w:bidi="sw_KE"/>
-        </w:rPr>
-        <w:t xml:space="preserve"> Siku moja </w:t>
-      </w:r>
-      <w:r>
-        <w:rPr>
-          <w:b/>
-          <w:lang w:val="sw_KE" w:bidi="sw_KE"/>
-        </w:rPr>
-        <w:t>Petro</w:t>
-      </w:r>
-      <w:r>
-        <w:rPr>
-          <w:lang w:val="sw_KE" w:bidi="sw_KE"/>
-        </w:rPr>
-        <w:t xml:space="preserve"> alimuuliza Yesu, “Mwalimu, mara ngapi nimsamehe ndugu yangu anapokosa dhidi yangu? Mara saba?”</w:t>
-      </w:r>
-    </w:p>
-    <w:p>
-      <w:pPr>
-        <w:pStyle w:val="ListBullet"/>
-        <w:spacing w:line="240" w:lineRule="auto"/>
-        <w:ind w:left="720"/>
-      </w:pPr>
-      <w:r>
-        <w:rPr>
-          <w:lang w:val="sw_KE" w:bidi="sw_KE"/>
-        </w:rPr>
-      </w:r>
-      <w:r>
-        <w:rPr>
-          <w:b/>
-          <w:lang w:val="sw_KE" w:bidi="sw_KE"/>
-        </w:rPr>
-        <w:t>31:5</w:t>
-      </w:r>
-      <w:r>
-        <w:rPr>
-          <w:lang w:val="sw_KE" w:bidi="sw_KE"/>
-        </w:rPr>
-        <w:t xml:space="preserve"> Kisha </w:t>
-      </w:r>
-      <w:r>
-        <w:rPr>
-          <w:b/>
-          <w:lang w:val="sw_KE" w:bidi="sw_KE"/>
-        </w:rPr>
-        <w:t>Petro</w:t>
-      </w:r>
-      <w:r>
-        <w:rPr>
-          <w:lang w:val="sw_KE" w:bidi="sw_KE"/>
-        </w:rPr>
-        <w:t xml:space="preserve"> akamwambia Yesu, “Bwana, ikiwa ni wewe, niamuru nije kwako juu ya maji.” Yesu akamwambia </w:t>
-      </w:r>
-      <w:r>
-        <w:rPr>
-          <w:b/>
-          <w:lang w:val="sw_KE" w:bidi="sw_KE"/>
-        </w:rPr>
-        <w:t>Petro</w:t>
-      </w:r>
-      <w:r>
-        <w:rPr>
-          <w:lang w:val="sw_KE" w:bidi="sw_KE"/>
-        </w:rPr>
-        <w:t>, “Njoo!”</w:t>
-      </w:r>
-    </w:p>
-    <w:p>
-      <w:pPr>
-        <w:pStyle w:val="ListBullet"/>
-        <w:spacing w:line="240" w:lineRule="auto"/>
-        <w:ind w:left="720"/>
-      </w:pPr>
-      <w:r>
-        <w:rPr>
-          <w:lang w:val="sw_KE" w:bidi="sw_KE"/>
-        </w:rPr>
-      </w:r>
-      <w:r>
-        <w:rPr>
-          <w:b/>
-          <w:lang w:val="sw_KE" w:bidi="sw_KE"/>
-        </w:rPr>
-        <w:t>36:1</w:t>
-      </w:r>
-      <w:r>
-        <w:rPr>
-          <w:lang w:val="sw_KE" w:bidi="sw_KE"/>
-        </w:rPr>
-        <w:t xml:space="preserve"> Siku moja, Yesu aliwachukua wanafunzi wake watatu, </w:t>
-      </w:r>
-      <w:r>
-        <w:rPr>
-          <w:b/>
-          <w:lang w:val="sw_KE" w:bidi="sw_KE"/>
-        </w:rPr>
-        <w:t>Petro</w:t>
-      </w:r>
-      <w:r>
-        <w:rPr>
-          <w:lang w:val="sw_KE" w:bidi="sw_KE"/>
-        </w:rPr>
-        <w:t>, Yakobo, na Yohana pamoja naye.</w:t>
-      </w:r>
-    </w:p>
-    <w:p>
-      <w:pPr>
-        <w:pStyle w:val="ListBullet"/>
-        <w:spacing w:line="240" w:lineRule="auto"/>
-        <w:ind w:left="720"/>
-      </w:pPr>
-      <w:r>
-        <w:rPr>
-          <w:lang w:val="sw_KE" w:bidi="sw_KE"/>
-        </w:rPr>
-      </w:r>
-      <w:r>
-        <w:rPr>
-          <w:b/>
-          <w:lang w:val="sw_KE" w:bidi="sw_KE"/>
-        </w:rPr>
-        <w:t>38:9</w:t>
-      </w:r>
-      <w:r>
-        <w:rPr>
-          <w:lang w:val="sw_KE" w:bidi="sw_KE"/>
-        </w:rPr>
-        <w:t xml:space="preserve"> </w:t>
-      </w:r>
-      <w:r>
-        <w:rPr>
-          <w:b/>
-          <w:lang w:val="sw_KE" w:bidi="sw_KE"/>
-        </w:rPr>
-        <w:t>Petro</w:t>
-      </w:r>
-      <w:r>
-        <w:rPr>
-          <w:lang w:val="sw_KE" w:bidi="sw_KE"/>
-        </w:rPr>
-        <w:t xml:space="preserve"> alijibu, “Hata kama wengine wote watakuacha, mimi sitakuacha!” Kisha Yesu akamwambia </w:t>
-      </w:r>
-      <w:r>
-        <w:rPr>
-          <w:b/>
-          <w:lang w:val="sw_KE" w:bidi="sw_KE"/>
-        </w:rPr>
-        <w:t>Petro</w:t>
-      </w:r>
-      <w:r>
-        <w:rPr>
-          <w:lang w:val="sw_KE" w:bidi="sw_KE"/>
-        </w:rPr>
-        <w:t xml:space="preserve">, “Shetani anataka kuwachukua nyote, lakini nimekuombea, </w:t>
-      </w:r>
-      <w:r>
-        <w:rPr>
-          <w:b/>
-          <w:lang w:val="sw_KE" w:bidi="sw_KE"/>
-        </w:rPr>
-        <w:t>Petro</w:t>
-      </w:r>
-      <w:r>
-        <w:rPr>
-          <w:lang w:val="sw_KE" w:bidi="sw_KE"/>
-        </w:rPr>
-        <w:t>, kwamba imani yako isishindwe. Hata hivyo, usiku wa leo, kabla ya jogoo kuwika, utanikana mara tatu kwamba hunijui.”</w:t>
-      </w:r>
-    </w:p>
-    <w:p>
-      <w:pPr>
-        <w:pStyle w:val="ListBullet"/>
-        <w:spacing w:line="240" w:lineRule="auto"/>
-        <w:ind w:left="720"/>
-      </w:pPr>
-      <w:r>
-        <w:rPr>
-          <w:lang w:val="sw_KE" w:bidi="sw_KE"/>
-        </w:rPr>
-      </w:r>
-      <w:r>
-        <w:rPr>
-          <w:b/>
-          <w:lang w:val="sw_KE" w:bidi="sw_KE"/>
-        </w:rPr>
-        <w:t>38:15</w:t>
-      </w:r>
-      <w:r>
-        <w:rPr>
-          <w:lang w:val="sw_KE" w:bidi="sw_KE"/>
-        </w:rPr>
-        <w:t xml:space="preserve"> Wakati askari walipomkamata Yesu, </w:t>
-      </w:r>
-      <w:r>
-        <w:rPr>
-          <w:b/>
-          <w:lang w:val="sw_KE" w:bidi="sw_KE"/>
-        </w:rPr>
-        <w:t>Petro</w:t>
-      </w:r>
-      <w:r>
-        <w:rPr>
-          <w:lang w:val="sw_KE" w:bidi="sw_KE"/>
-        </w:rPr>
-        <w:t xml:space="preserve"> alitoa upanga wake na kukata sikio la mtumishi wa Kuhani Mkuu.</w:t>
-      </w:r>
-    </w:p>
-    <w:p>
-      <w:pPr>
-        <w:pStyle w:val="ListBullet"/>
-        <w:spacing w:line="240" w:lineRule="auto"/>
-        <w:ind w:left="720"/>
-      </w:pPr>
-      <w:r>
-        <w:rPr>
-          <w:lang w:val="sw_KE" w:bidi="sw_KE"/>
-        </w:rPr>
-      </w:r>
-      <w:r>
-        <w:rPr>
-          <w:b/>
-          <w:lang w:val="sw_KE" w:bidi="sw_KE"/>
-        </w:rPr>
-        <w:t>43:11</w:t>
-      </w:r>
-      <w:r>
-        <w:rPr>
-          <w:lang w:val="sw_KE" w:bidi="sw_KE"/>
-        </w:rPr>
-        <w:t xml:space="preserve"> </w:t>
-      </w:r>
-      <w:r>
-        <w:rPr>
-          <w:b/>
-          <w:lang w:val="sw_KE" w:bidi="sw_KE"/>
-        </w:rPr>
-        <w:t>Petro</w:t>
-      </w:r>
-      <w:r>
-        <w:rPr>
-          <w:lang w:val="sw_KE" w:bidi="sw_KE"/>
-        </w:rPr>
-        <w:t xml:space="preserve"> akawajibu, “Kila mmoja wenu anapaswa kutubu na kubatizwa kwa jina la Yesu Kristo ili Mungu awasamehe dhambi zenu.”</w:t>
-      </w:r>
-    </w:p>
-    <w:p>
-      <w:pPr>
-        <w:pStyle w:val="ListBullet"/>
-        <w:spacing w:line="240" w:lineRule="auto"/>
-        <w:ind w:left="720"/>
-      </w:pPr>
-      <w:r>
-        <w:rPr>
-          <w:lang w:val="sw_KE" w:bidi="sw_KE"/>
-        </w:rPr>
-      </w:r>
-      <w:r>
-        <w:rPr>
-          <w:b/>
-          <w:lang w:val="sw_KE" w:bidi="sw_KE"/>
-        </w:rPr>
-        <w:t>44:8</w:t>
-      </w:r>
-      <w:r>
-        <w:rPr>
-          <w:lang w:val="sw_KE" w:bidi="sw_KE"/>
-        </w:rPr>
-        <w:t xml:space="preserve"> </w:t>
-      </w:r>
-      <w:r>
-        <w:rPr>
-          <w:b/>
-          <w:lang w:val="sw_KE" w:bidi="sw_KE"/>
-        </w:rPr>
-        <w:t>Petro</w:t>
-      </w:r>
-      <w:r>
-        <w:rPr>
-          <w:lang w:val="sw_KE" w:bidi="sw_KE"/>
-        </w:rPr>
-        <w:t xml:space="preserve"> akawajibu, "Huyu mtu anasimama mbele yenu ameponywa kwa nguvu za Yesu Masihi."</w:t>
-      </w:r>
-    </w:p>
-    <w:p>
-      <w:pPr>
-        <w:pStyle w:val="Heading3"/>
-      </w:pPr>
-      <w:r>
-        <w:rPr>
-          <w:lang w:val="sw_KE" w:bidi="sw_KE"/>
-        </w:rPr>
-        <w:t>Neno Data:</w:t>
-      </w:r>
-    </w:p>
-    <w:p>
-      <w:pPr>
-        <w:pStyle w:val="ListBullet"/>
-        <w:spacing w:line="240" w:lineRule="auto"/>
-        <w:ind w:left="720"/>
-      </w:pPr>
-      <w:r>
-        <w:rPr>
-          <w:lang w:val="sw_KE" w:bidi="sw_KE"/>
-        </w:rPr>
-      </w:r>
-      <w:r>
-        <w:rPr>
-          <w:lang w:val="sw_KE" w:bidi="sw_KE"/>
-        </w:rPr>
-        <w:t>Strong's: G27860, G40740, G46130</w:t>
-      </w:r>
-      <w:r>
-        <w:rPr>
-          <w:lang w:val="sw_KE" w:bidi="sw_KE"/>
-        </w:rPr>
-      </w:r>
-      <w:r>
-        <w:rPr>
-          <w:lang w:val="sw_KE" w:bidi="sw_KE"/>
-        </w:rPr>
-      </w:r>
-    </w:p>
-    <w:p>
-      <w:pPr/>
-      <w:r>
-        <w:rPr>
-          <w:lang w:val="sw_KE" w:bidi="sw_KE"/>
-        </w:rPr>
-      </w:r>
-    </w:p>
-    <w:p>
-      <w:pPr>
-        <w:pStyle w:val="Heading2"/>
-      </w:pPr>
-      <w:r>
-        <w:rPr>
-          <w:lang w:val="sw_KE" w:bidi="sw_KE"/>
-        </w:rPr>
-        <w:t>Philipo mtume</w:t>
-      </w:r>
-      <w:r>
-        <w:rPr>
-          <w:lang w:val="sw_KE" w:bidi="sw_KE"/>
-        </w:rPr>
-      </w:r>
-    </w:p>
-    <w:p>
-      <w:pPr>
-        <w:pStyle w:val="Heading3"/>
-      </w:pPr>
-      <w:r>
-        <w:rPr>
-          <w:lang w:val="sw_KE" w:bidi="sw_KE"/>
-        </w:rPr>
-        <w:t>Mambo:</w:t>
-      </w:r>
-    </w:p>
-    <w:p>
-      <w:pPr/>
-      <w:r>
-        <w:rPr>
-          <w:lang w:val="sw_KE" w:bidi="sw_KE"/>
-        </w:rPr>
-      </w:r>
-      <w:r>
-        <w:rPr>
-          <w:lang w:val="sw_KE" w:bidi="sw_KE"/>
-        </w:rPr>
-        <w:t>Filipo mtume alikuwa mmoja wa wanafunzi kumi na wawili wa kwanza wa Yesu. Alitoka katika mji wa Bethsaida.</w:t>
-      </w:r>
-    </w:p>
-    <w:p>
-      <w:pPr>
-        <w:pStyle w:val="ListBullet"/>
-        <w:spacing w:line="240" w:lineRule="auto"/>
-        <w:ind w:left="720"/>
-      </w:pPr>
-      <w:r>
-        <w:rPr>
-          <w:lang w:val="sw_KE" w:bidi="sw_KE"/>
-        </w:rPr>
-      </w:r>
-      <w:r>
-        <w:rPr>
-          <w:lang w:val="sw_KE" w:bidi="sw_KE"/>
-        </w:rPr>
-        <w:t>Filipo alimleta Nathanaeli kukutana na Yesu.</w:t>
-      </w:r>
-    </w:p>
-    <w:p>
-      <w:pPr>
-        <w:pStyle w:val="ListBullet"/>
-        <w:spacing w:line="240" w:lineRule="auto"/>
-        <w:ind w:left="720"/>
-      </w:pPr>
-      <w:r>
-        <w:rPr>
-          <w:lang w:val="sw_KE" w:bidi="sw_KE"/>
-        </w:rPr>
-      </w:r>
-      <w:r>
-        <w:rPr>
-          <w:lang w:val="sw_KE" w:bidi="sw_KE"/>
-        </w:rPr>
-        <w:t>Yesu alimwuliza Filipo jinsi ya kutoa chakula kwa umati wa watu zaidi ya 5,000.</w:t>
-      </w:r>
-    </w:p>
-    <w:p>
-      <w:pPr>
-        <w:pStyle w:val="ListBullet"/>
-        <w:spacing w:line="240" w:lineRule="auto"/>
-        <w:ind w:left="720"/>
-      </w:pPr>
-      <w:r>
-        <w:rPr>
-          <w:lang w:val="sw_KE" w:bidi="sw_KE"/>
-        </w:rPr>
-      </w:r>
-      <w:r>
-        <w:rPr>
-          <w:lang w:val="sw_KE" w:bidi="sw_KE"/>
-        </w:rPr>
-        <w:t>Katika chakula cha mwisho cha Pasaka ambacho Yesu alikula na wanafunzi wake, aliwaambia kuhusu Mungu, Baba yake. Filipo alimuuliza Yesu awaonyeshe Baba.</w:t>
-      </w:r>
-    </w:p>
-    <w:p>
-      <w:pPr>
-        <w:pStyle w:val="ListBullet"/>
-        <w:spacing w:line="240" w:lineRule="auto"/>
-        <w:ind w:left="720"/>
-      </w:pPr>
-      <w:r>
-        <w:rPr>
-          <w:lang w:val="sw_KE" w:bidi="sw_KE"/>
-        </w:rPr>
-      </w:r>
-      <w:r>
-        <w:rPr>
-          <w:lang w:val="sw_KE" w:bidi="sw_KE"/>
-        </w:rPr>
-        <w:t>Lugha zingine zinaweza kupendelea kuandika jina hili la Filipo kwa njia tofauti na Filipo mwingine (mwinjilisti) ili kuepuka kuchanganyikiwa.</w:t>
-      </w:r>
-    </w:p>
-    <w:p>
-      <w:pPr/>
-      <w:r>
-        <w:rPr>
-          <w:lang w:val="sw_KE" w:bidi="sw_KE"/>
-        </w:rPr>
-      </w:r>
-      <w:r>
-        <w:rPr>
-          <w:lang w:val="sw_KE" w:bidi="sw_KE"/>
-        </w:rPr>
-        <w:t>(Mapendekezo ya Tafsiri: Jinsi ya Kutafsiri Majina)</w:t>
-      </w:r>
-    </w:p>
-    <w:p>
-      <w:pPr/>
-      <w:r>
-        <w:rPr>
-          <w:lang w:val="sw_KE" w:bidi="sw_KE"/>
-        </w:rPr>
-      </w:r>
-      <w:r>
-        <w:rPr>
-          <w:lang w:val="sw_KE" w:bidi="sw_KE"/>
-        </w:rPr>
-        <w:t xml:space="preserve">(Tazama pia: </w:t>
-      </w:r>
-      <w:r>
-        <w:rPr>
-          <w:lang w:val="sw_KE" w:bidi="sw_KE"/>
-        </w:rPr>
-        <w:t>Filipo</w:t>
-      </w:r>
-      <w:r>
-        <w:rPr>
-          <w:lang w:val="sw_KE" w:bidi="sw_KE"/>
-        </w:rPr>
-        <w:t>)</w:t>
-      </w:r>
-    </w:p>
-    <w:p>
-      <w:pPr>
-        <w:pStyle w:val="Heading3"/>
-      </w:pPr>
-      <w:r>
-        <w:rPr>
-          <w:lang w:val="sw_KE" w:bidi="sw_KE"/>
-        </w:rPr>
-        <w:t>Marejeleo ya Biblia:</w:t>
-      </w:r>
-    </w:p>
-    <w:p>
-      <w:pPr>
-        <w:pStyle w:val="ListBullet"/>
-        <w:spacing w:line="240" w:lineRule="auto"/>
-        <w:ind w:left="720"/>
-      </w:pPr>
-      <w:r>
-        <w:rPr>
-          <w:lang w:val="sw_KE" w:bidi="sw_KE"/>
-        </w:rPr>
-      </w:r>
-      <w:r>
-        <w:rPr>
-          <w:lang w:val="sw_KE" w:bidi="sw_KE"/>
-        </w:rPr>
-        <w:t>Matendo 1:14</w:t>
-      </w:r>
-    </w:p>
-    <w:p>
-      <w:pPr>
-        <w:pStyle w:val="ListBullet"/>
-        <w:spacing w:line="240" w:lineRule="auto"/>
-        <w:ind w:left="720"/>
-      </w:pPr>
-      <w:r>
-        <w:rPr>
-          <w:lang w:val="sw_KE" w:bidi="sw_KE"/>
-        </w:rPr>
-      </w:r>
-      <w:r>
-        <w:rPr>
-          <w:lang w:val="sw_KE" w:bidi="sw_KE"/>
-        </w:rPr>
-        <w:t>Yohana 1:44</w:t>
-      </w:r>
-    </w:p>
-    <w:p>
-      <w:pPr>
-        <w:pStyle w:val="ListBullet"/>
-        <w:spacing w:line="240" w:lineRule="auto"/>
-        <w:ind w:left="720"/>
-      </w:pPr>
-      <w:r>
-        <w:rPr>
-          <w:lang w:val="sw_KE" w:bidi="sw_KE"/>
-        </w:rPr>
-      </w:r>
-      <w:r>
-        <w:rPr>
-          <w:lang w:val="sw_KE" w:bidi="sw_KE"/>
-        </w:rPr>
-        <w:t>Yohana 6:6</w:t>
-      </w:r>
-    </w:p>
-    <w:p>
-      <w:pPr>
-        <w:pStyle w:val="ListBullet"/>
-        <w:spacing w:line="240" w:lineRule="auto"/>
-        <w:ind w:left="720"/>
-      </w:pPr>
-      <w:r>
-        <w:rPr>
-          <w:lang w:val="sw_KE" w:bidi="sw_KE"/>
-        </w:rPr>
-      </w:r>
-      <w:r>
-        <w:rPr>
-          <w:lang w:val="sw_KE" w:bidi="sw_KE"/>
-        </w:rPr>
-        <w:t>Luka 6:14</w:t>
-      </w:r>
-    </w:p>
-    <w:p>
-      <w:pPr>
-        <w:pStyle w:val="ListBullet"/>
-        <w:spacing w:line="240" w:lineRule="auto"/>
-        <w:ind w:left="720"/>
-      </w:pPr>
-      <w:r>
-        <w:rPr>
-          <w:lang w:val="sw_KE" w:bidi="sw_KE"/>
-        </w:rPr>
-      </w:r>
-      <w:r>
-        <w:rPr>
-          <w:lang w:val="sw_KE" w:bidi="sw_KE"/>
-        </w:rPr>
-        <w:t>Marko 3:17–19</w:t>
-      </w:r>
-    </w:p>
-    <w:p>
-      <w:pPr>
-        <w:pStyle w:val="Heading3"/>
-      </w:pPr>
-      <w:r>
-        <w:rPr>
-          <w:lang w:val="sw_KE" w:bidi="sw_KE"/>
-        </w:rPr>
-        <w:t>Neno Data:</w:t>
-      </w:r>
-    </w:p>
-    <w:p>
-      <w:pPr>
-        <w:pStyle w:val="ListBullet"/>
-        <w:spacing w:line="240" w:lineRule="auto"/>
-        <w:ind w:left="720"/>
-      </w:pPr>
-      <w:r>
-        <w:rPr>
-          <w:lang w:val="sw_KE" w:bidi="sw_KE"/>
-        </w:rPr>
-      </w:r>
-      <w:r>
-        <w:rPr>
-          <w:lang w:val="sw_KE" w:bidi="sw_KE"/>
-        </w:rPr>
-        <w:t>Strong's: G53760</w:t>
-      </w:r>
-      <w:r>
-        <w:rPr>
-          <w:lang w:val="sw_KE" w:bidi="sw_KE"/>
-        </w:rPr>
-      </w:r>
-      <w:r>
-        <w:rPr>
-          <w:lang w:val="sw_KE" w:bidi="sw_KE"/>
-        </w:rPr>
-      </w:r>
-    </w:p>
-    <w:p>
-      <w:pPr/>
-      <w:r>
-        <w:rPr>
-          <w:lang w:val="sw_KE" w:bidi="sw_KE"/>
-        </w:rPr>
-      </w:r>
-    </w:p>
-    <w:p>
-      <w:pPr>
-        <w:pStyle w:val="Heading2"/>
-      </w:pPr>
-      <w:r>
-        <w:rPr>
-          <w:lang w:val="sw_KE" w:bidi="sw_KE"/>
-        </w:rPr>
-        <w:t>Picha</w:t>
-      </w:r>
-      <w:r>
-        <w:rPr>
-          <w:lang w:val="sw_KE" w:bidi="sw_KE"/>
-        </w:rPr>
-      </w:r>
-    </w:p>
-    <w:p>
-      <w:pPr>
-        <w:pStyle w:val="Heading3"/>
-      </w:pPr>
-      <w:r>
-        <w:rPr>
-          <w:lang w:val="sw_KE" w:bidi="sw_KE"/>
-        </w:rPr>
-        <w:t>Ufafanuzi:</w:t>
-      </w:r>
-    </w:p>
-    <w:p>
-      <w:pPr/>
-      <w:r>
-        <w:rPr>
-          <w:lang w:val="sw_KE" w:bidi="sw_KE"/>
-        </w:rPr>
-      </w:r>
-      <w:r>
-        <w:rPr>
-          <w:lang w:val="sw_KE" w:bidi="sw_KE"/>
-        </w:rPr>
-        <w:t>Maneno haya yote yanatumika kurejelea sanamu ambazo zimetengenezwa kwa ajili ya kumwabudu Mungu wa uongo. Katika muktadha wa kuabudu sanamu, neno "picha" ni fupi ya "picha iliyochongwa."</w:t>
-      </w:r>
-    </w:p>
-    <w:p>
-      <w:pPr>
-        <w:pStyle w:val="ListBullet"/>
-        <w:spacing w:line="240" w:lineRule="auto"/>
-        <w:ind w:left="720"/>
-      </w:pPr>
-      <w:r>
-        <w:rPr>
-          <w:lang w:val="sw_KE" w:bidi="sw_KE"/>
-        </w:rPr>
-      </w:r>
-      <w:r>
-        <w:rPr>
-          <w:lang w:val="sw_KE" w:bidi="sw_KE"/>
-        </w:rPr>
-        <w:t>"Picha iliyochongwa" au "sanamu iliyochongwa" ni kitu cha mbao ambacho kimeundwa kuonekana kama mnyama, mtu, au kitu.</w:t>
-      </w:r>
-    </w:p>
-    <w:p>
-      <w:pPr>
-        <w:pStyle w:val="ListBullet"/>
-        <w:spacing w:line="240" w:lineRule="auto"/>
-        <w:ind w:left="720"/>
-      </w:pPr>
-      <w:r>
-        <w:rPr>
-          <w:lang w:val="sw_KE" w:bidi="sw_KE"/>
-        </w:rPr>
-      </w:r>
-      <w:r>
-        <w:rPr>
-          <w:lang w:val="sw_KE" w:bidi="sw_KE"/>
-        </w:rPr>
-        <w:t>“Picha ya chuma iliyomiminwa” ni kitu au sanamu iliyoundwa kwa kuyeyusha chuma na kukimimina kwenye ukungu ambao una umbo la kitu, mnyama, au mtu.</w:t>
-      </w:r>
-    </w:p>
-    <w:p>
-      <w:pPr>
-        <w:pStyle w:val="ListBullet"/>
-        <w:spacing w:line="240" w:lineRule="auto"/>
-        <w:ind w:left="720"/>
-      </w:pPr>
-      <w:r>
-        <w:rPr>
-          <w:lang w:val="sw_KE" w:bidi="sw_KE"/>
-        </w:rPr>
-      </w:r>
-      <w:r>
-        <w:rPr>
-          <w:lang w:val="sw_KE" w:bidi="sw_KE"/>
-        </w:rPr>
-        <w:t>Vitu hivi vya mbao na chuma vilitumika katika ibada ya miungu ya uongo.</w:t>
-      </w:r>
-    </w:p>
-    <w:p>
-      <w:pPr>
-        <w:pStyle w:val="ListBullet"/>
-        <w:spacing w:line="240" w:lineRule="auto"/>
-        <w:ind w:left="720"/>
-      </w:pPr>
-      <w:r>
-        <w:rPr>
-          <w:lang w:val="sw_KE" w:bidi="sw_KE"/>
-        </w:rPr>
-      </w:r>
-      <w:r>
-        <w:rPr>
-          <w:lang w:val="sw_KE" w:bidi="sw_KE"/>
-        </w:rPr>
-        <w:t>Neno "picha" linapohusu sanamu linaweza kumaanisha sanamu ya mbao au chuma.</w:t>
-      </w:r>
-    </w:p>
-    <w:p>
-      <w:pPr>
-        <w:pStyle w:val="Heading3"/>
-      </w:pPr>
-      <w:r>
-        <w:rPr>
-          <w:lang w:val="sw_KE" w:bidi="sw_KE"/>
-        </w:rPr>
-        <w:t>Mapendekezo ya Tafsiri:</w:t>
-      </w:r>
-    </w:p>
-    <w:p>
-      <w:pPr>
-        <w:pStyle w:val="ListBullet"/>
-        <w:spacing w:line="240" w:lineRule="auto"/>
-        <w:ind w:left="720"/>
-      </w:pPr>
-      <w:r>
-        <w:rPr>
-          <w:lang w:val="sw_KE" w:bidi="sw_KE"/>
-        </w:rPr>
-      </w:r>
-      <w:r>
-        <w:rPr>
-          <w:lang w:val="sw_KE" w:bidi="sw_KE"/>
-        </w:rPr>
-        <w:t>Unapozungumzia sanamu, neno "picha" linaweza pia kutafsiriwa kama "sanamu" au "sanamu iliyochongwa" au "kitu cha kidini kilichochongwa."</w:t>
-      </w:r>
-    </w:p>
-    <w:p>
-      <w:pPr>
-        <w:pStyle w:val="ListBullet"/>
-        <w:spacing w:line="240" w:lineRule="auto"/>
-        <w:ind w:left="720"/>
-      </w:pPr>
-      <w:r>
-        <w:rPr>
-          <w:lang w:val="sw_KE" w:bidi="sw_KE"/>
-        </w:rPr>
-      </w:r>
-      <w:r>
-        <w:rPr>
-          <w:lang w:val="sw_KE" w:bidi="sw_KE"/>
-        </w:rPr>
-        <w:t>Inaweza kuwa wazi zaidi katika baadhi ya lugha kutumia neno la kuelezea kila wakati na neno hili, kama vile "sanamu iliyochongwa" au "umbo la chuma kilichomiminwa," hata katika sehemu ambapo tu neno "picha" au "umbo" liko katika maandishi ya asili.</w:t>
-      </w:r>
-    </w:p>
-    <w:p>
-      <w:pPr>
-        <w:pStyle w:val="ListBullet"/>
-        <w:spacing w:line="240" w:lineRule="auto"/>
-        <w:ind w:left="720"/>
-      </w:pPr>
-      <w:r>
-        <w:rPr>
-          <w:lang w:val="sw_KE" w:bidi="sw_KE"/>
-        </w:rPr>
-      </w:r>
-      <w:r>
-        <w:rPr>
-          <w:lang w:val="sw_KE" w:bidi="sw_KE"/>
-        </w:rPr>
-        <w:t>Hakikisha ni wazi kwamba neno hili ni tofauti na neno linalotumiwa kumaanisha kuwa katika picha ya Mungu.</w:t>
-      </w:r>
-    </w:p>
-    <w:p>
-      <w:pPr/>
-      <w:r>
-        <w:rPr>
-          <w:lang w:val="sw_KE" w:bidi="sw_KE"/>
-        </w:rPr>
-      </w:r>
-      <w:r>
-        <w:rPr>
-          <w:lang w:val="sw_KE" w:bidi="sw_KE"/>
-        </w:rPr>
-        <w:t xml:space="preserve">(Tazama pia: </w:t>
-      </w:r>
-      <w:r>
-        <w:rPr>
-          <w:lang w:val="sw_KE" w:bidi="sw_KE"/>
-        </w:rPr>
-        <w:t>Mungu wa uongo</w:t>
-      </w:r>
-      <w:r>
-        <w:rPr>
-          <w:lang w:val="sw_KE" w:bidi="sw_KE"/>
-        </w:rPr>
-        <w:t xml:space="preserve">, </w:t>
-      </w:r>
-      <w:r>
-        <w:rPr>
-          <w:lang w:val="sw_KE" w:bidi="sw_KE"/>
-        </w:rPr>
-        <w:t>Mungu</w:t>
-      </w:r>
-      <w:r>
-        <w:rPr>
-          <w:lang w:val="sw_KE" w:bidi="sw_KE"/>
-        </w:rPr>
-        <w:t xml:space="preserve">, </w:t>
-      </w:r>
-      <w:r>
-        <w:rPr>
-          <w:lang w:val="sw_KE" w:bidi="sw_KE"/>
-        </w:rPr>
-        <w:t>Mungu wa uongo</w:t>
-      </w:r>
-      <w:r>
-        <w:rPr>
-          <w:lang w:val="sw_KE" w:bidi="sw_KE"/>
-        </w:rPr>
-        <w:t xml:space="preserve">, </w:t>
-      </w:r>
-      <w:r>
-        <w:rPr>
-          <w:lang w:val="sw_KE" w:bidi="sw_KE"/>
-        </w:rPr>
-        <w:t>picha ya Mungu</w:t>
-      </w:r>
-      <w:r>
-        <w:rPr>
-          <w:lang w:val="sw_KE" w:bidi="sw_KE"/>
-        </w:rPr>
-        <w:t>)</w:t>
-      </w:r>
-    </w:p>
-    <w:p>
-      <w:pPr>
-        <w:pStyle w:val="Heading3"/>
-      </w:pPr>
-      <w:r>
-        <w:rPr>
-          <w:lang w:val="sw_KE" w:bidi="sw_KE"/>
-        </w:rPr>
-        <w:t>Marejeleo ya Biblia:</w:t>
-      </w:r>
-    </w:p>
-    <w:p>
-      <w:pPr>
-        <w:pStyle w:val="ListBullet"/>
-        <w:spacing w:line="240" w:lineRule="auto"/>
-        <w:ind w:left="720"/>
-      </w:pPr>
-      <w:r>
-        <w:rPr>
-          <w:lang w:val="sw_KE" w:bidi="sw_KE"/>
-        </w:rPr>
-      </w:r>
-      <w:r>
-        <w:rPr>
-          <w:lang w:val="sw_KE" w:bidi="sw_KE"/>
-        </w:rPr>
-        <w:t>1 Wafalme 14:9–10</w:t>
-      </w:r>
-    </w:p>
-    <w:p>
-      <w:pPr>
-        <w:pStyle w:val="ListBullet"/>
-        <w:spacing w:line="240" w:lineRule="auto"/>
-        <w:ind w:left="720"/>
-      </w:pPr>
-      <w:r>
-        <w:rPr>
-          <w:lang w:val="sw_KE" w:bidi="sw_KE"/>
-        </w:rPr>
-      </w:r>
-      <w:r>
-        <w:rPr>
-          <w:lang w:val="sw_KE" w:bidi="sw_KE"/>
-        </w:rPr>
-        <w:t>Matendo 7:43</w:t>
-      </w:r>
-    </w:p>
-    <w:p>
-      <w:pPr>
-        <w:pStyle w:val="ListBullet"/>
-        <w:spacing w:line="240" w:lineRule="auto"/>
-        <w:ind w:left="720"/>
-      </w:pPr>
-      <w:r>
-        <w:rPr>
-          <w:lang w:val="sw_KE" w:bidi="sw_KE"/>
-        </w:rPr>
-      </w:r>
-      <w:r>
-        <w:rPr>
-          <w:lang w:val="sw_KE" w:bidi="sw_KE"/>
-        </w:rPr>
-        <w:t>Isaya 21:8–9</w:t>
-      </w:r>
-    </w:p>
-    <w:p>
-      <w:pPr>
-        <w:pStyle w:val="ListBullet"/>
-        <w:spacing w:line="240" w:lineRule="auto"/>
-        <w:ind w:left="720"/>
-      </w:pPr>
-      <w:r>
-        <w:rPr>
-          <w:lang w:val="sw_KE" w:bidi="sw_KE"/>
-        </w:rPr>
-      </w:r>
-      <w:r>
-        <w:rPr>
-          <w:lang w:val="sw_KE" w:bidi="sw_KE"/>
-        </w:rPr>
-        <w:t>Mathayo 22:21</w:t>
-      </w:r>
-    </w:p>
-    <w:p>
-      <w:pPr>
-        <w:pStyle w:val="ListBullet"/>
-        <w:spacing w:line="240" w:lineRule="auto"/>
-        <w:ind w:left="720"/>
-      </w:pPr>
-      <w:r>
-        <w:rPr>
-          <w:lang w:val="sw_KE" w:bidi="sw_KE"/>
-        </w:rPr>
-      </w:r>
-      <w:r>
-        <w:rPr>
-          <w:lang w:val="sw_KE" w:bidi="sw_KE"/>
-        </w:rPr>
-        <w:t>Warumi 1:23</w:t>
-      </w:r>
-    </w:p>
-    <w:p>
-      <w:pPr>
-        <w:pStyle w:val="Heading3"/>
-      </w:pPr>
-      <w:r>
-        <w:rPr>
-          <w:lang w:val="sw_KE" w:bidi="sw_KE"/>
-        </w:rPr>
-        <w:t>Data ya Neno:</w:t>
-      </w:r>
-    </w:p>
-    <w:p>
-      <w:pPr>
-        <w:pStyle w:val="ListBullet"/>
-        <w:spacing w:line="240" w:lineRule="auto"/>
-        <w:ind w:left="720"/>
-      </w:pPr>
-      <w:r>
-        <w:rPr>
-          <w:lang w:val="sw_KE" w:bidi="sw_KE"/>
-        </w:rPr>
-      </w:r>
-      <w:r>
-        <w:rPr>
-          <w:lang w:val="sw_KE" w:bidi="sw_KE"/>
-        </w:rPr>
-        <w:t>Strong's: H0457, H1544, H2553, H4541, H4676, H4853, H4906, H5257, H5262, H5566, H6091, H6456, H6459, H6754, H6755, H6816, H8403, H8544, H8655, G15040, G51790</w:t>
-      </w:r>
-      <w:r>
-        <w:rPr>
-          <w:lang w:val="sw_KE" w:bidi="sw_KE"/>
-        </w:rPr>
-      </w:r>
-      <w:r>
-        <w:rPr>
-          <w:lang w:val="sw_KE" w:bidi="sw_KE"/>
-        </w:rPr>
-      </w:r>
-    </w:p>
-    <w:p>
-      <w:pPr/>
-      <w:r>
-        <w:rPr>
-          <w:lang w:val="sw_KE" w:bidi="sw_KE"/>
-        </w:rPr>
-      </w:r>
-    </w:p>
-    <w:p>
-      <w:pPr>
-        <w:pStyle w:val="Heading2"/>
-      </w:pPr>
-      <w:r>
-        <w:rPr>
-          <w:lang w:val="sw_KE" w:bidi="sw_KE"/>
-        </w:rPr>
-        <w:t>Pigo</w:t>
-      </w:r>
-      <w:r>
-        <w:rPr>
-          <w:lang w:val="sw_KE" w:bidi="sw_KE"/>
-        </w:rPr>
-      </w:r>
-    </w:p>
-    <w:p>
-      <w:pPr>
-        <w:pStyle w:val="Heading3"/>
-      </w:pPr>
-      <w:r>
-        <w:rPr>
-          <w:lang w:val="sw_KE" w:bidi="sw_KE"/>
-        </w:rPr>
-        <w:t>Ufafanuzi:</w:t>
-      </w:r>
-    </w:p>
-    <w:p>
-      <w:pPr/>
-      <w:r>
-        <w:rPr>
-          <w:lang w:val="sw_KE" w:bidi="sw_KE"/>
-        </w:rPr>
-      </w:r>
-      <w:r>
-        <w:rPr>
-          <w:lang w:val="sw_KE" w:bidi="sw_KE"/>
-        </w:rPr>
-        <w:t>Mapigo ni matukio yanayosababisha mateso au vifo kwa idadi kubwa ya watu. Mara nyingi, mapigo ni ugonjwa unaoenea kwa haraka na kusababisha vifo vya watu wengi kabla ya kudhibitiwa.</w:t>
-      </w:r>
-    </w:p>
-    <w:p>
-      <w:pPr>
-        <w:pStyle w:val="ListBullet"/>
-        <w:spacing w:line="240" w:lineRule="auto"/>
-        <w:ind w:left="720"/>
-      </w:pPr>
-      <w:r>
-        <w:rPr>
-          <w:lang w:val="sw_KE" w:bidi="sw_KE"/>
-        </w:rPr>
-      </w:r>
-      <w:r>
-        <w:rPr>
-          <w:lang w:val="sw_KE" w:bidi="sw_KE"/>
-        </w:rPr>
-        <w:t>Mapigo mengi yana sababu za kiasili, lakini zingine zilitumwa na Mungu kuwaadhibu watu kwa dhambi zao.</w:t>
-      </w:r>
-    </w:p>
-    <w:p>
-      <w:pPr>
-        <w:pStyle w:val="ListBullet"/>
-        <w:spacing w:line="240" w:lineRule="auto"/>
-        <w:ind w:left="720"/>
-      </w:pPr>
-      <w:r>
-        <w:rPr>
-          <w:lang w:val="sw_KE" w:bidi="sw_KE"/>
-        </w:rPr>
-      </w:r>
-      <w:r>
-        <w:rPr>
-          <w:lang w:val="sw_KE" w:bidi="sw_KE"/>
-        </w:rPr>
-        <w:t>Wakati wa Mose, Mungu alituma mapigo kumi dhidi ya Misri ili kumlazimisha Farao kuwaruhusu Waisraeli waondoke. Mapigo haya yalijumuisha maji kubadilika kuwa damu, magonjwa ya mwili, uharibifu wa mazao na wadudu, mvua ya mawe, siku tatu za giza totoro, na kifo cha wazaliwa wa kwanza wa kiume.</w:t>
-      </w:r>
-    </w:p>
-    <w:p>
-      <w:pPr>
-        <w:pStyle w:val="ListBullet"/>
-        <w:spacing w:line="240" w:lineRule="auto"/>
-        <w:ind w:left="720"/>
-      </w:pPr>
-      <w:r>
-        <w:rPr>
-          <w:lang w:val="sw_KE" w:bidi="sw_KE"/>
-        </w:rPr>
-      </w:r>
-      <w:r>
-        <w:rPr>
-          <w:lang w:val="sw_KE" w:bidi="sw_KE"/>
-        </w:rPr>
-        <w:t>Hii inaweza pia kutafsiriwa kama "majanga makubwa" au "ugonjwa mkubwa," kulingana na muktadha.</w:t>
-      </w:r>
-    </w:p>
-    <w:p>
-      <w:pPr/>
-      <w:r>
-        <w:rPr>
-          <w:lang w:val="sw_KE" w:bidi="sw_KE"/>
-        </w:rPr>
-      </w:r>
-      <w:r>
-        <w:rPr>
-          <w:lang w:val="sw_KE" w:bidi="sw_KE"/>
-        </w:rPr>
-        <w:t xml:space="preserve">(Tazama pia: </w:t>
-      </w:r>
-      <w:r>
-        <w:rPr>
-          <w:lang w:val="sw_KE" w:bidi="sw_KE"/>
-        </w:rPr>
-        <w:t>mvua ya mawe</w:t>
-      </w:r>
-      <w:r>
-        <w:rPr>
-          <w:lang w:val="sw_KE" w:bidi="sw_KE"/>
-        </w:rPr>
-        <w:t xml:space="preserve">, </w:t>
-      </w:r>
-      <w:r>
-        <w:rPr>
-          <w:lang w:val="sw_KE" w:bidi="sw_KE"/>
-        </w:rPr>
-        <w:t>Wasraeli</w:t>
-      </w:r>
-      <w:r>
-        <w:rPr>
-          <w:lang w:val="sw_KE" w:bidi="sw_KE"/>
-        </w:rPr>
-        <w:t xml:space="preserve">, </w:t>
-      </w:r>
-      <w:r>
-        <w:rPr>
-          <w:lang w:val="sw_KE" w:bidi="sw_KE"/>
-        </w:rPr>
-        <w:t>Mose</w:t>
-      </w:r>
-      <w:r>
-        <w:rPr>
-          <w:lang w:val="sw_KE" w:bidi="sw_KE"/>
-        </w:rPr>
-        <w:t xml:space="preserve">, </w:t>
-      </w:r>
-      <w:r>
-        <w:rPr>
-          <w:lang w:val="sw_KE" w:bidi="sw_KE"/>
-        </w:rPr>
-        <w:t>Farao</w:t>
-      </w:r>
-      <w:r>
-        <w:rPr>
-          <w:lang w:val="sw_KE" w:bidi="sw_KE"/>
-        </w:rPr>
-        <w:t>)</w:t>
-      </w:r>
-    </w:p>
-    <w:p>
-      <w:pPr>
-        <w:pStyle w:val="Heading3"/>
-      </w:pPr>
-      <w:r>
-        <w:rPr>
-          <w:lang w:val="sw_KE" w:bidi="sw_KE"/>
-        </w:rPr>
-        <w:t>Marejeleo ya Biblia:</w:t>
-      </w:r>
-    </w:p>
-    <w:p>
-      <w:pPr>
-        <w:pStyle w:val="ListBullet"/>
-        <w:spacing w:line="240" w:lineRule="auto"/>
-        <w:ind w:left="720"/>
-      </w:pPr>
-      <w:r>
-        <w:rPr>
-          <w:lang w:val="sw_KE" w:bidi="sw_KE"/>
-        </w:rPr>
-      </w:r>
-      <w:r>
-        <w:rPr>
-          <w:lang w:val="sw_KE" w:bidi="sw_KE"/>
-        </w:rPr>
-        <w:t>2 Samweli 24:13–14</w:t>
-      </w:r>
-    </w:p>
-    <w:p>
-      <w:pPr>
-        <w:pStyle w:val="ListBullet"/>
-        <w:spacing w:line="240" w:lineRule="auto"/>
-        <w:ind w:left="720"/>
-      </w:pPr>
-      <w:r>
-        <w:rPr>
-          <w:lang w:val="sw_KE" w:bidi="sw_KE"/>
-        </w:rPr>
-      </w:r>
-      <w:r>
-        <w:rPr>
-          <w:lang w:val="sw_KE" w:bidi="sw_KE"/>
-        </w:rPr>
-        <w:t>Kutoka 9:14</w:t>
-      </w:r>
-    </w:p>
-    <w:p>
-      <w:pPr>
-        <w:pStyle w:val="ListBullet"/>
-        <w:spacing w:line="240" w:lineRule="auto"/>
-        <w:ind w:left="720"/>
-      </w:pPr>
-      <w:r>
-        <w:rPr>
-          <w:lang w:val="sw_KE" w:bidi="sw_KE"/>
-        </w:rPr>
-      </w:r>
-      <w:r>
-        <w:rPr>
-          <w:lang w:val="sw_KE" w:bidi="sw_KE"/>
-        </w:rPr>
-        <w:t>Mwanzo 12:17–20</w:t>
-      </w:r>
-    </w:p>
-    <w:p>
-      <w:pPr>
-        <w:pStyle w:val="ListBullet"/>
-        <w:spacing w:line="240" w:lineRule="auto"/>
-        <w:ind w:left="720"/>
-      </w:pPr>
-      <w:r>
-        <w:rPr>
-          <w:lang w:val="sw_KE" w:bidi="sw_KE"/>
-        </w:rPr>
-      </w:r>
-      <w:r>
-        <w:rPr>
-          <w:lang w:val="sw_KE" w:bidi="sw_KE"/>
-        </w:rPr>
-        <w:t>Luka 21:11</w:t>
-      </w:r>
-    </w:p>
-    <w:p>
-      <w:pPr>
-        <w:pStyle w:val="ListBullet"/>
-        <w:spacing w:line="240" w:lineRule="auto"/>
-        <w:ind w:left="720"/>
-      </w:pPr>
-      <w:r>
-        <w:rPr>
-          <w:lang w:val="sw_KE" w:bidi="sw_KE"/>
-        </w:rPr>
-      </w:r>
-      <w:r>
-        <w:rPr>
-          <w:lang w:val="sw_KE" w:bidi="sw_KE"/>
-        </w:rPr>
-        <w:t>Ufunuo 9:18</w:t>
-      </w:r>
-    </w:p>
-    <w:p>
-      <w:pPr>
-        <w:pStyle w:val="Heading3"/>
-      </w:pPr>
-      <w:r>
-        <w:rPr>
-          <w:lang w:val="sw_KE" w:bidi="sw_KE"/>
-        </w:rPr>
-        <w:t>Data ya Neno:</w:t>
-      </w:r>
-    </w:p>
-    <w:p>
-      <w:pPr>
-        <w:pStyle w:val="ListBullet"/>
-        <w:spacing w:line="240" w:lineRule="auto"/>
-        <w:ind w:left="720"/>
-      </w:pPr>
-      <w:r>
-        <w:rPr>
-          <w:lang w:val="sw_KE" w:bidi="sw_KE"/>
-        </w:rPr>
-      </w:r>
-      <w:r>
-        <w:rPr>
-          <w:lang w:val="sw_KE" w:bidi="sw_KE"/>
-        </w:rPr>
-        <w:t>Strong's: H1698, H4046, H4194, H4347, H5061, H5062, H5063, G30610, G41270</w:t>
-      </w:r>
-      <w:r>
-        <w:rPr>
-          <w:lang w:val="sw_KE" w:bidi="sw_KE"/>
-        </w:rPr>
-      </w:r>
-      <w:r>
-        <w:rPr>
-          <w:lang w:val="sw_KE" w:bidi="sw_KE"/>
-        </w:rPr>
-      </w:r>
-    </w:p>
-    <w:p>
-      <w:pPr/>
-      <w:r>
-        <w:rPr>
-          <w:lang w:val="sw_KE" w:bidi="sw_KE"/>
-        </w:rPr>
-      </w:r>
-    </w:p>
-    <w:p>
-      <w:pPr>
-        <w:pStyle w:val="Heading2"/>
-      </w:pPr>
-      <w:r>
-        <w:rPr>
-          <w:lang w:val="sw_KE" w:bidi="sw_KE"/>
-        </w:rPr>
-        <w:t>Pilato</w:t>
-      </w:r>
-      <w:r>
-        <w:rPr>
-          <w:lang w:val="sw_KE" w:bidi="sw_KE"/>
-        </w:rPr>
-      </w:r>
-    </w:p>
-    <w:p>
-      <w:pPr>
-        <w:pStyle w:val="Heading3"/>
-      </w:pPr>
-      <w:r>
-        <w:rPr>
-          <w:lang w:val="sw_KE" w:bidi="sw_KE"/>
-        </w:rPr>
-        <w:t>Mambo:</w:t>
-      </w:r>
-    </w:p>
-    <w:p>
-      <w:pPr/>
-      <w:r>
-        <w:rPr>
-          <w:lang w:val="sw_KE" w:bidi="sw_KE"/>
-        </w:rPr>
-      </w:r>
-      <w:r>
-        <w:rPr>
-          <w:lang w:val="sw_KE" w:bidi="sw_KE"/>
-        </w:rPr>
-        <w:t>Pilato alikuwa liwali wa jimbo la Kirumi la Yudea ambaye alimhukumu Yesu kwa kifo.</w:t>
-      </w:r>
-    </w:p>
-    <w:p>
-      <w:pPr>
-        <w:pStyle w:val="ListBullet"/>
-        <w:spacing w:line="240" w:lineRule="auto"/>
-        <w:ind w:left="720"/>
-      </w:pPr>
-      <w:r>
-        <w:rPr>
-          <w:lang w:val="sw_KE" w:bidi="sw_KE"/>
-        </w:rPr>
-      </w:r>
-      <w:r>
-        <w:rPr>
-          <w:lang w:val="sw_KE" w:bidi="sw_KE"/>
-        </w:rPr>
-        <w:t>Kwa sababu Pilato alikuwa liwali, alikuwa na mamlaka ya kuwaadhibu wahalifu hadi kifo.</w:t>
-      </w:r>
-    </w:p>
-    <w:p>
-      <w:pPr>
-        <w:pStyle w:val="ListBullet"/>
-        <w:spacing w:line="240" w:lineRule="auto"/>
-        <w:ind w:left="720"/>
-      </w:pPr>
-      <w:r>
-        <w:rPr>
-          <w:lang w:val="sw_KE" w:bidi="sw_KE"/>
-        </w:rPr>
-      </w:r>
-      <w:r>
-        <w:rPr>
-          <w:lang w:val="sw_KE" w:bidi="sw_KE"/>
-        </w:rPr>
-        <w:t>Viongozi wa kidini wa Kiyahudi walitaka Pilato amsulubishe Yesu, kwa hivyo walidanganya na kusema kwamba Yesu alikuwa mhalifu.</w:t>
-      </w:r>
-    </w:p>
-    <w:p>
-      <w:pPr>
-        <w:pStyle w:val="ListBullet"/>
-        <w:spacing w:line="240" w:lineRule="auto"/>
-        <w:ind w:left="720"/>
-      </w:pPr>
-      <w:r>
-        <w:rPr>
-          <w:lang w:val="sw_KE" w:bidi="sw_KE"/>
-        </w:rPr>
-      </w:r>
-      <w:r>
-        <w:rPr>
-          <w:lang w:val="sw_KE" w:bidi="sw_KE"/>
-        </w:rPr>
-        <w:t>Pilato alitambua kwamba Yesu hakuwa na hatia, lakini aliogopa umati na alitaka kuwapendeza, hivyo akaamuru askari wake kumsulubisha Yesu.</w:t>
-      </w:r>
-    </w:p>
-    <w:p>
-      <w:pPr/>
-      <w:r>
-        <w:rPr>
-          <w:lang w:val="sw_KE" w:bidi="sw_KE"/>
-        </w:rPr>
-      </w:r>
-      <w:r>
-        <w:rPr>
-          <w:lang w:val="sw_KE" w:bidi="sw_KE"/>
-        </w:rPr>
-        <w:t>(Mapendekezo ya Tafsiri: Jinsi ya Kutafsiri Majina)</w:t>
-      </w:r>
-    </w:p>
-    <w:p>
-      <w:pPr/>
-      <w:r>
-        <w:rPr>
-          <w:lang w:val="sw_KE" w:bidi="sw_KE"/>
-        </w:rPr>
-      </w:r>
-      <w:r>
-        <w:rPr>
-          <w:lang w:val="sw_KE" w:bidi="sw_KE"/>
-        </w:rPr>
-        <w:t xml:space="preserve">(Tazama pia: </w:t>
-      </w:r>
-      <w:r>
-        <w:rPr>
-          <w:lang w:val="sw_KE" w:bidi="sw_KE"/>
-        </w:rPr>
-        <w:t>kusulubisha</w:t>
-      </w:r>
-      <w:r>
-        <w:rPr>
-          <w:lang w:val="sw_KE" w:bidi="sw_KE"/>
-        </w:rPr>
-        <w:t xml:space="preserve">, </w:t>
-      </w:r>
-      <w:r>
-        <w:rPr>
-          <w:lang w:val="sw_KE" w:bidi="sw_KE"/>
-        </w:rPr>
-        <w:t>gavana</w:t>
-      </w:r>
-      <w:r>
-        <w:rPr>
-          <w:lang w:val="sw_KE" w:bidi="sw_KE"/>
-        </w:rPr>
-        <w:t xml:space="preserve">, </w:t>
-      </w:r>
-      <w:r>
-        <w:rPr>
-          <w:lang w:val="sw_KE" w:bidi="sw_KE"/>
-        </w:rPr>
-        <w:t>hatia</w:t>
-      </w:r>
-      <w:r>
-        <w:rPr>
-          <w:lang w:val="sw_KE" w:bidi="sw_KE"/>
-        </w:rPr>
-        <w:t xml:space="preserve">, </w:t>
-      </w:r>
-      <w:r>
-        <w:rPr>
-          <w:lang w:val="sw_KE" w:bidi="sw_KE"/>
-        </w:rPr>
-        <w:t>Yudea</w:t>
-      </w:r>
-      <w:r>
-        <w:rPr>
-          <w:lang w:val="sw_KE" w:bidi="sw_KE"/>
-        </w:rPr>
-        <w:t xml:space="preserve">, </w:t>
-      </w:r>
-      <w:r>
-        <w:rPr>
-          <w:lang w:val="sw_KE" w:bidi="sw_KE"/>
-        </w:rPr>
-        <w:t>Rumi</w:t>
-      </w:r>
-      <w:r>
-        <w:rPr>
-          <w:lang w:val="sw_KE" w:bidi="sw_KE"/>
-        </w:rPr>
-        <w:t>)</w:t>
-      </w:r>
-    </w:p>
-    <w:p>
-      <w:pPr>
-        <w:pStyle w:val="Heading3"/>
-      </w:pPr>
-      <w:r>
-        <w:rPr>
-          <w:lang w:val="sw_KE" w:bidi="sw_KE"/>
-        </w:rPr>
-        <w:t>Marejeleo ya Biblia:</w:t>
-      </w:r>
-    </w:p>
-    <w:p>
-      <w:pPr>
-        <w:pStyle w:val="ListBullet"/>
-        <w:spacing w:line="240" w:lineRule="auto"/>
-        <w:ind w:left="720"/>
-      </w:pPr>
-      <w:r>
-        <w:rPr>
-          <w:lang w:val="sw_KE" w:bidi="sw_KE"/>
-        </w:rPr>
-      </w:r>
-      <w:r>
-        <w:rPr>
-          <w:lang w:val="sw_KE" w:bidi="sw_KE"/>
-        </w:rPr>
-        <w:t>Matendo 4:27–28</w:t>
-      </w:r>
-    </w:p>
-    <w:p>
-      <w:pPr>
-        <w:pStyle w:val="ListBullet"/>
-        <w:spacing w:line="240" w:lineRule="auto"/>
-        <w:ind w:left="720"/>
-      </w:pPr>
-      <w:r>
-        <w:rPr>
-          <w:lang w:val="sw_KE" w:bidi="sw_KE"/>
-        </w:rPr>
-      </w:r>
-      <w:r>
-        <w:rPr>
-          <w:lang w:val="sw_KE" w:bidi="sw_KE"/>
-        </w:rPr>
-        <w:t>Matendo 13:28</w:t>
-      </w:r>
-    </w:p>
-    <w:p>
-      <w:pPr>
-        <w:pStyle w:val="ListBullet"/>
-        <w:spacing w:line="240" w:lineRule="auto"/>
-        <w:ind w:left="720"/>
-      </w:pPr>
-      <w:r>
-        <w:rPr>
-          <w:lang w:val="sw_KE" w:bidi="sw_KE"/>
-        </w:rPr>
-      </w:r>
-      <w:r>
-        <w:rPr>
-          <w:lang w:val="sw_KE" w:bidi="sw_KE"/>
-        </w:rPr>
-        <w:t>Luka 23:2</w:t>
-      </w:r>
-    </w:p>
-    <w:p>
-      <w:pPr>
-        <w:pStyle w:val="ListBullet"/>
-        <w:spacing w:line="240" w:lineRule="auto"/>
-        <w:ind w:left="720"/>
-      </w:pPr>
-      <w:r>
-        <w:rPr>
-          <w:lang w:val="sw_KE" w:bidi="sw_KE"/>
-        </w:rPr>
-      </w:r>
-      <w:r>
-        <w:rPr>
-          <w:lang w:val="sw_KE" w:bidi="sw_KE"/>
-        </w:rPr>
-        <w:t>Marko 15:2</w:t>
-      </w:r>
-    </w:p>
-    <w:p>
-      <w:pPr>
-        <w:pStyle w:val="ListBullet"/>
-        <w:spacing w:line="240" w:lineRule="auto"/>
-        <w:ind w:left="720"/>
-      </w:pPr>
-      <w:r>
-        <w:rPr>
-          <w:lang w:val="sw_KE" w:bidi="sw_KE"/>
-        </w:rPr>
-      </w:r>
-      <w:r>
-        <w:rPr>
-          <w:lang w:val="sw_KE" w:bidi="sw_KE"/>
-        </w:rPr>
-        <w:t>Mathayo 27:13</w:t>
-      </w:r>
-    </w:p>
-    <w:p>
-      <w:pPr>
-        <w:pStyle w:val="ListBullet"/>
-        <w:spacing w:line="240" w:lineRule="auto"/>
-        <w:ind w:left="720"/>
-      </w:pPr>
-      <w:r>
-        <w:rPr>
-          <w:lang w:val="sw_KE" w:bidi="sw_KE"/>
-        </w:rPr>
-      </w:r>
-      <w:r>
-        <w:rPr>
-          <w:lang w:val="sw_KE" w:bidi="sw_KE"/>
-        </w:rPr>
-        <w:t>Matayo 27:58</w:t>
-      </w:r>
-    </w:p>
-    <w:p>
-      <w:pPr>
-        <w:pStyle w:val="Heading3"/>
-      </w:pPr>
-      <w:r>
-        <w:rPr>
-          <w:lang w:val="sw_KE" w:bidi="sw_KE"/>
-        </w:rPr>
-        <w:t>Mifano kutoka kwa hadithi za Biblia:</w:t>
-      </w:r>
-    </w:p>
-    <w:p>
-      <w:pPr>
-        <w:pStyle w:val="ListBullet"/>
-        <w:spacing w:line="240" w:lineRule="auto"/>
-        <w:ind w:left="720"/>
-      </w:pPr>
-      <w:r>
-        <w:rPr>
-          <w:lang w:val="sw_KE" w:bidi="sw_KE"/>
-        </w:rPr>
-      </w:r>
-      <w:r>
-        <w:rPr>
-          <w:b/>
-          <w:lang w:val="sw_KE" w:bidi="sw_KE"/>
-        </w:rPr>
-        <w:t>39:9</w:t>
-      </w:r>
-      <w:r>
-        <w:rPr>
-          <w:lang w:val="sw_KE" w:bidi="sw_KE"/>
-        </w:rPr>
-        <w:t xml:space="preserve"> Asubuhi iliyofuata, viongozi wa Kiyahudi walimleta Yesu kwa </w:t>
-      </w:r>
-      <w:r>
-        <w:rPr>
-          <w:b/>
-          <w:lang w:val="sw_KE" w:bidi="sw_KE"/>
-        </w:rPr>
-        <w:t>Pilato</w:t>
-      </w:r>
-      <w:r>
-        <w:rPr>
-          <w:lang w:val="sw_KE" w:bidi="sw_KE"/>
-        </w:rPr>
-        <w:t xml:space="preserve">,gavana wa Kirumi. Walitumaini kwamba </w:t>
-      </w:r>
-      <w:r>
-        <w:rPr>
-          <w:b/>
-          <w:lang w:val="sw_KE" w:bidi="sw_KE"/>
-        </w:rPr>
-        <w:t>Pilato</w:t>
-      </w:r>
-      <w:r>
-        <w:rPr>
-          <w:lang w:val="sw_KE" w:bidi="sw_KE"/>
-        </w:rPr>
-        <w:t xml:space="preserve"> angemhukumu Yesu kuwa na hatia na kumhukumu auawe. </w:t>
-      </w:r>
-      <w:r>
-        <w:rPr>
-          <w:b/>
-          <w:lang w:val="sw_KE" w:bidi="sw_KE"/>
-        </w:rPr>
-        <w:t>Pilato</w:t>
-      </w:r>
-      <w:r>
-        <w:rPr>
-          <w:lang w:val="sw_KE" w:bidi="sw_KE"/>
-        </w:rPr>
-        <w:t xml:space="preserve"> alimuuliza Yesu, “Je, wewe ndiye Mfalme wa Wayahudi?”</w:t>
-      </w:r>
-    </w:p>
-    <w:p>
-      <w:pPr>
-        <w:pStyle w:val="ListBullet"/>
-        <w:spacing w:line="240" w:lineRule="auto"/>
-        <w:ind w:left="720"/>
-      </w:pPr>
-      <w:r>
-        <w:rPr>
-          <w:lang w:val="sw_KE" w:bidi="sw_KE"/>
-        </w:rPr>
-      </w:r>
-      <w:r>
-        <w:rPr>
-          <w:b/>
-          <w:lang w:val="sw_KE" w:bidi="sw_KE"/>
-        </w:rPr>
-        <w:t>39:10</w:t>
-      </w:r>
-      <w:r>
-        <w:rPr>
-          <w:lang w:val="sw_KE" w:bidi="sw_KE"/>
-        </w:rPr>
-        <w:t xml:space="preserve"> </w:t>
-      </w:r>
-      <w:r>
-        <w:rPr>
-          <w:b/>
-          <w:lang w:val="sw_KE" w:bidi="sw_KE"/>
-        </w:rPr>
-        <w:t>Pilato</w:t>
-      </w:r>
-      <w:r>
-        <w:rPr>
-          <w:lang w:val="sw_KE" w:bidi="sw_KE"/>
-        </w:rPr>
-        <w:t xml:space="preserve"> alisema, "Je, kweli ni nini?"</w:t>
-      </w:r>
-    </w:p>
-    <w:p>
-      <w:pPr>
-        <w:pStyle w:val="ListBullet"/>
-        <w:spacing w:line="240" w:lineRule="auto"/>
-        <w:ind w:left="720"/>
-      </w:pPr>
-      <w:r>
-        <w:rPr>
-          <w:lang w:val="sw_KE" w:bidi="sw_KE"/>
-        </w:rPr>
-      </w:r>
-      <w:r>
-        <w:rPr>
-          <w:b/>
-          <w:lang w:val="sw_KE" w:bidi="sw_KE"/>
-        </w:rPr>
-        <w:t>39:11</w:t>
-      </w:r>
-      <w:r>
-        <w:rPr>
-          <w:lang w:val="sw_KE" w:bidi="sw_KE"/>
-        </w:rPr>
-        <w:t xml:space="preserve"> Baada ya kuzungumza na Yesu, </w:t>
-      </w:r>
-      <w:r>
-        <w:rPr>
-          <w:b/>
-          <w:lang w:val="sw_KE" w:bidi="sw_KE"/>
-        </w:rPr>
-        <w:t>Pilato</w:t>
-      </w:r>
-      <w:r>
-        <w:rPr>
-          <w:lang w:val="sw_KE" w:bidi="sw_KE"/>
-        </w:rPr>
-        <w:t xml:space="preserve"> alitoka nje kwa umati na kusema, “Sioni hatia kwa mtu huyu.” Lakini viongozi wa Kiyahudi na umati walipiga kelele, “Msulubishe!” </w:t>
-      </w:r>
-      <w:r>
-        <w:rPr>
-          <w:b/>
-          <w:lang w:val="sw_KE" w:bidi="sw_KE"/>
-        </w:rPr>
-        <w:t>Pilato</w:t>
-      </w:r>
-      <w:r>
-        <w:rPr>
-          <w:lang w:val="sw_KE" w:bidi="sw_KE"/>
-        </w:rPr>
-        <w:t xml:space="preserve"> alijibu, “Hana hatia.” Lakini walipiga kelele hata zaidi. Kisha </w:t>
-      </w:r>
-      <w:r>
-        <w:rPr>
-          <w:b/>
-          <w:lang w:val="sw_KE" w:bidi="sw_KE"/>
-        </w:rPr>
-        <w:t>Pilato</w:t>
-      </w:r>
-      <w:r>
-        <w:rPr>
-          <w:lang w:val="sw_KE" w:bidi="sw_KE"/>
-        </w:rPr>
-        <w:t xml:space="preserve"> alisema mara ya tatu, “Hana hatia!”</w:t>
-      </w:r>
-    </w:p>
-    <w:p>
-      <w:pPr>
-        <w:pStyle w:val="ListBullet"/>
-        <w:spacing w:line="240" w:lineRule="auto"/>
-        <w:ind w:left="720"/>
-      </w:pPr>
-      <w:r>
-        <w:rPr>
-          <w:lang w:val="sw_KE" w:bidi="sw_KE"/>
-        </w:rPr>
-      </w:r>
-      <w:r>
-        <w:rPr>
-          <w:b/>
-          <w:lang w:val="sw_KE" w:bidi="sw_KE"/>
-        </w:rPr>
-        <w:t>39:12</w:t>
-      </w:r>
-      <w:r>
-        <w:rPr>
-          <w:lang w:val="sw_KE" w:bidi="sw_KE"/>
-        </w:rPr>
-        <w:t xml:space="preserve"> </w:t>
-      </w:r>
-      <w:r>
-        <w:rPr>
-          <w:b/>
-          <w:lang w:val="sw_KE" w:bidi="sw_KE"/>
-        </w:rPr>
-        <w:t>Pilato</w:t>
-      </w:r>
-      <w:r>
-        <w:rPr>
-          <w:lang w:val="sw_KE" w:bidi="sw_KE"/>
-        </w:rPr>
-        <w:t xml:space="preserve"> aliogopa kwamba umati ungeanza kufanya ghasia, kwa hiyo aliwaamuru askari wake kumsulubisha Yesu.</w:t>
-      </w:r>
-    </w:p>
-    <w:p>
-      <w:pPr>
-        <w:pStyle w:val="ListBullet"/>
-        <w:spacing w:line="240" w:lineRule="auto"/>
-        <w:ind w:left="720"/>
-      </w:pPr>
-      <w:r>
-        <w:rPr>
-          <w:lang w:val="sw_KE" w:bidi="sw_KE"/>
-        </w:rPr>
-      </w:r>
-      <w:r>
-        <w:rPr>
-          <w:b/>
-          <w:lang w:val="sw_KE" w:bidi="sw_KE"/>
-        </w:rPr>
-        <w:t>40:2</w:t>
-      </w:r>
-      <w:r>
-        <w:rPr>
-          <w:lang w:val="sw_KE" w:bidi="sw_KE"/>
-        </w:rPr>
-        <w:t xml:space="preserve"> </w:t>
-      </w:r>
-      <w:r>
-        <w:rPr>
-          <w:b/>
-          <w:lang w:val="sw_KE" w:bidi="sw_KE"/>
-        </w:rPr>
-        <w:t>Pilato</w:t>
-      </w:r>
-      <w:r>
-        <w:rPr>
-          <w:lang w:val="sw_KE" w:bidi="sw_KE"/>
-        </w:rPr>
-        <w:t xml:space="preserve"> aliamuru kwamba ishara iwekwe juu ya kichwa cha Yesu iliyoandikwa, "Mfalme wa Wayahudi."</w:t>
-      </w:r>
-    </w:p>
-    <w:p>
-      <w:pPr>
-        <w:pStyle w:val="ListBullet"/>
-        <w:spacing w:line="240" w:lineRule="auto"/>
-        <w:ind w:left="720"/>
-      </w:pPr>
-      <w:r>
-        <w:rPr>
-          <w:lang w:val="sw_KE" w:bidi="sw_KE"/>
-        </w:rPr>
-      </w:r>
-      <w:r>
-        <w:rPr>
-          <w:b/>
-          <w:lang w:val="sw_KE" w:bidi="sw_KE"/>
-        </w:rPr>
-        <w:t>41:2</w:t>
-      </w:r>
-      <w:r>
-        <w:rPr>
-          <w:lang w:val="sw_KE" w:bidi="sw_KE"/>
-        </w:rPr>
-        <w:t xml:space="preserve"> </w:t>
-      </w:r>
-      <w:r>
-        <w:rPr>
-          <w:b/>
-          <w:lang w:val="sw_KE" w:bidi="sw_KE"/>
-        </w:rPr>
-        <w:t>Pilato</w:t>
-      </w:r>
-      <w:r>
-        <w:rPr>
-          <w:lang w:val="sw_KE" w:bidi="sw_KE"/>
-        </w:rPr>
-        <w:t xml:space="preserve"> alisema, “Chukueni askari na fanyeni kaburi liwe salama kadiri mnavyoweza.”</w:t>
-      </w:r>
-    </w:p>
-    <w:p>
-      <w:pPr>
-        <w:pStyle w:val="Heading3"/>
-      </w:pPr>
-      <w:r>
-        <w:rPr>
-          <w:lang w:val="sw_KE" w:bidi="sw_KE"/>
-        </w:rPr>
-        <w:t>Neno Data:</w:t>
-      </w:r>
-    </w:p>
-    <w:p>
-      <w:pPr>
-        <w:pStyle w:val="ListBullet"/>
-        <w:spacing w:line="240" w:lineRule="auto"/>
-        <w:ind w:left="720"/>
-      </w:pPr>
-      <w:r>
-        <w:rPr>
-          <w:lang w:val="sw_KE" w:bidi="sw_KE"/>
-        </w:rPr>
-      </w:r>
-      <w:r>
-        <w:rPr>
-          <w:lang w:val="sw_KE" w:bidi="sw_KE"/>
-        </w:rPr>
-        <w:t>Strong's: G40910, G41940</w:t>
-      </w:r>
-      <w:r>
-        <w:rPr>
-          <w:lang w:val="sw_KE" w:bidi="sw_KE"/>
-        </w:rPr>
-      </w:r>
-      <w:r>
-        <w:rPr>
-          <w:lang w:val="sw_KE" w:bidi="sw_KE"/>
-        </w:rPr>
-      </w:r>
-    </w:p>
-    <w:p>
-      <w:pPr/>
-      <w:r>
-        <w:rPr>
-          <w:lang w:val="sw_KE" w:bidi="sw_KE"/>
-        </w:rPr>
-      </w:r>
-    </w:p>
-    <w:p>
-      <w:pPr>
-        <w:pStyle w:val="Heading2"/>
-      </w:pPr>
-      <w:r>
-        <w:rPr>
-          <w:lang w:val="sw_KE" w:bidi="sw_KE"/>
-        </w:rPr>
-        <w:t>Pindukia</w:t>
-      </w:r>
-      <w:r>
-        <w:rPr>
-          <w:lang w:val="sw_KE" w:bidi="sw_KE"/>
-        </w:rPr>
-      </w:r>
-    </w:p>
-    <w:p>
-      <w:pPr>
-        <w:pStyle w:val="Heading3"/>
-      </w:pPr>
-      <w:r>
-        <w:rPr>
-          <w:lang w:val="sw_KE" w:bidi="sw_KE"/>
-        </w:rPr>
-        <w:t>Ufafanuzi:</w:t>
-      </w:r>
-    </w:p>
-    <w:p>
-      <w:pPr/>
-      <w:r>
-        <w:rPr>
-          <w:lang w:val="sw_KE" w:bidi="sw_KE"/>
-        </w:rPr>
-      </w:r>
-      <w:r>
-        <w:rPr>
-          <w:lang w:val="sw_KE" w:bidi="sw_KE"/>
-        </w:rPr>
-        <w:t>Neno "pindukia" linatumika kumwelezea mtu au kitendo ambacho ni kinyume cha maadili au kilichopotoka. Neno "katika jeuri" linamaanisha "kwa njia ya upotovu." "Kupotosha" kitu inamaanisha kukipinda au kukigeuza kutoka kwenye kilicho sahihi au kizuri.</w:t>
-      </w:r>
-    </w:p>
-    <w:p>
-      <w:pPr>
-        <w:pStyle w:val="ListBullet"/>
-        <w:spacing w:line="240" w:lineRule="auto"/>
-        <w:ind w:left="720"/>
-      </w:pPr>
-      <w:r>
-        <w:rPr>
-          <w:lang w:val="sw_KE" w:bidi="sw_KE"/>
-        </w:rPr>
-      </w:r>
-      <w:r>
-        <w:rPr>
-          <w:lang w:val="sw_KE" w:bidi="sw_KE"/>
-        </w:rPr>
-        <w:t>Mtu au kitu ambacho ni potovu kimepotoka kutoka kwa kile kilicho kizuri na sahihi.</w:t>
-      </w:r>
-    </w:p>
-    <w:p>
-      <w:pPr>
-        <w:pStyle w:val="ListBullet"/>
-        <w:spacing w:line="240" w:lineRule="auto"/>
-        <w:ind w:left="720"/>
-      </w:pPr>
-      <w:r>
-        <w:rPr>
-          <w:lang w:val="sw_KE" w:bidi="sw_KE"/>
-        </w:rPr>
-      </w:r>
-      <w:r>
-        <w:rPr>
-          <w:lang w:val="sw_KE" w:bidi="sw_KE"/>
-        </w:rPr>
-        <w:t>Kwenye Biblia, Waisraeli walitenda kwa upotovu walipomwasi Mungu. Mara nyingi walifanya hivi kwa kuabudu miungu ya uongo.</w:t>
-      </w:r>
-    </w:p>
-    <w:p>
-      <w:pPr>
-        <w:pStyle w:val="ListBullet"/>
-        <w:spacing w:line="240" w:lineRule="auto"/>
-        <w:ind w:left="720"/>
-      </w:pPr>
-      <w:r>
-        <w:rPr>
-          <w:lang w:val="sw_KE" w:bidi="sw_KE"/>
-        </w:rPr>
-      </w:r>
-      <w:r>
-        <w:rPr>
-          <w:lang w:val="sw_KE" w:bidi="sw_KE"/>
-        </w:rPr>
-        <w:t>Kitendo chochote ambacho ni kinyume na viwango au tabia za Mungu kinachukuliwa kuwa potovu.</w:t>
-      </w:r>
-    </w:p>
-    <w:p>
-      <w:pPr>
-        <w:pStyle w:val="ListBullet"/>
-        <w:spacing w:line="240" w:lineRule="auto"/>
-        <w:ind w:left="720"/>
-      </w:pPr>
-      <w:r>
-        <w:rPr>
-          <w:lang w:val="sw_KE" w:bidi="sw_KE"/>
-        </w:rPr>
-      </w:r>
-      <w:r>
-        <w:rPr>
-          <w:lang w:val="sw_KE" w:bidi="sw_KE"/>
-        </w:rPr>
-        <w:t>Njia za kutafsiri "jeuri" zinaweza kujumuisha "kupotoka kimaadili" au "asiye na maadili" au "kugeuka kutoka kwenye njia iliyonyooka ya Mungu," kulingana na muktadha.</w:t>
-      </w:r>
-    </w:p>
-    <w:p>
-      <w:pPr>
-        <w:pStyle w:val="ListBullet"/>
-        <w:spacing w:line="240" w:lineRule="auto"/>
-        <w:ind w:left="720"/>
-      </w:pPr>
-      <w:r>
-        <w:rPr>
-          <w:lang w:val="sw_KE" w:bidi="sw_KE"/>
-        </w:rPr>
-      </w:r>
-      <w:r>
-        <w:rPr>
-          <w:lang w:val="sw_KE" w:bidi="sw_KE"/>
-        </w:rPr>
-        <w:t>“Hotuba potovu” inaweza kutafsiriwa kama “kuongea kwa njia mbaya” au “mazungumzo ya udanganyifu” au “njia isiyo ya maadili ya kuongea.”</w:t>
-      </w:r>
-    </w:p>
-    <w:p>
-      <w:pPr>
-        <w:pStyle w:val="ListBullet"/>
-        <w:spacing w:line="240" w:lineRule="auto"/>
-        <w:ind w:left="720"/>
-      </w:pPr>
-      <w:r>
-        <w:rPr>
-          <w:lang w:val="sw_KE" w:bidi="sw_KE"/>
-        </w:rPr>
-      </w:r>
-      <w:r>
-        <w:rPr>
-          <w:lang w:val="sw_KE" w:bidi="sw_KE"/>
-        </w:rPr>
-        <w:t>“Watu wapotovu” wanaweza kuelezewa kama “watu wasio na maadili” au “watu ambao wamepotoka kimaadili” au “watu ambao daima hawamtii Mungu.”</w:t>
-      </w:r>
-    </w:p>
-    <w:p>
-      <w:pPr>
-        <w:pStyle w:val="ListBullet"/>
-        <w:spacing w:line="240" w:lineRule="auto"/>
-        <w:ind w:left="720"/>
-      </w:pPr>
-      <w:r>
-        <w:rPr>
-          <w:lang w:val="sw_KE" w:bidi="sw_KE"/>
-        </w:rPr>
-      </w:r>
-      <w:r>
-        <w:rPr>
-          <w:lang w:val="sw_KE" w:bidi="sw_KE"/>
-        </w:rPr>
-        <w:t>Kirai"kutenda kwa upotovu" kinaweza kutafsiriwa kama "kujihusisha na maovu" au "kufanya mambo kinyume na amri za Mungu" au "kuishi kwa njia inayokataa mafundisho ya Mungu."</w:t>
-      </w:r>
-    </w:p>
-    <w:p>
-      <w:pPr>
-        <w:pStyle w:val="ListBullet"/>
-        <w:spacing w:line="240" w:lineRule="auto"/>
-        <w:ind w:left="720"/>
-      </w:pPr>
-      <w:r>
-        <w:rPr>
-          <w:lang w:val="sw_KE" w:bidi="sw_KE"/>
-        </w:rPr>
-      </w:r>
-      <w:r>
-        <w:rPr>
-          <w:lang w:val="sw_KE" w:bidi="sw_KE"/>
-        </w:rPr>
-        <w:t>Neno "mpotovu" linaweza pia kutafsiriwa kama "kusababisha kuwa fisadi" au "kubadilisha kuwa kitu kibaya."</w:t>
-      </w:r>
-    </w:p>
-    <w:p>
-      <w:pPr/>
-      <w:r>
-        <w:rPr>
-          <w:lang w:val="sw_KE" w:bidi="sw_KE"/>
-        </w:rPr>
-      </w:r>
-      <w:r>
-        <w:rPr>
-          <w:lang w:val="sw_KE" w:bidi="sw_KE"/>
-        </w:rPr>
-        <w:t xml:space="preserve">(Tazama pia: </w:t>
-      </w:r>
-      <w:r>
-        <w:rPr>
-          <w:lang w:val="sw_KE" w:bidi="sw_KE"/>
-        </w:rPr>
-        <w:t>fisadi</w:t>
-      </w:r>
-      <w:r>
-        <w:rPr>
-          <w:lang w:val="sw_KE" w:bidi="sw_KE"/>
-        </w:rPr>
-        <w:t xml:space="preserve">, </w:t>
-      </w:r>
-      <w:r>
-        <w:rPr>
-          <w:lang w:val="sw_KE" w:bidi="sw_KE"/>
-        </w:rPr>
         <w:t>danganya</w:t>
       </w:r>
       <w:r>
         <w:rPr>
           <w:lang w:val="sw_KE" w:bidi="sw_KE"/>
         </w:rPr>
-        <w:t xml:space="preserve">, </w:t>
-      </w:r>
-      <w:r>
-        <w:rPr>
-          <w:lang w:val="sw_KE" w:bidi="sw_KE"/>
-        </w:rPr>
-        <w:t>asi</w:t>
-      </w:r>
-      <w:r>
-        <w:rPr>
-          <w:lang w:val="sw_KE" w:bidi="sw_KE"/>
-        </w:rPr>
-        <w:t xml:space="preserve">, </w:t>
+        <w:t xml:space="preserve">, asi, </w:t>
       </w:r>
       <w:r>
         <w:rPr>
@@ -8793,19 +8757,7 @@
         <w:rPr>
           <w:lang w:val="sw_KE" w:bidi="sw_KE"/>
         </w:rPr>
-        <w:t xml:space="preserve">, </w:t>
-      </w:r>
-      <w:r>
-        <w:rPr>
-          <w:lang w:val="sw_KE" w:bidi="sw_KE"/>
-        </w:rPr>
-        <w:t>geuka</w:t>
-      </w:r>
-      <w:r>
-        <w:rPr>
-          <w:lang w:val="sw_KE" w:bidi="sw_KE"/>
-        </w:rPr>
-        <w:t>)</w:t>
+        <w:t>, geuka)</w:t>
       </w:r>
     </w:p>
     <w:p>
